--- a/doc/Documentação_NUUH12.docx
+++ b/doc/Documentação_NUUH12.docx
@@ -402,7 +402,6 @@
                         <w:jc w:val="center"/>
                         <w:textDirection w:val="btLr"/>
                       </w:pPr>
-                      <w:proofErr w:type="spellStart"/>
                       <w:r>
                         <w:rPr>
                           <w:rFonts w:ascii="Arial" w:eastAsia="Arial" w:hAnsi="Arial" w:cs="Arial"/>
@@ -410,17 +409,7 @@
                           <w:color w:val="000000"/>
                           <w:sz w:val="36"/>
                         </w:rPr>
-                        <w:t>Pró-Reitoria</w:t>
-                      </w:r>
-                      <w:proofErr w:type="spellEnd"/>
-                      <w:r>
-                        <w:rPr>
-                          <w:rFonts w:ascii="Arial" w:eastAsia="Arial" w:hAnsi="Arial" w:cs="Arial"/>
-                          <w:b/>
-                          <w:color w:val="000000"/>
-                          <w:sz w:val="36"/>
-                        </w:rPr>
-                        <w:t xml:space="preserve"> Acadêmica</w:t>
+                        <w:t>Pró-Reitoria Acadêmica</w:t>
                       </w:r>
                     </w:p>
                     <w:p>
@@ -782,16 +771,7 @@
                                 <w:color w:val="000000"/>
                                 <w:sz w:val="36"/>
                               </w:rPr>
-                              <w:t xml:space="preserve">Autores: Ana Beatriz Chaves Cardoso da Silva, </w:t>
-                            </w:r>
-                            <w:r>
-                              <w:rPr>
-                                <w:rFonts w:ascii="Arial" w:eastAsia="Arial" w:hAnsi="Arial" w:cs="Arial"/>
-                                <w:b/>
-                                <w:color w:val="000000"/>
-                                <w:sz w:val="36"/>
-                              </w:rPr>
-                              <w:t xml:space="preserve">Anabell Roanes Rodrigues de Amorim, Guilherme Fiorelli Braz Rodrigues. </w:t>
+                              <w:t xml:space="preserve">Autores: Ana Beatriz Chaves Cardoso da Silva, Anabell Roanes Rodrigues de Amorim, Guilherme Fiorelli Braz Rodrigues. </w:t>
                             </w:r>
                             <w:r>
                               <w:rPr>
@@ -859,47 +839,7 @@
                           <w:color w:val="000000"/>
                           <w:sz w:val="36"/>
                         </w:rPr>
-                        <w:t xml:space="preserve">Autores: Ana Beatriz Chaves Cardoso da Silva, </w:t>
-                      </w:r>
-                      <w:proofErr w:type="spellStart"/>
-                      <w:r>
-                        <w:rPr>
-                          <w:rFonts w:ascii="Arial" w:eastAsia="Arial" w:hAnsi="Arial" w:cs="Arial"/>
-                          <w:b/>
-                          <w:color w:val="000000"/>
-                          <w:sz w:val="36"/>
-                        </w:rPr>
-                        <w:t>Anabell</w:t>
-                      </w:r>
-                      <w:proofErr w:type="spellEnd"/>
-                      <w:r>
-                        <w:rPr>
-                          <w:rFonts w:ascii="Arial" w:eastAsia="Arial" w:hAnsi="Arial" w:cs="Arial"/>
-                          <w:b/>
-                          <w:color w:val="000000"/>
-                          <w:sz w:val="36"/>
-                        </w:rPr>
-                        <w:t xml:space="preserve"> </w:t>
-                      </w:r>
-                      <w:proofErr w:type="spellStart"/>
-                      <w:r>
-                        <w:rPr>
-                          <w:rFonts w:ascii="Arial" w:eastAsia="Arial" w:hAnsi="Arial" w:cs="Arial"/>
-                          <w:b/>
-                          <w:color w:val="000000"/>
-                          <w:sz w:val="36"/>
-                        </w:rPr>
-                        <w:t>Roanes</w:t>
-                      </w:r>
-                      <w:proofErr w:type="spellEnd"/>
-                      <w:r>
-                        <w:rPr>
-                          <w:rFonts w:ascii="Arial" w:eastAsia="Arial" w:hAnsi="Arial" w:cs="Arial"/>
-                          <w:b/>
-                          <w:color w:val="000000"/>
-                          <w:sz w:val="36"/>
-                        </w:rPr>
-                        <w:t xml:space="preserve"> Rodrigues de Amorim, Guilherme Fiorelli Braz Rodrigues. </w:t>
+                        <w:t xml:space="preserve">Autores: Ana Beatriz Chaves Cardoso da Silva, Anabell Roanes Rodrigues de Amorim, Guilherme Fiorelli Braz Rodrigues. </w:t>
                       </w:r>
                       <w:r>
                         <w:rPr>
@@ -1061,6 +1001,24 @@
         <w:lastRenderedPageBreak/>
         <w:t>Ana Beatriz Chaves Cardoso da Silva</w:t>
       </w:r>
+      <w:r>
+        <w:rPr>
+          <w:rFonts w:ascii="Arial" w:eastAsia="Arial" w:hAnsi="Arial" w:cs="Arial"/>
+          <w:b/>
+          <w:sz w:val="24"/>
+          <w:szCs w:val="24"/>
+        </w:rPr>
+        <w:t xml:space="preserve"> - </w:t>
+      </w:r>
+      <w:r>
+        <w:rPr>
+          <w:rFonts w:ascii="Arial" w:eastAsia="Arial" w:hAnsi="Arial" w:cs="Arial"/>
+          <w:b/>
+          <w:sz w:val="24"/>
+          <w:szCs w:val="24"/>
+        </w:rPr>
+        <w:t>UC23100039</w:t>
+      </w:r>
     </w:p>
     <w:p>
       <w:pPr>
@@ -1114,6 +1072,24 @@
         </w:rPr>
         <w:t xml:space="preserve"> Rodrigues de Amorim</w:t>
       </w:r>
+      <w:r>
+        <w:rPr>
+          <w:rFonts w:ascii="Arial" w:eastAsia="Arial" w:hAnsi="Arial" w:cs="Arial"/>
+          <w:b/>
+          <w:sz w:val="24"/>
+          <w:szCs w:val="24"/>
+        </w:rPr>
+        <w:t xml:space="preserve"> - </w:t>
+      </w:r>
+      <w:r>
+        <w:rPr>
+          <w:rFonts w:ascii="Arial" w:eastAsia="Arial" w:hAnsi="Arial" w:cs="Arial"/>
+          <w:b/>
+          <w:sz w:val="24"/>
+          <w:szCs w:val="24"/>
+        </w:rPr>
+        <w:t>UC23191953</w:t>
+      </w:r>
     </w:p>
     <w:p>
       <w:pPr>
@@ -1144,7 +1120,7 @@
           <w:sz w:val="24"/>
           <w:szCs w:val="24"/>
         </w:rPr>
-        <w:t xml:space="preserve">. </w:t>
+        <w:t xml:space="preserve"> - UC23101661</w:t>
       </w:r>
     </w:p>
     <w:p>
@@ -1791,26 +1767,6 @@
     </w:p>
     <w:p>
       <w:pPr>
-        <w:pBdr>
-          <w:top w:val="nil"/>
-          <w:left w:val="nil"/>
-          <w:bottom w:val="nil"/>
-          <w:right w:val="nil"/>
-          <w:between w:val="nil"/>
-        </w:pBdr>
-        <w:spacing w:before="120" w:after="120"/>
-        <w:jc w:val="both"/>
-        <w:rPr>
-          <w:rFonts w:ascii="Times New Roman" w:eastAsia="Times New Roman" w:hAnsi="Times New Roman" w:cs="Times New Roman"/>
-          <w:b/>
-          <w:smallCaps/>
-          <w:sz w:val="24"/>
-          <w:szCs w:val="24"/>
-        </w:rPr>
-      </w:pPr>
-    </w:p>
-    <w:p>
-      <w:pPr>
         <w:widowControl w:val="0"/>
         <w:tabs>
           <w:tab w:val="left" w:pos="1080"/>
@@ -1833,6 +1789,7 @@
           <w:sz w:val="24"/>
           <w:szCs w:val="24"/>
         </w:rPr>
+        <w:lastRenderedPageBreak/>
         <w:t>RESUMO</w:t>
       </w:r>
     </w:p>
@@ -3923,7 +3880,7 @@
                 <w:sz w:val="24"/>
                 <w:szCs w:val="24"/>
               </w:rPr>
-              <w:t xml:space="preserve">1. </w:t>
+              <w:t>1. Introdução</w:t>
             </w:r>
             <w:r>
               <w:rPr>
@@ -3933,20 +3890,18 @@
                 <w:sz w:val="24"/>
                 <w:szCs w:val="24"/>
               </w:rPr>
-              <w:t>Introdução</w:t>
-            </w:r>
-            <w:r>
-              <w:rPr>
-                <w:rFonts w:ascii="Arial" w:eastAsia="Arial" w:hAnsi="Arial" w:cs="Arial"/>
-                <w:b/>
-                <w:color w:val="000000"/>
-                <w:sz w:val="24"/>
-                <w:szCs w:val="24"/>
-              </w:rPr>
               <w:tab/>
-              <w:t>14</w:t>
             </w:r>
           </w:hyperlink>
+          <w:r>
+            <w:rPr>
+              <w:rFonts w:ascii="Arial" w:eastAsia="Arial" w:hAnsi="Arial" w:cs="Arial"/>
+              <w:color w:val="000000"/>
+              <w:sz w:val="24"/>
+              <w:szCs w:val="24"/>
+            </w:rPr>
+            <w:t>06</w:t>
+          </w:r>
         </w:p>
         <w:p>
           <w:pPr>
@@ -3977,7 +3932,7 @@
                 <w:sz w:val="24"/>
                 <w:szCs w:val="24"/>
               </w:rPr>
-              <w:t>2. A</w:t>
+              <w:t>2. Análise institucional</w:t>
             </w:r>
             <w:r>
               <w:rPr>
@@ -3987,18 +3942,8 @@
                 <w:sz w:val="24"/>
                 <w:szCs w:val="24"/>
               </w:rPr>
-              <w:t>nálise institucional</w:t>
-            </w:r>
-            <w:r>
-              <w:rPr>
-                <w:rFonts w:ascii="Arial" w:eastAsia="Arial" w:hAnsi="Arial" w:cs="Arial"/>
-                <w:b/>
-                <w:color w:val="000000"/>
-                <w:sz w:val="24"/>
-                <w:szCs w:val="24"/>
-              </w:rPr>
               <w:tab/>
-              <w:t>14</w:t>
+              <w:t>06</w:t>
             </w:r>
           </w:hyperlink>
         </w:p>
@@ -4041,7 +3986,7 @@
                 <w:szCs w:val="24"/>
               </w:rPr>
               <w:tab/>
-              <w:t>14</w:t>
+              <w:t>06</w:t>
             </w:r>
           </w:hyperlink>
         </w:p>
@@ -4084,7 +4029,7 @@
                 <w:szCs w:val="24"/>
               </w:rPr>
               <w:tab/>
-              <w:t>15</w:t>
+              <w:t>06</w:t>
             </w:r>
           </w:hyperlink>
         </w:p>
@@ -4127,7 +4072,7 @@
                 <w:szCs w:val="24"/>
               </w:rPr>
               <w:tab/>
-              <w:t>16</w:t>
+              <w:t>07</w:t>
             </w:r>
           </w:hyperlink>
         </w:p>
@@ -4170,7 +4115,7 @@
                 <w:szCs w:val="24"/>
               </w:rPr>
               <w:tab/>
-              <w:t>17</w:t>
+              <w:t>07</w:t>
             </w:r>
           </w:hyperlink>
         </w:p>
@@ -4214,7 +4159,7 @@
                 <w:szCs w:val="24"/>
               </w:rPr>
               <w:tab/>
-              <w:t>18</w:t>
+              <w:t>07</w:t>
             </w:r>
           </w:hyperlink>
         </w:p>
@@ -4257,7 +4202,7 @@
                 <w:szCs w:val="24"/>
               </w:rPr>
               <w:tab/>
-              <w:t>18</w:t>
+              <w:t>07</w:t>
             </w:r>
           </w:hyperlink>
         </w:p>
@@ -4300,7 +4245,7 @@
                 <w:szCs w:val="24"/>
               </w:rPr>
               <w:tab/>
-              <w:t>18</w:t>
+              <w:t>08</w:t>
             </w:r>
           </w:hyperlink>
         </w:p>
@@ -4337,7 +4282,7 @@
                 <w:szCs w:val="24"/>
               </w:rPr>
               <w:tab/>
-              <w:t>19</w:t>
+              <w:t>08</w:t>
             </w:r>
           </w:hyperlink>
         </w:p>
@@ -4387,7 +4332,14 @@
               <w:szCs w:val="24"/>
             </w:rPr>
             <w:tab/>
-            <w:t>12</w:t>
+          </w:r>
+          <w:r>
+            <w:rPr>
+              <w:rFonts w:ascii="Arial" w:hAnsi="Arial" w:cs="Arial"/>
+              <w:sz w:val="24"/>
+              <w:szCs w:val="24"/>
+            </w:rPr>
+            <w:t>09</w:t>
           </w:r>
         </w:p>
         <w:p>
@@ -4432,7 +4384,14 @@
               <w:szCs w:val="24"/>
             </w:rPr>
             <w:tab/>
-            <w:t>13</w:t>
+          </w:r>
+          <w:r>
+            <w:rPr>
+              <w:rFonts w:ascii="Arial" w:hAnsi="Arial" w:cs="Arial"/>
+              <w:sz w:val="24"/>
+              <w:szCs w:val="24"/>
+            </w:rPr>
+            <w:t>09</w:t>
           </w:r>
         </w:p>
         <w:p>
@@ -4460,23 +4419,7 @@
               <w:sz w:val="24"/>
               <w:szCs w:val="24"/>
             </w:rPr>
-            <w:t xml:space="preserve">    4.</w:t>
-          </w:r>
-          <w:r>
-            <w:rPr>
-              <w:rFonts w:ascii="Arial" w:hAnsi="Arial" w:cs="Arial"/>
-              <w:sz w:val="24"/>
-              <w:szCs w:val="24"/>
-            </w:rPr>
-            <w:t>2</w:t>
-          </w:r>
-          <w:r>
-            <w:rPr>
-              <w:rFonts w:ascii="Arial" w:hAnsi="Arial" w:cs="Arial"/>
-              <w:sz w:val="24"/>
-              <w:szCs w:val="24"/>
-            </w:rPr>
-            <w:t xml:space="preserve"> </w:t>
+            <w:t xml:space="preserve">    4.2 </w:t>
           </w:r>
           <w:r>
             <w:rPr>
@@ -4493,7 +4436,14 @@
               <w:szCs w:val="24"/>
             </w:rPr>
             <w:tab/>
-            <w:t>13</w:t>
+          </w:r>
+          <w:r>
+            <w:rPr>
+              <w:rFonts w:ascii="Arial" w:hAnsi="Arial" w:cs="Arial"/>
+              <w:sz w:val="24"/>
+              <w:szCs w:val="24"/>
+            </w:rPr>
+            <w:t>09</w:t>
           </w:r>
         </w:p>
         <w:p>
@@ -4521,23 +4471,7 @@
               <w:sz w:val="24"/>
               <w:szCs w:val="24"/>
             </w:rPr>
-            <w:t xml:space="preserve">    4.</w:t>
-          </w:r>
-          <w:r>
-            <w:rPr>
-              <w:rFonts w:ascii="Arial" w:hAnsi="Arial" w:cs="Arial"/>
-              <w:sz w:val="24"/>
-              <w:szCs w:val="24"/>
-            </w:rPr>
-            <w:t>3</w:t>
-          </w:r>
-          <w:r>
-            <w:rPr>
-              <w:rFonts w:ascii="Arial" w:hAnsi="Arial" w:cs="Arial"/>
-              <w:sz w:val="24"/>
-              <w:szCs w:val="24"/>
-            </w:rPr>
-            <w:t xml:space="preserve"> </w:t>
+            <w:t xml:space="preserve">    4.3 </w:t>
           </w:r>
           <w:r>
             <w:rPr>
@@ -4554,7 +4488,15 @@
               <w:szCs w:val="24"/>
             </w:rPr>
             <w:tab/>
-            <w:t>13</w:t>
+            <w:t>1</w:t>
+          </w:r>
+          <w:r>
+            <w:rPr>
+              <w:rFonts w:ascii="Arial" w:hAnsi="Arial" w:cs="Arial"/>
+              <w:sz w:val="24"/>
+              <w:szCs w:val="24"/>
+            </w:rPr>
+            <w:t>0</w:t>
           </w:r>
         </w:p>
         <w:p>
@@ -4582,23 +4524,7 @@
               <w:sz w:val="24"/>
               <w:szCs w:val="24"/>
             </w:rPr>
-            <w:t xml:space="preserve">    4.</w:t>
-          </w:r>
-          <w:r>
-            <w:rPr>
-              <w:rFonts w:ascii="Arial" w:hAnsi="Arial" w:cs="Arial"/>
-              <w:sz w:val="24"/>
-              <w:szCs w:val="24"/>
-            </w:rPr>
-            <w:t>4</w:t>
-          </w:r>
-          <w:r>
-            <w:rPr>
-              <w:rFonts w:ascii="Arial" w:hAnsi="Arial" w:cs="Arial"/>
-              <w:sz w:val="24"/>
-              <w:szCs w:val="24"/>
-            </w:rPr>
-            <w:t xml:space="preserve"> </w:t>
+            <w:t xml:space="preserve">    4.4 </w:t>
           </w:r>
           <w:r>
             <w:rPr>
@@ -4615,7 +4541,15 @@
               <w:szCs w:val="24"/>
             </w:rPr>
             <w:tab/>
-            <w:t>14</w:t>
+            <w:t>1</w:t>
+          </w:r>
+          <w:r>
+            <w:rPr>
+              <w:rFonts w:ascii="Arial" w:hAnsi="Arial" w:cs="Arial"/>
+              <w:sz w:val="24"/>
+              <w:szCs w:val="24"/>
+            </w:rPr>
+            <w:t>0</w:t>
           </w:r>
         </w:p>
         <w:p>
@@ -4643,15 +4577,7 @@
               <w:sz w:val="24"/>
               <w:szCs w:val="24"/>
             </w:rPr>
-            <w:t xml:space="preserve">    4.</w:t>
-          </w:r>
-          <w:r>
-            <w:rPr>
-              <w:rFonts w:ascii="Arial" w:hAnsi="Arial" w:cs="Arial"/>
-              <w:sz w:val="24"/>
-              <w:szCs w:val="24"/>
-            </w:rPr>
-            <w:t>5</w:t>
+            <w:t xml:space="preserve">    4.5</w:t>
           </w:r>
           <w:r>
             <w:rPr>
@@ -4668,7 +4594,15 @@
               <w:szCs w:val="24"/>
             </w:rPr>
             <w:tab/>
-            <w:t>15</w:t>
+            <w:t>1</w:t>
+          </w:r>
+          <w:r>
+            <w:rPr>
+              <w:rFonts w:ascii="Arial" w:hAnsi="Arial" w:cs="Arial"/>
+              <w:sz w:val="24"/>
+              <w:szCs w:val="24"/>
+            </w:rPr>
+            <w:t>0</w:t>
           </w:r>
         </w:p>
         <w:p>
@@ -4696,15 +4630,7 @@
               <w:sz w:val="24"/>
               <w:szCs w:val="24"/>
             </w:rPr>
-            <w:t xml:space="preserve">    4.</w:t>
-          </w:r>
-          <w:r>
-            <w:rPr>
-              <w:rFonts w:ascii="Arial" w:hAnsi="Arial" w:cs="Arial"/>
-              <w:sz w:val="24"/>
-              <w:szCs w:val="24"/>
-            </w:rPr>
-            <w:t>6</w:t>
+            <w:t xml:space="preserve">    4.6</w:t>
           </w:r>
           <w:r>
             <w:rPr>
@@ -4720,8 +4646,246 @@
               <w:sz w:val="24"/>
               <w:szCs w:val="24"/>
             </w:rPr>
+            <w:t xml:space="preserve">   </w:t>
+          </w:r>
+          <w:r>
+            <w:rPr>
+              <w:rFonts w:ascii="Arial" w:hAnsi="Arial" w:cs="Arial"/>
+              <w:sz w:val="24"/>
+              <w:szCs w:val="24"/>
+            </w:rPr>
             <w:tab/>
-            <w:t>16</w:t>
+            <w:t>11</w:t>
+          </w:r>
+        </w:p>
+        <w:p>
+          <w:pPr>
+            <w:pBdr>
+              <w:top w:val="nil"/>
+              <w:left w:val="nil"/>
+              <w:bottom w:val="nil"/>
+              <w:right w:val="nil"/>
+              <w:between w:val="nil"/>
+            </w:pBdr>
+            <w:tabs>
+              <w:tab w:val="right" w:pos="9061"/>
+            </w:tabs>
+            <w:spacing w:after="100"/>
+            <w:rPr>
+              <w:rFonts w:ascii="Arial" w:hAnsi="Arial" w:cs="Arial"/>
+              <w:sz w:val="24"/>
+              <w:szCs w:val="24"/>
+            </w:rPr>
+          </w:pPr>
+          <w:r>
+            <w:rPr>
+              <w:rFonts w:ascii="Arial" w:hAnsi="Arial" w:cs="Arial"/>
+              <w:sz w:val="24"/>
+              <w:szCs w:val="24"/>
+            </w:rPr>
+            <w:t xml:space="preserve">    4.7 Necessidades do Cliente</w:t>
+          </w:r>
+          <w:r>
+            <w:rPr>
+              <w:rFonts w:ascii="Arial" w:hAnsi="Arial" w:cs="Arial"/>
+              <w:sz w:val="24"/>
+              <w:szCs w:val="24"/>
+            </w:rPr>
+            <w:tab/>
+            <w:t>11</w:t>
+          </w:r>
+        </w:p>
+        <w:p>
+          <w:pPr>
+            <w:pBdr>
+              <w:top w:val="nil"/>
+              <w:left w:val="nil"/>
+              <w:bottom w:val="nil"/>
+              <w:right w:val="nil"/>
+              <w:between w:val="nil"/>
+            </w:pBdr>
+            <w:tabs>
+              <w:tab w:val="right" w:pos="9061"/>
+            </w:tabs>
+            <w:spacing w:after="100"/>
+            <w:rPr>
+              <w:rFonts w:ascii="Arial" w:hAnsi="Arial" w:cs="Arial"/>
+              <w:sz w:val="24"/>
+              <w:szCs w:val="24"/>
+            </w:rPr>
+          </w:pPr>
+          <w:r>
+            <w:rPr>
+              <w:rFonts w:ascii="Arial" w:hAnsi="Arial" w:cs="Arial"/>
+              <w:sz w:val="24"/>
+              <w:szCs w:val="24"/>
+            </w:rPr>
+            <w:t xml:space="preserve">    4.8 Perspectiva do Produto</w:t>
+          </w:r>
+          <w:r>
+            <w:rPr>
+              <w:rFonts w:ascii="Arial" w:hAnsi="Arial" w:cs="Arial"/>
+              <w:sz w:val="24"/>
+              <w:szCs w:val="24"/>
+            </w:rPr>
+            <w:tab/>
+            <w:t>11</w:t>
+          </w:r>
+        </w:p>
+        <w:p>
+          <w:pPr>
+            <w:pBdr>
+              <w:top w:val="nil"/>
+              <w:left w:val="nil"/>
+              <w:bottom w:val="nil"/>
+              <w:right w:val="nil"/>
+              <w:between w:val="nil"/>
+            </w:pBdr>
+            <w:tabs>
+              <w:tab w:val="right" w:pos="9061"/>
+            </w:tabs>
+            <w:spacing w:after="100"/>
+            <w:rPr>
+              <w:rFonts w:ascii="Arial" w:hAnsi="Arial" w:cs="Arial"/>
+              <w:sz w:val="24"/>
+              <w:szCs w:val="24"/>
+            </w:rPr>
+          </w:pPr>
+          <w:r>
+            <w:rPr>
+              <w:rFonts w:ascii="Arial" w:hAnsi="Arial" w:cs="Arial"/>
+              <w:sz w:val="24"/>
+              <w:szCs w:val="24"/>
+            </w:rPr>
+            <w:t xml:space="preserve">    4.9 Tabela de Funcionalidades</w:t>
+          </w:r>
+          <w:r>
+            <w:rPr>
+              <w:rFonts w:ascii="Arial" w:hAnsi="Arial" w:cs="Arial"/>
+              <w:sz w:val="24"/>
+              <w:szCs w:val="24"/>
+            </w:rPr>
+            <w:tab/>
+            <w:t>12</w:t>
+          </w:r>
+        </w:p>
+        <w:p>
+          <w:pPr>
+            <w:pBdr>
+              <w:top w:val="nil"/>
+              <w:left w:val="nil"/>
+              <w:bottom w:val="nil"/>
+              <w:right w:val="nil"/>
+              <w:between w:val="nil"/>
+            </w:pBdr>
+            <w:tabs>
+              <w:tab w:val="right" w:pos="9061"/>
+            </w:tabs>
+            <w:spacing w:after="100"/>
+            <w:rPr>
+              <w:rFonts w:ascii="Arial" w:hAnsi="Arial" w:cs="Arial"/>
+              <w:sz w:val="24"/>
+              <w:szCs w:val="24"/>
+            </w:rPr>
+          </w:pPr>
+          <w:r>
+            <w:rPr>
+              <w:rFonts w:ascii="Arial" w:hAnsi="Arial" w:cs="Arial"/>
+              <w:sz w:val="24"/>
+              <w:szCs w:val="24"/>
+            </w:rPr>
+            <w:t xml:space="preserve">    4.10 Restrições</w:t>
+          </w:r>
+          <w:r>
+            <w:rPr>
+              <w:rFonts w:ascii="Arial" w:hAnsi="Arial" w:cs="Arial"/>
+              <w:sz w:val="24"/>
+              <w:szCs w:val="24"/>
+            </w:rPr>
+            <w:tab/>
+            <w:t>12</w:t>
+          </w:r>
+        </w:p>
+        <w:p>
+          <w:pPr>
+            <w:pBdr>
+              <w:top w:val="nil"/>
+              <w:left w:val="nil"/>
+              <w:bottom w:val="nil"/>
+              <w:right w:val="nil"/>
+              <w:between w:val="nil"/>
+            </w:pBdr>
+            <w:tabs>
+              <w:tab w:val="right" w:pos="9061"/>
+            </w:tabs>
+            <w:spacing w:after="100"/>
+            <w:rPr>
+              <w:rFonts w:ascii="Arial" w:hAnsi="Arial" w:cs="Arial"/>
+              <w:sz w:val="24"/>
+              <w:szCs w:val="24"/>
+            </w:rPr>
+          </w:pPr>
+          <w:r>
+            <w:rPr>
+              <w:rFonts w:ascii="Arial" w:hAnsi="Arial" w:cs="Arial"/>
+              <w:sz w:val="24"/>
+              <w:szCs w:val="24"/>
+            </w:rPr>
+            <w:t xml:space="preserve">    4.11 Riscos</w:t>
+          </w:r>
+          <w:r>
+            <w:rPr>
+              <w:rFonts w:ascii="Arial" w:hAnsi="Arial" w:cs="Arial"/>
+              <w:sz w:val="24"/>
+              <w:szCs w:val="24"/>
+            </w:rPr>
+            <w:tab/>
+            <w:t>12</w:t>
+          </w:r>
+        </w:p>
+        <w:p>
+          <w:pPr>
+            <w:pBdr>
+              <w:top w:val="nil"/>
+              <w:left w:val="nil"/>
+              <w:bottom w:val="nil"/>
+              <w:right w:val="nil"/>
+              <w:between w:val="nil"/>
+            </w:pBdr>
+            <w:tabs>
+              <w:tab w:val="right" w:pos="9061"/>
+            </w:tabs>
+            <w:spacing w:after="100"/>
+            <w:rPr>
+              <w:rFonts w:ascii="Arial" w:hAnsi="Arial" w:cs="Arial"/>
+              <w:sz w:val="24"/>
+              <w:szCs w:val="24"/>
+            </w:rPr>
+          </w:pPr>
+          <w:r>
+            <w:rPr>
+              <w:rFonts w:ascii="Arial" w:hAnsi="Arial" w:cs="Arial"/>
+              <w:sz w:val="24"/>
+              <w:szCs w:val="24"/>
+            </w:rPr>
+            <w:t xml:space="preserve">    4.12 Requisitos do Produto</w:t>
+          </w:r>
+          <w:r>
+            <w:rPr>
+              <w:rFonts w:ascii="Arial" w:hAnsi="Arial" w:cs="Arial"/>
+              <w:sz w:val="24"/>
+              <w:szCs w:val="24"/>
+            </w:rPr>
+            <w:tab/>
+            <w:t>1</w:t>
+          </w:r>
+          <w:r>
+            <w:rPr>
+              <w:rFonts w:ascii="Arial" w:hAnsi="Arial" w:cs="Arial"/>
+              <w:sz w:val="24"/>
+              <w:szCs w:val="24"/>
+            </w:rPr>
+            <w:t>3</w:t>
           </w:r>
         </w:p>
         <w:p>
@@ -4753,7 +4917,7 @@
                 <w:sz w:val="24"/>
                 <w:szCs w:val="24"/>
               </w:rPr>
-              <w:t>5. Documentação e análise</w:t>
+              <w:t>5. Diagramas</w:t>
             </w:r>
             <w:r>
               <w:rPr>
@@ -4764,7 +4928,7 @@
                 <w:szCs w:val="24"/>
               </w:rPr>
               <w:tab/>
-              <w:t>29</w:t>
+              <w:t>13</w:t>
             </w:r>
           </w:hyperlink>
         </w:p>
@@ -4807,7 +4971,7 @@
                 <w:szCs w:val="24"/>
               </w:rPr>
               <w:tab/>
-              <w:t>29</w:t>
+              <w:t>13</w:t>
             </w:r>
           </w:hyperlink>
         </w:p>
@@ -4850,7 +5014,7 @@
                 <w:szCs w:val="24"/>
               </w:rPr>
               <w:tab/>
-              <w:t>30</w:t>
+              <w:t>14</w:t>
             </w:r>
           </w:hyperlink>
         </w:p>
@@ -4893,7 +5057,7 @@
                 <w:szCs w:val="24"/>
               </w:rPr>
               <w:tab/>
-              <w:t>12</w:t>
+              <w:t>17</w:t>
             </w:r>
           </w:hyperlink>
         </w:p>
@@ -4980,712 +5144,6 @@
     </w:p>
     <w:p>
       <w:pPr>
-        <w:ind w:left="720"/>
-        <w:jc w:val="both"/>
-        <w:rPr>
-          <w:rFonts w:ascii="Arial" w:eastAsia="Arial" w:hAnsi="Arial" w:cs="Arial"/>
-          <w:b/>
-          <w:sz w:val="24"/>
-          <w:szCs w:val="24"/>
-        </w:rPr>
-      </w:pPr>
-    </w:p>
-    <w:p>
-      <w:pPr>
-        <w:ind w:left="720"/>
-        <w:jc w:val="both"/>
-        <w:rPr>
-          <w:rFonts w:ascii="Arial" w:eastAsia="Arial" w:hAnsi="Arial" w:cs="Arial"/>
-          <w:b/>
-          <w:sz w:val="24"/>
-          <w:szCs w:val="24"/>
-        </w:rPr>
-      </w:pPr>
-    </w:p>
-    <w:p>
-      <w:pPr>
-        <w:ind w:left="720"/>
-        <w:jc w:val="both"/>
-        <w:rPr>
-          <w:rFonts w:ascii="Arial" w:eastAsia="Arial" w:hAnsi="Arial" w:cs="Arial"/>
-          <w:b/>
-          <w:sz w:val="24"/>
-          <w:szCs w:val="24"/>
-        </w:rPr>
-      </w:pPr>
-    </w:p>
-    <w:p>
-      <w:pPr>
-        <w:ind w:left="720"/>
-        <w:jc w:val="both"/>
-        <w:rPr>
-          <w:rFonts w:ascii="Arial" w:eastAsia="Arial" w:hAnsi="Arial" w:cs="Arial"/>
-          <w:b/>
-          <w:sz w:val="24"/>
-          <w:szCs w:val="24"/>
-        </w:rPr>
-      </w:pPr>
-    </w:p>
-    <w:p>
-      <w:pPr>
-        <w:ind w:left="720"/>
-        <w:jc w:val="both"/>
-        <w:rPr>
-          <w:rFonts w:ascii="Arial" w:eastAsia="Arial" w:hAnsi="Arial" w:cs="Arial"/>
-          <w:b/>
-          <w:sz w:val="24"/>
-          <w:szCs w:val="24"/>
-        </w:rPr>
-      </w:pPr>
-    </w:p>
-    <w:p>
-      <w:pPr>
-        <w:widowControl w:val="0"/>
-        <w:pBdr>
-          <w:top w:val="nil"/>
-          <w:left w:val="nil"/>
-          <w:bottom w:val="nil"/>
-          <w:right w:val="nil"/>
-          <w:between w:val="nil"/>
-        </w:pBdr>
-        <w:spacing w:after="0"/>
-        <w:jc w:val="center"/>
-        <w:rPr>
-          <w:rFonts w:ascii="Arial" w:eastAsia="Arial" w:hAnsi="Arial" w:cs="Arial"/>
-          <w:b/>
-          <w:color w:val="C00000"/>
-          <w:sz w:val="24"/>
-          <w:szCs w:val="24"/>
-        </w:rPr>
-      </w:pPr>
-      <w:r>
-        <w:rPr>
-          <w:rFonts w:ascii="Arial" w:eastAsia="Arial" w:hAnsi="Arial" w:cs="Arial"/>
-          <w:b/>
-          <w:color w:val="C00000"/>
-          <w:sz w:val="24"/>
-          <w:szCs w:val="24"/>
-        </w:rPr>
-        <w:lastRenderedPageBreak/>
-        <w:t>LISTA DE FIGURAS</w:t>
-      </w:r>
-    </w:p>
-    <w:sdt>
-      <w:sdtPr>
-        <w:rPr>
-          <w:color w:val="C00000"/>
-        </w:rPr>
-        <w:id w:val="559367655"/>
-        <w:docPartObj>
-          <w:docPartGallery w:val="Table of Contents"/>
-          <w:docPartUnique/>
-        </w:docPartObj>
-      </w:sdtPr>
-      <w:sdtContent>
-        <w:p>
-          <w:pPr>
-            <w:pBdr>
-              <w:top w:val="nil"/>
-              <w:left w:val="nil"/>
-              <w:bottom w:val="nil"/>
-              <w:right w:val="nil"/>
-              <w:between w:val="nil"/>
-            </w:pBdr>
-            <w:tabs>
-              <w:tab w:val="right" w:pos="8777"/>
-            </w:tabs>
-            <w:spacing w:after="0" w:line="360" w:lineRule="auto"/>
-            <w:jc w:val="center"/>
-            <w:rPr>
-              <w:rFonts w:ascii="Arial" w:eastAsia="Arial" w:hAnsi="Arial" w:cs="Arial"/>
-              <w:b/>
-              <w:color w:val="C00000"/>
-              <w:sz w:val="24"/>
-              <w:szCs w:val="24"/>
-            </w:rPr>
-          </w:pPr>
-          <w:r>
-            <w:rPr>
-              <w:color w:val="C00000"/>
-            </w:rPr>
-            <w:fldChar w:fldCharType="begin"/>
-          </w:r>
-          <w:r>
-            <w:rPr>
-              <w:color w:val="C00000"/>
-            </w:rPr>
-            <w:instrText xml:space="preserve"> TOC \h \u \z \t "Heading 1,1,Heading 2,2,Heading 3,3,Heading 4,4,Heading 5,5,Heading 6,6,"</w:instrText>
-          </w:r>
-          <w:r>
-            <w:rPr>
-              <w:color w:val="C00000"/>
-            </w:rPr>
-            <w:fldChar w:fldCharType="separate"/>
-          </w:r>
-        </w:p>
-        <w:p>
-          <w:pPr>
-            <w:pBdr>
-              <w:top w:val="nil"/>
-              <w:left w:val="nil"/>
-              <w:bottom w:val="nil"/>
-              <w:right w:val="nil"/>
-              <w:between w:val="nil"/>
-            </w:pBdr>
-            <w:tabs>
-              <w:tab w:val="right" w:pos="9061"/>
-            </w:tabs>
-            <w:spacing w:after="0" w:line="360" w:lineRule="auto"/>
-            <w:rPr>
-              <w:rFonts w:ascii="Cambria" w:eastAsia="Cambria" w:hAnsi="Cambria" w:cs="Cambria"/>
-              <w:color w:val="C00000"/>
-            </w:rPr>
-          </w:pPr>
-          <w:hyperlink w:anchor="_heading=h.z337ya">
-            <w:r>
-              <w:rPr>
-                <w:rFonts w:ascii="Arial" w:eastAsia="Arial" w:hAnsi="Arial" w:cs="Arial"/>
-                <w:color w:val="C00000"/>
-                <w:sz w:val="24"/>
-                <w:szCs w:val="24"/>
-              </w:rPr>
-              <w:t>Figura 3: Diagrama de caso de uso: Geral</w:t>
-            </w:r>
-            <w:r>
-              <w:rPr>
-                <w:rFonts w:ascii="Arial" w:eastAsia="Arial" w:hAnsi="Arial" w:cs="Arial"/>
-                <w:color w:val="C00000"/>
-                <w:sz w:val="24"/>
-                <w:szCs w:val="24"/>
-              </w:rPr>
-              <w:tab/>
-              <w:t>29</w:t>
-            </w:r>
-          </w:hyperlink>
-        </w:p>
-        <w:p>
-          <w:pPr>
-            <w:pBdr>
-              <w:top w:val="nil"/>
-              <w:left w:val="nil"/>
-              <w:bottom w:val="nil"/>
-              <w:right w:val="nil"/>
-              <w:between w:val="nil"/>
-            </w:pBdr>
-            <w:tabs>
-              <w:tab w:val="right" w:pos="9061"/>
-            </w:tabs>
-            <w:spacing w:after="0" w:line="360" w:lineRule="auto"/>
-            <w:rPr>
-              <w:rFonts w:ascii="Cambria" w:eastAsia="Cambria" w:hAnsi="Cambria" w:cs="Cambria"/>
-              <w:color w:val="C00000"/>
-            </w:rPr>
-          </w:pPr>
-          <w:hyperlink w:anchor="_heading=h.3whwml4">
-            <w:r>
-              <w:rPr>
-                <w:rFonts w:ascii="Arial" w:eastAsia="Arial" w:hAnsi="Arial" w:cs="Arial"/>
-                <w:color w:val="C00000"/>
-                <w:sz w:val="24"/>
-                <w:szCs w:val="24"/>
-              </w:rPr>
-              <w:t>Figura 4: Diagrama de caso de uso: Manter Perfil</w:t>
-            </w:r>
-            <w:r>
-              <w:rPr>
-                <w:rFonts w:ascii="Arial" w:eastAsia="Arial" w:hAnsi="Arial" w:cs="Arial"/>
-                <w:color w:val="C00000"/>
-                <w:sz w:val="24"/>
-                <w:szCs w:val="24"/>
-              </w:rPr>
-              <w:tab/>
-              <w:t>30</w:t>
-            </w:r>
-          </w:hyperlink>
-        </w:p>
-        <w:p>
-          <w:pPr>
-            <w:pBdr>
-              <w:top w:val="nil"/>
-              <w:left w:val="nil"/>
-              <w:bottom w:val="nil"/>
-              <w:right w:val="nil"/>
-              <w:between w:val="nil"/>
-            </w:pBdr>
-            <w:tabs>
-              <w:tab w:val="right" w:pos="9061"/>
-            </w:tabs>
-            <w:spacing w:after="0" w:line="360" w:lineRule="auto"/>
-            <w:rPr>
-              <w:rFonts w:ascii="Cambria" w:eastAsia="Cambria" w:hAnsi="Cambria" w:cs="Cambria"/>
-              <w:color w:val="C00000"/>
-            </w:rPr>
-          </w:pPr>
-          <w:hyperlink w:anchor="_heading=h.2bn6wsx">
-            <w:r>
-              <w:rPr>
-                <w:rFonts w:ascii="Arial" w:eastAsia="Arial" w:hAnsi="Arial" w:cs="Arial"/>
-                <w:color w:val="C00000"/>
-                <w:sz w:val="24"/>
-                <w:szCs w:val="24"/>
-              </w:rPr>
-              <w:t>Figura 5: Diagrama de caso de uso: Manter Menu</w:t>
-            </w:r>
-            <w:r>
-              <w:rPr>
-                <w:rFonts w:ascii="Arial" w:eastAsia="Arial" w:hAnsi="Arial" w:cs="Arial"/>
-                <w:color w:val="C00000"/>
-                <w:sz w:val="24"/>
-                <w:szCs w:val="24"/>
-              </w:rPr>
-              <w:tab/>
-              <w:t>31</w:t>
-            </w:r>
-          </w:hyperlink>
-        </w:p>
-        <w:p>
-          <w:pPr>
-            <w:pBdr>
-              <w:top w:val="nil"/>
-              <w:left w:val="nil"/>
-              <w:bottom w:val="nil"/>
-              <w:right w:val="nil"/>
-              <w:between w:val="nil"/>
-            </w:pBdr>
-            <w:tabs>
-              <w:tab w:val="right" w:pos="9061"/>
-            </w:tabs>
-            <w:spacing w:after="0" w:line="360" w:lineRule="auto"/>
-            <w:rPr>
-              <w:rFonts w:ascii="Cambria" w:eastAsia="Cambria" w:hAnsi="Cambria" w:cs="Cambria"/>
-              <w:color w:val="C00000"/>
-            </w:rPr>
-          </w:pPr>
-          <w:hyperlink w:anchor="_heading=h.49x2ik5">
-            <w:r>
-              <w:rPr>
-                <w:rFonts w:ascii="Arial" w:eastAsia="Arial" w:hAnsi="Arial" w:cs="Arial"/>
-                <w:color w:val="C00000"/>
-                <w:sz w:val="24"/>
-                <w:szCs w:val="24"/>
-              </w:rPr>
-              <w:t>Figura 6: Diagrama de caso de uso: Manter Usuário</w:t>
-            </w:r>
-            <w:r>
-              <w:rPr>
-                <w:rFonts w:ascii="Arial" w:eastAsia="Arial" w:hAnsi="Arial" w:cs="Arial"/>
-                <w:color w:val="C00000"/>
-                <w:sz w:val="24"/>
-                <w:szCs w:val="24"/>
-              </w:rPr>
-              <w:tab/>
-              <w:t>32</w:t>
-            </w:r>
-          </w:hyperlink>
-        </w:p>
-        <w:p>
-          <w:pPr>
-            <w:pBdr>
-              <w:top w:val="nil"/>
-              <w:left w:val="nil"/>
-              <w:bottom w:val="nil"/>
-              <w:right w:val="nil"/>
-              <w:between w:val="nil"/>
-            </w:pBdr>
-            <w:tabs>
-              <w:tab w:val="right" w:pos="9061"/>
-            </w:tabs>
-            <w:spacing w:after="0" w:line="360" w:lineRule="auto"/>
-            <w:rPr>
-              <w:rFonts w:ascii="Cambria" w:eastAsia="Cambria" w:hAnsi="Cambria" w:cs="Cambria"/>
-              <w:color w:val="C00000"/>
-            </w:rPr>
-          </w:pPr>
-          <w:hyperlink w:anchor="_heading=h.147n2zr">
-            <w:r>
-              <w:rPr>
-                <w:rFonts w:ascii="Arial" w:eastAsia="Arial" w:hAnsi="Arial" w:cs="Arial"/>
-                <w:color w:val="C00000"/>
-                <w:sz w:val="24"/>
-                <w:szCs w:val="24"/>
-              </w:rPr>
-              <w:t>Figura 7: Diagrama de caso de uso: Manter Cliente</w:t>
-            </w:r>
-            <w:r>
-              <w:rPr>
-                <w:rFonts w:ascii="Arial" w:eastAsia="Arial" w:hAnsi="Arial" w:cs="Arial"/>
-                <w:color w:val="C00000"/>
-                <w:sz w:val="24"/>
-                <w:szCs w:val="24"/>
-              </w:rPr>
-              <w:tab/>
-              <w:t>33</w:t>
-            </w:r>
-          </w:hyperlink>
-        </w:p>
-        <w:p>
-          <w:pPr>
-            <w:pBdr>
-              <w:top w:val="nil"/>
-              <w:left w:val="nil"/>
-              <w:bottom w:val="nil"/>
-              <w:right w:val="nil"/>
-              <w:between w:val="nil"/>
-            </w:pBdr>
-            <w:tabs>
-              <w:tab w:val="right" w:pos="9061"/>
-            </w:tabs>
-            <w:spacing w:after="0" w:line="360" w:lineRule="auto"/>
-            <w:rPr>
-              <w:rFonts w:ascii="Cambria" w:eastAsia="Cambria" w:hAnsi="Cambria" w:cs="Cambria"/>
-              <w:color w:val="C00000"/>
-            </w:rPr>
-          </w:pPr>
-          <w:hyperlink w:anchor="_heading=h.3o7alnk">
-            <w:r>
-              <w:rPr>
-                <w:rFonts w:ascii="Arial" w:eastAsia="Arial" w:hAnsi="Arial" w:cs="Arial"/>
-                <w:color w:val="C00000"/>
-                <w:sz w:val="24"/>
-                <w:szCs w:val="24"/>
-              </w:rPr>
-              <w:t>Figura 8: Diagrama de caso de uso: Manter Venda</w:t>
-            </w:r>
-            <w:r>
-              <w:rPr>
-                <w:rFonts w:ascii="Arial" w:eastAsia="Arial" w:hAnsi="Arial" w:cs="Arial"/>
-                <w:color w:val="C00000"/>
-                <w:sz w:val="24"/>
-                <w:szCs w:val="24"/>
-              </w:rPr>
-              <w:tab/>
-              <w:t>34</w:t>
-            </w:r>
-          </w:hyperlink>
-        </w:p>
-        <w:p>
-          <w:pPr>
-            <w:pBdr>
-              <w:top w:val="nil"/>
-              <w:left w:val="nil"/>
-              <w:bottom w:val="nil"/>
-              <w:right w:val="nil"/>
-              <w:between w:val="nil"/>
-            </w:pBdr>
-            <w:tabs>
-              <w:tab w:val="right" w:pos="9061"/>
-            </w:tabs>
-            <w:spacing w:after="0" w:line="360" w:lineRule="auto"/>
-            <w:rPr>
-              <w:rFonts w:ascii="Cambria" w:eastAsia="Cambria" w:hAnsi="Cambria" w:cs="Cambria"/>
-              <w:color w:val="C00000"/>
-            </w:rPr>
-          </w:pPr>
-          <w:hyperlink w:anchor="_heading=h.23ckvvd">
-            <w:r>
-              <w:rPr>
-                <w:rFonts w:ascii="Arial" w:eastAsia="Arial" w:hAnsi="Arial" w:cs="Arial"/>
-                <w:color w:val="C00000"/>
-                <w:sz w:val="24"/>
-                <w:szCs w:val="24"/>
-              </w:rPr>
-              <w:t>Figura 9: Diagrama de caso de uso: Manter Produto</w:t>
-            </w:r>
-            <w:r>
-              <w:rPr>
-                <w:rFonts w:ascii="Arial" w:eastAsia="Arial" w:hAnsi="Arial" w:cs="Arial"/>
-                <w:color w:val="C00000"/>
-                <w:sz w:val="24"/>
-                <w:szCs w:val="24"/>
-              </w:rPr>
-              <w:tab/>
-              <w:t>35</w:t>
-            </w:r>
-          </w:hyperlink>
-        </w:p>
-        <w:p>
-          <w:pPr>
-            <w:pBdr>
-              <w:top w:val="nil"/>
-              <w:left w:val="nil"/>
-              <w:bottom w:val="nil"/>
-              <w:right w:val="nil"/>
-              <w:between w:val="nil"/>
-            </w:pBdr>
-            <w:tabs>
-              <w:tab w:val="right" w:pos="9061"/>
-            </w:tabs>
-            <w:spacing w:after="0" w:line="360" w:lineRule="auto"/>
-            <w:rPr>
-              <w:rFonts w:ascii="Cambria" w:eastAsia="Cambria" w:hAnsi="Cambria" w:cs="Cambria"/>
-              <w:color w:val="C00000"/>
-            </w:rPr>
-          </w:pPr>
-          <w:hyperlink w:anchor="_heading=h.2hio093">
-            <w:r>
-              <w:rPr>
-                <w:rFonts w:ascii="Arial" w:eastAsia="Arial" w:hAnsi="Arial" w:cs="Arial"/>
-                <w:color w:val="C00000"/>
-                <w:sz w:val="24"/>
-                <w:szCs w:val="24"/>
-              </w:rPr>
-              <w:t>Figura 43: Diagrama de classe</w:t>
-            </w:r>
-            <w:r>
-              <w:rPr>
-                <w:rFonts w:ascii="Arial" w:eastAsia="Arial" w:hAnsi="Arial" w:cs="Arial"/>
-                <w:color w:val="C00000"/>
-                <w:sz w:val="24"/>
-                <w:szCs w:val="24"/>
-              </w:rPr>
-              <w:tab/>
-              <w:t>102</w:t>
-            </w:r>
-          </w:hyperlink>
-        </w:p>
-        <w:p>
-          <w:pPr>
-            <w:jc w:val="both"/>
-            <w:rPr>
-              <w:color w:val="C00000"/>
-            </w:rPr>
-          </w:pPr>
-          <w:r>
-            <w:rPr>
-              <w:color w:val="C00000"/>
-            </w:rPr>
-            <w:fldChar w:fldCharType="end"/>
-          </w:r>
-        </w:p>
-      </w:sdtContent>
-    </w:sdt>
-    <w:p>
-      <w:pPr>
-        <w:ind w:left="720"/>
-        <w:jc w:val="both"/>
-        <w:rPr>
-          <w:rFonts w:ascii="Arial" w:eastAsia="Arial" w:hAnsi="Arial" w:cs="Arial"/>
-          <w:b/>
-          <w:color w:val="C00000"/>
-          <w:sz w:val="24"/>
-          <w:szCs w:val="24"/>
-        </w:rPr>
-      </w:pPr>
-    </w:p>
-    <w:p>
-      <w:pPr>
-        <w:ind w:left="720"/>
-        <w:jc w:val="both"/>
-        <w:rPr>
-          <w:rFonts w:ascii="Arial" w:eastAsia="Arial" w:hAnsi="Arial" w:cs="Arial"/>
-          <w:b/>
-          <w:color w:val="C00000"/>
-          <w:sz w:val="24"/>
-          <w:szCs w:val="24"/>
-        </w:rPr>
-      </w:pPr>
-    </w:p>
-    <w:p>
-      <w:pPr>
-        <w:ind w:left="720"/>
-        <w:jc w:val="both"/>
-        <w:rPr>
-          <w:rFonts w:ascii="Arial" w:eastAsia="Arial" w:hAnsi="Arial" w:cs="Arial"/>
-          <w:b/>
-          <w:color w:val="C00000"/>
-          <w:sz w:val="24"/>
-          <w:szCs w:val="24"/>
-        </w:rPr>
-      </w:pPr>
-    </w:p>
-    <w:p>
-      <w:pPr>
-        <w:ind w:left="720"/>
-        <w:jc w:val="both"/>
-        <w:rPr>
-          <w:rFonts w:ascii="Arial" w:eastAsia="Arial" w:hAnsi="Arial" w:cs="Arial"/>
-          <w:b/>
-          <w:color w:val="C00000"/>
-          <w:sz w:val="24"/>
-          <w:szCs w:val="24"/>
-        </w:rPr>
-      </w:pPr>
-    </w:p>
-    <w:p>
-      <w:pPr>
-        <w:ind w:left="720"/>
-        <w:jc w:val="both"/>
-        <w:rPr>
-          <w:rFonts w:ascii="Arial" w:eastAsia="Arial" w:hAnsi="Arial" w:cs="Arial"/>
-          <w:b/>
-          <w:color w:val="C00000"/>
-          <w:sz w:val="24"/>
-          <w:szCs w:val="24"/>
-        </w:rPr>
-      </w:pPr>
-    </w:p>
-    <w:p>
-      <w:pPr>
-        <w:ind w:left="720"/>
-        <w:jc w:val="both"/>
-        <w:rPr>
-          <w:rFonts w:ascii="Arial" w:eastAsia="Arial" w:hAnsi="Arial" w:cs="Arial"/>
-          <w:b/>
-          <w:color w:val="C00000"/>
-          <w:sz w:val="24"/>
-          <w:szCs w:val="24"/>
-        </w:rPr>
-      </w:pPr>
-    </w:p>
-    <w:p>
-      <w:pPr>
-        <w:ind w:left="720"/>
-        <w:jc w:val="both"/>
-        <w:rPr>
-          <w:rFonts w:ascii="Arial" w:eastAsia="Arial" w:hAnsi="Arial" w:cs="Arial"/>
-          <w:b/>
-          <w:color w:val="C00000"/>
-          <w:sz w:val="24"/>
-          <w:szCs w:val="24"/>
-        </w:rPr>
-      </w:pPr>
-    </w:p>
-    <w:p>
-      <w:pPr>
-        <w:ind w:left="720"/>
-        <w:jc w:val="both"/>
-        <w:rPr>
-          <w:rFonts w:ascii="Arial" w:eastAsia="Arial" w:hAnsi="Arial" w:cs="Arial"/>
-          <w:b/>
-          <w:color w:val="C00000"/>
-          <w:sz w:val="24"/>
-          <w:szCs w:val="24"/>
-        </w:rPr>
-      </w:pPr>
-    </w:p>
-    <w:p>
-      <w:pPr>
-        <w:ind w:left="720"/>
-        <w:jc w:val="both"/>
-        <w:rPr>
-          <w:rFonts w:ascii="Arial" w:eastAsia="Arial" w:hAnsi="Arial" w:cs="Arial"/>
-          <w:b/>
-          <w:color w:val="C00000"/>
-          <w:sz w:val="24"/>
-          <w:szCs w:val="24"/>
-        </w:rPr>
-      </w:pPr>
-    </w:p>
-    <w:p>
-      <w:pPr>
-        <w:ind w:left="720"/>
-        <w:jc w:val="both"/>
-        <w:rPr>
-          <w:rFonts w:ascii="Arial" w:eastAsia="Arial" w:hAnsi="Arial" w:cs="Arial"/>
-          <w:b/>
-          <w:sz w:val="24"/>
-          <w:szCs w:val="24"/>
-        </w:rPr>
-      </w:pPr>
-    </w:p>
-    <w:p>
-      <w:pPr>
-        <w:ind w:left="720"/>
-        <w:jc w:val="both"/>
-        <w:rPr>
-          <w:rFonts w:ascii="Arial" w:eastAsia="Arial" w:hAnsi="Arial" w:cs="Arial"/>
-          <w:b/>
-          <w:sz w:val="24"/>
-          <w:szCs w:val="24"/>
-        </w:rPr>
-      </w:pPr>
-    </w:p>
-    <w:p>
-      <w:pPr>
-        <w:ind w:left="720"/>
-        <w:jc w:val="both"/>
-        <w:rPr>
-          <w:rFonts w:ascii="Arial" w:eastAsia="Arial" w:hAnsi="Arial" w:cs="Arial"/>
-          <w:b/>
-          <w:sz w:val="24"/>
-          <w:szCs w:val="24"/>
-        </w:rPr>
-      </w:pPr>
-    </w:p>
-    <w:p>
-      <w:pPr>
-        <w:ind w:left="720"/>
-        <w:jc w:val="both"/>
-        <w:rPr>
-          <w:rFonts w:ascii="Arial" w:eastAsia="Arial" w:hAnsi="Arial" w:cs="Arial"/>
-          <w:b/>
-          <w:sz w:val="24"/>
-          <w:szCs w:val="24"/>
-        </w:rPr>
-      </w:pPr>
-    </w:p>
-    <w:p>
-      <w:pPr>
-        <w:ind w:left="720"/>
-        <w:jc w:val="both"/>
-        <w:rPr>
-          <w:rFonts w:ascii="Arial" w:eastAsia="Arial" w:hAnsi="Arial" w:cs="Arial"/>
-          <w:b/>
-          <w:sz w:val="24"/>
-          <w:szCs w:val="24"/>
-        </w:rPr>
-      </w:pPr>
-    </w:p>
-    <w:p>
-      <w:pPr>
-        <w:ind w:left="720"/>
-        <w:jc w:val="both"/>
-        <w:rPr>
-          <w:rFonts w:ascii="Arial" w:eastAsia="Arial" w:hAnsi="Arial" w:cs="Arial"/>
-          <w:b/>
-          <w:sz w:val="24"/>
-          <w:szCs w:val="24"/>
-        </w:rPr>
-      </w:pPr>
-    </w:p>
-    <w:p>
-      <w:pPr>
-        <w:ind w:left="720"/>
-        <w:jc w:val="both"/>
-        <w:rPr>
-          <w:rFonts w:ascii="Arial" w:eastAsia="Arial" w:hAnsi="Arial" w:cs="Arial"/>
-          <w:b/>
-          <w:sz w:val="24"/>
-          <w:szCs w:val="24"/>
-        </w:rPr>
-      </w:pPr>
-    </w:p>
-    <w:p>
-      <w:pPr>
-        <w:ind w:left="720"/>
-        <w:jc w:val="both"/>
-        <w:rPr>
-          <w:rFonts w:ascii="Arial" w:eastAsia="Arial" w:hAnsi="Arial" w:cs="Arial"/>
-          <w:b/>
-          <w:sz w:val="24"/>
-          <w:szCs w:val="24"/>
-        </w:rPr>
-      </w:pPr>
-    </w:p>
-    <w:p>
-      <w:pPr>
-        <w:ind w:left="720"/>
-        <w:jc w:val="both"/>
-        <w:rPr>
-          <w:rFonts w:ascii="Arial" w:eastAsia="Arial" w:hAnsi="Arial" w:cs="Arial"/>
-          <w:b/>
-          <w:sz w:val="24"/>
-          <w:szCs w:val="24"/>
-        </w:rPr>
-      </w:pPr>
-    </w:p>
-    <w:p>
-      <w:pPr>
         <w:jc w:val="both"/>
         <w:rPr>
           <w:rFonts w:ascii="Arial" w:eastAsia="Arial" w:hAnsi="Arial" w:cs="Arial"/>
@@ -6036,7 +5494,6 @@
           <w:szCs w:val="24"/>
         </w:rPr>
       </w:pPr>
-      <w:commentRangeStart w:id="4"/>
       <w:r>
         <w:rPr>
           <w:rFonts w:ascii="Arial" w:eastAsia="Arial" w:hAnsi="Arial" w:cs="Arial"/>
@@ -6046,13 +5503,6 @@
         </w:rPr>
         <w:lastRenderedPageBreak/>
         <w:t>RN02. Campo para preenchimento de senha: As senhas devem ter, no mínimo, 8 caracteres, entre números, letras e símbolos.</w:t>
-      </w:r>
-      <w:commentRangeEnd w:id="4"/>
-      <w:r>
-        <w:rPr>
-          <w:rStyle w:val="Refdecomentrio"/>
-        </w:rPr>
-        <w:commentReference w:id="4"/>
       </w:r>
     </w:p>
     <w:p>
@@ -6077,24 +5527,7 @@
           <w:sz w:val="24"/>
           <w:szCs w:val="24"/>
         </w:rPr>
-        <w:t xml:space="preserve">RN03. Cadastro de produtos: Um produto cadastrado na plataforma não poderá ter o mesmo código que outro, </w:t>
-      </w:r>
-      <w:commentRangeStart w:id="5"/>
-      <w:r>
-        <w:rPr>
-          <w:rFonts w:ascii="Arial" w:eastAsia="Arial" w:hAnsi="Arial" w:cs="Arial"/>
-          <w:bCs/>
-          <w:sz w:val="24"/>
-          <w:szCs w:val="24"/>
-        </w:rPr>
-        <w:t>caso ocorra o sistema deve emitir uma mensagem de atenção.</w:t>
-      </w:r>
-      <w:commentRangeEnd w:id="5"/>
-      <w:r>
-        <w:rPr>
-          <w:rStyle w:val="Refdecomentrio"/>
-        </w:rPr>
-        <w:commentReference w:id="5"/>
+        <w:t>RN03. Cadastro de produtos: Um produto cadastrado na plataforma não poderá ter o mesmo código que outro, caso ocorra o sistema deve emitir uma mensagem de atenção.</w:t>
       </w:r>
     </w:p>
     <w:p>
@@ -6162,7 +5595,6 @@
           <w:szCs w:val="24"/>
         </w:rPr>
       </w:pPr>
-      <w:commentRangeStart w:id="6"/>
       <w:r>
         <w:rPr>
           <w:rFonts w:ascii="Arial" w:eastAsia="Arial" w:hAnsi="Arial" w:cs="Arial"/>
@@ -6172,76 +5604,46 @@
         </w:rPr>
         <w:t>RN06. Quanto a erros de finalização de pedidos: Caso ocorra algum erro o sistema deve exibir mensagem.</w:t>
       </w:r>
-      <w:commentRangeEnd w:id="6"/>
-      <w:r>
-        <w:rPr>
-          <w:rStyle w:val="Refdecomentrio"/>
-        </w:rPr>
-        <w:commentReference w:id="6"/>
-      </w:r>
-    </w:p>
-    <w:p>
-      <w:pPr>
-        <w:pStyle w:val="PargrafodaLista"/>
+    </w:p>
+    <w:p>
+      <w:pPr>
         <w:jc w:val="both"/>
         <w:rPr>
           <w:rFonts w:ascii="Arial" w:eastAsia="Arial" w:hAnsi="Arial" w:cs="Arial"/>
+          <w:b/>
+          <w:sz w:val="24"/>
+          <w:szCs w:val="24"/>
+        </w:rPr>
+      </w:pPr>
+      <w:r>
+        <w:rPr>
+          <w:rFonts w:ascii="Arial" w:eastAsia="Arial" w:hAnsi="Arial" w:cs="Arial"/>
+          <w:b/>
+          <w:sz w:val="24"/>
+          <w:szCs w:val="24"/>
+        </w:rPr>
+        <w:t>2.3 Ambiente Tecnológico Existente</w:t>
+      </w:r>
+    </w:p>
+    <w:p>
+      <w:pPr>
+        <w:jc w:val="both"/>
+        <w:rPr>
+          <w:rFonts w:ascii="Arial" w:eastAsia="Arial" w:hAnsi="Arial" w:cs="Arial"/>
           <w:bCs/>
           <w:sz w:val="24"/>
           <w:szCs w:val="24"/>
         </w:rPr>
       </w:pPr>
-    </w:p>
-    <w:p>
-      <w:pPr>
-        <w:jc w:val="both"/>
-        <w:rPr>
-          <w:rFonts w:ascii="Arial" w:eastAsia="Arial" w:hAnsi="Arial" w:cs="Arial"/>
-          <w:b/>
-          <w:sz w:val="24"/>
-          <w:szCs w:val="24"/>
-        </w:rPr>
-      </w:pPr>
-      <w:r>
-        <w:rPr>
-          <w:rFonts w:ascii="Arial" w:eastAsia="Arial" w:hAnsi="Arial" w:cs="Arial"/>
-          <w:b/>
-          <w:sz w:val="24"/>
-          <w:szCs w:val="24"/>
-        </w:rPr>
-        <w:t>2.3 Ambiente Tecnológico Existente</w:t>
-      </w:r>
-    </w:p>
-    <w:p>
-      <w:pPr>
-        <w:jc w:val="both"/>
+      <w:r>
         <w:rPr>
           <w:rFonts w:ascii="Arial" w:eastAsia="Arial" w:hAnsi="Arial" w:cs="Arial"/>
           <w:bCs/>
           <w:sz w:val="24"/>
           <w:szCs w:val="24"/>
         </w:rPr>
-      </w:pPr>
-      <w:r>
-        <w:rPr>
-          <w:rFonts w:ascii="Arial" w:eastAsia="Arial" w:hAnsi="Arial" w:cs="Arial"/>
-          <w:bCs/>
-          <w:sz w:val="24"/>
-          <w:szCs w:val="24"/>
-        </w:rPr>
         <w:t>A Empresa possui um desktop com as seguintes características: Intel Core i3-3240, memória RAM 8GB, Windows 11 PRO. O provedor da internet é a empresa CLARO NET de 500 mega.</w:t>
       </w:r>
-    </w:p>
-    <w:p>
-      <w:pPr>
-        <w:jc w:val="both"/>
-        <w:rPr>
-          <w:rFonts w:ascii="Arial" w:eastAsia="Arial" w:hAnsi="Arial" w:cs="Arial"/>
-          <w:bCs/>
-          <w:sz w:val="24"/>
-          <w:szCs w:val="24"/>
-        </w:rPr>
-      </w:pPr>
     </w:p>
     <w:p>
       <w:pPr>
@@ -6282,9 +5684,9 @@
           <w:szCs w:val="24"/>
         </w:rPr>
         <w:drawing>
-          <wp:inline distT="0" distB="0" distL="0" distR="0" wp14:anchorId="260B6541" wp14:editId="47DD8CCD">
-            <wp:extent cx="5760085" cy="2568271"/>
-            <wp:effectExtent l="0" t="0" r="0" b="3810"/>
+          <wp:inline distT="0" distB="0" distL="0" distR="0" wp14:anchorId="260B6541" wp14:editId="5BACEE78">
+            <wp:extent cx="5759342" cy="3078480"/>
+            <wp:effectExtent l="0" t="0" r="0" b="7620"/>
             <wp:docPr id="1922313682" name="Imagem 1" descr="Diagrama&#10;&#10;O conteúdo gerado por IA pode estar incorreto."/>
             <wp:cNvGraphicFramePr>
               <a:graphicFrameLocks xmlns:a="http://schemas.openxmlformats.org/drawingml/2006/main" noChangeAspect="1"/>
@@ -6297,14 +5699,14 @@
                     <pic:cNvPicPr/>
                   </pic:nvPicPr>
                   <pic:blipFill rotWithShape="1">
-                    <a:blip r:embed="rId13"/>
+                    <a:blip r:embed="rId9"/>
                     <a:srcRect b="2430"/>
                     <a:stretch/>
                   </pic:blipFill>
                   <pic:spPr>
                     <a:xfrm>
                       <a:off x="0" y="0"/>
-                      <a:ext cx="5773247" cy="2574140"/>
+                      <a:ext cx="5776946" cy="3087889"/>
                     </a:xfrm>
                     <a:prstGeom prst="rect">
                       <a:avLst/>
@@ -6330,39 +5732,6 @@
     </w:p>
     <w:p>
       <w:pPr>
-        <w:jc w:val="both"/>
-        <w:rPr>
-          <w:rFonts w:ascii="Arial" w:eastAsia="Arial" w:hAnsi="Arial" w:cs="Arial"/>
-          <w:b/>
-          <w:sz w:val="24"/>
-          <w:szCs w:val="24"/>
-        </w:rPr>
-      </w:pPr>
-    </w:p>
-    <w:p>
-      <w:pPr>
-        <w:jc w:val="both"/>
-        <w:rPr>
-          <w:rFonts w:ascii="Arial" w:eastAsia="Arial" w:hAnsi="Arial" w:cs="Arial"/>
-          <w:b/>
-          <w:sz w:val="24"/>
-          <w:szCs w:val="24"/>
-        </w:rPr>
-      </w:pPr>
-    </w:p>
-    <w:p>
-      <w:pPr>
-        <w:jc w:val="both"/>
-        <w:rPr>
-          <w:rFonts w:ascii="Arial" w:eastAsia="Arial" w:hAnsi="Arial" w:cs="Arial"/>
-          <w:b/>
-          <w:sz w:val="24"/>
-          <w:szCs w:val="24"/>
-        </w:rPr>
-      </w:pPr>
-    </w:p>
-    <w:p>
-      <w:pPr>
         <w:pBdr>
           <w:top w:val="none" w:sz="0" w:space="0" w:color="000000"/>
           <w:bottom w:val="none" w:sz="0" w:space="0" w:color="000000"/>
@@ -6386,7 +5755,6 @@
           <w:sz w:val="24"/>
           <w:szCs w:val="24"/>
         </w:rPr>
-        <w:lastRenderedPageBreak/>
         <w:t>3. Objetivo</w:t>
       </w:r>
     </w:p>
@@ -6457,29 +5825,9 @@
         </w:pBdr>
         <w:shd w:val="clear" w:color="auto" w:fill="FFFFFF"/>
         <w:spacing w:after="0" w:line="360" w:lineRule="auto"/>
-        <w:ind w:firstLine="720"/>
         <w:jc w:val="both"/>
         <w:rPr>
           <w:rFonts w:ascii="Arial" w:eastAsia="Arial" w:hAnsi="Arial" w:cs="Arial"/>
-          <w:bCs/>
-          <w:sz w:val="24"/>
-          <w:szCs w:val="24"/>
-        </w:rPr>
-      </w:pPr>
-    </w:p>
-    <w:p>
-      <w:pPr>
-        <w:pBdr>
-          <w:top w:val="none" w:sz="0" w:space="0" w:color="000000"/>
-          <w:bottom w:val="none" w:sz="0" w:space="0" w:color="000000"/>
-          <w:right w:val="none" w:sz="0" w:space="0" w:color="000000"/>
-          <w:between w:val="none" w:sz="0" w:space="0" w:color="000000"/>
-        </w:pBdr>
-        <w:shd w:val="clear" w:color="auto" w:fill="FFFFFF"/>
-        <w:spacing w:after="0" w:line="360" w:lineRule="auto"/>
-        <w:jc w:val="both"/>
-        <w:rPr>
-          <w:rFonts w:ascii="Arial" w:eastAsia="Arial" w:hAnsi="Arial" w:cs="Arial"/>
           <w:b/>
           <w:sz w:val="24"/>
           <w:szCs w:val="24"/>
@@ -6492,6 +5840,7 @@
           <w:sz w:val="24"/>
           <w:szCs w:val="24"/>
         </w:rPr>
+        <w:lastRenderedPageBreak/>
         <w:t>3.2 Objetivos Específicos</w:t>
       </w:r>
     </w:p>
@@ -6769,7 +6118,7 @@
                     <pic:cNvPicPr/>
                   </pic:nvPicPr>
                   <pic:blipFill>
-                    <a:blip r:embed="rId14">
+                    <a:blip r:embed="rId10">
                       <a:extLst>
                         <a:ext uri="{28A0092B-C50C-407E-A947-70E740481C1C}">
                           <a14:useLocalDpi xmlns:a14="http://schemas.microsoft.com/office/drawing/2010/main" val="0"/>
@@ -6810,6 +6159,81 @@
           <w:szCs w:val="24"/>
         </w:rPr>
       </w:pPr>
+    </w:p>
+    <w:p>
+      <w:pPr>
+        <w:tabs>
+          <w:tab w:val="right" w:pos="9061"/>
+        </w:tabs>
+        <w:spacing w:after="100"/>
+        <w:rPr>
+          <w:rFonts w:ascii="Arial" w:eastAsia="Arial" w:hAnsi="Arial" w:cs="Arial"/>
+          <w:b/>
+          <w:bCs/>
+          <w:sz w:val="24"/>
+          <w:szCs w:val="24"/>
+        </w:rPr>
+      </w:pPr>
+    </w:p>
+    <w:p>
+      <w:pPr>
+        <w:tabs>
+          <w:tab w:val="right" w:pos="9061"/>
+        </w:tabs>
+        <w:spacing w:after="100"/>
+        <w:rPr>
+          <w:rFonts w:ascii="Arial" w:eastAsia="Arial" w:hAnsi="Arial" w:cs="Arial"/>
+          <w:b/>
+          <w:bCs/>
+          <w:sz w:val="24"/>
+          <w:szCs w:val="24"/>
+        </w:rPr>
+      </w:pPr>
+    </w:p>
+    <w:p>
+      <w:pPr>
+        <w:tabs>
+          <w:tab w:val="right" w:pos="9061"/>
+        </w:tabs>
+        <w:spacing w:after="100"/>
+        <w:rPr>
+          <w:rFonts w:ascii="Arial" w:eastAsia="Arial" w:hAnsi="Arial" w:cs="Arial"/>
+          <w:b/>
+          <w:bCs/>
+          <w:sz w:val="24"/>
+          <w:szCs w:val="24"/>
+        </w:rPr>
+      </w:pPr>
+    </w:p>
+    <w:p>
+      <w:pPr>
+        <w:tabs>
+          <w:tab w:val="right" w:pos="9061"/>
+        </w:tabs>
+        <w:spacing w:after="100"/>
+        <w:rPr>
+          <w:rFonts w:ascii="Arial" w:eastAsia="Arial" w:hAnsi="Arial" w:cs="Arial"/>
+          <w:b/>
+          <w:bCs/>
+          <w:sz w:val="24"/>
+          <w:szCs w:val="24"/>
+        </w:rPr>
+      </w:pPr>
+    </w:p>
+    <w:p>
+      <w:pPr>
+        <w:tabs>
+          <w:tab w:val="right" w:pos="9061"/>
+        </w:tabs>
+        <w:spacing w:after="100"/>
+        <w:rPr>
+          <w:rFonts w:ascii="Arial" w:eastAsia="Arial" w:hAnsi="Arial" w:cs="Arial"/>
+          <w:b/>
+          <w:bCs/>
+          <w:sz w:val="24"/>
+          <w:szCs w:val="24"/>
+        </w:rPr>
+      </w:pPr>
       <w:r>
         <w:rPr>
           <w:rFonts w:ascii="Arial" w:eastAsia="Arial" w:hAnsi="Arial" w:cs="Arial"/>
@@ -6902,20 +6326,12 @@
         <w:jc w:val="right"/>
         <w:rPr>
           <w:rFonts w:ascii="Arial" w:eastAsia="Arial" w:hAnsi="Arial" w:cs="Arial"/>
-          <w:sz w:val="24"/>
-          <w:szCs w:val="24"/>
-        </w:rPr>
-      </w:pPr>
-      <w:r>
-        <w:rPr>
-          <w:rFonts w:ascii="Arial" w:eastAsia="Arial" w:hAnsi="Arial" w:cs="Arial"/>
           <w:b/>
           <w:bCs/>
           <w:sz w:val="24"/>
           <w:szCs w:val="24"/>
         </w:rPr>
-        <w:t xml:space="preserve">Versão </w:t>
-      </w:r>
+      </w:pPr>
       <w:r>
         <w:rPr>
           <w:rFonts w:ascii="Arial" w:eastAsia="Arial" w:hAnsi="Arial" w:cs="Arial"/>
@@ -6924,7 +6340,7 @@
           <w:sz w:val="24"/>
           <w:szCs w:val="24"/>
         </w:rPr>
-        <w:t>1</w:t>
+        <w:t xml:space="preserve">Versão </w:t>
       </w:r>
       <w:r>
         <w:rPr>
@@ -6934,8 +6350,818 @@
           <w:sz w:val="24"/>
           <w:szCs w:val="24"/>
         </w:rPr>
+        <w:t>1</w:t>
+      </w:r>
+      <w:r>
+        <w:rPr>
+          <w:rFonts w:ascii="Arial" w:eastAsia="Arial" w:hAnsi="Arial" w:cs="Arial"/>
+          <w:b/>
+          <w:bCs/>
+          <w:sz w:val="24"/>
+          <w:szCs w:val="24"/>
+        </w:rPr>
         <w:t>.0</w:t>
       </w:r>
+    </w:p>
+    <w:p>
+      <w:pPr>
+        <w:pStyle w:val="Corpodetexto"/>
+        <w:rPr>
+          <w:rFonts w:ascii="Arial" w:hAnsi="Arial" w:cs="Arial"/>
+          <w:b/>
+          <w:bCs/>
+          <w:sz w:val="24"/>
+          <w:szCs w:val="24"/>
+        </w:rPr>
+      </w:pPr>
+      <w:r>
+        <w:rPr>
+          <w:rFonts w:ascii="Arial" w:hAnsi="Arial" w:cs="Arial"/>
+          <w:b/>
+          <w:bCs/>
+          <w:sz w:val="24"/>
+          <w:szCs w:val="24"/>
+        </w:rPr>
+        <w:t>Histórico da Revisão</w:t>
+      </w:r>
+    </w:p>
+    <w:tbl>
+      <w:tblPr>
+        <w:tblpPr w:leftFromText="141" w:rightFromText="141" w:vertAnchor="text" w:horzAnchor="margin" w:tblpY="372"/>
+        <w:tblW w:w="9725" w:type="dxa"/>
+        <w:tblLayout w:type="fixed"/>
+        <w:tblCellMar>
+          <w:top w:w="55" w:type="dxa"/>
+          <w:left w:w="55" w:type="dxa"/>
+          <w:bottom w:w="55" w:type="dxa"/>
+          <w:right w:w="55" w:type="dxa"/>
+        </w:tblCellMar>
+        <w:tblLook w:val="0000" w:firstRow="0" w:lastRow="0" w:firstColumn="0" w:lastColumn="0" w:noHBand="0" w:noVBand="0"/>
+      </w:tblPr>
+      <w:tblGrid>
+        <w:gridCol w:w="1844"/>
+        <w:gridCol w:w="990"/>
+        <w:gridCol w:w="4536"/>
+        <w:gridCol w:w="2355"/>
+      </w:tblGrid>
+      <w:tr>
+        <w:trPr>
+          <w:trHeight w:val="439"/>
+        </w:trPr>
+        <w:tc>
+          <w:tcPr>
+            <w:tcW w:w="1844" w:type="dxa"/>
+            <w:tcBorders>
+              <w:top w:val="single" w:sz="1" w:space="0" w:color="000000"/>
+              <w:left w:val="single" w:sz="1" w:space="0" w:color="000000"/>
+              <w:bottom w:val="single" w:sz="4" w:space="0" w:color="000000"/>
+            </w:tcBorders>
+          </w:tcPr>
+          <w:p>
+            <w:pPr>
+              <w:pStyle w:val="Contedodetabela"/>
+              <w:snapToGrid w:val="0"/>
+              <w:spacing w:line="276" w:lineRule="auto"/>
+              <w:jc w:val="center"/>
+              <w:rPr>
+                <w:rFonts w:ascii="Arial" w:hAnsi="Arial" w:cs="Arial"/>
+                <w:b/>
+                <w:bCs/>
+              </w:rPr>
+            </w:pPr>
+            <w:r>
+              <w:rPr>
+                <w:rFonts w:ascii="Arial" w:hAnsi="Arial" w:cs="Arial"/>
+                <w:b/>
+                <w:bCs/>
+              </w:rPr>
+              <w:t>Data</w:t>
+            </w:r>
+          </w:p>
+        </w:tc>
+        <w:tc>
+          <w:tcPr>
+            <w:tcW w:w="990" w:type="dxa"/>
+            <w:tcBorders>
+              <w:top w:val="single" w:sz="1" w:space="0" w:color="000000"/>
+              <w:left w:val="single" w:sz="1" w:space="0" w:color="000000"/>
+              <w:bottom w:val="single" w:sz="4" w:space="0" w:color="000000"/>
+            </w:tcBorders>
+          </w:tcPr>
+          <w:p>
+            <w:pPr>
+              <w:pStyle w:val="Contedodetabela"/>
+              <w:snapToGrid w:val="0"/>
+              <w:spacing w:line="276" w:lineRule="auto"/>
+              <w:jc w:val="center"/>
+              <w:rPr>
+                <w:rFonts w:ascii="Arial" w:hAnsi="Arial" w:cs="Arial"/>
+                <w:b/>
+                <w:bCs/>
+              </w:rPr>
+            </w:pPr>
+            <w:r>
+              <w:rPr>
+                <w:rFonts w:ascii="Arial" w:hAnsi="Arial" w:cs="Arial"/>
+                <w:b/>
+                <w:bCs/>
+              </w:rPr>
+              <w:t>Versão</w:t>
+            </w:r>
+          </w:p>
+        </w:tc>
+        <w:tc>
+          <w:tcPr>
+            <w:tcW w:w="4536" w:type="dxa"/>
+            <w:tcBorders>
+              <w:top w:val="single" w:sz="1" w:space="0" w:color="000000"/>
+              <w:left w:val="single" w:sz="1" w:space="0" w:color="000000"/>
+              <w:bottom w:val="single" w:sz="4" w:space="0" w:color="000000"/>
+            </w:tcBorders>
+          </w:tcPr>
+          <w:p>
+            <w:pPr>
+              <w:pStyle w:val="Contedodetabela"/>
+              <w:snapToGrid w:val="0"/>
+              <w:spacing w:line="276" w:lineRule="auto"/>
+              <w:jc w:val="center"/>
+              <w:rPr>
+                <w:rFonts w:ascii="Arial" w:hAnsi="Arial" w:cs="Arial"/>
+                <w:b/>
+                <w:bCs/>
+              </w:rPr>
+            </w:pPr>
+            <w:r>
+              <w:rPr>
+                <w:rFonts w:ascii="Arial" w:hAnsi="Arial" w:cs="Arial"/>
+                <w:b/>
+                <w:bCs/>
+              </w:rPr>
+              <w:t>Descrição</w:t>
+            </w:r>
+          </w:p>
+        </w:tc>
+        <w:tc>
+          <w:tcPr>
+            <w:tcW w:w="2355" w:type="dxa"/>
+            <w:tcBorders>
+              <w:top w:val="single" w:sz="1" w:space="0" w:color="000000"/>
+              <w:left w:val="single" w:sz="1" w:space="0" w:color="000000"/>
+              <w:bottom w:val="single" w:sz="4" w:space="0" w:color="000000"/>
+              <w:right w:val="single" w:sz="1" w:space="0" w:color="000000"/>
+            </w:tcBorders>
+          </w:tcPr>
+          <w:p>
+            <w:pPr>
+              <w:pStyle w:val="Contedodetabela"/>
+              <w:snapToGrid w:val="0"/>
+              <w:spacing w:line="276" w:lineRule="auto"/>
+              <w:jc w:val="center"/>
+              <w:rPr>
+                <w:rFonts w:ascii="Arial" w:hAnsi="Arial" w:cs="Arial"/>
+                <w:b/>
+                <w:bCs/>
+              </w:rPr>
+            </w:pPr>
+            <w:r>
+              <w:rPr>
+                <w:rFonts w:ascii="Arial" w:hAnsi="Arial" w:cs="Arial"/>
+                <w:b/>
+                <w:bCs/>
+              </w:rPr>
+              <w:t>Autor</w:t>
+            </w:r>
+          </w:p>
+        </w:tc>
+      </w:tr>
+      <w:tr>
+        <w:tc>
+          <w:tcPr>
+            <w:tcW w:w="1844" w:type="dxa"/>
+            <w:tcBorders>
+              <w:top w:val="single" w:sz="4" w:space="0" w:color="000000"/>
+              <w:left w:val="single" w:sz="4" w:space="0" w:color="000000"/>
+              <w:bottom w:val="single" w:sz="4" w:space="0" w:color="000000"/>
+            </w:tcBorders>
+            <w:vAlign w:val="center"/>
+          </w:tcPr>
+          <w:p>
+            <w:pPr>
+              <w:pStyle w:val="Contedodetabela"/>
+              <w:snapToGrid w:val="0"/>
+              <w:spacing w:line="276" w:lineRule="auto"/>
+              <w:jc w:val="center"/>
+              <w:rPr>
+                <w:rFonts w:ascii="Arial" w:hAnsi="Arial" w:cs="Arial"/>
+              </w:rPr>
+            </w:pPr>
+            <w:r>
+              <w:rPr>
+                <w:rFonts w:ascii="Arial" w:hAnsi="Arial" w:cs="Arial"/>
+              </w:rPr>
+              <w:t>02</w:t>
+            </w:r>
+            <w:r>
+              <w:rPr>
+                <w:rFonts w:ascii="Arial" w:hAnsi="Arial" w:cs="Arial"/>
+              </w:rPr>
+              <w:t>/0</w:t>
+            </w:r>
+            <w:r>
+              <w:rPr>
+                <w:rFonts w:ascii="Arial" w:hAnsi="Arial" w:cs="Arial"/>
+              </w:rPr>
+              <w:t>4</w:t>
+            </w:r>
+            <w:r>
+              <w:rPr>
+                <w:rFonts w:ascii="Arial" w:hAnsi="Arial" w:cs="Arial"/>
+              </w:rPr>
+              <w:t>/202</w:t>
+            </w:r>
+            <w:r>
+              <w:rPr>
+                <w:rFonts w:ascii="Arial" w:hAnsi="Arial" w:cs="Arial"/>
+              </w:rPr>
+              <w:t>5</w:t>
+            </w:r>
+          </w:p>
+        </w:tc>
+        <w:tc>
+          <w:tcPr>
+            <w:tcW w:w="990" w:type="dxa"/>
+            <w:tcBorders>
+              <w:top w:val="single" w:sz="4" w:space="0" w:color="000000"/>
+              <w:left w:val="single" w:sz="4" w:space="0" w:color="000000"/>
+              <w:bottom w:val="single" w:sz="4" w:space="0" w:color="000000"/>
+            </w:tcBorders>
+            <w:vAlign w:val="center"/>
+          </w:tcPr>
+          <w:p>
+            <w:pPr>
+              <w:pStyle w:val="Contedodetabela"/>
+              <w:snapToGrid w:val="0"/>
+              <w:spacing w:line="276" w:lineRule="auto"/>
+              <w:jc w:val="center"/>
+              <w:rPr>
+                <w:rFonts w:ascii="Arial" w:hAnsi="Arial" w:cs="Arial"/>
+              </w:rPr>
+            </w:pPr>
+            <w:r>
+              <w:rPr>
+                <w:rFonts w:ascii="Arial" w:hAnsi="Arial" w:cs="Arial"/>
+              </w:rPr>
+              <w:t>1.0</w:t>
+            </w:r>
+          </w:p>
+        </w:tc>
+        <w:tc>
+          <w:tcPr>
+            <w:tcW w:w="4536" w:type="dxa"/>
+            <w:tcBorders>
+              <w:top w:val="single" w:sz="4" w:space="0" w:color="000000"/>
+              <w:left w:val="single" w:sz="4" w:space="0" w:color="000000"/>
+              <w:bottom w:val="single" w:sz="4" w:space="0" w:color="000000"/>
+            </w:tcBorders>
+            <w:vAlign w:val="center"/>
+          </w:tcPr>
+          <w:p>
+            <w:pPr>
+              <w:pStyle w:val="Contedodetabela"/>
+              <w:snapToGrid w:val="0"/>
+              <w:spacing w:line="276" w:lineRule="auto"/>
+              <w:jc w:val="center"/>
+              <w:rPr>
+                <w:rFonts w:ascii="Arial" w:hAnsi="Arial" w:cs="Arial"/>
+              </w:rPr>
+            </w:pPr>
+            <w:r>
+              <w:rPr>
+                <w:rFonts w:ascii="Arial" w:hAnsi="Arial" w:cs="Arial"/>
+              </w:rPr>
+              <w:t>Criação do Documento</w:t>
+            </w:r>
+          </w:p>
+        </w:tc>
+        <w:tc>
+          <w:tcPr>
+            <w:tcW w:w="2355" w:type="dxa"/>
+            <w:tcBorders>
+              <w:top w:val="single" w:sz="4" w:space="0" w:color="000000"/>
+              <w:left w:val="single" w:sz="4" w:space="0" w:color="000000"/>
+              <w:bottom w:val="single" w:sz="4" w:space="0" w:color="000000"/>
+              <w:right w:val="single" w:sz="4" w:space="0" w:color="000000"/>
+            </w:tcBorders>
+            <w:vAlign w:val="center"/>
+          </w:tcPr>
+          <w:p>
+            <w:pPr>
+              <w:pStyle w:val="Contedodetabela"/>
+              <w:snapToGrid w:val="0"/>
+              <w:spacing w:line="276" w:lineRule="auto"/>
+              <w:jc w:val="center"/>
+              <w:rPr>
+                <w:rFonts w:ascii="Arial" w:hAnsi="Arial" w:cs="Arial"/>
+              </w:rPr>
+            </w:pPr>
+            <w:r>
+              <w:rPr>
+                <w:rFonts w:ascii="Arial" w:hAnsi="Arial" w:cs="Arial"/>
+              </w:rPr>
+              <w:t>Ana Beatriz</w:t>
+            </w:r>
+            <w:r>
+              <w:rPr>
+                <w:rFonts w:ascii="Arial" w:hAnsi="Arial" w:cs="Arial"/>
+              </w:rPr>
+              <w:t xml:space="preserve"> </w:t>
+            </w:r>
+          </w:p>
+        </w:tc>
+      </w:tr>
+      <w:tr>
+        <w:tc>
+          <w:tcPr>
+            <w:tcW w:w="1844" w:type="dxa"/>
+            <w:tcBorders>
+              <w:top w:val="single" w:sz="4" w:space="0" w:color="000000"/>
+              <w:left w:val="single" w:sz="4" w:space="0" w:color="000000"/>
+              <w:bottom w:val="single" w:sz="4" w:space="0" w:color="000000"/>
+            </w:tcBorders>
+            <w:vAlign w:val="center"/>
+          </w:tcPr>
+          <w:p>
+            <w:pPr>
+              <w:pStyle w:val="Contedodetabela"/>
+              <w:snapToGrid w:val="0"/>
+              <w:spacing w:line="276" w:lineRule="auto"/>
+              <w:jc w:val="center"/>
+              <w:rPr>
+                <w:rFonts w:ascii="Arial" w:hAnsi="Arial" w:cs="Arial"/>
+              </w:rPr>
+            </w:pPr>
+            <w:r>
+              <w:rPr>
+                <w:rFonts w:ascii="Arial" w:hAnsi="Arial" w:cs="Arial"/>
+              </w:rPr>
+              <w:t>04</w:t>
+            </w:r>
+            <w:r>
+              <w:rPr>
+                <w:rFonts w:ascii="Arial" w:hAnsi="Arial" w:cs="Arial"/>
+              </w:rPr>
+              <w:t>/0</w:t>
+            </w:r>
+            <w:r>
+              <w:rPr>
+                <w:rFonts w:ascii="Arial" w:hAnsi="Arial" w:cs="Arial"/>
+              </w:rPr>
+              <w:t>4</w:t>
+            </w:r>
+            <w:r>
+              <w:rPr>
+                <w:rFonts w:ascii="Arial" w:hAnsi="Arial" w:cs="Arial"/>
+              </w:rPr>
+              <w:t>/20</w:t>
+            </w:r>
+            <w:r>
+              <w:rPr>
+                <w:rFonts w:ascii="Arial" w:hAnsi="Arial" w:cs="Arial"/>
+              </w:rPr>
+              <w:t>25</w:t>
+            </w:r>
+          </w:p>
+        </w:tc>
+        <w:tc>
+          <w:tcPr>
+            <w:tcW w:w="990" w:type="dxa"/>
+            <w:tcBorders>
+              <w:top w:val="single" w:sz="4" w:space="0" w:color="000000"/>
+              <w:left w:val="single" w:sz="4" w:space="0" w:color="000000"/>
+              <w:bottom w:val="single" w:sz="4" w:space="0" w:color="000000"/>
+            </w:tcBorders>
+            <w:vAlign w:val="center"/>
+          </w:tcPr>
+          <w:p>
+            <w:pPr>
+              <w:pStyle w:val="Contedodetabela"/>
+              <w:snapToGrid w:val="0"/>
+              <w:spacing w:line="276" w:lineRule="auto"/>
+              <w:jc w:val="center"/>
+              <w:rPr>
+                <w:rFonts w:ascii="Arial" w:hAnsi="Arial" w:cs="Arial"/>
+              </w:rPr>
+            </w:pPr>
+            <w:r>
+              <w:rPr>
+                <w:rFonts w:ascii="Arial" w:hAnsi="Arial" w:cs="Arial"/>
+              </w:rPr>
+              <w:t>1.0.</w:t>
+            </w:r>
+            <w:r>
+              <w:rPr>
+                <w:rFonts w:ascii="Arial" w:hAnsi="Arial" w:cs="Arial"/>
+              </w:rPr>
+              <w:t>1</w:t>
+            </w:r>
+          </w:p>
+        </w:tc>
+        <w:tc>
+          <w:tcPr>
+            <w:tcW w:w="4536" w:type="dxa"/>
+            <w:tcBorders>
+              <w:top w:val="single" w:sz="4" w:space="0" w:color="000000"/>
+              <w:left w:val="single" w:sz="4" w:space="0" w:color="000000"/>
+              <w:bottom w:val="single" w:sz="4" w:space="0" w:color="000000"/>
+            </w:tcBorders>
+            <w:vAlign w:val="center"/>
+          </w:tcPr>
+          <w:p>
+            <w:pPr>
+              <w:pStyle w:val="Contedodetabela"/>
+              <w:snapToGrid w:val="0"/>
+              <w:spacing w:line="276" w:lineRule="auto"/>
+              <w:jc w:val="center"/>
+              <w:rPr>
+                <w:rFonts w:ascii="Arial" w:hAnsi="Arial" w:cs="Arial"/>
+              </w:rPr>
+            </w:pPr>
+            <w:r>
+              <w:rPr>
+                <w:rFonts w:ascii="Arial" w:hAnsi="Arial" w:cs="Arial"/>
+              </w:rPr>
+              <w:t xml:space="preserve">Revisão </w:t>
+            </w:r>
+            <w:r>
+              <w:rPr>
+                <w:rFonts w:ascii="Arial" w:hAnsi="Arial" w:cs="Arial"/>
+              </w:rPr>
+              <w:t>da</w:t>
+            </w:r>
+            <w:r>
+              <w:rPr>
+                <w:rFonts w:ascii="Arial" w:hAnsi="Arial" w:cs="Arial"/>
+              </w:rPr>
+              <w:t>s regras de negócios</w:t>
+            </w:r>
+          </w:p>
+        </w:tc>
+        <w:tc>
+          <w:tcPr>
+            <w:tcW w:w="2355" w:type="dxa"/>
+            <w:tcBorders>
+              <w:top w:val="single" w:sz="4" w:space="0" w:color="000000"/>
+              <w:left w:val="single" w:sz="4" w:space="0" w:color="000000"/>
+              <w:bottom w:val="single" w:sz="4" w:space="0" w:color="000000"/>
+              <w:right w:val="single" w:sz="4" w:space="0" w:color="000000"/>
+            </w:tcBorders>
+            <w:vAlign w:val="center"/>
+          </w:tcPr>
+          <w:p>
+            <w:pPr>
+              <w:pStyle w:val="Contedodetabela"/>
+              <w:snapToGrid w:val="0"/>
+              <w:spacing w:line="276" w:lineRule="auto"/>
+              <w:jc w:val="center"/>
+              <w:rPr>
+                <w:rFonts w:ascii="Arial" w:hAnsi="Arial" w:cs="Arial"/>
+              </w:rPr>
+            </w:pPr>
+            <w:r>
+              <w:rPr>
+                <w:rFonts w:ascii="Arial" w:hAnsi="Arial" w:cs="Arial"/>
+              </w:rPr>
+              <w:t>Guilherme Fiorelli</w:t>
+            </w:r>
+          </w:p>
+        </w:tc>
+      </w:tr>
+      <w:tr>
+        <w:tc>
+          <w:tcPr>
+            <w:tcW w:w="1844" w:type="dxa"/>
+            <w:tcBorders>
+              <w:top w:val="single" w:sz="4" w:space="0" w:color="000000"/>
+              <w:left w:val="single" w:sz="4" w:space="0" w:color="000000"/>
+              <w:bottom w:val="single" w:sz="4" w:space="0" w:color="000000"/>
+            </w:tcBorders>
+            <w:vAlign w:val="center"/>
+          </w:tcPr>
+          <w:p>
+            <w:pPr>
+              <w:pStyle w:val="Contedodetabela"/>
+              <w:snapToGrid w:val="0"/>
+              <w:spacing w:line="276" w:lineRule="auto"/>
+              <w:jc w:val="center"/>
+              <w:rPr>
+                <w:rFonts w:ascii="Arial" w:hAnsi="Arial" w:cs="Arial"/>
+              </w:rPr>
+            </w:pPr>
+            <w:r>
+              <w:rPr>
+                <w:rFonts w:ascii="Arial" w:hAnsi="Arial" w:cs="Arial"/>
+              </w:rPr>
+              <w:t>07</w:t>
+            </w:r>
+            <w:r>
+              <w:rPr>
+                <w:rFonts w:ascii="Arial" w:hAnsi="Arial" w:cs="Arial"/>
+              </w:rPr>
+              <w:t>/0</w:t>
+            </w:r>
+            <w:r>
+              <w:rPr>
+                <w:rFonts w:ascii="Arial" w:hAnsi="Arial" w:cs="Arial"/>
+              </w:rPr>
+              <w:t>4</w:t>
+            </w:r>
+            <w:r>
+              <w:rPr>
+                <w:rFonts w:ascii="Arial" w:hAnsi="Arial" w:cs="Arial"/>
+              </w:rPr>
+              <w:t>/202</w:t>
+            </w:r>
+            <w:r>
+              <w:rPr>
+                <w:rFonts w:ascii="Arial" w:hAnsi="Arial" w:cs="Arial"/>
+              </w:rPr>
+              <w:t>5</w:t>
+            </w:r>
+          </w:p>
+        </w:tc>
+        <w:tc>
+          <w:tcPr>
+            <w:tcW w:w="990" w:type="dxa"/>
+            <w:tcBorders>
+              <w:top w:val="single" w:sz="4" w:space="0" w:color="000000"/>
+              <w:left w:val="single" w:sz="4" w:space="0" w:color="000000"/>
+              <w:bottom w:val="single" w:sz="4" w:space="0" w:color="000000"/>
+            </w:tcBorders>
+            <w:vAlign w:val="center"/>
+          </w:tcPr>
+          <w:p>
+            <w:pPr>
+              <w:pStyle w:val="Contedodetabela"/>
+              <w:snapToGrid w:val="0"/>
+              <w:spacing w:line="276" w:lineRule="auto"/>
+              <w:jc w:val="center"/>
+              <w:rPr>
+                <w:rFonts w:ascii="Arial" w:hAnsi="Arial" w:cs="Arial"/>
+              </w:rPr>
+            </w:pPr>
+            <w:r>
+              <w:rPr>
+                <w:rFonts w:ascii="Arial" w:hAnsi="Arial" w:cs="Arial"/>
+              </w:rPr>
+              <w:t>1.0.2</w:t>
+            </w:r>
+          </w:p>
+        </w:tc>
+        <w:tc>
+          <w:tcPr>
+            <w:tcW w:w="4536" w:type="dxa"/>
+            <w:tcBorders>
+              <w:top w:val="single" w:sz="4" w:space="0" w:color="000000"/>
+              <w:left w:val="single" w:sz="4" w:space="0" w:color="000000"/>
+              <w:bottom w:val="single" w:sz="4" w:space="0" w:color="000000"/>
+            </w:tcBorders>
+            <w:vAlign w:val="center"/>
+          </w:tcPr>
+          <w:p>
+            <w:pPr>
+              <w:pStyle w:val="Contedodetabela"/>
+              <w:snapToGrid w:val="0"/>
+              <w:spacing w:line="276" w:lineRule="auto"/>
+              <w:jc w:val="center"/>
+              <w:rPr>
+                <w:rFonts w:ascii="Arial" w:hAnsi="Arial" w:cs="Arial"/>
+              </w:rPr>
+            </w:pPr>
+            <w:r>
+              <w:rPr>
+                <w:rFonts w:ascii="Arial" w:hAnsi="Arial" w:cs="Arial"/>
+              </w:rPr>
+              <w:t>Inclusão dos diagramas</w:t>
+            </w:r>
+          </w:p>
+        </w:tc>
+        <w:tc>
+          <w:tcPr>
+            <w:tcW w:w="2355" w:type="dxa"/>
+            <w:tcBorders>
+              <w:top w:val="single" w:sz="4" w:space="0" w:color="000000"/>
+              <w:left w:val="single" w:sz="4" w:space="0" w:color="000000"/>
+              <w:bottom w:val="single" w:sz="4" w:space="0" w:color="000000"/>
+              <w:right w:val="single" w:sz="4" w:space="0" w:color="000000"/>
+            </w:tcBorders>
+            <w:vAlign w:val="center"/>
+          </w:tcPr>
+          <w:p>
+            <w:pPr>
+              <w:pStyle w:val="Contedodetabela"/>
+              <w:snapToGrid w:val="0"/>
+              <w:spacing w:line="276" w:lineRule="auto"/>
+              <w:jc w:val="center"/>
+              <w:rPr>
+                <w:rFonts w:ascii="Arial" w:hAnsi="Arial" w:cs="Arial"/>
+              </w:rPr>
+            </w:pPr>
+            <w:proofErr w:type="spellStart"/>
+            <w:r>
+              <w:rPr>
+                <w:rFonts w:ascii="Arial" w:hAnsi="Arial" w:cs="Arial"/>
+              </w:rPr>
+              <w:t>Anabell</w:t>
+            </w:r>
+            <w:proofErr w:type="spellEnd"/>
+            <w:r>
+              <w:rPr>
+                <w:rFonts w:ascii="Arial" w:hAnsi="Arial" w:cs="Arial"/>
+              </w:rPr>
+              <w:t xml:space="preserve"> </w:t>
+            </w:r>
+            <w:proofErr w:type="spellStart"/>
+            <w:r>
+              <w:rPr>
+                <w:rFonts w:ascii="Arial" w:hAnsi="Arial" w:cs="Arial"/>
+              </w:rPr>
+              <w:t>Roanes</w:t>
+            </w:r>
+            <w:proofErr w:type="spellEnd"/>
+          </w:p>
+        </w:tc>
+      </w:tr>
+      <w:tr>
+        <w:tc>
+          <w:tcPr>
+            <w:tcW w:w="1844" w:type="dxa"/>
+            <w:tcBorders>
+              <w:top w:val="single" w:sz="4" w:space="0" w:color="000000"/>
+              <w:left w:val="single" w:sz="4" w:space="0" w:color="000000"/>
+              <w:bottom w:val="single" w:sz="4" w:space="0" w:color="000000"/>
+            </w:tcBorders>
+            <w:vAlign w:val="center"/>
+          </w:tcPr>
+          <w:p>
+            <w:pPr>
+              <w:pStyle w:val="Contedodetabela"/>
+              <w:snapToGrid w:val="0"/>
+              <w:spacing w:line="276" w:lineRule="auto"/>
+              <w:jc w:val="center"/>
+              <w:rPr>
+                <w:rFonts w:ascii="Arial" w:hAnsi="Arial" w:cs="Arial"/>
+              </w:rPr>
+            </w:pPr>
+            <w:r>
+              <w:rPr>
+                <w:rFonts w:ascii="Arial" w:hAnsi="Arial" w:cs="Arial"/>
+              </w:rPr>
+              <w:t>1</w:t>
+            </w:r>
+            <w:r>
+              <w:rPr>
+                <w:rFonts w:ascii="Arial" w:hAnsi="Arial" w:cs="Arial"/>
+              </w:rPr>
+              <w:t>4</w:t>
+            </w:r>
+            <w:r>
+              <w:rPr>
+                <w:rFonts w:ascii="Arial" w:hAnsi="Arial" w:cs="Arial"/>
+              </w:rPr>
+              <w:t>/0</w:t>
+            </w:r>
+            <w:r>
+              <w:rPr>
+                <w:rFonts w:ascii="Arial" w:hAnsi="Arial" w:cs="Arial"/>
+              </w:rPr>
+              <w:t>4</w:t>
+            </w:r>
+            <w:r>
+              <w:rPr>
+                <w:rFonts w:ascii="Arial" w:hAnsi="Arial" w:cs="Arial"/>
+              </w:rPr>
+              <w:t>/202</w:t>
+            </w:r>
+            <w:r>
+              <w:rPr>
+                <w:rFonts w:ascii="Arial" w:hAnsi="Arial" w:cs="Arial"/>
+              </w:rPr>
+              <w:t>5</w:t>
+            </w:r>
+          </w:p>
+        </w:tc>
+        <w:tc>
+          <w:tcPr>
+            <w:tcW w:w="990" w:type="dxa"/>
+            <w:tcBorders>
+              <w:top w:val="single" w:sz="4" w:space="0" w:color="000000"/>
+              <w:left w:val="single" w:sz="4" w:space="0" w:color="000000"/>
+              <w:bottom w:val="single" w:sz="4" w:space="0" w:color="000000"/>
+            </w:tcBorders>
+            <w:vAlign w:val="center"/>
+          </w:tcPr>
+          <w:p>
+            <w:pPr>
+              <w:pStyle w:val="Contedodetabela"/>
+              <w:snapToGrid w:val="0"/>
+              <w:spacing w:line="276" w:lineRule="auto"/>
+              <w:jc w:val="center"/>
+              <w:rPr>
+                <w:rFonts w:ascii="Arial" w:hAnsi="Arial" w:cs="Arial"/>
+              </w:rPr>
+            </w:pPr>
+            <w:r>
+              <w:rPr>
+                <w:rFonts w:ascii="Arial" w:hAnsi="Arial" w:cs="Arial"/>
+              </w:rPr>
+              <w:t>1.0.3</w:t>
+            </w:r>
+          </w:p>
+        </w:tc>
+        <w:tc>
+          <w:tcPr>
+            <w:tcW w:w="4536" w:type="dxa"/>
+            <w:tcBorders>
+              <w:top w:val="single" w:sz="4" w:space="0" w:color="000000"/>
+              <w:left w:val="single" w:sz="4" w:space="0" w:color="000000"/>
+              <w:bottom w:val="single" w:sz="4" w:space="0" w:color="000000"/>
+            </w:tcBorders>
+            <w:vAlign w:val="center"/>
+          </w:tcPr>
+          <w:p>
+            <w:pPr>
+              <w:pStyle w:val="Contedodetabela"/>
+              <w:snapToGrid w:val="0"/>
+              <w:spacing w:line="276" w:lineRule="auto"/>
+              <w:jc w:val="center"/>
+              <w:rPr>
+                <w:rFonts w:ascii="Arial" w:hAnsi="Arial" w:cs="Arial"/>
+              </w:rPr>
+            </w:pPr>
+            <w:r>
+              <w:rPr>
+                <w:rFonts w:ascii="Arial" w:hAnsi="Arial" w:cs="Arial"/>
+              </w:rPr>
+              <w:t xml:space="preserve">Ajustes </w:t>
+            </w:r>
+            <w:r>
+              <w:rPr>
+                <w:rFonts w:ascii="Arial" w:hAnsi="Arial" w:cs="Arial"/>
+              </w:rPr>
+              <w:t>finais e finalização d</w:t>
+            </w:r>
+            <w:r>
+              <w:rPr>
+                <w:rFonts w:ascii="Arial" w:hAnsi="Arial" w:cs="Arial"/>
+              </w:rPr>
+              <w:t>o documento</w:t>
+            </w:r>
+          </w:p>
+        </w:tc>
+        <w:tc>
+          <w:tcPr>
+            <w:tcW w:w="2355" w:type="dxa"/>
+            <w:tcBorders>
+              <w:top w:val="single" w:sz="4" w:space="0" w:color="000000"/>
+              <w:left w:val="single" w:sz="4" w:space="0" w:color="000000"/>
+              <w:bottom w:val="single" w:sz="4" w:space="0" w:color="000000"/>
+              <w:right w:val="single" w:sz="4" w:space="0" w:color="000000"/>
+            </w:tcBorders>
+            <w:vAlign w:val="center"/>
+          </w:tcPr>
+          <w:p>
+            <w:pPr>
+              <w:pStyle w:val="Contedodetabela"/>
+              <w:snapToGrid w:val="0"/>
+              <w:spacing w:line="276" w:lineRule="auto"/>
+              <w:jc w:val="center"/>
+              <w:rPr>
+                <w:rFonts w:ascii="Arial" w:hAnsi="Arial" w:cs="Arial"/>
+              </w:rPr>
+            </w:pPr>
+            <w:r>
+              <w:rPr>
+                <w:rFonts w:ascii="Arial" w:hAnsi="Arial" w:cs="Arial"/>
+              </w:rPr>
+              <w:t>Ana Beatriz</w:t>
+            </w:r>
+          </w:p>
+        </w:tc>
+      </w:tr>
+    </w:tbl>
+    <w:p>
+      <w:pPr>
+        <w:tabs>
+          <w:tab w:val="right" w:pos="9061"/>
+        </w:tabs>
+        <w:spacing w:after="100"/>
+        <w:jc w:val="right"/>
+        <w:rPr>
+          <w:rFonts w:ascii="Arial" w:eastAsia="Arial" w:hAnsi="Arial" w:cs="Arial"/>
+          <w:sz w:val="24"/>
+          <w:szCs w:val="24"/>
+        </w:rPr>
+      </w:pPr>
     </w:p>
     <w:p>
       <w:pPr>
@@ -7025,39 +7251,31 @@
           <w:sz w:val="24"/>
           <w:szCs w:val="24"/>
         </w:rPr>
-        <w:t xml:space="preserve">A finalidade deste documento é coletar, analisar e definir necessidades e recursos de nível superior do Sistema </w:t>
-      </w:r>
-      <w:r>
-        <w:rPr>
-          <w:rFonts w:ascii="Arial" w:eastAsia="Arial" w:hAnsi="Arial" w:cs="Arial"/>
-          <w:sz w:val="24"/>
-          <w:szCs w:val="24"/>
-        </w:rPr>
-        <w:t>NUUH12</w:t>
-      </w:r>
-      <w:r>
-        <w:rPr>
-          <w:rFonts w:ascii="Arial" w:eastAsia="Arial" w:hAnsi="Arial" w:cs="Arial"/>
-          <w:sz w:val="24"/>
-          <w:szCs w:val="24"/>
-        </w:rPr>
-        <w:t xml:space="preserve">. Ele se concentra nos recursos necessários aos envolvidos e aos usuários-alvo e nas razões que levam a essas necessidades. Os detalhes de como </w:t>
-      </w:r>
-      <w:r>
-        <w:rPr>
-          <w:rFonts w:ascii="Arial" w:eastAsia="Arial" w:hAnsi="Arial" w:cs="Arial"/>
-          <w:sz w:val="24"/>
-          <w:szCs w:val="24"/>
-        </w:rPr>
-        <w:t>o projeto</w:t>
-      </w:r>
-      <w:r>
-        <w:rPr>
-          <w:rFonts w:ascii="Arial" w:eastAsia="Arial" w:hAnsi="Arial" w:cs="Arial"/>
-          <w:sz w:val="24"/>
-          <w:szCs w:val="24"/>
-        </w:rPr>
-        <w:t xml:space="preserve"> satisfaz essas necessidades são descritos no caso de uso e nas especificações suplementares.</w:t>
+        <w:tab/>
+      </w:r>
+      <w:r>
+        <w:rPr>
+          <w:rFonts w:ascii="Arial" w:eastAsia="Arial" w:hAnsi="Arial" w:cs="Arial"/>
+          <w:sz w:val="24"/>
+          <w:szCs w:val="24"/>
+        </w:rPr>
+        <w:t>A proposta deste documento é coletar, analisar e definir as necessidades e funcionalidades gerais do projeto</w:t>
+      </w:r>
+      <w:r>
+        <w:rPr>
+          <w:rFonts w:ascii="Arial" w:eastAsia="Arial" w:hAnsi="Arial" w:cs="Arial"/>
+          <w:sz w:val="24"/>
+          <w:szCs w:val="24"/>
+        </w:rPr>
+        <w:t xml:space="preserve"> </w:t>
+      </w:r>
+      <w:r>
+        <w:rPr>
+          <w:rFonts w:ascii="Arial" w:eastAsia="Arial" w:hAnsi="Arial" w:cs="Arial"/>
+          <w:sz w:val="24"/>
+          <w:szCs w:val="24"/>
+        </w:rPr>
+        <w:t>Nuuh12. Seu foco está nas necessidades dos usuários em realizar pedidos de bebidas de forma prática, eficiente e autônoma, além de atender às demandas de gerenciamento interno por parte da empresa.</w:t>
       </w:r>
     </w:p>
     <w:p>
@@ -7073,6 +7291,14 @@
           <w:szCs w:val="24"/>
         </w:rPr>
       </w:pPr>
+      <w:r>
+        <w:rPr>
+          <w:rFonts w:ascii="Arial" w:eastAsia="Arial" w:hAnsi="Arial" w:cs="Arial"/>
+          <w:sz w:val="24"/>
+          <w:szCs w:val="24"/>
+        </w:rPr>
+        <w:t>Seu escopo engloba a definição dos gestores do sistema, dos usuários finais, seus problemas, necessidades e das características essenciais que o sistema deve possuir para atender a esses requisitos, promovendo maior controle, redução de custos e melhoria na experiência do cliente.</w:t>
+      </w:r>
     </w:p>
     <w:p>
       <w:pPr>
@@ -7080,28 +7306,13 @@
           <w:tab w:val="right" w:pos="9061"/>
         </w:tabs>
         <w:spacing w:after="100"/>
-        <w:rPr>
-          <w:rFonts w:ascii="Arial" w:eastAsia="Arial" w:hAnsi="Arial" w:cs="Arial"/>
-          <w:sz w:val="24"/>
-          <w:szCs w:val="24"/>
-        </w:rPr>
-      </w:pPr>
-      <w:r>
-        <w:rPr>
-          <w:rFonts w:ascii="Arial" w:eastAsia="Arial" w:hAnsi="Arial" w:cs="Arial"/>
-          <w:sz w:val="24"/>
-          <w:szCs w:val="24"/>
-        </w:rPr>
-        <w:t>4.2</w:t>
-      </w:r>
-      <w:r>
-        <w:rPr>
-          <w:rFonts w:ascii="Arial" w:eastAsia="Arial" w:hAnsi="Arial" w:cs="Arial"/>
-          <w:sz w:val="24"/>
-          <w:szCs w:val="24"/>
-        </w:rPr>
-        <w:t xml:space="preserve"> Descrição do Problema</w:t>
-      </w:r>
+        <w:jc w:val="both"/>
+        <w:rPr>
+          <w:rFonts w:ascii="Arial" w:eastAsia="Arial" w:hAnsi="Arial" w:cs="Arial"/>
+          <w:sz w:val="24"/>
+          <w:szCs w:val="24"/>
+        </w:rPr>
+      </w:pPr>
     </w:p>
     <w:p>
       <w:pPr>
@@ -7121,7 +7332,15 @@
           <w:sz w:val="24"/>
           <w:szCs w:val="24"/>
         </w:rPr>
-        <w:t>Tabela 2 - Descrição do Problema</w:t>
+        <w:t>4.2</w:t>
+      </w:r>
+      <w:r>
+        <w:rPr>
+          <w:rFonts w:ascii="Arial" w:eastAsia="Arial" w:hAnsi="Arial" w:cs="Arial"/>
+          <w:sz w:val="24"/>
+          <w:szCs w:val="24"/>
+        </w:rPr>
+        <w:t xml:space="preserve"> Descrição do Problema</w:t>
       </w:r>
     </w:p>
     <w:tbl>
@@ -7516,22 +7735,6 @@
           <w:szCs w:val="24"/>
         </w:rPr>
       </w:pPr>
-      <w:r>
-        <w:rPr>
-          <w:rFonts w:ascii="Arial" w:eastAsia="Arial" w:hAnsi="Arial" w:cs="Arial"/>
-          <w:sz w:val="24"/>
-          <w:szCs w:val="24"/>
-        </w:rPr>
-        <w:t>4.3</w:t>
-      </w:r>
-      <w:r>
-        <w:rPr>
-          <w:rFonts w:ascii="Arial" w:eastAsia="Arial" w:hAnsi="Arial" w:cs="Arial"/>
-          <w:sz w:val="24"/>
-          <w:szCs w:val="24"/>
-        </w:rPr>
-        <w:t xml:space="preserve"> Sentença de Posição do Produto</w:t>
-      </w:r>
     </w:p>
     <w:p>
       <w:pPr>
@@ -7551,7 +7754,16 @@
           <w:sz w:val="24"/>
           <w:szCs w:val="24"/>
         </w:rPr>
-        <w:t>Tabela 3 - Sentença de Posição do Produto</w:t>
+        <w:lastRenderedPageBreak/>
+        <w:t>4.3</w:t>
+      </w:r>
+      <w:r>
+        <w:rPr>
+          <w:rFonts w:ascii="Arial" w:eastAsia="Arial" w:hAnsi="Arial" w:cs="Arial"/>
+          <w:sz w:val="24"/>
+          <w:szCs w:val="24"/>
+        </w:rPr>
+        <w:t xml:space="preserve"> Sentença de Posição do Produto</w:t>
       </w:r>
     </w:p>
     <w:tbl>
@@ -8035,7 +8247,6 @@
                 <w:sz w:val="24"/>
                 <w:szCs w:val="24"/>
               </w:rPr>
-              <w:lastRenderedPageBreak/>
               <w:t>Nosso produto</w:t>
             </w:r>
           </w:p>
@@ -8197,6 +8408,750 @@
         <w:t> Resumo dos Envolvidos</w:t>
       </w:r>
     </w:p>
+    <w:tbl>
+      <w:tblPr>
+        <w:tblW w:w="0" w:type="auto"/>
+        <w:tblCellMar>
+          <w:top w:w="15" w:type="dxa"/>
+          <w:left w:w="15" w:type="dxa"/>
+          <w:bottom w:w="15" w:type="dxa"/>
+          <w:right w:w="15" w:type="dxa"/>
+        </w:tblCellMar>
+        <w:tblLook w:val="04A0" w:firstRow="1" w:lastRow="0" w:firstColumn="1" w:lastColumn="0" w:noHBand="0" w:noVBand="1"/>
+      </w:tblPr>
+      <w:tblGrid>
+        <w:gridCol w:w="1835"/>
+        <w:gridCol w:w="3827"/>
+        <w:gridCol w:w="3393"/>
+      </w:tblGrid>
+      <w:tr>
+        <w:trPr>
+          <w:tblHeader/>
+        </w:trPr>
+        <w:tc>
+          <w:tcPr>
+            <w:tcW w:w="1835" w:type="dxa"/>
+            <w:tcBorders>
+              <w:top w:val="single" w:sz="6" w:space="0" w:color="000000"/>
+              <w:left w:val="single" w:sz="6" w:space="0" w:color="000000"/>
+              <w:bottom w:val="single" w:sz="6" w:space="0" w:color="000000"/>
+              <w:right w:val="single" w:sz="6" w:space="0" w:color="000000"/>
+            </w:tcBorders>
+            <w:shd w:val="clear" w:color="auto" w:fill="BFBFBF"/>
+            <w:tcMar>
+              <w:top w:w="0" w:type="dxa"/>
+              <w:left w:w="108" w:type="dxa"/>
+              <w:bottom w:w="0" w:type="dxa"/>
+              <w:right w:w="108" w:type="dxa"/>
+            </w:tcMar>
+            <w:hideMark/>
+          </w:tcPr>
+          <w:p>
+            <w:pPr>
+              <w:tabs>
+                <w:tab w:val="right" w:pos="9061"/>
+              </w:tabs>
+              <w:spacing w:after="100"/>
+              <w:jc w:val="center"/>
+              <w:rPr>
+                <w:rFonts w:ascii="Arial" w:eastAsia="Arial" w:hAnsi="Arial" w:cs="Arial"/>
+                <w:b/>
+                <w:bCs/>
+                <w:sz w:val="24"/>
+                <w:szCs w:val="24"/>
+              </w:rPr>
+            </w:pPr>
+            <w:r>
+              <w:rPr>
+                <w:rFonts w:ascii="Arial" w:eastAsia="Arial" w:hAnsi="Arial" w:cs="Arial"/>
+                <w:b/>
+                <w:bCs/>
+                <w:sz w:val="24"/>
+                <w:szCs w:val="24"/>
+              </w:rPr>
+              <w:t>Identificação</w:t>
+            </w:r>
+          </w:p>
+        </w:tc>
+        <w:tc>
+          <w:tcPr>
+            <w:tcW w:w="3827" w:type="dxa"/>
+            <w:tcBorders>
+              <w:top w:val="single" w:sz="6" w:space="0" w:color="000000"/>
+              <w:left w:val="single" w:sz="6" w:space="0" w:color="000000"/>
+              <w:bottom w:val="single" w:sz="6" w:space="0" w:color="000000"/>
+              <w:right w:val="single" w:sz="6" w:space="0" w:color="000000"/>
+            </w:tcBorders>
+            <w:shd w:val="clear" w:color="auto" w:fill="BFBFBF"/>
+            <w:tcMar>
+              <w:top w:w="0" w:type="dxa"/>
+              <w:left w:w="108" w:type="dxa"/>
+              <w:bottom w:w="0" w:type="dxa"/>
+              <w:right w:w="108" w:type="dxa"/>
+            </w:tcMar>
+            <w:hideMark/>
+          </w:tcPr>
+          <w:p>
+            <w:pPr>
+              <w:tabs>
+                <w:tab w:val="right" w:pos="9061"/>
+              </w:tabs>
+              <w:spacing w:after="100"/>
+              <w:jc w:val="center"/>
+              <w:rPr>
+                <w:rFonts w:ascii="Arial" w:eastAsia="Arial" w:hAnsi="Arial" w:cs="Arial"/>
+                <w:b/>
+                <w:bCs/>
+                <w:sz w:val="24"/>
+                <w:szCs w:val="24"/>
+              </w:rPr>
+            </w:pPr>
+            <w:r>
+              <w:rPr>
+                <w:rFonts w:ascii="Arial" w:eastAsia="Arial" w:hAnsi="Arial" w:cs="Arial"/>
+                <w:b/>
+                <w:bCs/>
+                <w:sz w:val="24"/>
+                <w:szCs w:val="24"/>
+              </w:rPr>
+              <w:t>Responsabilidades</w:t>
+            </w:r>
+          </w:p>
+        </w:tc>
+        <w:tc>
+          <w:tcPr>
+            <w:tcW w:w="3393" w:type="dxa"/>
+            <w:tcBorders>
+              <w:top w:val="single" w:sz="6" w:space="0" w:color="000000"/>
+              <w:left w:val="single" w:sz="6" w:space="0" w:color="000000"/>
+              <w:bottom w:val="single" w:sz="6" w:space="0" w:color="000000"/>
+              <w:right w:val="single" w:sz="6" w:space="0" w:color="000000"/>
+            </w:tcBorders>
+            <w:shd w:val="clear" w:color="auto" w:fill="BFBFBF"/>
+            <w:tcMar>
+              <w:top w:w="0" w:type="dxa"/>
+              <w:left w:w="108" w:type="dxa"/>
+              <w:bottom w:w="0" w:type="dxa"/>
+              <w:right w:w="108" w:type="dxa"/>
+            </w:tcMar>
+            <w:hideMark/>
+          </w:tcPr>
+          <w:p>
+            <w:pPr>
+              <w:tabs>
+                <w:tab w:val="right" w:pos="9061"/>
+              </w:tabs>
+              <w:spacing w:after="100"/>
+              <w:jc w:val="center"/>
+              <w:rPr>
+                <w:rFonts w:ascii="Arial" w:eastAsia="Arial" w:hAnsi="Arial" w:cs="Arial"/>
+                <w:b/>
+                <w:bCs/>
+                <w:sz w:val="24"/>
+                <w:szCs w:val="24"/>
+              </w:rPr>
+            </w:pPr>
+            <w:r>
+              <w:rPr>
+                <w:rFonts w:ascii="Arial" w:eastAsia="Arial" w:hAnsi="Arial" w:cs="Arial"/>
+                <w:b/>
+                <w:bCs/>
+                <w:sz w:val="24"/>
+                <w:szCs w:val="24"/>
+              </w:rPr>
+              <w:t>Nome</w:t>
+            </w:r>
+          </w:p>
+        </w:tc>
+      </w:tr>
+      <w:tr>
+        <w:trPr>
+          <w:trHeight w:val="809"/>
+          <w:tblHeader/>
+        </w:trPr>
+        <w:tc>
+          <w:tcPr>
+            <w:tcW w:w="1835" w:type="dxa"/>
+            <w:tcBorders>
+              <w:top w:val="single" w:sz="6" w:space="0" w:color="000000"/>
+              <w:left w:val="single" w:sz="6" w:space="0" w:color="000000"/>
+              <w:bottom w:val="single" w:sz="6" w:space="0" w:color="000000"/>
+              <w:right w:val="single" w:sz="6" w:space="0" w:color="000000"/>
+            </w:tcBorders>
+            <w:tcMar>
+              <w:top w:w="0" w:type="dxa"/>
+              <w:left w:w="108" w:type="dxa"/>
+              <w:bottom w:w="0" w:type="dxa"/>
+              <w:right w:w="108" w:type="dxa"/>
+            </w:tcMar>
+            <w:hideMark/>
+          </w:tcPr>
+          <w:p>
+            <w:pPr>
+              <w:tabs>
+                <w:tab w:val="right" w:pos="9061"/>
+              </w:tabs>
+              <w:spacing w:after="100"/>
+              <w:jc w:val="center"/>
+              <w:rPr>
+                <w:rFonts w:ascii="Arial" w:eastAsia="Arial" w:hAnsi="Arial" w:cs="Arial"/>
+                <w:b/>
+                <w:bCs/>
+                <w:sz w:val="24"/>
+                <w:szCs w:val="24"/>
+              </w:rPr>
+            </w:pPr>
+            <w:r>
+              <w:rPr>
+                <w:rFonts w:ascii="Arial" w:eastAsia="Arial" w:hAnsi="Arial" w:cs="Arial"/>
+                <w:sz w:val="24"/>
+                <w:szCs w:val="24"/>
+              </w:rPr>
+              <w:t>Gerente de projeto</w:t>
+            </w:r>
+          </w:p>
+        </w:tc>
+        <w:tc>
+          <w:tcPr>
+            <w:tcW w:w="3827" w:type="dxa"/>
+            <w:tcBorders>
+              <w:top w:val="single" w:sz="6" w:space="0" w:color="000000"/>
+              <w:left w:val="single" w:sz="6" w:space="0" w:color="000000"/>
+              <w:bottom w:val="single" w:sz="6" w:space="0" w:color="000000"/>
+              <w:right w:val="single" w:sz="6" w:space="0" w:color="000000"/>
+            </w:tcBorders>
+            <w:tcMar>
+              <w:top w:w="0" w:type="dxa"/>
+              <w:left w:w="108" w:type="dxa"/>
+              <w:bottom w:w="0" w:type="dxa"/>
+              <w:right w:w="108" w:type="dxa"/>
+            </w:tcMar>
+            <w:hideMark/>
+          </w:tcPr>
+          <w:p>
+            <w:pPr>
+              <w:tabs>
+                <w:tab w:val="right" w:pos="9061"/>
+              </w:tabs>
+              <w:spacing w:after="100"/>
+              <w:jc w:val="center"/>
+              <w:rPr>
+                <w:rFonts w:ascii="Arial" w:eastAsia="Arial" w:hAnsi="Arial" w:cs="Arial"/>
+                <w:b/>
+                <w:bCs/>
+                <w:sz w:val="24"/>
+                <w:szCs w:val="24"/>
+              </w:rPr>
+            </w:pPr>
+            <w:r>
+              <w:rPr>
+                <w:rFonts w:ascii="Arial" w:eastAsia="Arial" w:hAnsi="Arial" w:cs="Arial"/>
+                <w:sz w:val="24"/>
+                <w:szCs w:val="24"/>
+              </w:rPr>
+              <w:t>Responsável</w:t>
+            </w:r>
+            <w:r>
+              <w:rPr>
+                <w:rFonts w:ascii="Arial" w:eastAsia="Arial" w:hAnsi="Arial" w:cs="Arial"/>
+                <w:sz w:val="24"/>
+                <w:szCs w:val="24"/>
+              </w:rPr>
+              <w:t xml:space="preserve"> </w:t>
+            </w:r>
+            <w:r>
+              <w:rPr>
+                <w:rFonts w:ascii="Arial" w:eastAsia="Arial" w:hAnsi="Arial" w:cs="Arial"/>
+                <w:sz w:val="24"/>
+                <w:szCs w:val="24"/>
+              </w:rPr>
+              <w:t xml:space="preserve">pelo </w:t>
+            </w:r>
+            <w:r>
+              <w:rPr>
+                <w:rFonts w:ascii="Arial" w:eastAsia="Arial" w:hAnsi="Arial" w:cs="Arial"/>
+                <w:sz w:val="24"/>
+                <w:szCs w:val="24"/>
+              </w:rPr>
+              <w:t>p</w:t>
+            </w:r>
+            <w:r>
+              <w:rPr>
+                <w:rFonts w:ascii="Arial" w:eastAsia="Arial" w:hAnsi="Arial" w:cs="Arial"/>
+                <w:sz w:val="24"/>
+                <w:szCs w:val="24"/>
+              </w:rPr>
+              <w:t>lanejamento e acompanhamento do projeto.</w:t>
+            </w:r>
+          </w:p>
+        </w:tc>
+        <w:tc>
+          <w:tcPr>
+            <w:tcW w:w="3393" w:type="dxa"/>
+            <w:tcBorders>
+              <w:top w:val="single" w:sz="6" w:space="0" w:color="000000"/>
+              <w:left w:val="single" w:sz="6" w:space="0" w:color="000000"/>
+              <w:bottom w:val="single" w:sz="6" w:space="0" w:color="000000"/>
+              <w:right w:val="single" w:sz="6" w:space="0" w:color="000000"/>
+            </w:tcBorders>
+            <w:tcMar>
+              <w:top w:w="0" w:type="dxa"/>
+              <w:left w:w="108" w:type="dxa"/>
+              <w:bottom w:w="0" w:type="dxa"/>
+              <w:right w:w="108" w:type="dxa"/>
+            </w:tcMar>
+            <w:hideMark/>
+          </w:tcPr>
+          <w:p>
+            <w:pPr>
+              <w:tabs>
+                <w:tab w:val="right" w:pos="9061"/>
+              </w:tabs>
+              <w:spacing w:after="100"/>
+              <w:jc w:val="center"/>
+              <w:rPr>
+                <w:rFonts w:ascii="Arial" w:eastAsia="Arial" w:hAnsi="Arial" w:cs="Arial"/>
+                <w:b/>
+                <w:bCs/>
+                <w:sz w:val="24"/>
+                <w:szCs w:val="24"/>
+              </w:rPr>
+            </w:pPr>
+            <w:r>
+              <w:rPr>
+                <w:rFonts w:ascii="Arial" w:eastAsia="Arial" w:hAnsi="Arial" w:cs="Arial"/>
+                <w:sz w:val="24"/>
+                <w:szCs w:val="24"/>
+              </w:rPr>
+              <w:t>Ana Beatriz e Guilherme Fiorelli</w:t>
+            </w:r>
+          </w:p>
+        </w:tc>
+      </w:tr>
+      <w:tr>
+        <w:trPr>
+          <w:trHeight w:val="1135"/>
+          <w:tblHeader/>
+        </w:trPr>
+        <w:tc>
+          <w:tcPr>
+            <w:tcW w:w="1835" w:type="dxa"/>
+            <w:tcBorders>
+              <w:top w:val="single" w:sz="6" w:space="0" w:color="000000"/>
+              <w:left w:val="single" w:sz="6" w:space="0" w:color="000000"/>
+              <w:bottom w:val="single" w:sz="6" w:space="0" w:color="000000"/>
+              <w:right w:val="single" w:sz="6" w:space="0" w:color="000000"/>
+            </w:tcBorders>
+            <w:tcMar>
+              <w:top w:w="0" w:type="dxa"/>
+              <w:left w:w="108" w:type="dxa"/>
+              <w:bottom w:w="0" w:type="dxa"/>
+              <w:right w:w="108" w:type="dxa"/>
+            </w:tcMar>
+            <w:hideMark/>
+          </w:tcPr>
+          <w:p>
+            <w:pPr>
+              <w:tabs>
+                <w:tab w:val="right" w:pos="9061"/>
+              </w:tabs>
+              <w:spacing w:after="100"/>
+              <w:jc w:val="center"/>
+              <w:rPr>
+                <w:rFonts w:ascii="Arial" w:eastAsia="Arial" w:hAnsi="Arial" w:cs="Arial"/>
+                <w:sz w:val="24"/>
+                <w:szCs w:val="24"/>
+              </w:rPr>
+            </w:pPr>
+            <w:r>
+              <w:rPr>
+                <w:rFonts w:ascii="Arial" w:eastAsia="Arial" w:hAnsi="Arial" w:cs="Arial"/>
+                <w:sz w:val="24"/>
+                <w:szCs w:val="24"/>
+              </w:rPr>
+              <w:t>Analista de negócio</w:t>
+            </w:r>
+          </w:p>
+        </w:tc>
+        <w:tc>
+          <w:tcPr>
+            <w:tcW w:w="3827" w:type="dxa"/>
+            <w:tcBorders>
+              <w:top w:val="single" w:sz="6" w:space="0" w:color="000000"/>
+              <w:left w:val="single" w:sz="6" w:space="0" w:color="000000"/>
+              <w:bottom w:val="single" w:sz="6" w:space="0" w:color="000000"/>
+              <w:right w:val="single" w:sz="6" w:space="0" w:color="000000"/>
+            </w:tcBorders>
+            <w:tcMar>
+              <w:top w:w="0" w:type="dxa"/>
+              <w:left w:w="108" w:type="dxa"/>
+              <w:bottom w:w="0" w:type="dxa"/>
+              <w:right w:w="108" w:type="dxa"/>
+            </w:tcMar>
+            <w:hideMark/>
+          </w:tcPr>
+          <w:p>
+            <w:pPr>
+              <w:tabs>
+                <w:tab w:val="right" w:pos="9061"/>
+              </w:tabs>
+              <w:spacing w:after="100"/>
+              <w:jc w:val="both"/>
+              <w:rPr>
+                <w:rFonts w:ascii="Arial" w:eastAsia="Arial" w:hAnsi="Arial" w:cs="Arial"/>
+                <w:b/>
+                <w:bCs/>
+                <w:sz w:val="24"/>
+                <w:szCs w:val="24"/>
+              </w:rPr>
+            </w:pPr>
+            <w:r>
+              <w:rPr>
+                <w:rFonts w:ascii="Arial" w:eastAsia="Arial" w:hAnsi="Arial" w:cs="Arial"/>
+                <w:sz w:val="24"/>
+                <w:szCs w:val="24"/>
+              </w:rPr>
+              <w:t>Fazer a documentação dos requisitos de negócios apresentados pelo cliente. Tendo domínio do assunto para tratar os problemas enfrentados, a fim de achar uma solução.</w:t>
+            </w:r>
+          </w:p>
+        </w:tc>
+        <w:tc>
+          <w:tcPr>
+            <w:tcW w:w="3393" w:type="dxa"/>
+            <w:tcBorders>
+              <w:top w:val="single" w:sz="6" w:space="0" w:color="000000"/>
+              <w:left w:val="single" w:sz="6" w:space="0" w:color="000000"/>
+              <w:bottom w:val="single" w:sz="6" w:space="0" w:color="000000"/>
+              <w:right w:val="single" w:sz="6" w:space="0" w:color="000000"/>
+            </w:tcBorders>
+            <w:tcMar>
+              <w:top w:w="0" w:type="dxa"/>
+              <w:left w:w="108" w:type="dxa"/>
+              <w:bottom w:w="0" w:type="dxa"/>
+              <w:right w:w="108" w:type="dxa"/>
+            </w:tcMar>
+            <w:hideMark/>
+          </w:tcPr>
+          <w:p>
+            <w:pPr>
+              <w:tabs>
+                <w:tab w:val="right" w:pos="9061"/>
+              </w:tabs>
+              <w:spacing w:after="100"/>
+              <w:jc w:val="center"/>
+              <w:rPr>
+                <w:rFonts w:ascii="Arial" w:eastAsia="Arial" w:hAnsi="Arial" w:cs="Arial"/>
+                <w:sz w:val="24"/>
+                <w:szCs w:val="24"/>
+              </w:rPr>
+            </w:pPr>
+          </w:p>
+          <w:p>
+            <w:pPr>
+              <w:tabs>
+                <w:tab w:val="right" w:pos="9061"/>
+              </w:tabs>
+              <w:spacing w:after="100"/>
+              <w:jc w:val="center"/>
+              <w:rPr>
+                <w:rFonts w:ascii="Arial" w:eastAsia="Arial" w:hAnsi="Arial" w:cs="Arial"/>
+                <w:sz w:val="24"/>
+                <w:szCs w:val="24"/>
+              </w:rPr>
+            </w:pPr>
+          </w:p>
+          <w:p>
+            <w:pPr>
+              <w:tabs>
+                <w:tab w:val="right" w:pos="9061"/>
+              </w:tabs>
+              <w:spacing w:after="100"/>
+              <w:jc w:val="center"/>
+              <w:rPr>
+                <w:rFonts w:ascii="Arial" w:eastAsia="Arial" w:hAnsi="Arial" w:cs="Arial"/>
+                <w:sz w:val="24"/>
+                <w:szCs w:val="24"/>
+              </w:rPr>
+            </w:pPr>
+            <w:proofErr w:type="spellStart"/>
+            <w:r>
+              <w:rPr>
+                <w:rFonts w:ascii="Arial" w:eastAsia="Arial" w:hAnsi="Arial" w:cs="Arial"/>
+                <w:sz w:val="24"/>
+                <w:szCs w:val="24"/>
+              </w:rPr>
+              <w:t>Anabell</w:t>
+            </w:r>
+            <w:proofErr w:type="spellEnd"/>
+            <w:r>
+              <w:rPr>
+                <w:rFonts w:ascii="Arial" w:eastAsia="Arial" w:hAnsi="Arial" w:cs="Arial"/>
+                <w:sz w:val="24"/>
+                <w:szCs w:val="24"/>
+              </w:rPr>
+              <w:t xml:space="preserve"> </w:t>
+            </w:r>
+            <w:proofErr w:type="spellStart"/>
+            <w:r>
+              <w:rPr>
+                <w:rFonts w:ascii="Arial" w:eastAsia="Arial" w:hAnsi="Arial" w:cs="Arial"/>
+                <w:sz w:val="24"/>
+                <w:szCs w:val="24"/>
+              </w:rPr>
+              <w:t>Roanes</w:t>
+            </w:r>
+            <w:proofErr w:type="spellEnd"/>
+          </w:p>
+        </w:tc>
+      </w:tr>
+      <w:tr>
+        <w:trPr>
+          <w:tblHeader/>
+        </w:trPr>
+        <w:tc>
+          <w:tcPr>
+            <w:tcW w:w="1835" w:type="dxa"/>
+            <w:tcBorders>
+              <w:top w:val="single" w:sz="6" w:space="0" w:color="000000"/>
+              <w:left w:val="single" w:sz="6" w:space="0" w:color="000000"/>
+              <w:bottom w:val="single" w:sz="6" w:space="0" w:color="000000"/>
+              <w:right w:val="single" w:sz="6" w:space="0" w:color="000000"/>
+            </w:tcBorders>
+            <w:tcMar>
+              <w:top w:w="0" w:type="dxa"/>
+              <w:left w:w="108" w:type="dxa"/>
+              <w:bottom w:w="0" w:type="dxa"/>
+              <w:right w:w="108" w:type="dxa"/>
+            </w:tcMar>
+            <w:hideMark/>
+          </w:tcPr>
+          <w:p>
+            <w:pPr>
+              <w:tabs>
+                <w:tab w:val="right" w:pos="9061"/>
+              </w:tabs>
+              <w:spacing w:after="100"/>
+              <w:jc w:val="center"/>
+              <w:rPr>
+                <w:rFonts w:ascii="Arial" w:eastAsia="Arial" w:hAnsi="Arial" w:cs="Arial"/>
+                <w:sz w:val="24"/>
+                <w:szCs w:val="24"/>
+              </w:rPr>
+            </w:pPr>
+            <w:r>
+              <w:rPr>
+                <w:rFonts w:ascii="Arial" w:eastAsia="Arial" w:hAnsi="Arial" w:cs="Arial"/>
+                <w:sz w:val="24"/>
+                <w:szCs w:val="24"/>
+              </w:rPr>
+              <w:t>Analista de requisitos</w:t>
+            </w:r>
+          </w:p>
+        </w:tc>
+        <w:tc>
+          <w:tcPr>
+            <w:tcW w:w="3827" w:type="dxa"/>
+            <w:tcBorders>
+              <w:top w:val="single" w:sz="6" w:space="0" w:color="000000"/>
+              <w:left w:val="single" w:sz="6" w:space="0" w:color="000000"/>
+              <w:bottom w:val="single" w:sz="6" w:space="0" w:color="000000"/>
+              <w:right w:val="single" w:sz="6" w:space="0" w:color="000000"/>
+            </w:tcBorders>
+            <w:tcMar>
+              <w:top w:w="0" w:type="dxa"/>
+              <w:left w:w="108" w:type="dxa"/>
+              <w:bottom w:w="0" w:type="dxa"/>
+              <w:right w:w="108" w:type="dxa"/>
+            </w:tcMar>
+            <w:hideMark/>
+          </w:tcPr>
+          <w:p>
+            <w:pPr>
+              <w:tabs>
+                <w:tab w:val="right" w:pos="9061"/>
+              </w:tabs>
+              <w:spacing w:after="100"/>
+              <w:jc w:val="both"/>
+              <w:rPr>
+                <w:rFonts w:ascii="Arial" w:eastAsia="Arial" w:hAnsi="Arial" w:cs="Arial"/>
+                <w:sz w:val="24"/>
+                <w:szCs w:val="24"/>
+              </w:rPr>
+            </w:pPr>
+            <w:r>
+              <w:rPr>
+                <w:rFonts w:ascii="Arial" w:eastAsia="Arial" w:hAnsi="Arial" w:cs="Arial"/>
+                <w:sz w:val="24"/>
+                <w:szCs w:val="24"/>
+              </w:rPr>
+              <w:t>Fazer a documentação dos requisitos funcionais e não funcionais do sistema.</w:t>
+            </w:r>
+          </w:p>
+        </w:tc>
+        <w:tc>
+          <w:tcPr>
+            <w:tcW w:w="3393" w:type="dxa"/>
+            <w:tcBorders>
+              <w:top w:val="single" w:sz="6" w:space="0" w:color="000000"/>
+              <w:left w:val="single" w:sz="6" w:space="0" w:color="000000"/>
+              <w:bottom w:val="single" w:sz="6" w:space="0" w:color="000000"/>
+              <w:right w:val="single" w:sz="6" w:space="0" w:color="000000"/>
+            </w:tcBorders>
+            <w:tcMar>
+              <w:top w:w="0" w:type="dxa"/>
+              <w:left w:w="108" w:type="dxa"/>
+              <w:bottom w:w="0" w:type="dxa"/>
+              <w:right w:w="108" w:type="dxa"/>
+            </w:tcMar>
+            <w:hideMark/>
+          </w:tcPr>
+          <w:p>
+            <w:pPr>
+              <w:tabs>
+                <w:tab w:val="right" w:pos="9061"/>
+              </w:tabs>
+              <w:spacing w:after="100"/>
+              <w:jc w:val="center"/>
+              <w:rPr>
+                <w:rFonts w:ascii="Arial" w:eastAsia="Arial" w:hAnsi="Arial" w:cs="Arial"/>
+                <w:sz w:val="24"/>
+                <w:szCs w:val="24"/>
+              </w:rPr>
+            </w:pPr>
+            <w:r>
+              <w:rPr>
+                <w:rFonts w:ascii="Arial" w:eastAsia="Arial" w:hAnsi="Arial" w:cs="Arial"/>
+                <w:sz w:val="24"/>
+                <w:szCs w:val="24"/>
+              </w:rPr>
+              <w:t>Ana Beatriz e Guilherme Fiorelli</w:t>
+            </w:r>
+          </w:p>
+        </w:tc>
+      </w:tr>
+      <w:tr>
+        <w:trPr>
+          <w:tblHeader/>
+        </w:trPr>
+        <w:tc>
+          <w:tcPr>
+            <w:tcW w:w="1835" w:type="dxa"/>
+            <w:tcBorders>
+              <w:top w:val="single" w:sz="6" w:space="0" w:color="000000"/>
+              <w:left w:val="single" w:sz="6" w:space="0" w:color="000000"/>
+              <w:bottom w:val="single" w:sz="6" w:space="0" w:color="000000"/>
+              <w:right w:val="single" w:sz="6" w:space="0" w:color="000000"/>
+            </w:tcBorders>
+            <w:tcMar>
+              <w:top w:w="0" w:type="dxa"/>
+              <w:left w:w="108" w:type="dxa"/>
+              <w:bottom w:w="0" w:type="dxa"/>
+              <w:right w:w="108" w:type="dxa"/>
+            </w:tcMar>
+          </w:tcPr>
+          <w:p>
+            <w:pPr>
+              <w:tabs>
+                <w:tab w:val="right" w:pos="9061"/>
+              </w:tabs>
+              <w:spacing w:after="100"/>
+              <w:jc w:val="center"/>
+              <w:rPr>
+                <w:rFonts w:ascii="Arial" w:eastAsia="Arial" w:hAnsi="Arial" w:cs="Arial"/>
+                <w:sz w:val="24"/>
+                <w:szCs w:val="24"/>
+              </w:rPr>
+            </w:pPr>
+            <w:r>
+              <w:rPr>
+                <w:rFonts w:ascii="Arial" w:eastAsia="Arial" w:hAnsi="Arial" w:cs="Arial"/>
+                <w:sz w:val="24"/>
+                <w:szCs w:val="24"/>
+              </w:rPr>
+              <w:t>Desenvolvedor</w:t>
+            </w:r>
+          </w:p>
+        </w:tc>
+        <w:tc>
+          <w:tcPr>
+            <w:tcW w:w="3827" w:type="dxa"/>
+            <w:tcBorders>
+              <w:top w:val="single" w:sz="6" w:space="0" w:color="000000"/>
+              <w:left w:val="single" w:sz="6" w:space="0" w:color="000000"/>
+              <w:bottom w:val="single" w:sz="6" w:space="0" w:color="000000"/>
+              <w:right w:val="single" w:sz="6" w:space="0" w:color="000000"/>
+            </w:tcBorders>
+            <w:tcMar>
+              <w:top w:w="0" w:type="dxa"/>
+              <w:left w:w="108" w:type="dxa"/>
+              <w:bottom w:w="0" w:type="dxa"/>
+              <w:right w:w="108" w:type="dxa"/>
+            </w:tcMar>
+          </w:tcPr>
+          <w:p>
+            <w:pPr>
+              <w:tabs>
+                <w:tab w:val="right" w:pos="9061"/>
+              </w:tabs>
+              <w:spacing w:after="100"/>
+              <w:jc w:val="both"/>
+              <w:rPr>
+                <w:rFonts w:ascii="Arial" w:eastAsia="Arial" w:hAnsi="Arial" w:cs="Arial"/>
+                <w:sz w:val="24"/>
+                <w:szCs w:val="24"/>
+              </w:rPr>
+            </w:pPr>
+            <w:r>
+              <w:rPr>
+                <w:rFonts w:ascii="Arial" w:eastAsia="Arial" w:hAnsi="Arial" w:cs="Arial"/>
+                <w:sz w:val="24"/>
+                <w:szCs w:val="24"/>
+              </w:rPr>
+              <w:t>Cuidar da programação, códigos e organização do sistema e estrutura do sistema.</w:t>
+            </w:r>
+          </w:p>
+        </w:tc>
+        <w:tc>
+          <w:tcPr>
+            <w:tcW w:w="3393" w:type="dxa"/>
+            <w:tcBorders>
+              <w:top w:val="single" w:sz="6" w:space="0" w:color="000000"/>
+              <w:left w:val="single" w:sz="6" w:space="0" w:color="000000"/>
+              <w:bottom w:val="single" w:sz="6" w:space="0" w:color="000000"/>
+              <w:right w:val="single" w:sz="6" w:space="0" w:color="000000"/>
+            </w:tcBorders>
+            <w:tcMar>
+              <w:top w:w="0" w:type="dxa"/>
+              <w:left w:w="108" w:type="dxa"/>
+              <w:bottom w:w="0" w:type="dxa"/>
+              <w:right w:w="108" w:type="dxa"/>
+            </w:tcMar>
+          </w:tcPr>
+          <w:p>
+            <w:pPr>
+              <w:tabs>
+                <w:tab w:val="right" w:pos="9061"/>
+              </w:tabs>
+              <w:spacing w:after="100"/>
+              <w:jc w:val="center"/>
+              <w:rPr>
+                <w:rFonts w:ascii="Arial" w:eastAsia="Arial" w:hAnsi="Arial" w:cs="Arial"/>
+                <w:sz w:val="24"/>
+                <w:szCs w:val="24"/>
+              </w:rPr>
+            </w:pPr>
+            <w:r>
+              <w:rPr>
+                <w:rFonts w:ascii="Arial" w:eastAsia="Arial" w:hAnsi="Arial" w:cs="Arial"/>
+                <w:sz w:val="24"/>
+                <w:szCs w:val="24"/>
+              </w:rPr>
+              <w:t>Ana Beatriz e Guilherme Fiorelli</w:t>
+            </w:r>
+          </w:p>
+        </w:tc>
+      </w:tr>
+    </w:tbl>
     <w:p>
       <w:pPr>
         <w:tabs>
@@ -8209,13 +9164,48 @@
           <w:szCs w:val="24"/>
         </w:rPr>
       </w:pPr>
-      <w:r>
-        <w:rPr>
-          <w:rFonts w:ascii="Arial" w:eastAsia="Arial" w:hAnsi="Arial" w:cs="Arial"/>
-          <w:sz w:val="24"/>
-          <w:szCs w:val="24"/>
-        </w:rPr>
-        <w:t>Tabela 4 - Resumo dos envolvidos </w:t>
+    </w:p>
+    <w:p>
+      <w:pPr>
+        <w:tabs>
+          <w:tab w:val="right" w:pos="9061"/>
+        </w:tabs>
+        <w:spacing w:after="100"/>
+        <w:rPr>
+          <w:rFonts w:ascii="Arial" w:eastAsia="Arial" w:hAnsi="Arial" w:cs="Arial"/>
+          <w:sz w:val="24"/>
+          <w:szCs w:val="24"/>
+        </w:rPr>
+      </w:pPr>
+    </w:p>
+    <w:p>
+      <w:pPr>
+        <w:tabs>
+          <w:tab w:val="right" w:pos="9061"/>
+        </w:tabs>
+        <w:spacing w:after="100"/>
+        <w:rPr>
+          <w:rFonts w:ascii="Arial" w:eastAsia="Arial" w:hAnsi="Arial" w:cs="Arial"/>
+          <w:sz w:val="24"/>
+          <w:szCs w:val="24"/>
+        </w:rPr>
+      </w:pPr>
+      <w:r>
+        <w:rPr>
+          <w:rFonts w:ascii="Arial" w:eastAsia="Arial" w:hAnsi="Arial" w:cs="Arial"/>
+          <w:sz w:val="24"/>
+          <w:szCs w:val="24"/>
+        </w:rPr>
+        <w:lastRenderedPageBreak/>
+        <w:t>4.6</w:t>
+      </w:r>
+      <w:r>
+        <w:rPr>
+          <w:rFonts w:ascii="Arial" w:eastAsia="Arial" w:hAnsi="Arial" w:cs="Arial"/>
+          <w:sz w:val="24"/>
+          <w:szCs w:val="24"/>
+        </w:rPr>
+        <w:t xml:space="preserve"> Resumo dos Usuários</w:t>
       </w:r>
     </w:p>
     <w:tbl>
@@ -8414,15 +9404,7 @@
                 <w:sz w:val="24"/>
                 <w:szCs w:val="24"/>
               </w:rPr>
-              <w:t xml:space="preserve">Proprietário da </w:t>
-            </w:r>
-            <w:r>
-              <w:rPr>
-                <w:rFonts w:ascii="Arial" w:eastAsia="Arial" w:hAnsi="Arial" w:cs="Arial"/>
-                <w:sz w:val="24"/>
-                <w:szCs w:val="24"/>
-              </w:rPr>
-              <w:t>Distribuidora</w:t>
+              <w:t>Proprietário da Distribuidora</w:t>
             </w:r>
           </w:p>
         </w:tc>
@@ -8966,36 +9948,31 @@
           <w:sz w:val="24"/>
           <w:szCs w:val="24"/>
         </w:rPr>
-        <w:t>4.6</w:t>
-      </w:r>
-      <w:r>
-        <w:rPr>
-          <w:rFonts w:ascii="Arial" w:eastAsia="Arial" w:hAnsi="Arial" w:cs="Arial"/>
-          <w:sz w:val="24"/>
-          <w:szCs w:val="24"/>
-        </w:rPr>
-        <w:t xml:space="preserve"> Resumo dos Usuários</w:t>
-      </w:r>
-    </w:p>
-    <w:p>
-      <w:pPr>
-        <w:tabs>
-          <w:tab w:val="right" w:pos="9061"/>
-        </w:tabs>
-        <w:spacing w:after="100"/>
-        <w:rPr>
-          <w:rFonts w:ascii="Arial" w:eastAsia="Arial" w:hAnsi="Arial" w:cs="Arial"/>
-          <w:sz w:val="24"/>
-          <w:szCs w:val="24"/>
-        </w:rPr>
-      </w:pPr>
-      <w:r>
-        <w:rPr>
-          <w:rFonts w:ascii="Arial" w:eastAsia="Arial" w:hAnsi="Arial" w:cs="Arial"/>
-          <w:sz w:val="24"/>
-          <w:szCs w:val="24"/>
-        </w:rPr>
-        <w:t>Tabela 5 - Resumo dos Usuários</w:t>
+        <w:t>4.</w:t>
+      </w:r>
+      <w:r>
+        <w:rPr>
+          <w:rFonts w:ascii="Arial" w:eastAsia="Arial" w:hAnsi="Arial" w:cs="Arial"/>
+          <w:sz w:val="24"/>
+          <w:szCs w:val="24"/>
+        </w:rPr>
+        <w:t>7</w:t>
+      </w:r>
+      <w:r>
+        <w:rPr>
+          <w:rFonts w:ascii="Arial" w:eastAsia="Arial" w:hAnsi="Arial" w:cs="Arial"/>
+          <w:sz w:val="24"/>
+          <w:szCs w:val="24"/>
+        </w:rPr>
+        <w:t xml:space="preserve"> </w:t>
+      </w:r>
+      <w:r>
+        <w:rPr>
+          <w:rFonts w:ascii="Arial" w:eastAsia="Arial" w:hAnsi="Arial" w:cs="Arial"/>
+          <w:sz w:val="24"/>
+          <w:szCs w:val="24"/>
+        </w:rPr>
+        <w:t>Necessidades do Cliente</w:t>
       </w:r>
     </w:p>
     <w:tbl>
@@ -9010,18 +9987,18 @@
         <w:tblLook w:val="04A0" w:firstRow="1" w:lastRow="0" w:firstColumn="1" w:lastColumn="0" w:noHBand="0" w:noVBand="1"/>
       </w:tblPr>
       <w:tblGrid>
-        <w:gridCol w:w="964"/>
-        <w:gridCol w:w="3980"/>
-        <w:gridCol w:w="2548"/>
-        <w:gridCol w:w="1563"/>
+        <w:gridCol w:w="1693"/>
+        <w:gridCol w:w="2410"/>
+        <w:gridCol w:w="1418"/>
+        <w:gridCol w:w="3534"/>
       </w:tblGrid>
       <w:tr>
         <w:trPr>
-          <w:trHeight w:val="599"/>
+          <w:tblHeader/>
         </w:trPr>
         <w:tc>
           <w:tcPr>
-            <w:tcW w:w="0" w:type="auto"/>
+            <w:tcW w:w="1693" w:type="dxa"/>
             <w:tcBorders>
               <w:top w:val="single" w:sz="6" w:space="0" w:color="000000"/>
               <w:left w:val="single" w:sz="6" w:space="0" w:color="000000"/>
@@ -9045,6 +10022,8 @@
               <w:spacing w:after="100"/>
               <w:rPr>
                 <w:rFonts w:ascii="Arial" w:eastAsia="Arial" w:hAnsi="Arial" w:cs="Arial"/>
+                <w:b/>
+                <w:bCs/>
                 <w:sz w:val="24"/>
                 <w:szCs w:val="24"/>
               </w:rPr>
@@ -9057,13 +10036,13 @@
                 <w:sz w:val="24"/>
                 <w:szCs w:val="24"/>
               </w:rPr>
-              <w:t>Nome</w:t>
+              <w:t>Identificador</w:t>
             </w:r>
           </w:p>
         </w:tc>
         <w:tc>
           <w:tcPr>
-            <w:tcW w:w="0" w:type="auto"/>
+            <w:tcW w:w="2410" w:type="dxa"/>
             <w:tcBorders>
               <w:top w:val="single" w:sz="6" w:space="0" w:color="000000"/>
               <w:left w:val="single" w:sz="6" w:space="0" w:color="000000"/>
@@ -9085,13 +10064,7 @@
                 <w:tab w:val="right" w:pos="9061"/>
               </w:tabs>
               <w:spacing w:after="100"/>
-              <w:rPr>
-                <w:rFonts w:ascii="Arial" w:eastAsia="Arial" w:hAnsi="Arial" w:cs="Arial"/>
-                <w:sz w:val="24"/>
-                <w:szCs w:val="24"/>
-              </w:rPr>
-            </w:pPr>
-            <w:r>
+              <w:jc w:val="center"/>
               <w:rPr>
                 <w:rFonts w:ascii="Arial" w:eastAsia="Arial" w:hAnsi="Arial" w:cs="Arial"/>
                 <w:b/>
@@ -9099,13 +10072,22 @@
                 <w:sz w:val="24"/>
                 <w:szCs w:val="24"/>
               </w:rPr>
-              <w:t>Descrição</w:t>
+            </w:pPr>
+            <w:r>
+              <w:rPr>
+                <w:rFonts w:ascii="Arial" w:eastAsia="Arial" w:hAnsi="Arial" w:cs="Arial"/>
+                <w:b/>
+                <w:bCs/>
+                <w:sz w:val="24"/>
+                <w:szCs w:val="24"/>
+              </w:rPr>
+              <w:t>Necessidade</w:t>
             </w:r>
           </w:p>
         </w:tc>
         <w:tc>
           <w:tcPr>
-            <w:tcW w:w="0" w:type="auto"/>
+            <w:tcW w:w="1418" w:type="dxa"/>
             <w:tcBorders>
               <w:top w:val="single" w:sz="6" w:space="0" w:color="000000"/>
               <w:left w:val="single" w:sz="6" w:space="0" w:color="000000"/>
@@ -9127,13 +10109,7 @@
                 <w:tab w:val="right" w:pos="9061"/>
               </w:tabs>
               <w:spacing w:after="100"/>
-              <w:rPr>
-                <w:rFonts w:ascii="Arial" w:eastAsia="Arial" w:hAnsi="Arial" w:cs="Arial"/>
-                <w:sz w:val="24"/>
-                <w:szCs w:val="24"/>
-              </w:rPr>
-            </w:pPr>
-            <w:r>
+              <w:jc w:val="center"/>
               <w:rPr>
                 <w:rFonts w:ascii="Arial" w:eastAsia="Arial" w:hAnsi="Arial" w:cs="Arial"/>
                 <w:b/>
@@ -9141,21 +10117,22 @@
                 <w:sz w:val="24"/>
                 <w:szCs w:val="24"/>
               </w:rPr>
-              <w:t>Responsabilidades</w:t>
-            </w:r>
+            </w:pPr>
             <w:r>
               <w:rPr>
                 <w:rFonts w:ascii="Arial" w:eastAsia="Arial" w:hAnsi="Arial" w:cs="Arial"/>
-                <w:sz w:val="24"/>
-                <w:szCs w:val="24"/>
-              </w:rPr>
-              <w:t> </w:t>
+                <w:b/>
+                <w:bCs/>
+                <w:sz w:val="24"/>
+                <w:szCs w:val="24"/>
+              </w:rPr>
+              <w:t>Prioridade</w:t>
             </w:r>
           </w:p>
         </w:tc>
         <w:tc>
           <w:tcPr>
-            <w:tcW w:w="0" w:type="auto"/>
+            <w:tcW w:w="3534" w:type="dxa"/>
             <w:tcBorders>
               <w:top w:val="single" w:sz="6" w:space="0" w:color="000000"/>
               <w:left w:val="single" w:sz="6" w:space="0" w:color="000000"/>
@@ -9163,13 +10140,6 @@
               <w:right w:val="single" w:sz="6" w:space="0" w:color="000000"/>
             </w:tcBorders>
             <w:shd w:val="clear" w:color="auto" w:fill="BFBFBF"/>
-            <w:tcMar>
-              <w:top w:w="0" w:type="dxa"/>
-              <w:left w:w="108" w:type="dxa"/>
-              <w:bottom w:w="0" w:type="dxa"/>
-              <w:right w:w="108" w:type="dxa"/>
-            </w:tcMar>
-            <w:hideMark/>
           </w:tcPr>
           <w:p>
             <w:pPr>
@@ -9177,13 +10147,7 @@
                 <w:tab w:val="right" w:pos="9061"/>
               </w:tabs>
               <w:spacing w:after="100"/>
-              <w:rPr>
-                <w:rFonts w:ascii="Arial" w:eastAsia="Arial" w:hAnsi="Arial" w:cs="Arial"/>
-                <w:sz w:val="24"/>
-                <w:szCs w:val="24"/>
-              </w:rPr>
-            </w:pPr>
-            <w:r>
+              <w:jc w:val="center"/>
               <w:rPr>
                 <w:rFonts w:ascii="Arial" w:eastAsia="Arial" w:hAnsi="Arial" w:cs="Arial"/>
                 <w:b/>
@@ -9191,18 +10155,28 @@
                 <w:sz w:val="24"/>
                 <w:szCs w:val="24"/>
               </w:rPr>
-              <w:t>Envolvido</w:t>
+            </w:pPr>
+            <w:r>
+              <w:rPr>
+                <w:rFonts w:ascii="Arial" w:eastAsia="Arial" w:hAnsi="Arial" w:cs="Arial"/>
+                <w:b/>
+                <w:bCs/>
+                <w:sz w:val="24"/>
+                <w:szCs w:val="24"/>
+              </w:rPr>
+              <w:t>Solução Atual</w:t>
             </w:r>
           </w:p>
         </w:tc>
       </w:tr>
       <w:tr>
         <w:trPr>
-          <w:trHeight w:val="1275"/>
+          <w:trHeight w:val="1230"/>
+          <w:tblHeader/>
         </w:trPr>
         <w:tc>
           <w:tcPr>
-            <w:tcW w:w="0" w:type="auto"/>
+            <w:tcW w:w="1693" w:type="dxa"/>
             <w:tcBorders>
               <w:top w:val="single" w:sz="6" w:space="0" w:color="000000"/>
               <w:left w:val="single" w:sz="6" w:space="0" w:color="000000"/>
@@ -9223,8 +10197,25 @@
                 <w:tab w:val="right" w:pos="9061"/>
               </w:tabs>
               <w:spacing w:after="100"/>
+              <w:jc w:val="both"/>
               <w:rPr>
                 <w:rFonts w:ascii="Arial" w:eastAsia="Arial" w:hAnsi="Arial" w:cs="Arial"/>
+                <w:sz w:val="24"/>
+                <w:szCs w:val="24"/>
+              </w:rPr>
+            </w:pPr>
+          </w:p>
+          <w:p>
+            <w:pPr>
+              <w:tabs>
+                <w:tab w:val="right" w:pos="9061"/>
+              </w:tabs>
+              <w:spacing w:after="100"/>
+              <w:jc w:val="center"/>
+              <w:rPr>
+                <w:rFonts w:ascii="Arial" w:eastAsia="Arial" w:hAnsi="Arial" w:cs="Arial"/>
+                <w:b/>
+                <w:bCs/>
                 <w:sz w:val="24"/>
                 <w:szCs w:val="24"/>
               </w:rPr>
@@ -9241,7 +10232,7 @@
         </w:tc>
         <w:tc>
           <w:tcPr>
-            <w:tcW w:w="0" w:type="auto"/>
+            <w:tcW w:w="2410" w:type="dxa"/>
             <w:tcBorders>
               <w:top w:val="single" w:sz="6" w:space="0" w:color="000000"/>
               <w:left w:val="single" w:sz="6" w:space="0" w:color="000000"/>
@@ -9262,8 +10253,11 @@
                 <w:tab w:val="right" w:pos="9061"/>
               </w:tabs>
               <w:spacing w:after="100"/>
+              <w:jc w:val="both"/>
               <w:rPr>
                 <w:rFonts w:ascii="Arial" w:eastAsia="Arial" w:hAnsi="Arial" w:cs="Arial"/>
+                <w:b/>
+                <w:bCs/>
                 <w:sz w:val="24"/>
                 <w:szCs w:val="24"/>
               </w:rPr>
@@ -9274,21 +10268,13 @@
                 <w:sz w:val="24"/>
                 <w:szCs w:val="24"/>
               </w:rPr>
-              <w:t xml:space="preserve">Qualquer pessoa interessada em comprar </w:t>
-            </w:r>
-            <w:r>
-              <w:rPr>
-                <w:rFonts w:ascii="Arial" w:eastAsia="Arial" w:hAnsi="Arial" w:cs="Arial"/>
-                <w:sz w:val="24"/>
-                <w:szCs w:val="24"/>
-              </w:rPr>
-              <w:t>determinado produto na Distribuidora de Bebidas NUUH12.</w:t>
+              <w:t>Realizar pedidos de bebidas diretamente com a distribuidora, de forma rápida, segura e sem taxas adicionais.</w:t>
             </w:r>
           </w:p>
         </w:tc>
         <w:tc>
           <w:tcPr>
-            <w:tcW w:w="0" w:type="auto"/>
+            <w:tcW w:w="1418" w:type="dxa"/>
             <w:tcBorders>
               <w:top w:val="single" w:sz="6" w:space="0" w:color="000000"/>
               <w:left w:val="single" w:sz="6" w:space="0" w:color="000000"/>
@@ -9309,8 +10295,25 @@
                 <w:tab w:val="right" w:pos="9061"/>
               </w:tabs>
               <w:spacing w:after="100"/>
+              <w:jc w:val="both"/>
               <w:rPr>
                 <w:rFonts w:ascii="Arial" w:eastAsia="Arial" w:hAnsi="Arial" w:cs="Arial"/>
+                <w:sz w:val="24"/>
+                <w:szCs w:val="24"/>
+              </w:rPr>
+            </w:pPr>
+          </w:p>
+          <w:p>
+            <w:pPr>
+              <w:tabs>
+                <w:tab w:val="right" w:pos="9061"/>
+              </w:tabs>
+              <w:spacing w:after="100"/>
+              <w:jc w:val="center"/>
+              <w:rPr>
+                <w:rFonts w:ascii="Arial" w:eastAsia="Arial" w:hAnsi="Arial" w:cs="Arial"/>
+                <w:b/>
+                <w:bCs/>
                 <w:sz w:val="24"/>
                 <w:szCs w:val="24"/>
               </w:rPr>
@@ -9321,21 +10324,60 @@
                 <w:sz w:val="24"/>
                 <w:szCs w:val="24"/>
               </w:rPr>
-              <w:t>Realizar</w:t>
-            </w:r>
-            <w:r>
-              <w:rPr>
-                <w:rFonts w:ascii="Arial" w:eastAsia="Arial" w:hAnsi="Arial" w:cs="Arial"/>
-                <w:sz w:val="24"/>
-                <w:szCs w:val="24"/>
-              </w:rPr>
-              <w:t xml:space="preserve"> pedidos online.</w:t>
+              <w:t>Alta</w:t>
             </w:r>
           </w:p>
         </w:tc>
         <w:tc>
           <w:tcPr>
-            <w:tcW w:w="0" w:type="auto"/>
+            <w:tcW w:w="3534" w:type="dxa"/>
+            <w:tcBorders>
+              <w:top w:val="single" w:sz="6" w:space="0" w:color="000000"/>
+              <w:left w:val="single" w:sz="6" w:space="0" w:color="000000"/>
+              <w:bottom w:val="single" w:sz="6" w:space="0" w:color="000000"/>
+              <w:right w:val="single" w:sz="6" w:space="0" w:color="000000"/>
+            </w:tcBorders>
+          </w:tcPr>
+          <w:p>
+            <w:pPr>
+              <w:tabs>
+                <w:tab w:val="right" w:pos="9061"/>
+              </w:tabs>
+              <w:spacing w:after="100"/>
+              <w:jc w:val="both"/>
+              <w:rPr>
+                <w:rFonts w:ascii="Arial" w:eastAsia="Arial" w:hAnsi="Arial" w:cs="Arial"/>
+                <w:sz w:val="24"/>
+                <w:szCs w:val="24"/>
+              </w:rPr>
+            </w:pPr>
+            <w:r>
+              <w:rPr>
+                <w:rFonts w:ascii="Arial" w:eastAsia="Arial" w:hAnsi="Arial" w:cs="Arial"/>
+                <w:sz w:val="24"/>
+                <w:szCs w:val="24"/>
+              </w:rPr>
+              <w:t>Utilização de aplicativos de delivery terceirizados, que cobram taxas e dificultam o controle de dados e vendas</w:t>
+            </w:r>
+            <w:r>
+              <w:rPr>
+                <w:rFonts w:ascii="Arial" w:eastAsia="Arial" w:hAnsi="Arial" w:cs="Arial"/>
+                <w:sz w:val="24"/>
+                <w:szCs w:val="24"/>
+              </w:rPr>
+              <w:t>.</w:t>
+            </w:r>
+          </w:p>
+        </w:tc>
+      </w:tr>
+      <w:tr>
+        <w:trPr>
+          <w:trHeight w:val="1230"/>
+          <w:tblHeader/>
+        </w:trPr>
+        <w:tc>
+          <w:tcPr>
+            <w:tcW w:w="1693" w:type="dxa"/>
             <w:tcBorders>
               <w:top w:val="single" w:sz="6" w:space="0" w:color="000000"/>
               <w:left w:val="single" w:sz="6" w:space="0" w:color="000000"/>
@@ -9348,7 +10390,6 @@
               <w:bottom w:w="0" w:type="dxa"/>
               <w:right w:w="108" w:type="dxa"/>
             </w:tcMar>
-            <w:hideMark/>
           </w:tcPr>
           <w:p>
             <w:pPr>
@@ -9356,6 +10397,35 @@
                 <w:tab w:val="right" w:pos="9061"/>
               </w:tabs>
               <w:spacing w:after="100"/>
+              <w:jc w:val="both"/>
+              <w:rPr>
+                <w:rFonts w:ascii="Arial" w:eastAsia="Arial" w:hAnsi="Arial" w:cs="Arial"/>
+                <w:sz w:val="24"/>
+                <w:szCs w:val="24"/>
+              </w:rPr>
+            </w:pPr>
+          </w:p>
+          <w:p>
+            <w:pPr>
+              <w:tabs>
+                <w:tab w:val="right" w:pos="9061"/>
+              </w:tabs>
+              <w:spacing w:after="100"/>
+              <w:jc w:val="both"/>
+              <w:rPr>
+                <w:rFonts w:ascii="Arial" w:eastAsia="Arial" w:hAnsi="Arial" w:cs="Arial"/>
+                <w:sz w:val="24"/>
+                <w:szCs w:val="24"/>
+              </w:rPr>
+            </w:pPr>
+          </w:p>
+          <w:p>
+            <w:pPr>
+              <w:tabs>
+                <w:tab w:val="right" w:pos="9061"/>
+              </w:tabs>
+              <w:spacing w:after="100"/>
+              <w:jc w:val="both"/>
               <w:rPr>
                 <w:rFonts w:ascii="Arial" w:eastAsia="Arial" w:hAnsi="Arial" w:cs="Arial"/>
                 <w:sz w:val="24"/>
@@ -9368,7 +10438,146 @@
                 <w:sz w:val="24"/>
                 <w:szCs w:val="24"/>
               </w:rPr>
-              <w:t>Plataforma Digital</w:t>
+              <w:t>Distribuidora</w:t>
+            </w:r>
+          </w:p>
+        </w:tc>
+        <w:tc>
+          <w:tcPr>
+            <w:tcW w:w="2410" w:type="dxa"/>
+            <w:tcBorders>
+              <w:top w:val="single" w:sz="6" w:space="0" w:color="000000"/>
+              <w:left w:val="single" w:sz="6" w:space="0" w:color="000000"/>
+              <w:bottom w:val="single" w:sz="6" w:space="0" w:color="000000"/>
+              <w:right w:val="single" w:sz="6" w:space="0" w:color="000000"/>
+            </w:tcBorders>
+            <w:tcMar>
+              <w:top w:w="0" w:type="dxa"/>
+              <w:left w:w="108" w:type="dxa"/>
+              <w:bottom w:w="0" w:type="dxa"/>
+              <w:right w:w="108" w:type="dxa"/>
+            </w:tcMar>
+          </w:tcPr>
+          <w:p>
+            <w:pPr>
+              <w:tabs>
+                <w:tab w:val="right" w:pos="9061"/>
+              </w:tabs>
+              <w:spacing w:after="100"/>
+              <w:jc w:val="both"/>
+              <w:rPr>
+                <w:rFonts w:ascii="Arial" w:eastAsia="Arial" w:hAnsi="Arial" w:cs="Arial"/>
+                <w:sz w:val="24"/>
+                <w:szCs w:val="24"/>
+              </w:rPr>
+            </w:pPr>
+            <w:r>
+              <w:rPr>
+                <w:rFonts w:ascii="Arial" w:eastAsia="Arial" w:hAnsi="Arial" w:cs="Arial"/>
+                <w:sz w:val="24"/>
+                <w:szCs w:val="24"/>
+              </w:rPr>
+              <w:t>Aumentar a autonomia nas vendas, reduzir custos com taxas e obter controle total sobre os dados dos clientes e pedidos.</w:t>
+            </w:r>
+          </w:p>
+        </w:tc>
+        <w:tc>
+          <w:tcPr>
+            <w:tcW w:w="1418" w:type="dxa"/>
+            <w:tcBorders>
+              <w:top w:val="single" w:sz="6" w:space="0" w:color="000000"/>
+              <w:left w:val="single" w:sz="6" w:space="0" w:color="000000"/>
+              <w:bottom w:val="single" w:sz="6" w:space="0" w:color="000000"/>
+              <w:right w:val="single" w:sz="6" w:space="0" w:color="000000"/>
+            </w:tcBorders>
+            <w:tcMar>
+              <w:top w:w="0" w:type="dxa"/>
+              <w:left w:w="108" w:type="dxa"/>
+              <w:bottom w:w="0" w:type="dxa"/>
+              <w:right w:w="108" w:type="dxa"/>
+            </w:tcMar>
+          </w:tcPr>
+          <w:p>
+            <w:pPr>
+              <w:tabs>
+                <w:tab w:val="right" w:pos="9061"/>
+              </w:tabs>
+              <w:spacing w:after="100"/>
+              <w:jc w:val="both"/>
+              <w:rPr>
+                <w:rFonts w:ascii="Arial" w:eastAsia="Arial" w:hAnsi="Arial" w:cs="Arial"/>
+                <w:sz w:val="24"/>
+                <w:szCs w:val="24"/>
+              </w:rPr>
+            </w:pPr>
+          </w:p>
+          <w:p>
+            <w:pPr>
+              <w:tabs>
+                <w:tab w:val="right" w:pos="9061"/>
+              </w:tabs>
+              <w:spacing w:after="100"/>
+              <w:jc w:val="both"/>
+              <w:rPr>
+                <w:rFonts w:ascii="Arial" w:eastAsia="Arial" w:hAnsi="Arial" w:cs="Arial"/>
+                <w:sz w:val="24"/>
+                <w:szCs w:val="24"/>
+              </w:rPr>
+            </w:pPr>
+          </w:p>
+          <w:p>
+            <w:pPr>
+              <w:tabs>
+                <w:tab w:val="right" w:pos="9061"/>
+              </w:tabs>
+              <w:spacing w:after="100"/>
+              <w:jc w:val="center"/>
+              <w:rPr>
+                <w:rFonts w:ascii="Arial" w:eastAsia="Arial" w:hAnsi="Arial" w:cs="Arial"/>
+                <w:sz w:val="24"/>
+                <w:szCs w:val="24"/>
+              </w:rPr>
+            </w:pPr>
+            <w:r>
+              <w:rPr>
+                <w:rFonts w:ascii="Arial" w:eastAsia="Arial" w:hAnsi="Arial" w:cs="Arial"/>
+                <w:sz w:val="24"/>
+                <w:szCs w:val="24"/>
+              </w:rPr>
+              <w:t>Alta</w:t>
+            </w:r>
+          </w:p>
+        </w:tc>
+        <w:tc>
+          <w:tcPr>
+            <w:tcW w:w="3534" w:type="dxa"/>
+            <w:tcBorders>
+              <w:top w:val="single" w:sz="6" w:space="0" w:color="000000"/>
+              <w:left w:val="single" w:sz="6" w:space="0" w:color="000000"/>
+              <w:bottom w:val="single" w:sz="6" w:space="0" w:color="000000"/>
+              <w:right w:val="single" w:sz="6" w:space="0" w:color="000000"/>
+            </w:tcBorders>
+          </w:tcPr>
+          <w:p>
+            <w:pPr>
+              <w:tabs>
+                <w:tab w:val="right" w:pos="9061"/>
+              </w:tabs>
+              <w:spacing w:after="100"/>
+              <w:jc w:val="both"/>
+              <w:rPr>
+                <w:rFonts w:ascii="Arial" w:eastAsia="Arial" w:hAnsi="Arial" w:cs="Arial"/>
+                <w:sz w:val="24"/>
+                <w:szCs w:val="24"/>
+              </w:rPr>
+            </w:pPr>
+            <w:r>
+              <w:rPr>
+                <w:rFonts w:ascii="Arial" w:eastAsia="Arial" w:hAnsi="Arial" w:cs="Arial"/>
+                <w:sz w:val="24"/>
+                <w:szCs w:val="24"/>
+              </w:rPr>
+              <w:t>Depende de plataformas terceirizadas, sem acesso direto às informações e com impacto no preço final dos produtos.</w:t>
             </w:r>
           </w:p>
         </w:tc>
@@ -9399,6 +10608,14 @@
           <w:szCs w:val="24"/>
         </w:rPr>
       </w:pPr>
+      <w:r>
+        <w:rPr>
+          <w:rFonts w:ascii="Arial" w:eastAsia="Arial" w:hAnsi="Arial" w:cs="Arial"/>
+          <w:sz w:val="24"/>
+          <w:szCs w:val="24"/>
+        </w:rPr>
+        <w:t>4.8 Perspectiva do Produto</w:t>
+      </w:r>
     </w:p>
     <w:p>
       <w:pPr>
@@ -9406,12 +10623,45 @@
           <w:tab w:val="right" w:pos="9061"/>
         </w:tabs>
         <w:spacing w:after="100"/>
-        <w:rPr>
-          <w:rFonts w:ascii="Arial" w:eastAsia="Arial" w:hAnsi="Arial" w:cs="Arial"/>
-          <w:sz w:val="24"/>
-          <w:szCs w:val="24"/>
-        </w:rPr>
-      </w:pPr>
+        <w:jc w:val="both"/>
+        <w:rPr>
+          <w:rFonts w:ascii="Arial" w:eastAsia="Arial" w:hAnsi="Arial" w:cs="Arial"/>
+          <w:sz w:val="24"/>
+          <w:szCs w:val="24"/>
+        </w:rPr>
+      </w:pPr>
+      <w:r>
+        <w:rPr>
+          <w:rFonts w:ascii="Arial" w:eastAsia="Arial" w:hAnsi="Arial" w:cs="Arial"/>
+          <w:sz w:val="24"/>
+          <w:szCs w:val="24"/>
+        </w:rPr>
+        <w:tab/>
+      </w:r>
+      <w:r>
+        <w:rPr>
+          <w:rFonts w:ascii="Arial" w:eastAsia="Arial" w:hAnsi="Arial" w:cs="Arial"/>
+          <w:sz w:val="24"/>
+          <w:szCs w:val="24"/>
+        </w:rPr>
+        <w:t xml:space="preserve">O Sistema Nuuh12 tem como objetivo oferecer maior autonomia à distribuidora de bebidas Nuuh12, eliminando a dependência de aplicativos terceirizados que geram custos com taxas sobre as vendas. A plataforma, acessível por meio de </w:t>
+      </w:r>
+      <w:r>
+        <w:rPr>
+          <w:rFonts w:ascii="Arial" w:eastAsia="Arial" w:hAnsi="Arial" w:cs="Arial"/>
+          <w:sz w:val="24"/>
+          <w:szCs w:val="24"/>
+        </w:rPr>
+        <w:t xml:space="preserve">uma </w:t>
+      </w:r>
+      <w:r>
+        <w:rPr>
+          <w:rFonts w:ascii="Arial" w:eastAsia="Arial" w:hAnsi="Arial" w:cs="Arial"/>
+          <w:sz w:val="24"/>
+          <w:szCs w:val="24"/>
+        </w:rPr>
+        <w:t>interface web, será voltada tanto para os clientes quanto para os administradores do sistema.</w:t>
+      </w:r>
     </w:p>
     <w:p>
       <w:pPr>
@@ -9419,13 +10669,2248 @@
           <w:tab w:val="right" w:pos="9061"/>
         </w:tabs>
         <w:spacing w:after="100"/>
-        <w:rPr>
-          <w:rFonts w:ascii="Arial" w:eastAsia="Arial" w:hAnsi="Arial" w:cs="Arial"/>
-          <w:sz w:val="24"/>
-          <w:szCs w:val="24"/>
-        </w:rPr>
-      </w:pPr>
-    </w:p>
+        <w:jc w:val="both"/>
+        <w:rPr>
+          <w:rFonts w:ascii="Arial" w:eastAsia="Arial" w:hAnsi="Arial" w:cs="Arial"/>
+          <w:sz w:val="24"/>
+          <w:szCs w:val="24"/>
+        </w:rPr>
+      </w:pPr>
+      <w:r>
+        <w:rPr>
+          <w:rFonts w:ascii="Arial" w:eastAsia="Arial" w:hAnsi="Arial" w:cs="Arial"/>
+          <w:sz w:val="24"/>
+          <w:szCs w:val="24"/>
+        </w:rPr>
+        <w:t>O cliente poderá realizar seu cadastro, acessar o catálogo de bebidas disponíveis, escolher seus produtos, selecionar a forma de pagamento e acompanhar o status do pedid</w:t>
+      </w:r>
+      <w:r>
+        <w:rPr>
+          <w:rFonts w:ascii="Arial" w:eastAsia="Arial" w:hAnsi="Arial" w:cs="Arial"/>
+          <w:sz w:val="24"/>
+          <w:szCs w:val="24"/>
+        </w:rPr>
+        <w:t>o</w:t>
+      </w:r>
+      <w:r>
+        <w:rPr>
+          <w:rFonts w:ascii="Arial" w:eastAsia="Arial" w:hAnsi="Arial" w:cs="Arial"/>
+          <w:sz w:val="24"/>
+          <w:szCs w:val="24"/>
+        </w:rPr>
+        <w:t>. A experiência será otimizada para tornar o processo de compra mais rápido, direto e com preços mais atrativos.</w:t>
+      </w:r>
+    </w:p>
+    <w:p>
+      <w:pPr>
+        <w:tabs>
+          <w:tab w:val="right" w:pos="9061"/>
+        </w:tabs>
+        <w:spacing w:after="100"/>
+        <w:jc w:val="both"/>
+        <w:rPr>
+          <w:rFonts w:ascii="Arial" w:eastAsia="Arial" w:hAnsi="Arial" w:cs="Arial"/>
+          <w:sz w:val="24"/>
+          <w:szCs w:val="24"/>
+        </w:rPr>
+      </w:pPr>
+      <w:r>
+        <w:rPr>
+          <w:rFonts w:ascii="Arial" w:eastAsia="Arial" w:hAnsi="Arial" w:cs="Arial"/>
+          <w:sz w:val="24"/>
+          <w:szCs w:val="24"/>
+        </w:rPr>
+        <w:lastRenderedPageBreak/>
+        <w:t>Já o administrador terá controle total sobre os dados de vendas, cadastro de produtos, gestão de clientes, promoções e acompanhamento logístico das entregas. Com isso, o sistema proporcionará uma gestão mais eficiente e estratégica, ampliando a competitividade da empresa no mercado.</w:t>
+      </w:r>
+    </w:p>
+    <w:p>
+      <w:pPr>
+        <w:tabs>
+          <w:tab w:val="right" w:pos="9061"/>
+        </w:tabs>
+        <w:spacing w:after="100"/>
+        <w:jc w:val="both"/>
+        <w:rPr>
+          <w:rFonts w:ascii="Arial" w:eastAsia="Arial" w:hAnsi="Arial" w:cs="Arial"/>
+          <w:sz w:val="24"/>
+          <w:szCs w:val="24"/>
+        </w:rPr>
+      </w:pPr>
+    </w:p>
+    <w:p>
+      <w:pPr>
+        <w:tabs>
+          <w:tab w:val="right" w:pos="9061"/>
+        </w:tabs>
+        <w:spacing w:after="100"/>
+        <w:jc w:val="both"/>
+        <w:rPr>
+          <w:rFonts w:ascii="Arial" w:eastAsia="Arial" w:hAnsi="Arial" w:cs="Arial"/>
+          <w:sz w:val="24"/>
+          <w:szCs w:val="24"/>
+        </w:rPr>
+      </w:pPr>
+      <w:r>
+        <w:rPr>
+          <w:rFonts w:ascii="Arial" w:eastAsia="Arial" w:hAnsi="Arial" w:cs="Arial"/>
+          <w:sz w:val="24"/>
+          <w:szCs w:val="24"/>
+        </w:rPr>
+        <w:t>4.9 Tabela de Funcionalidades</w:t>
+      </w:r>
+    </w:p>
+    <w:tbl>
+      <w:tblPr>
+        <w:tblW w:w="9669" w:type="dxa"/>
+        <w:tblInd w:w="94" w:type="dxa"/>
+        <w:tblLayout w:type="fixed"/>
+        <w:tblLook w:val="0000" w:firstRow="0" w:lastRow="0" w:firstColumn="0" w:lastColumn="0" w:noHBand="0" w:noVBand="0"/>
+      </w:tblPr>
+      <w:tblGrid>
+        <w:gridCol w:w="9669"/>
+      </w:tblGrid>
+      <w:tr>
+        <w:tc>
+          <w:tcPr>
+            <w:tcW w:w="9669" w:type="dxa"/>
+            <w:tcBorders>
+              <w:top w:val="single" w:sz="4" w:space="0" w:color="000000"/>
+              <w:left w:val="single" w:sz="4" w:space="0" w:color="000000"/>
+              <w:bottom w:val="single" w:sz="4" w:space="0" w:color="000000"/>
+              <w:right w:val="single" w:sz="4" w:space="0" w:color="000000"/>
+            </w:tcBorders>
+          </w:tcPr>
+          <w:p>
+            <w:pPr>
+              <w:pStyle w:val="Corpodetexto"/>
+              <w:snapToGrid w:val="0"/>
+              <w:ind w:left="720"/>
+              <w:jc w:val="center"/>
+              <w:rPr>
+                <w:rFonts w:ascii="Arial" w:hAnsi="Arial" w:cs="Arial"/>
+                <w:b/>
+                <w:sz w:val="24"/>
+                <w:szCs w:val="24"/>
+              </w:rPr>
+            </w:pPr>
+            <w:r>
+              <w:rPr>
+                <w:rFonts w:ascii="Arial" w:hAnsi="Arial" w:cs="Arial"/>
+                <w:b/>
+                <w:sz w:val="24"/>
+                <w:szCs w:val="24"/>
+              </w:rPr>
+              <w:t>Funcionalidades</w:t>
+            </w:r>
+          </w:p>
+        </w:tc>
+      </w:tr>
+      <w:tr>
+        <w:trPr>
+          <w:trHeight w:val="1247"/>
+        </w:trPr>
+        <w:tc>
+          <w:tcPr>
+            <w:tcW w:w="9669" w:type="dxa"/>
+            <w:tcBorders>
+              <w:top w:val="single" w:sz="4" w:space="0" w:color="000000"/>
+              <w:left w:val="single" w:sz="4" w:space="0" w:color="000000"/>
+              <w:bottom w:val="single" w:sz="4" w:space="0" w:color="000000"/>
+              <w:right w:val="single" w:sz="4" w:space="0" w:color="000000"/>
+            </w:tcBorders>
+          </w:tcPr>
+          <w:p>
+            <w:pPr>
+              <w:pStyle w:val="Corpodetexto"/>
+              <w:numPr>
+                <w:ilvl w:val="0"/>
+                <w:numId w:val="9"/>
+              </w:numPr>
+              <w:suppressAutoHyphens/>
+              <w:snapToGrid w:val="0"/>
+              <w:spacing w:line="100" w:lineRule="atLeast"/>
+              <w:rPr>
+                <w:rFonts w:ascii="Arial" w:hAnsi="Arial" w:cs="Arial"/>
+                <w:sz w:val="24"/>
+                <w:szCs w:val="24"/>
+              </w:rPr>
+            </w:pPr>
+            <w:r>
+              <w:rPr>
+                <w:rFonts w:ascii="Arial" w:hAnsi="Arial" w:cs="Arial"/>
+                <w:sz w:val="24"/>
+                <w:szCs w:val="24"/>
+              </w:rPr>
+              <w:t>Consulta e visualização do catálogo de produtos</w:t>
+            </w:r>
+          </w:p>
+          <w:p>
+            <w:pPr>
+              <w:pStyle w:val="Corpodetexto"/>
+              <w:numPr>
+                <w:ilvl w:val="0"/>
+                <w:numId w:val="9"/>
+              </w:numPr>
+              <w:suppressAutoHyphens/>
+              <w:snapToGrid w:val="0"/>
+              <w:spacing w:line="100" w:lineRule="atLeast"/>
+              <w:rPr>
+                <w:rFonts w:ascii="Arial" w:hAnsi="Arial" w:cs="Arial"/>
+                <w:sz w:val="24"/>
+                <w:szCs w:val="24"/>
+              </w:rPr>
+            </w:pPr>
+            <w:r>
+              <w:rPr>
+                <w:rFonts w:ascii="Arial" w:hAnsi="Arial" w:cs="Arial"/>
+                <w:sz w:val="24"/>
+                <w:szCs w:val="24"/>
+              </w:rPr>
+              <w:t>Realização de pedidos com opção de pagamento</w:t>
+            </w:r>
+          </w:p>
+          <w:p>
+            <w:pPr>
+              <w:pStyle w:val="Corpodetexto"/>
+              <w:numPr>
+                <w:ilvl w:val="0"/>
+                <w:numId w:val="9"/>
+              </w:numPr>
+              <w:suppressAutoHyphens/>
+              <w:snapToGrid w:val="0"/>
+              <w:spacing w:line="100" w:lineRule="atLeast"/>
+              <w:rPr>
+                <w:rFonts w:ascii="Arial" w:hAnsi="Arial" w:cs="Arial"/>
+                <w:sz w:val="24"/>
+                <w:szCs w:val="24"/>
+              </w:rPr>
+            </w:pPr>
+            <w:r>
+              <w:rPr>
+                <w:rFonts w:ascii="Arial" w:hAnsi="Arial" w:cs="Arial"/>
+                <w:sz w:val="24"/>
+                <w:szCs w:val="24"/>
+              </w:rPr>
+              <w:t>Acompanhamento do status do pedido</w:t>
+            </w:r>
+          </w:p>
+          <w:p>
+            <w:pPr>
+              <w:pStyle w:val="Corpodetexto"/>
+              <w:numPr>
+                <w:ilvl w:val="0"/>
+                <w:numId w:val="9"/>
+              </w:numPr>
+              <w:suppressAutoHyphens/>
+              <w:snapToGrid w:val="0"/>
+              <w:spacing w:line="100" w:lineRule="atLeast"/>
+              <w:rPr>
+                <w:rFonts w:ascii="Arial" w:hAnsi="Arial" w:cs="Arial"/>
+                <w:sz w:val="24"/>
+                <w:szCs w:val="24"/>
+              </w:rPr>
+            </w:pPr>
+            <w:r>
+              <w:rPr>
+                <w:rFonts w:ascii="Arial" w:hAnsi="Arial" w:cs="Arial"/>
+                <w:sz w:val="24"/>
+                <w:szCs w:val="24"/>
+              </w:rPr>
+              <w:t>Cadastro, edição e exclusão de produtos (admin)</w:t>
+            </w:r>
+          </w:p>
+          <w:p>
+            <w:pPr>
+              <w:pStyle w:val="Corpodetexto"/>
+              <w:numPr>
+                <w:ilvl w:val="0"/>
+                <w:numId w:val="9"/>
+              </w:numPr>
+              <w:suppressAutoHyphens/>
+              <w:snapToGrid w:val="0"/>
+              <w:spacing w:line="100" w:lineRule="atLeast"/>
+              <w:rPr>
+                <w:rFonts w:ascii="Arial" w:hAnsi="Arial" w:cs="Arial"/>
+                <w:sz w:val="24"/>
+                <w:szCs w:val="24"/>
+              </w:rPr>
+            </w:pPr>
+            <w:r>
+              <w:rPr>
+                <w:rFonts w:ascii="Arial" w:hAnsi="Arial" w:cs="Arial"/>
+                <w:sz w:val="24"/>
+                <w:szCs w:val="24"/>
+              </w:rPr>
+              <w:t>Gestão de clientes, funcionários e entregadores</w:t>
+            </w:r>
+            <w:r>
+              <w:rPr>
+                <w:rFonts w:ascii="Arial" w:hAnsi="Arial" w:cs="Arial"/>
+                <w:sz w:val="24"/>
+                <w:szCs w:val="24"/>
+              </w:rPr>
+              <w:t xml:space="preserve"> (admin)</w:t>
+            </w:r>
+          </w:p>
+          <w:p>
+            <w:pPr>
+              <w:pStyle w:val="Corpodetexto"/>
+              <w:numPr>
+                <w:ilvl w:val="0"/>
+                <w:numId w:val="9"/>
+              </w:numPr>
+              <w:suppressAutoHyphens/>
+              <w:snapToGrid w:val="0"/>
+              <w:spacing w:line="100" w:lineRule="atLeast"/>
+              <w:rPr>
+                <w:rFonts w:ascii="Arial" w:hAnsi="Arial" w:cs="Arial"/>
+                <w:sz w:val="24"/>
+                <w:szCs w:val="24"/>
+              </w:rPr>
+            </w:pPr>
+            <w:r>
+              <w:rPr>
+                <w:rFonts w:ascii="Arial" w:hAnsi="Arial" w:cs="Arial"/>
+                <w:sz w:val="24"/>
+                <w:szCs w:val="24"/>
+              </w:rPr>
+              <w:t>Controle de estoque e promoções (admin)</w:t>
+            </w:r>
+          </w:p>
+        </w:tc>
+      </w:tr>
+    </w:tbl>
+    <w:p>
+      <w:pPr>
+        <w:tabs>
+          <w:tab w:val="right" w:pos="9061"/>
+        </w:tabs>
+        <w:spacing w:after="100"/>
+        <w:jc w:val="both"/>
+        <w:rPr>
+          <w:rFonts w:ascii="Arial" w:eastAsia="Arial" w:hAnsi="Arial" w:cs="Arial"/>
+          <w:sz w:val="24"/>
+          <w:szCs w:val="24"/>
+        </w:rPr>
+      </w:pPr>
+    </w:p>
+    <w:p>
+      <w:pPr>
+        <w:pStyle w:val="PargrafodaLista"/>
+        <w:numPr>
+          <w:ilvl w:val="1"/>
+          <w:numId w:val="12"/>
+        </w:numPr>
+        <w:tabs>
+          <w:tab w:val="right" w:pos="9061"/>
+        </w:tabs>
+        <w:spacing w:after="100"/>
+        <w:jc w:val="both"/>
+        <w:rPr>
+          <w:rFonts w:ascii="Arial" w:eastAsia="Arial" w:hAnsi="Arial" w:cs="Arial"/>
+          <w:sz w:val="24"/>
+          <w:szCs w:val="24"/>
+        </w:rPr>
+      </w:pPr>
+      <w:r>
+        <w:rPr>
+          <w:rFonts w:ascii="Arial" w:eastAsia="Arial" w:hAnsi="Arial" w:cs="Arial"/>
+          <w:sz w:val="24"/>
+          <w:szCs w:val="24"/>
+        </w:rPr>
+        <w:t xml:space="preserve"> R</w:t>
+      </w:r>
+      <w:r>
+        <w:rPr>
+          <w:rFonts w:ascii="Arial" w:eastAsia="Arial" w:hAnsi="Arial" w:cs="Arial"/>
+          <w:sz w:val="24"/>
+          <w:szCs w:val="24"/>
+        </w:rPr>
+        <w:t>estrições</w:t>
+      </w:r>
+    </w:p>
+    <w:p>
+      <w:pPr>
+        <w:pStyle w:val="PargrafodaLista"/>
+        <w:numPr>
+          <w:ilvl w:val="0"/>
+          <w:numId w:val="10"/>
+        </w:numPr>
+        <w:tabs>
+          <w:tab w:val="right" w:pos="9061"/>
+        </w:tabs>
+        <w:spacing w:after="100"/>
+        <w:jc w:val="both"/>
+        <w:rPr>
+          <w:rFonts w:ascii="Arial" w:eastAsia="Arial" w:hAnsi="Arial" w:cs="Arial"/>
+          <w:sz w:val="24"/>
+          <w:szCs w:val="24"/>
+        </w:rPr>
+      </w:pPr>
+      <w:r>
+        <w:rPr>
+          <w:rFonts w:ascii="Arial" w:eastAsia="Arial" w:hAnsi="Arial" w:cs="Arial"/>
+          <w:sz w:val="24"/>
+          <w:szCs w:val="24"/>
+        </w:rPr>
+        <w:t>O cliente só poderá realizar um pedido após efetuar seu cadastro completo no sistema, incluindo informações pessoais e endereço de entrega.</w:t>
+      </w:r>
+    </w:p>
+    <w:p>
+      <w:pPr>
+        <w:pStyle w:val="PargrafodaLista"/>
+        <w:numPr>
+          <w:ilvl w:val="0"/>
+          <w:numId w:val="10"/>
+        </w:numPr>
+        <w:tabs>
+          <w:tab w:val="right" w:pos="9061"/>
+        </w:tabs>
+        <w:spacing w:after="100"/>
+        <w:jc w:val="both"/>
+        <w:rPr>
+          <w:rFonts w:ascii="Arial" w:eastAsia="Arial" w:hAnsi="Arial" w:cs="Arial"/>
+          <w:sz w:val="24"/>
+          <w:szCs w:val="24"/>
+        </w:rPr>
+      </w:pPr>
+      <w:r>
+        <w:rPr>
+          <w:rFonts w:ascii="Arial" w:eastAsia="Arial" w:hAnsi="Arial" w:cs="Arial"/>
+          <w:sz w:val="24"/>
+          <w:szCs w:val="24"/>
+        </w:rPr>
+        <w:t>Apenas</w:t>
+      </w:r>
+      <w:r>
+        <w:rPr>
+          <w:rFonts w:ascii="Arial" w:eastAsia="Arial" w:hAnsi="Arial" w:cs="Arial"/>
+          <w:sz w:val="24"/>
+          <w:szCs w:val="24"/>
+        </w:rPr>
+        <w:t xml:space="preserve"> administradores autorizados terão permissão para editar o cardápio de produtos e alterar preços</w:t>
+      </w:r>
+      <w:r>
+        <w:rPr>
+          <w:rFonts w:ascii="Arial" w:eastAsia="Arial" w:hAnsi="Arial" w:cs="Arial"/>
+          <w:sz w:val="24"/>
+          <w:szCs w:val="24"/>
+        </w:rPr>
+        <w:t xml:space="preserve"> </w:t>
+      </w:r>
+      <w:r>
+        <w:rPr>
+          <w:rFonts w:ascii="Arial" w:eastAsia="Arial" w:hAnsi="Arial" w:cs="Arial"/>
+          <w:sz w:val="24"/>
+          <w:szCs w:val="24"/>
+        </w:rPr>
+        <w:t>e descrições.</w:t>
+      </w:r>
+    </w:p>
+    <w:p>
+      <w:pPr>
+        <w:pStyle w:val="PargrafodaLista"/>
+        <w:numPr>
+          <w:ilvl w:val="0"/>
+          <w:numId w:val="10"/>
+        </w:numPr>
+        <w:tabs>
+          <w:tab w:val="right" w:pos="9061"/>
+        </w:tabs>
+        <w:spacing w:after="100"/>
+        <w:jc w:val="both"/>
+        <w:rPr>
+          <w:rFonts w:ascii="Arial" w:eastAsia="Arial" w:hAnsi="Arial" w:cs="Arial"/>
+          <w:sz w:val="24"/>
+          <w:szCs w:val="24"/>
+        </w:rPr>
+      </w:pPr>
+      <w:r>
+        <w:rPr>
+          <w:rFonts w:ascii="Arial" w:eastAsia="Arial" w:hAnsi="Arial" w:cs="Arial"/>
+          <w:sz w:val="24"/>
+          <w:szCs w:val="24"/>
+        </w:rPr>
+        <w:t>Produtos não podem ser cadastrados com códigos repetidos.</w:t>
+      </w:r>
+    </w:p>
+    <w:p>
+      <w:pPr>
+        <w:tabs>
+          <w:tab w:val="right" w:pos="9061"/>
+        </w:tabs>
+        <w:spacing w:after="100"/>
+        <w:jc w:val="both"/>
+        <w:rPr>
+          <w:rFonts w:ascii="Arial" w:eastAsia="Arial" w:hAnsi="Arial" w:cs="Arial"/>
+          <w:sz w:val="24"/>
+          <w:szCs w:val="24"/>
+        </w:rPr>
+      </w:pPr>
+    </w:p>
+    <w:p>
+      <w:pPr>
+        <w:pStyle w:val="PargrafodaLista"/>
+        <w:numPr>
+          <w:ilvl w:val="1"/>
+          <w:numId w:val="11"/>
+        </w:numPr>
+        <w:tabs>
+          <w:tab w:val="right" w:pos="9061"/>
+        </w:tabs>
+        <w:spacing w:after="100"/>
+        <w:jc w:val="both"/>
+        <w:rPr>
+          <w:rFonts w:ascii="Arial" w:eastAsia="Arial" w:hAnsi="Arial" w:cs="Arial"/>
+          <w:sz w:val="24"/>
+          <w:szCs w:val="24"/>
+        </w:rPr>
+      </w:pPr>
+      <w:r>
+        <w:rPr>
+          <w:rFonts w:ascii="Arial" w:eastAsia="Arial" w:hAnsi="Arial" w:cs="Arial"/>
+          <w:sz w:val="24"/>
+          <w:szCs w:val="24"/>
+        </w:rPr>
+        <w:t xml:space="preserve"> </w:t>
+      </w:r>
+      <w:r>
+        <w:rPr>
+          <w:rFonts w:ascii="Arial" w:eastAsia="Arial" w:hAnsi="Arial" w:cs="Arial"/>
+          <w:sz w:val="24"/>
+          <w:szCs w:val="24"/>
+        </w:rPr>
+        <w:t>Risco</w:t>
+      </w:r>
+      <w:r>
+        <w:rPr>
+          <w:rFonts w:ascii="Arial" w:eastAsia="Arial" w:hAnsi="Arial" w:cs="Arial"/>
+          <w:sz w:val="24"/>
+          <w:szCs w:val="24"/>
+        </w:rPr>
+        <w:t>s</w:t>
+      </w:r>
+    </w:p>
+    <w:tbl>
+      <w:tblPr>
+        <w:tblW w:w="0" w:type="auto"/>
+        <w:tblInd w:w="94" w:type="dxa"/>
+        <w:tblLayout w:type="fixed"/>
+        <w:tblLook w:val="0000" w:firstRow="0" w:lastRow="0" w:firstColumn="0" w:lastColumn="0" w:noHBand="0" w:noVBand="0"/>
+      </w:tblPr>
+      <w:tblGrid>
+        <w:gridCol w:w="2040"/>
+        <w:gridCol w:w="5340"/>
+        <w:gridCol w:w="2288"/>
+      </w:tblGrid>
+      <w:tr>
+        <w:tc>
+          <w:tcPr>
+            <w:tcW w:w="2040" w:type="dxa"/>
+            <w:tcBorders>
+              <w:top w:val="single" w:sz="4" w:space="0" w:color="000000"/>
+              <w:left w:val="single" w:sz="4" w:space="0" w:color="000000"/>
+              <w:bottom w:val="single" w:sz="4" w:space="0" w:color="000000"/>
+            </w:tcBorders>
+          </w:tcPr>
+          <w:p>
+            <w:pPr>
+              <w:snapToGrid w:val="0"/>
+              <w:jc w:val="center"/>
+              <w:rPr>
+                <w:rFonts w:ascii="Arial" w:hAnsi="Arial" w:cs="Arial"/>
+                <w:b/>
+                <w:sz w:val="24"/>
+                <w:szCs w:val="24"/>
+              </w:rPr>
+            </w:pPr>
+            <w:r>
+              <w:rPr>
+                <w:rFonts w:ascii="Arial" w:hAnsi="Arial" w:cs="Arial"/>
+                <w:b/>
+                <w:sz w:val="24"/>
+                <w:szCs w:val="24"/>
+              </w:rPr>
+              <w:t>Identificador</w:t>
+            </w:r>
+          </w:p>
+        </w:tc>
+        <w:tc>
+          <w:tcPr>
+            <w:tcW w:w="5340" w:type="dxa"/>
+            <w:tcBorders>
+              <w:top w:val="single" w:sz="4" w:space="0" w:color="000000"/>
+              <w:left w:val="single" w:sz="4" w:space="0" w:color="000000"/>
+              <w:bottom w:val="single" w:sz="4" w:space="0" w:color="000000"/>
+            </w:tcBorders>
+          </w:tcPr>
+          <w:p>
+            <w:pPr>
+              <w:snapToGrid w:val="0"/>
+              <w:jc w:val="center"/>
+              <w:rPr>
+                <w:rFonts w:ascii="Arial" w:hAnsi="Arial" w:cs="Arial"/>
+                <w:b/>
+                <w:sz w:val="24"/>
+                <w:szCs w:val="24"/>
+              </w:rPr>
+            </w:pPr>
+            <w:r>
+              <w:rPr>
+                <w:rFonts w:ascii="Arial" w:hAnsi="Arial" w:cs="Arial"/>
+                <w:b/>
+                <w:sz w:val="24"/>
+                <w:szCs w:val="24"/>
+              </w:rPr>
+              <w:t>Descrição</w:t>
+            </w:r>
+          </w:p>
+        </w:tc>
+        <w:tc>
+          <w:tcPr>
+            <w:tcW w:w="2288" w:type="dxa"/>
+            <w:tcBorders>
+              <w:top w:val="single" w:sz="4" w:space="0" w:color="000000"/>
+              <w:left w:val="single" w:sz="4" w:space="0" w:color="000000"/>
+              <w:bottom w:val="single" w:sz="4" w:space="0" w:color="000000"/>
+              <w:right w:val="single" w:sz="4" w:space="0" w:color="000000"/>
+            </w:tcBorders>
+          </w:tcPr>
+          <w:p>
+            <w:pPr>
+              <w:tabs>
+                <w:tab w:val="center" w:pos="1522"/>
+                <w:tab w:val="right" w:pos="3044"/>
+              </w:tabs>
+              <w:snapToGrid w:val="0"/>
+              <w:jc w:val="center"/>
+              <w:rPr>
+                <w:rFonts w:ascii="Arial" w:hAnsi="Arial" w:cs="Arial"/>
+                <w:b/>
+                <w:sz w:val="24"/>
+                <w:szCs w:val="24"/>
+              </w:rPr>
+            </w:pPr>
+            <w:r>
+              <w:rPr>
+                <w:rFonts w:ascii="Arial" w:hAnsi="Arial" w:cs="Arial"/>
+                <w:b/>
+                <w:sz w:val="24"/>
+                <w:szCs w:val="24"/>
+              </w:rPr>
+              <w:t>Perda Esperada</w:t>
+            </w:r>
+          </w:p>
+        </w:tc>
+      </w:tr>
+      <w:tr>
+        <w:tc>
+          <w:tcPr>
+            <w:tcW w:w="2040" w:type="dxa"/>
+            <w:tcBorders>
+              <w:top w:val="single" w:sz="4" w:space="0" w:color="000000"/>
+              <w:left w:val="single" w:sz="4" w:space="0" w:color="000000"/>
+              <w:bottom w:val="single" w:sz="4" w:space="0" w:color="000000"/>
+            </w:tcBorders>
+            <w:vAlign w:val="center"/>
+          </w:tcPr>
+          <w:p>
+            <w:pPr>
+              <w:pStyle w:val="RUPInstrues"/>
+              <w:snapToGrid w:val="0"/>
+              <w:spacing w:before="0"/>
+              <w:jc w:val="center"/>
+              <w:rPr>
+                <w:rFonts w:cs="Arial"/>
+                <w:i w:val="0"/>
+                <w:color w:val="auto"/>
+                <w:sz w:val="24"/>
+              </w:rPr>
+            </w:pPr>
+            <w:r>
+              <w:rPr>
+                <w:rFonts w:cs="Arial"/>
+                <w:i w:val="0"/>
+                <w:color w:val="auto"/>
+                <w:sz w:val="24"/>
+              </w:rPr>
+              <w:t>Risco 01</w:t>
+            </w:r>
+          </w:p>
+        </w:tc>
+        <w:tc>
+          <w:tcPr>
+            <w:tcW w:w="5340" w:type="dxa"/>
+            <w:tcBorders>
+              <w:top w:val="single" w:sz="4" w:space="0" w:color="000000"/>
+              <w:left w:val="single" w:sz="4" w:space="0" w:color="000000"/>
+              <w:bottom w:val="single" w:sz="4" w:space="0" w:color="000000"/>
+            </w:tcBorders>
+            <w:vAlign w:val="center"/>
+          </w:tcPr>
+          <w:p>
+            <w:pPr>
+              <w:pStyle w:val="RUPInstrues"/>
+              <w:snapToGrid w:val="0"/>
+              <w:spacing w:before="0" w:after="120"/>
+              <w:jc w:val="center"/>
+              <w:rPr>
+                <w:rFonts w:cs="Arial"/>
+                <w:i w:val="0"/>
+                <w:color w:val="auto"/>
+                <w:sz w:val="24"/>
+              </w:rPr>
+            </w:pPr>
+            <w:r>
+              <w:rPr>
+                <w:rFonts w:cs="Arial"/>
+                <w:i w:val="0"/>
+                <w:color w:val="auto"/>
+                <w:sz w:val="24"/>
+              </w:rPr>
+              <w:t>Cliente realiza o pedido e o entregador não consegue encontrar o endereço</w:t>
+            </w:r>
+            <w:r>
+              <w:rPr>
+                <w:rFonts w:cs="Arial"/>
+                <w:i w:val="0"/>
+                <w:color w:val="auto"/>
+                <w:sz w:val="24"/>
+              </w:rPr>
+              <w:t>.</w:t>
+            </w:r>
+          </w:p>
+        </w:tc>
+        <w:tc>
+          <w:tcPr>
+            <w:tcW w:w="2288" w:type="dxa"/>
+            <w:tcBorders>
+              <w:top w:val="single" w:sz="4" w:space="0" w:color="000000"/>
+              <w:left w:val="single" w:sz="4" w:space="0" w:color="000000"/>
+              <w:bottom w:val="single" w:sz="4" w:space="0" w:color="000000"/>
+              <w:right w:val="single" w:sz="4" w:space="0" w:color="000000"/>
+            </w:tcBorders>
+            <w:vAlign w:val="center"/>
+          </w:tcPr>
+          <w:p>
+            <w:pPr>
+              <w:tabs>
+                <w:tab w:val="center" w:pos="1522"/>
+                <w:tab w:val="right" w:pos="3044"/>
+              </w:tabs>
+              <w:snapToGrid w:val="0"/>
+              <w:spacing w:before="100" w:after="100"/>
+              <w:jc w:val="center"/>
+              <w:rPr>
+                <w:rFonts w:ascii="Arial" w:hAnsi="Arial" w:cs="Arial"/>
+                <w:sz w:val="24"/>
+                <w:szCs w:val="24"/>
+              </w:rPr>
+            </w:pPr>
+            <w:r>
+              <w:rPr>
+                <w:rFonts w:ascii="Arial" w:hAnsi="Arial" w:cs="Arial"/>
+                <w:sz w:val="24"/>
+                <w:szCs w:val="24"/>
+              </w:rPr>
+              <w:t>Média</w:t>
+            </w:r>
+          </w:p>
+        </w:tc>
+      </w:tr>
+      <w:tr>
+        <w:tc>
+          <w:tcPr>
+            <w:tcW w:w="2040" w:type="dxa"/>
+            <w:tcBorders>
+              <w:top w:val="single" w:sz="4" w:space="0" w:color="000000"/>
+              <w:left w:val="single" w:sz="4" w:space="0" w:color="000000"/>
+              <w:bottom w:val="single" w:sz="4" w:space="0" w:color="000000"/>
+            </w:tcBorders>
+            <w:vAlign w:val="center"/>
+          </w:tcPr>
+          <w:p>
+            <w:pPr>
+              <w:pStyle w:val="RUPInstrues"/>
+              <w:snapToGrid w:val="0"/>
+              <w:spacing w:before="0"/>
+              <w:jc w:val="center"/>
+              <w:rPr>
+                <w:rFonts w:cs="Arial"/>
+                <w:i w:val="0"/>
+                <w:color w:val="auto"/>
+                <w:sz w:val="24"/>
+              </w:rPr>
+            </w:pPr>
+            <w:r>
+              <w:rPr>
+                <w:rFonts w:cs="Arial"/>
+                <w:i w:val="0"/>
+                <w:color w:val="auto"/>
+                <w:sz w:val="24"/>
+              </w:rPr>
+              <w:t>Risco 02</w:t>
+            </w:r>
+          </w:p>
+        </w:tc>
+        <w:tc>
+          <w:tcPr>
+            <w:tcW w:w="5340" w:type="dxa"/>
+            <w:tcBorders>
+              <w:top w:val="single" w:sz="4" w:space="0" w:color="000000"/>
+              <w:left w:val="single" w:sz="4" w:space="0" w:color="000000"/>
+              <w:bottom w:val="single" w:sz="4" w:space="0" w:color="000000"/>
+            </w:tcBorders>
+            <w:vAlign w:val="center"/>
+          </w:tcPr>
+          <w:p>
+            <w:pPr>
+              <w:pStyle w:val="RUPInstrues"/>
+              <w:snapToGrid w:val="0"/>
+              <w:spacing w:before="0" w:after="120"/>
+              <w:jc w:val="center"/>
+              <w:rPr>
+                <w:rFonts w:cs="Arial"/>
+                <w:i w:val="0"/>
+                <w:color w:val="auto"/>
+                <w:sz w:val="24"/>
+              </w:rPr>
+            </w:pPr>
+            <w:r>
+              <w:rPr>
+                <w:rFonts w:cs="Arial"/>
+                <w:i w:val="0"/>
+                <w:color w:val="auto"/>
+                <w:sz w:val="24"/>
+              </w:rPr>
+              <w:t>Erro no sistema impede a finalização do pedido</w:t>
+            </w:r>
+            <w:r>
+              <w:rPr>
+                <w:rFonts w:cs="Arial"/>
+                <w:i w:val="0"/>
+                <w:color w:val="auto"/>
+                <w:sz w:val="24"/>
+              </w:rPr>
+              <w:t>.</w:t>
+            </w:r>
+          </w:p>
+        </w:tc>
+        <w:tc>
+          <w:tcPr>
+            <w:tcW w:w="2288" w:type="dxa"/>
+            <w:tcBorders>
+              <w:top w:val="single" w:sz="4" w:space="0" w:color="000000"/>
+              <w:left w:val="single" w:sz="4" w:space="0" w:color="000000"/>
+              <w:bottom w:val="single" w:sz="4" w:space="0" w:color="000000"/>
+              <w:right w:val="single" w:sz="4" w:space="0" w:color="000000"/>
+            </w:tcBorders>
+            <w:vAlign w:val="center"/>
+          </w:tcPr>
+          <w:p>
+            <w:pPr>
+              <w:tabs>
+                <w:tab w:val="center" w:pos="1522"/>
+                <w:tab w:val="right" w:pos="3044"/>
+              </w:tabs>
+              <w:snapToGrid w:val="0"/>
+              <w:spacing w:before="100" w:after="100"/>
+              <w:jc w:val="center"/>
+              <w:rPr>
+                <w:rFonts w:ascii="Arial" w:hAnsi="Arial" w:cs="Arial"/>
+                <w:sz w:val="24"/>
+                <w:szCs w:val="24"/>
+              </w:rPr>
+            </w:pPr>
+            <w:r>
+              <w:rPr>
+                <w:rFonts w:ascii="Arial" w:hAnsi="Arial" w:cs="Arial"/>
+                <w:sz w:val="24"/>
+                <w:szCs w:val="24"/>
+              </w:rPr>
+              <w:t>Alta</w:t>
+            </w:r>
+          </w:p>
+        </w:tc>
+      </w:tr>
+      <w:tr>
+        <w:tc>
+          <w:tcPr>
+            <w:tcW w:w="2040" w:type="dxa"/>
+            <w:tcBorders>
+              <w:top w:val="single" w:sz="4" w:space="0" w:color="000000"/>
+              <w:left w:val="single" w:sz="4" w:space="0" w:color="000000"/>
+              <w:bottom w:val="single" w:sz="4" w:space="0" w:color="000000"/>
+            </w:tcBorders>
+            <w:vAlign w:val="center"/>
+          </w:tcPr>
+          <w:p>
+            <w:pPr>
+              <w:pStyle w:val="RUPInstrues"/>
+              <w:snapToGrid w:val="0"/>
+              <w:spacing w:before="0"/>
+              <w:jc w:val="center"/>
+              <w:rPr>
+                <w:rFonts w:cs="Arial"/>
+                <w:i w:val="0"/>
+                <w:color w:val="auto"/>
+                <w:sz w:val="24"/>
+              </w:rPr>
+            </w:pPr>
+            <w:r>
+              <w:rPr>
+                <w:rFonts w:cs="Arial"/>
+                <w:i w:val="0"/>
+                <w:color w:val="auto"/>
+                <w:sz w:val="24"/>
+              </w:rPr>
+              <w:t>Risco 03</w:t>
+            </w:r>
+          </w:p>
+        </w:tc>
+        <w:tc>
+          <w:tcPr>
+            <w:tcW w:w="5340" w:type="dxa"/>
+            <w:tcBorders>
+              <w:top w:val="single" w:sz="4" w:space="0" w:color="000000"/>
+              <w:left w:val="single" w:sz="4" w:space="0" w:color="000000"/>
+              <w:bottom w:val="single" w:sz="4" w:space="0" w:color="000000"/>
+            </w:tcBorders>
+            <w:vAlign w:val="center"/>
+          </w:tcPr>
+          <w:p>
+            <w:pPr>
+              <w:pStyle w:val="RUPInstrues"/>
+              <w:snapToGrid w:val="0"/>
+              <w:spacing w:before="0" w:after="120"/>
+              <w:jc w:val="center"/>
+              <w:rPr>
+                <w:rFonts w:cs="Arial"/>
+                <w:i w:val="0"/>
+                <w:color w:val="auto"/>
+                <w:sz w:val="24"/>
+              </w:rPr>
+            </w:pPr>
+            <w:r>
+              <w:rPr>
+                <w:rFonts w:cs="Arial"/>
+                <w:i w:val="0"/>
+                <w:color w:val="auto"/>
+                <w:sz w:val="24"/>
+              </w:rPr>
+              <w:t>Falta de conexão com a internet impossibilita o uso do sistema</w:t>
+            </w:r>
+            <w:r>
+              <w:rPr>
+                <w:rFonts w:cs="Arial"/>
+                <w:i w:val="0"/>
+                <w:color w:val="auto"/>
+                <w:sz w:val="24"/>
+              </w:rPr>
+              <w:t>.</w:t>
+            </w:r>
+          </w:p>
+        </w:tc>
+        <w:tc>
+          <w:tcPr>
+            <w:tcW w:w="2288" w:type="dxa"/>
+            <w:tcBorders>
+              <w:top w:val="single" w:sz="4" w:space="0" w:color="000000"/>
+              <w:left w:val="single" w:sz="4" w:space="0" w:color="000000"/>
+              <w:bottom w:val="single" w:sz="4" w:space="0" w:color="000000"/>
+              <w:right w:val="single" w:sz="4" w:space="0" w:color="000000"/>
+            </w:tcBorders>
+            <w:vAlign w:val="center"/>
+          </w:tcPr>
+          <w:p>
+            <w:pPr>
+              <w:tabs>
+                <w:tab w:val="center" w:pos="1522"/>
+                <w:tab w:val="right" w:pos="3044"/>
+              </w:tabs>
+              <w:snapToGrid w:val="0"/>
+              <w:spacing w:before="100" w:after="100"/>
+              <w:jc w:val="center"/>
+              <w:rPr>
+                <w:rFonts w:ascii="Arial" w:hAnsi="Arial" w:cs="Arial"/>
+                <w:sz w:val="24"/>
+                <w:szCs w:val="24"/>
+              </w:rPr>
+            </w:pPr>
+            <w:r>
+              <w:rPr>
+                <w:rFonts w:ascii="Arial" w:hAnsi="Arial" w:cs="Arial"/>
+                <w:sz w:val="24"/>
+                <w:szCs w:val="24"/>
+              </w:rPr>
+              <w:t>Alta</w:t>
+            </w:r>
+          </w:p>
+        </w:tc>
+      </w:tr>
+      <w:tr>
+        <w:tc>
+          <w:tcPr>
+            <w:tcW w:w="2040" w:type="dxa"/>
+            <w:tcBorders>
+              <w:top w:val="single" w:sz="4" w:space="0" w:color="000000"/>
+              <w:left w:val="single" w:sz="4" w:space="0" w:color="000000"/>
+              <w:bottom w:val="single" w:sz="4" w:space="0" w:color="000000"/>
+            </w:tcBorders>
+            <w:vAlign w:val="center"/>
+          </w:tcPr>
+          <w:p>
+            <w:pPr>
+              <w:pStyle w:val="RUPInstrues"/>
+              <w:snapToGrid w:val="0"/>
+              <w:spacing w:before="0"/>
+              <w:jc w:val="center"/>
+              <w:rPr>
+                <w:rFonts w:cs="Arial"/>
+                <w:i w:val="0"/>
+                <w:color w:val="auto"/>
+                <w:sz w:val="24"/>
+              </w:rPr>
+            </w:pPr>
+            <w:r>
+              <w:rPr>
+                <w:rFonts w:cs="Arial"/>
+                <w:i w:val="0"/>
+                <w:color w:val="auto"/>
+                <w:sz w:val="24"/>
+              </w:rPr>
+              <w:t>Risco 04</w:t>
+            </w:r>
+          </w:p>
+        </w:tc>
+        <w:tc>
+          <w:tcPr>
+            <w:tcW w:w="5340" w:type="dxa"/>
+            <w:tcBorders>
+              <w:top w:val="single" w:sz="4" w:space="0" w:color="000000"/>
+              <w:left w:val="single" w:sz="4" w:space="0" w:color="000000"/>
+              <w:bottom w:val="single" w:sz="4" w:space="0" w:color="000000"/>
+            </w:tcBorders>
+            <w:vAlign w:val="center"/>
+          </w:tcPr>
+          <w:p>
+            <w:pPr>
+              <w:pStyle w:val="RUPInstrues"/>
+              <w:snapToGrid w:val="0"/>
+              <w:spacing w:before="0" w:after="120"/>
+              <w:jc w:val="center"/>
+              <w:rPr>
+                <w:rFonts w:cs="Arial"/>
+                <w:i w:val="0"/>
+                <w:color w:val="auto"/>
+                <w:sz w:val="24"/>
+              </w:rPr>
+            </w:pPr>
+            <w:r>
+              <w:rPr>
+                <w:rFonts w:cs="Arial"/>
+                <w:i w:val="0"/>
+                <w:color w:val="auto"/>
+                <w:sz w:val="24"/>
+              </w:rPr>
+              <w:t>Cliente realiza cadastro com dados incorretos</w:t>
+            </w:r>
+            <w:r>
+              <w:rPr>
+                <w:rFonts w:cs="Arial"/>
+                <w:i w:val="0"/>
+                <w:color w:val="auto"/>
+                <w:sz w:val="24"/>
+              </w:rPr>
+              <w:t>.</w:t>
+            </w:r>
+          </w:p>
+        </w:tc>
+        <w:tc>
+          <w:tcPr>
+            <w:tcW w:w="2288" w:type="dxa"/>
+            <w:tcBorders>
+              <w:top w:val="single" w:sz="4" w:space="0" w:color="000000"/>
+              <w:left w:val="single" w:sz="4" w:space="0" w:color="000000"/>
+              <w:bottom w:val="single" w:sz="4" w:space="0" w:color="000000"/>
+              <w:right w:val="single" w:sz="4" w:space="0" w:color="000000"/>
+            </w:tcBorders>
+            <w:vAlign w:val="center"/>
+          </w:tcPr>
+          <w:p>
+            <w:pPr>
+              <w:tabs>
+                <w:tab w:val="center" w:pos="1522"/>
+                <w:tab w:val="right" w:pos="3044"/>
+              </w:tabs>
+              <w:snapToGrid w:val="0"/>
+              <w:spacing w:before="100" w:after="100"/>
+              <w:jc w:val="center"/>
+              <w:rPr>
+                <w:rFonts w:ascii="Arial" w:hAnsi="Arial" w:cs="Arial"/>
+                <w:sz w:val="24"/>
+                <w:szCs w:val="24"/>
+              </w:rPr>
+            </w:pPr>
+            <w:r>
+              <w:rPr>
+                <w:rFonts w:ascii="Arial" w:hAnsi="Arial" w:cs="Arial"/>
+                <w:sz w:val="24"/>
+                <w:szCs w:val="24"/>
+              </w:rPr>
+              <w:t>Média</w:t>
+            </w:r>
+          </w:p>
+        </w:tc>
+      </w:tr>
+      <w:tr>
+        <w:tc>
+          <w:tcPr>
+            <w:tcW w:w="2040" w:type="dxa"/>
+            <w:tcBorders>
+              <w:top w:val="single" w:sz="4" w:space="0" w:color="000000"/>
+              <w:left w:val="single" w:sz="4" w:space="0" w:color="000000"/>
+              <w:bottom w:val="single" w:sz="4" w:space="0" w:color="000000"/>
+            </w:tcBorders>
+            <w:vAlign w:val="center"/>
+          </w:tcPr>
+          <w:p>
+            <w:pPr>
+              <w:pStyle w:val="RUPInstrues"/>
+              <w:snapToGrid w:val="0"/>
+              <w:spacing w:before="0"/>
+              <w:jc w:val="center"/>
+              <w:rPr>
+                <w:rFonts w:cs="Arial"/>
+                <w:i w:val="0"/>
+                <w:color w:val="auto"/>
+                <w:sz w:val="24"/>
+              </w:rPr>
+            </w:pPr>
+            <w:r>
+              <w:rPr>
+                <w:rFonts w:cs="Arial"/>
+                <w:i w:val="0"/>
+                <w:color w:val="auto"/>
+                <w:sz w:val="24"/>
+              </w:rPr>
+              <w:t>Risco 05</w:t>
+            </w:r>
+          </w:p>
+        </w:tc>
+        <w:tc>
+          <w:tcPr>
+            <w:tcW w:w="5340" w:type="dxa"/>
+            <w:tcBorders>
+              <w:top w:val="single" w:sz="4" w:space="0" w:color="000000"/>
+              <w:left w:val="single" w:sz="4" w:space="0" w:color="000000"/>
+              <w:bottom w:val="single" w:sz="4" w:space="0" w:color="000000"/>
+            </w:tcBorders>
+            <w:vAlign w:val="center"/>
+          </w:tcPr>
+          <w:p>
+            <w:pPr>
+              <w:pStyle w:val="RUPInstrues"/>
+              <w:snapToGrid w:val="0"/>
+              <w:spacing w:before="0" w:after="120"/>
+              <w:jc w:val="center"/>
+              <w:rPr>
+                <w:rFonts w:cs="Arial"/>
+                <w:i w:val="0"/>
+                <w:color w:val="auto"/>
+                <w:sz w:val="24"/>
+              </w:rPr>
+            </w:pPr>
+            <w:r>
+              <w:rPr>
+                <w:rFonts w:cs="Arial"/>
+                <w:i w:val="0"/>
+                <w:color w:val="auto"/>
+                <w:sz w:val="24"/>
+              </w:rPr>
+              <w:t>Produto em falta não é atualizado no sistema</w:t>
+            </w:r>
+            <w:r>
+              <w:rPr>
+                <w:rFonts w:cs="Arial"/>
+                <w:i w:val="0"/>
+                <w:color w:val="auto"/>
+                <w:sz w:val="24"/>
+              </w:rPr>
+              <w:t>.</w:t>
+            </w:r>
+          </w:p>
+        </w:tc>
+        <w:tc>
+          <w:tcPr>
+            <w:tcW w:w="2288" w:type="dxa"/>
+            <w:tcBorders>
+              <w:top w:val="single" w:sz="4" w:space="0" w:color="000000"/>
+              <w:left w:val="single" w:sz="4" w:space="0" w:color="000000"/>
+              <w:bottom w:val="single" w:sz="4" w:space="0" w:color="000000"/>
+              <w:right w:val="single" w:sz="4" w:space="0" w:color="000000"/>
+            </w:tcBorders>
+            <w:vAlign w:val="center"/>
+          </w:tcPr>
+          <w:p>
+            <w:pPr>
+              <w:tabs>
+                <w:tab w:val="center" w:pos="1522"/>
+                <w:tab w:val="right" w:pos="3044"/>
+              </w:tabs>
+              <w:snapToGrid w:val="0"/>
+              <w:spacing w:before="100" w:after="100"/>
+              <w:jc w:val="center"/>
+              <w:rPr>
+                <w:rFonts w:ascii="Arial" w:hAnsi="Arial" w:cs="Arial"/>
+                <w:sz w:val="24"/>
+                <w:szCs w:val="24"/>
+              </w:rPr>
+            </w:pPr>
+            <w:r>
+              <w:rPr>
+                <w:rFonts w:ascii="Arial" w:hAnsi="Arial" w:cs="Arial"/>
+                <w:sz w:val="24"/>
+                <w:szCs w:val="24"/>
+              </w:rPr>
+              <w:t>Alta</w:t>
+            </w:r>
+          </w:p>
+        </w:tc>
+      </w:tr>
+    </w:tbl>
+    <w:p>
+      <w:pPr>
+        <w:tabs>
+          <w:tab w:val="right" w:pos="9061"/>
+        </w:tabs>
+        <w:spacing w:after="100"/>
+        <w:jc w:val="both"/>
+        <w:rPr>
+          <w:rFonts w:ascii="Arial" w:eastAsia="Arial" w:hAnsi="Arial" w:cs="Arial"/>
+          <w:sz w:val="24"/>
+          <w:szCs w:val="24"/>
+        </w:rPr>
+      </w:pPr>
+    </w:p>
+    <w:p>
+      <w:pPr>
+        <w:pStyle w:val="PargrafodaLista"/>
+        <w:tabs>
+          <w:tab w:val="right" w:pos="9061"/>
+        </w:tabs>
+        <w:spacing w:after="100"/>
+        <w:ind w:left="468"/>
+        <w:jc w:val="both"/>
+        <w:rPr>
+          <w:rFonts w:ascii="Arial" w:eastAsia="Arial" w:hAnsi="Arial" w:cs="Arial"/>
+          <w:sz w:val="24"/>
+          <w:szCs w:val="24"/>
+        </w:rPr>
+      </w:pPr>
+    </w:p>
+    <w:p>
+      <w:pPr>
+        <w:pStyle w:val="PargrafodaLista"/>
+        <w:tabs>
+          <w:tab w:val="right" w:pos="9061"/>
+        </w:tabs>
+        <w:spacing w:after="100"/>
+        <w:ind w:left="468"/>
+        <w:jc w:val="both"/>
+        <w:rPr>
+          <w:rFonts w:ascii="Arial" w:eastAsia="Arial" w:hAnsi="Arial" w:cs="Arial"/>
+          <w:sz w:val="24"/>
+          <w:szCs w:val="24"/>
+        </w:rPr>
+      </w:pPr>
+    </w:p>
+    <w:p>
+      <w:pPr>
+        <w:pStyle w:val="PargrafodaLista"/>
+        <w:tabs>
+          <w:tab w:val="right" w:pos="9061"/>
+        </w:tabs>
+        <w:spacing w:after="100"/>
+        <w:ind w:left="468"/>
+        <w:jc w:val="both"/>
+        <w:rPr>
+          <w:rFonts w:ascii="Arial" w:eastAsia="Arial" w:hAnsi="Arial" w:cs="Arial"/>
+          <w:sz w:val="24"/>
+          <w:szCs w:val="24"/>
+        </w:rPr>
+      </w:pPr>
+    </w:p>
+    <w:p>
+      <w:pPr>
+        <w:pStyle w:val="PargrafodaLista"/>
+        <w:tabs>
+          <w:tab w:val="right" w:pos="9061"/>
+        </w:tabs>
+        <w:spacing w:after="100"/>
+        <w:ind w:left="468"/>
+        <w:jc w:val="both"/>
+        <w:rPr>
+          <w:rFonts w:ascii="Arial" w:eastAsia="Arial" w:hAnsi="Arial" w:cs="Arial"/>
+          <w:sz w:val="24"/>
+          <w:szCs w:val="24"/>
+        </w:rPr>
+      </w:pPr>
+    </w:p>
+    <w:p>
+      <w:pPr>
+        <w:pStyle w:val="PargrafodaLista"/>
+        <w:numPr>
+          <w:ilvl w:val="1"/>
+          <w:numId w:val="11"/>
+        </w:numPr>
+        <w:tabs>
+          <w:tab w:val="right" w:pos="9061"/>
+        </w:tabs>
+        <w:spacing w:after="100"/>
+        <w:jc w:val="both"/>
+        <w:rPr>
+          <w:rFonts w:ascii="Arial" w:eastAsia="Arial" w:hAnsi="Arial" w:cs="Arial"/>
+          <w:sz w:val="24"/>
+          <w:szCs w:val="24"/>
+        </w:rPr>
+      </w:pPr>
+      <w:r>
+        <w:rPr>
+          <w:rFonts w:ascii="Arial" w:eastAsia="Arial" w:hAnsi="Arial" w:cs="Arial"/>
+          <w:sz w:val="24"/>
+          <w:szCs w:val="24"/>
+        </w:rPr>
+        <w:lastRenderedPageBreak/>
+        <w:t xml:space="preserve"> Requisitos do Produto</w:t>
+      </w:r>
+    </w:p>
+    <w:tbl>
+      <w:tblPr>
+        <w:tblW w:w="0" w:type="auto"/>
+        <w:tblInd w:w="94" w:type="dxa"/>
+        <w:tblLayout w:type="fixed"/>
+        <w:tblLook w:val="0000" w:firstRow="0" w:lastRow="0" w:firstColumn="0" w:lastColumn="0" w:noHBand="0" w:noVBand="0"/>
+      </w:tblPr>
+      <w:tblGrid>
+        <w:gridCol w:w="1710"/>
+        <w:gridCol w:w="2400"/>
+        <w:gridCol w:w="4110"/>
+        <w:gridCol w:w="1448"/>
+      </w:tblGrid>
+      <w:tr>
+        <w:tc>
+          <w:tcPr>
+            <w:tcW w:w="1710" w:type="dxa"/>
+            <w:tcBorders>
+              <w:top w:val="single" w:sz="4" w:space="0" w:color="000000"/>
+              <w:left w:val="single" w:sz="4" w:space="0" w:color="000000"/>
+              <w:bottom w:val="single" w:sz="4" w:space="0" w:color="000000"/>
+            </w:tcBorders>
+          </w:tcPr>
+          <w:p>
+            <w:pPr>
+              <w:snapToGrid w:val="0"/>
+              <w:jc w:val="center"/>
+              <w:rPr>
+                <w:rFonts w:ascii="Arial" w:hAnsi="Arial" w:cs="Arial"/>
+                <w:b/>
+                <w:sz w:val="24"/>
+                <w:szCs w:val="24"/>
+              </w:rPr>
+            </w:pPr>
+            <w:r>
+              <w:rPr>
+                <w:rFonts w:ascii="Arial" w:hAnsi="Arial" w:cs="Arial"/>
+                <w:b/>
+                <w:sz w:val="24"/>
+                <w:szCs w:val="24"/>
+              </w:rPr>
+              <w:t>Usuário</w:t>
+            </w:r>
+          </w:p>
+        </w:tc>
+        <w:tc>
+          <w:tcPr>
+            <w:tcW w:w="2400" w:type="dxa"/>
+            <w:tcBorders>
+              <w:top w:val="single" w:sz="4" w:space="0" w:color="000000"/>
+              <w:left w:val="single" w:sz="4" w:space="0" w:color="000000"/>
+              <w:bottom w:val="single" w:sz="4" w:space="0" w:color="000000"/>
+            </w:tcBorders>
+          </w:tcPr>
+          <w:p>
+            <w:pPr>
+              <w:snapToGrid w:val="0"/>
+              <w:jc w:val="center"/>
+              <w:rPr>
+                <w:rFonts w:ascii="Arial" w:hAnsi="Arial" w:cs="Arial"/>
+                <w:b/>
+                <w:sz w:val="24"/>
+                <w:szCs w:val="24"/>
+              </w:rPr>
+            </w:pPr>
+            <w:r>
+              <w:rPr>
+                <w:rFonts w:ascii="Arial" w:hAnsi="Arial" w:cs="Arial"/>
+                <w:b/>
+                <w:sz w:val="24"/>
+                <w:szCs w:val="24"/>
+              </w:rPr>
+              <w:t>Identificador</w:t>
+            </w:r>
+          </w:p>
+        </w:tc>
+        <w:tc>
+          <w:tcPr>
+            <w:tcW w:w="4110" w:type="dxa"/>
+            <w:tcBorders>
+              <w:top w:val="single" w:sz="4" w:space="0" w:color="000000"/>
+              <w:left w:val="single" w:sz="4" w:space="0" w:color="000000"/>
+              <w:bottom w:val="single" w:sz="4" w:space="0" w:color="000000"/>
+            </w:tcBorders>
+          </w:tcPr>
+          <w:p>
+            <w:pPr>
+              <w:snapToGrid w:val="0"/>
+              <w:jc w:val="center"/>
+              <w:rPr>
+                <w:rFonts w:ascii="Arial" w:hAnsi="Arial" w:cs="Arial"/>
+                <w:b/>
+                <w:sz w:val="24"/>
+                <w:szCs w:val="24"/>
+              </w:rPr>
+            </w:pPr>
+            <w:r>
+              <w:rPr>
+                <w:rFonts w:ascii="Arial" w:hAnsi="Arial" w:cs="Arial"/>
+                <w:b/>
+                <w:sz w:val="24"/>
+                <w:szCs w:val="24"/>
+              </w:rPr>
+              <w:t>Descrição</w:t>
+            </w:r>
+          </w:p>
+        </w:tc>
+        <w:tc>
+          <w:tcPr>
+            <w:tcW w:w="1448" w:type="dxa"/>
+            <w:tcBorders>
+              <w:top w:val="single" w:sz="4" w:space="0" w:color="000000"/>
+              <w:left w:val="single" w:sz="4" w:space="0" w:color="000000"/>
+              <w:bottom w:val="single" w:sz="4" w:space="0" w:color="000000"/>
+              <w:right w:val="single" w:sz="4" w:space="0" w:color="000000"/>
+            </w:tcBorders>
+          </w:tcPr>
+          <w:p>
+            <w:pPr>
+              <w:tabs>
+                <w:tab w:val="center" w:pos="1522"/>
+                <w:tab w:val="right" w:pos="3044"/>
+              </w:tabs>
+              <w:snapToGrid w:val="0"/>
+              <w:jc w:val="center"/>
+              <w:rPr>
+                <w:rFonts w:ascii="Arial" w:hAnsi="Arial" w:cs="Arial"/>
+                <w:b/>
+                <w:sz w:val="24"/>
+                <w:szCs w:val="24"/>
+              </w:rPr>
+            </w:pPr>
+            <w:r>
+              <w:rPr>
+                <w:rFonts w:ascii="Arial" w:hAnsi="Arial" w:cs="Arial"/>
+                <w:b/>
+                <w:sz w:val="24"/>
+                <w:szCs w:val="24"/>
+              </w:rPr>
+              <w:t>Prioridade</w:t>
+            </w:r>
+          </w:p>
+        </w:tc>
+      </w:tr>
+      <w:tr>
+        <w:tc>
+          <w:tcPr>
+            <w:tcW w:w="1710" w:type="dxa"/>
+            <w:tcBorders>
+              <w:top w:val="single" w:sz="4" w:space="0" w:color="000000"/>
+              <w:left w:val="single" w:sz="4" w:space="0" w:color="000000"/>
+              <w:bottom w:val="single" w:sz="4" w:space="0" w:color="000000"/>
+            </w:tcBorders>
+            <w:vAlign w:val="center"/>
+          </w:tcPr>
+          <w:p>
+            <w:pPr>
+              <w:snapToGrid w:val="0"/>
+              <w:spacing w:before="100" w:after="100"/>
+              <w:jc w:val="both"/>
+              <w:rPr>
+                <w:rFonts w:ascii="Arial" w:hAnsi="Arial" w:cs="Arial"/>
+                <w:sz w:val="24"/>
+                <w:szCs w:val="24"/>
+              </w:rPr>
+            </w:pPr>
+            <w:r>
+              <w:rPr>
+                <w:rFonts w:ascii="Arial" w:hAnsi="Arial" w:cs="Arial"/>
+                <w:sz w:val="24"/>
+                <w:szCs w:val="24"/>
+              </w:rPr>
+              <w:t>Solicitante</w:t>
+            </w:r>
+          </w:p>
+        </w:tc>
+        <w:tc>
+          <w:tcPr>
+            <w:tcW w:w="2400" w:type="dxa"/>
+            <w:tcBorders>
+              <w:top w:val="single" w:sz="4" w:space="0" w:color="000000"/>
+              <w:left w:val="single" w:sz="4" w:space="0" w:color="000000"/>
+              <w:bottom w:val="single" w:sz="4" w:space="0" w:color="000000"/>
+            </w:tcBorders>
+            <w:vAlign w:val="center"/>
+          </w:tcPr>
+          <w:p>
+            <w:pPr>
+              <w:pStyle w:val="RUPInstrues"/>
+              <w:snapToGrid w:val="0"/>
+              <w:spacing w:before="0"/>
+              <w:jc w:val="center"/>
+              <w:rPr>
+                <w:rFonts w:cs="Arial"/>
+                <w:i w:val="0"/>
+                <w:color w:val="auto"/>
+                <w:sz w:val="24"/>
+              </w:rPr>
+            </w:pPr>
+            <w:r>
+              <w:rPr>
+                <w:rFonts w:cs="Arial"/>
+                <w:i w:val="0"/>
+                <w:color w:val="auto"/>
+                <w:sz w:val="24"/>
+              </w:rPr>
+              <w:t>Cliente</w:t>
+            </w:r>
+          </w:p>
+        </w:tc>
+        <w:tc>
+          <w:tcPr>
+            <w:tcW w:w="4110" w:type="dxa"/>
+            <w:tcBorders>
+              <w:top w:val="single" w:sz="4" w:space="0" w:color="000000"/>
+              <w:left w:val="single" w:sz="4" w:space="0" w:color="000000"/>
+              <w:bottom w:val="single" w:sz="4" w:space="0" w:color="000000"/>
+            </w:tcBorders>
+            <w:vAlign w:val="center"/>
+          </w:tcPr>
+          <w:p>
+            <w:pPr>
+              <w:pStyle w:val="RUPInstrues"/>
+              <w:snapToGrid w:val="0"/>
+              <w:spacing w:before="0" w:after="120"/>
+              <w:jc w:val="center"/>
+              <w:rPr>
+                <w:rFonts w:cs="Arial"/>
+                <w:i w:val="0"/>
+                <w:color w:val="auto"/>
+                <w:sz w:val="24"/>
+              </w:rPr>
+            </w:pPr>
+            <w:r>
+              <w:rPr>
+                <w:rFonts w:cs="Arial"/>
+                <w:i w:val="0"/>
+                <w:color w:val="auto"/>
+                <w:sz w:val="24"/>
+              </w:rPr>
+              <w:t>Realizar cadastro e fornecer endereço completo para entrega</w:t>
+            </w:r>
+            <w:r>
+              <w:rPr>
+                <w:rFonts w:cs="Arial"/>
+                <w:i w:val="0"/>
+                <w:color w:val="auto"/>
+                <w:sz w:val="24"/>
+              </w:rPr>
+              <w:t>.</w:t>
+            </w:r>
+          </w:p>
+        </w:tc>
+        <w:tc>
+          <w:tcPr>
+            <w:tcW w:w="1448" w:type="dxa"/>
+            <w:tcBorders>
+              <w:top w:val="single" w:sz="4" w:space="0" w:color="000000"/>
+              <w:left w:val="single" w:sz="4" w:space="0" w:color="000000"/>
+              <w:bottom w:val="single" w:sz="4" w:space="0" w:color="000000"/>
+              <w:right w:val="single" w:sz="4" w:space="0" w:color="000000"/>
+            </w:tcBorders>
+            <w:vAlign w:val="center"/>
+          </w:tcPr>
+          <w:p>
+            <w:pPr>
+              <w:tabs>
+                <w:tab w:val="center" w:pos="1522"/>
+                <w:tab w:val="right" w:pos="3044"/>
+              </w:tabs>
+              <w:snapToGrid w:val="0"/>
+              <w:spacing w:before="100" w:after="100"/>
+              <w:jc w:val="center"/>
+              <w:rPr>
+                <w:rFonts w:ascii="Arial" w:hAnsi="Arial" w:cs="Arial"/>
+                <w:sz w:val="24"/>
+                <w:szCs w:val="24"/>
+              </w:rPr>
+            </w:pPr>
+            <w:r>
+              <w:rPr>
+                <w:rFonts w:ascii="Arial" w:hAnsi="Arial" w:cs="Arial"/>
+                <w:sz w:val="24"/>
+                <w:szCs w:val="24"/>
+              </w:rPr>
+              <w:t>Alta</w:t>
+            </w:r>
+          </w:p>
+        </w:tc>
+      </w:tr>
+      <w:tr>
+        <w:tc>
+          <w:tcPr>
+            <w:tcW w:w="1710" w:type="dxa"/>
+            <w:tcBorders>
+              <w:top w:val="single" w:sz="4" w:space="0" w:color="000000"/>
+              <w:left w:val="single" w:sz="4" w:space="0" w:color="000000"/>
+              <w:bottom w:val="single" w:sz="4" w:space="0" w:color="000000"/>
+            </w:tcBorders>
+            <w:vAlign w:val="center"/>
+          </w:tcPr>
+          <w:p>
+            <w:pPr>
+              <w:snapToGrid w:val="0"/>
+              <w:spacing w:before="100" w:after="100"/>
+              <w:jc w:val="both"/>
+              <w:rPr>
+                <w:rFonts w:ascii="Arial" w:hAnsi="Arial" w:cs="Arial"/>
+                <w:sz w:val="24"/>
+                <w:szCs w:val="24"/>
+              </w:rPr>
+            </w:pPr>
+            <w:r>
+              <w:rPr>
+                <w:rFonts w:ascii="Arial" w:hAnsi="Arial" w:cs="Arial"/>
+                <w:sz w:val="24"/>
+                <w:szCs w:val="24"/>
+              </w:rPr>
+              <w:t>Solicitante</w:t>
+            </w:r>
+          </w:p>
+        </w:tc>
+        <w:tc>
+          <w:tcPr>
+            <w:tcW w:w="2400" w:type="dxa"/>
+            <w:tcBorders>
+              <w:top w:val="single" w:sz="4" w:space="0" w:color="000000"/>
+              <w:left w:val="single" w:sz="4" w:space="0" w:color="000000"/>
+              <w:bottom w:val="single" w:sz="4" w:space="0" w:color="000000"/>
+            </w:tcBorders>
+            <w:vAlign w:val="center"/>
+          </w:tcPr>
+          <w:p>
+            <w:pPr>
+              <w:pStyle w:val="RUPInstrues"/>
+              <w:snapToGrid w:val="0"/>
+              <w:spacing w:before="0"/>
+              <w:jc w:val="center"/>
+              <w:rPr>
+                <w:rFonts w:cs="Arial"/>
+                <w:i w:val="0"/>
+                <w:color w:val="auto"/>
+                <w:sz w:val="24"/>
+              </w:rPr>
+            </w:pPr>
+            <w:r>
+              <w:rPr>
+                <w:rFonts w:cs="Arial"/>
+                <w:i w:val="0"/>
+                <w:color w:val="auto"/>
+                <w:sz w:val="24"/>
+              </w:rPr>
+              <w:t>Cliente</w:t>
+            </w:r>
+          </w:p>
+        </w:tc>
+        <w:tc>
+          <w:tcPr>
+            <w:tcW w:w="4110" w:type="dxa"/>
+            <w:tcBorders>
+              <w:top w:val="single" w:sz="4" w:space="0" w:color="000000"/>
+              <w:left w:val="single" w:sz="4" w:space="0" w:color="000000"/>
+              <w:bottom w:val="single" w:sz="4" w:space="0" w:color="000000"/>
+            </w:tcBorders>
+            <w:vAlign w:val="center"/>
+          </w:tcPr>
+          <w:p>
+            <w:pPr>
+              <w:pStyle w:val="RUPInstrues"/>
+              <w:snapToGrid w:val="0"/>
+              <w:spacing w:before="0" w:after="120"/>
+              <w:jc w:val="center"/>
+              <w:rPr>
+                <w:rFonts w:cs="Arial"/>
+                <w:i w:val="0"/>
+                <w:color w:val="auto"/>
+                <w:sz w:val="24"/>
+              </w:rPr>
+            </w:pPr>
+            <w:r>
+              <w:rPr>
+                <w:rFonts w:cs="Arial"/>
+                <w:i w:val="0"/>
+                <w:color w:val="auto"/>
+                <w:sz w:val="24"/>
+              </w:rPr>
+              <w:t>S</w:t>
+            </w:r>
+            <w:r>
+              <w:rPr>
+                <w:rFonts w:cs="Arial"/>
+                <w:i w:val="0"/>
+                <w:color w:val="auto"/>
+                <w:sz w:val="24"/>
+              </w:rPr>
+              <w:t>elecionar produtos e forma de pagamento</w:t>
+            </w:r>
+            <w:r>
+              <w:rPr>
+                <w:rFonts w:cs="Arial"/>
+                <w:i w:val="0"/>
+                <w:color w:val="auto"/>
+                <w:sz w:val="24"/>
+              </w:rPr>
+              <w:t>.</w:t>
+            </w:r>
+          </w:p>
+        </w:tc>
+        <w:tc>
+          <w:tcPr>
+            <w:tcW w:w="1448" w:type="dxa"/>
+            <w:tcBorders>
+              <w:top w:val="single" w:sz="4" w:space="0" w:color="000000"/>
+              <w:left w:val="single" w:sz="4" w:space="0" w:color="000000"/>
+              <w:bottom w:val="single" w:sz="4" w:space="0" w:color="000000"/>
+              <w:right w:val="single" w:sz="4" w:space="0" w:color="000000"/>
+            </w:tcBorders>
+            <w:vAlign w:val="center"/>
+          </w:tcPr>
+          <w:p>
+            <w:pPr>
+              <w:tabs>
+                <w:tab w:val="center" w:pos="1522"/>
+                <w:tab w:val="right" w:pos="3044"/>
+              </w:tabs>
+              <w:snapToGrid w:val="0"/>
+              <w:spacing w:before="100" w:after="100"/>
+              <w:jc w:val="center"/>
+              <w:rPr>
+                <w:rFonts w:ascii="Arial" w:hAnsi="Arial" w:cs="Arial"/>
+                <w:sz w:val="24"/>
+                <w:szCs w:val="24"/>
+              </w:rPr>
+            </w:pPr>
+            <w:r>
+              <w:rPr>
+                <w:rFonts w:ascii="Arial" w:hAnsi="Arial" w:cs="Arial"/>
+                <w:sz w:val="24"/>
+                <w:szCs w:val="24"/>
+              </w:rPr>
+              <w:t>Alta</w:t>
+            </w:r>
+          </w:p>
+        </w:tc>
+      </w:tr>
+      <w:tr>
+        <w:tc>
+          <w:tcPr>
+            <w:tcW w:w="1710" w:type="dxa"/>
+            <w:tcBorders>
+              <w:top w:val="single" w:sz="4" w:space="0" w:color="000000"/>
+              <w:left w:val="single" w:sz="4" w:space="0" w:color="000000"/>
+              <w:bottom w:val="single" w:sz="4" w:space="0" w:color="000000"/>
+            </w:tcBorders>
+            <w:vAlign w:val="center"/>
+          </w:tcPr>
+          <w:p>
+            <w:pPr>
+              <w:snapToGrid w:val="0"/>
+              <w:spacing w:before="100" w:after="100"/>
+              <w:jc w:val="both"/>
+              <w:rPr>
+                <w:rFonts w:ascii="Arial" w:hAnsi="Arial" w:cs="Arial"/>
+                <w:sz w:val="24"/>
+                <w:szCs w:val="24"/>
+              </w:rPr>
+            </w:pPr>
+            <w:r>
+              <w:rPr>
+                <w:rFonts w:ascii="Arial" w:hAnsi="Arial" w:cs="Arial"/>
+                <w:sz w:val="24"/>
+                <w:szCs w:val="24"/>
+              </w:rPr>
+              <w:t>Profissional</w:t>
+            </w:r>
+          </w:p>
+        </w:tc>
+        <w:tc>
+          <w:tcPr>
+            <w:tcW w:w="2400" w:type="dxa"/>
+            <w:tcBorders>
+              <w:top w:val="single" w:sz="4" w:space="0" w:color="000000"/>
+              <w:left w:val="single" w:sz="4" w:space="0" w:color="000000"/>
+              <w:bottom w:val="single" w:sz="4" w:space="0" w:color="000000"/>
+            </w:tcBorders>
+            <w:vAlign w:val="center"/>
+          </w:tcPr>
+          <w:p>
+            <w:pPr>
+              <w:pStyle w:val="RUPInstrues"/>
+              <w:snapToGrid w:val="0"/>
+              <w:spacing w:before="0"/>
+              <w:jc w:val="center"/>
+              <w:rPr>
+                <w:rFonts w:cs="Arial"/>
+                <w:i w:val="0"/>
+                <w:color w:val="auto"/>
+                <w:sz w:val="24"/>
+              </w:rPr>
+            </w:pPr>
+            <w:r>
+              <w:rPr>
+                <w:rFonts w:cs="Arial"/>
+                <w:i w:val="0"/>
+                <w:color w:val="auto"/>
+                <w:sz w:val="24"/>
+              </w:rPr>
+              <w:t>Distribuidora</w:t>
+            </w:r>
+          </w:p>
+        </w:tc>
+        <w:tc>
+          <w:tcPr>
+            <w:tcW w:w="4110" w:type="dxa"/>
+            <w:tcBorders>
+              <w:top w:val="single" w:sz="4" w:space="0" w:color="000000"/>
+              <w:left w:val="single" w:sz="4" w:space="0" w:color="000000"/>
+              <w:bottom w:val="single" w:sz="4" w:space="0" w:color="000000"/>
+            </w:tcBorders>
+            <w:vAlign w:val="center"/>
+          </w:tcPr>
+          <w:p>
+            <w:pPr>
+              <w:pStyle w:val="RUPInstrues"/>
+              <w:snapToGrid w:val="0"/>
+              <w:spacing w:before="0" w:after="120"/>
+              <w:jc w:val="center"/>
+              <w:rPr>
+                <w:rFonts w:cs="Arial"/>
+                <w:i w:val="0"/>
+                <w:color w:val="auto"/>
+                <w:sz w:val="24"/>
+              </w:rPr>
+            </w:pPr>
+            <w:r>
+              <w:rPr>
+                <w:rFonts w:cs="Arial"/>
+                <w:i w:val="0"/>
+                <w:color w:val="auto"/>
+                <w:sz w:val="24"/>
+              </w:rPr>
+              <w:t>Cadastrar e manter atualizado o catálogo de produtos</w:t>
+            </w:r>
+            <w:r>
+              <w:rPr>
+                <w:rFonts w:cs="Arial"/>
+                <w:i w:val="0"/>
+                <w:color w:val="auto"/>
+                <w:sz w:val="24"/>
+              </w:rPr>
+              <w:t>.</w:t>
+            </w:r>
+          </w:p>
+        </w:tc>
+        <w:tc>
+          <w:tcPr>
+            <w:tcW w:w="1448" w:type="dxa"/>
+            <w:tcBorders>
+              <w:top w:val="single" w:sz="4" w:space="0" w:color="000000"/>
+              <w:left w:val="single" w:sz="4" w:space="0" w:color="000000"/>
+              <w:bottom w:val="single" w:sz="4" w:space="0" w:color="000000"/>
+              <w:right w:val="single" w:sz="4" w:space="0" w:color="000000"/>
+            </w:tcBorders>
+            <w:vAlign w:val="center"/>
+          </w:tcPr>
+          <w:p>
+            <w:pPr>
+              <w:tabs>
+                <w:tab w:val="center" w:pos="1522"/>
+                <w:tab w:val="right" w:pos="3044"/>
+              </w:tabs>
+              <w:snapToGrid w:val="0"/>
+              <w:spacing w:before="100" w:after="100"/>
+              <w:jc w:val="center"/>
+              <w:rPr>
+                <w:rFonts w:ascii="Arial" w:hAnsi="Arial" w:cs="Arial"/>
+                <w:sz w:val="24"/>
+                <w:szCs w:val="24"/>
+              </w:rPr>
+            </w:pPr>
+            <w:r>
+              <w:rPr>
+                <w:rFonts w:ascii="Arial" w:hAnsi="Arial" w:cs="Arial"/>
+                <w:sz w:val="24"/>
+                <w:szCs w:val="24"/>
+              </w:rPr>
+              <w:t>Alta</w:t>
+            </w:r>
+          </w:p>
+        </w:tc>
+      </w:tr>
+      <w:tr>
+        <w:tc>
+          <w:tcPr>
+            <w:tcW w:w="1710" w:type="dxa"/>
+            <w:tcBorders>
+              <w:top w:val="single" w:sz="4" w:space="0" w:color="000000"/>
+              <w:left w:val="single" w:sz="4" w:space="0" w:color="000000"/>
+              <w:bottom w:val="single" w:sz="4" w:space="0" w:color="000000"/>
+            </w:tcBorders>
+            <w:vAlign w:val="center"/>
+          </w:tcPr>
+          <w:p>
+            <w:pPr>
+              <w:snapToGrid w:val="0"/>
+              <w:spacing w:before="100" w:after="100"/>
+              <w:jc w:val="both"/>
+              <w:rPr>
+                <w:rFonts w:ascii="Arial" w:hAnsi="Arial" w:cs="Arial"/>
+                <w:sz w:val="24"/>
+                <w:szCs w:val="24"/>
+              </w:rPr>
+            </w:pPr>
+            <w:r>
+              <w:rPr>
+                <w:rFonts w:ascii="Arial" w:hAnsi="Arial" w:cs="Arial"/>
+                <w:sz w:val="24"/>
+                <w:szCs w:val="24"/>
+              </w:rPr>
+              <w:t>Profissional</w:t>
+            </w:r>
+          </w:p>
+        </w:tc>
+        <w:tc>
+          <w:tcPr>
+            <w:tcW w:w="2400" w:type="dxa"/>
+            <w:tcBorders>
+              <w:top w:val="single" w:sz="4" w:space="0" w:color="000000"/>
+              <w:left w:val="single" w:sz="4" w:space="0" w:color="000000"/>
+              <w:bottom w:val="single" w:sz="4" w:space="0" w:color="000000"/>
+            </w:tcBorders>
+            <w:vAlign w:val="center"/>
+          </w:tcPr>
+          <w:p>
+            <w:pPr>
+              <w:pStyle w:val="RUPInstrues"/>
+              <w:snapToGrid w:val="0"/>
+              <w:spacing w:before="0"/>
+              <w:jc w:val="center"/>
+              <w:rPr>
+                <w:rFonts w:cs="Arial"/>
+                <w:i w:val="0"/>
+                <w:color w:val="auto"/>
+                <w:sz w:val="24"/>
+                <w:u w:val="double"/>
+              </w:rPr>
+            </w:pPr>
+            <w:r>
+              <w:rPr>
+                <w:rFonts w:cs="Arial"/>
+                <w:i w:val="0"/>
+                <w:color w:val="auto"/>
+                <w:sz w:val="24"/>
+              </w:rPr>
+              <w:t>Distribuidora</w:t>
+            </w:r>
+          </w:p>
+        </w:tc>
+        <w:tc>
+          <w:tcPr>
+            <w:tcW w:w="4110" w:type="dxa"/>
+            <w:tcBorders>
+              <w:top w:val="single" w:sz="4" w:space="0" w:color="000000"/>
+              <w:left w:val="single" w:sz="4" w:space="0" w:color="000000"/>
+              <w:bottom w:val="single" w:sz="4" w:space="0" w:color="000000"/>
+            </w:tcBorders>
+            <w:vAlign w:val="center"/>
+          </w:tcPr>
+          <w:p>
+            <w:pPr>
+              <w:pStyle w:val="RUPInstrues"/>
+              <w:snapToGrid w:val="0"/>
+              <w:spacing w:before="0" w:after="120"/>
+              <w:jc w:val="center"/>
+              <w:rPr>
+                <w:rFonts w:cs="Arial"/>
+                <w:i w:val="0"/>
+                <w:color w:val="auto"/>
+                <w:sz w:val="24"/>
+              </w:rPr>
+            </w:pPr>
+            <w:r>
+              <w:rPr>
+                <w:rFonts w:cs="Arial"/>
+                <w:i w:val="0"/>
+                <w:color w:val="auto"/>
+                <w:sz w:val="24"/>
+              </w:rPr>
+              <w:t>Gerenciar usuários</w:t>
+            </w:r>
+            <w:r>
+              <w:rPr>
+                <w:rFonts w:cs="Arial"/>
+                <w:i w:val="0"/>
+                <w:color w:val="auto"/>
+                <w:sz w:val="24"/>
+              </w:rPr>
+              <w:t xml:space="preserve"> e pedidos.</w:t>
+            </w:r>
+          </w:p>
+        </w:tc>
+        <w:tc>
+          <w:tcPr>
+            <w:tcW w:w="1448" w:type="dxa"/>
+            <w:tcBorders>
+              <w:top w:val="single" w:sz="4" w:space="0" w:color="000000"/>
+              <w:left w:val="single" w:sz="4" w:space="0" w:color="000000"/>
+              <w:bottom w:val="single" w:sz="4" w:space="0" w:color="000000"/>
+              <w:right w:val="single" w:sz="4" w:space="0" w:color="000000"/>
+            </w:tcBorders>
+            <w:vAlign w:val="center"/>
+          </w:tcPr>
+          <w:p>
+            <w:pPr>
+              <w:tabs>
+                <w:tab w:val="center" w:pos="1522"/>
+                <w:tab w:val="right" w:pos="3044"/>
+              </w:tabs>
+              <w:snapToGrid w:val="0"/>
+              <w:spacing w:before="100" w:after="100"/>
+              <w:jc w:val="center"/>
+              <w:rPr>
+                <w:rFonts w:ascii="Arial" w:hAnsi="Arial" w:cs="Arial"/>
+                <w:sz w:val="24"/>
+                <w:szCs w:val="24"/>
+              </w:rPr>
+            </w:pPr>
+            <w:r>
+              <w:rPr>
+                <w:rFonts w:ascii="Arial" w:hAnsi="Arial" w:cs="Arial"/>
+                <w:sz w:val="24"/>
+                <w:szCs w:val="24"/>
+              </w:rPr>
+              <w:t>Alta</w:t>
+            </w:r>
+          </w:p>
+        </w:tc>
+      </w:tr>
+      <w:tr>
+        <w:tc>
+          <w:tcPr>
+            <w:tcW w:w="1710" w:type="dxa"/>
+            <w:tcBorders>
+              <w:top w:val="single" w:sz="4" w:space="0" w:color="000000"/>
+              <w:left w:val="single" w:sz="4" w:space="0" w:color="000000"/>
+              <w:bottom w:val="single" w:sz="4" w:space="0" w:color="000000"/>
+            </w:tcBorders>
+            <w:vAlign w:val="center"/>
+          </w:tcPr>
+          <w:p>
+            <w:pPr>
+              <w:snapToGrid w:val="0"/>
+              <w:spacing w:before="100" w:after="100"/>
+              <w:jc w:val="both"/>
+              <w:rPr>
+                <w:rFonts w:ascii="Arial" w:hAnsi="Arial" w:cs="Arial"/>
+                <w:sz w:val="24"/>
+                <w:szCs w:val="24"/>
+              </w:rPr>
+            </w:pPr>
+            <w:proofErr w:type="spellStart"/>
+            <w:proofErr w:type="gramStart"/>
+            <w:r>
+              <w:rPr>
+                <w:rFonts w:ascii="Arial" w:hAnsi="Arial" w:cs="Arial"/>
+                <w:sz w:val="24"/>
+                <w:szCs w:val="24"/>
+              </w:rPr>
+              <w:t>Solic</w:t>
+            </w:r>
+            <w:proofErr w:type="spellEnd"/>
+            <w:r>
+              <w:rPr>
+                <w:rFonts w:ascii="Arial" w:hAnsi="Arial" w:cs="Arial"/>
+                <w:sz w:val="24"/>
+                <w:szCs w:val="24"/>
+              </w:rPr>
+              <w:t>./</w:t>
+            </w:r>
+            <w:proofErr w:type="gramEnd"/>
+            <w:r>
+              <w:rPr>
+                <w:rFonts w:ascii="Arial" w:hAnsi="Arial" w:cs="Arial"/>
+                <w:sz w:val="24"/>
+                <w:szCs w:val="24"/>
+              </w:rPr>
+              <w:t xml:space="preserve"> Profis.</w:t>
+            </w:r>
+          </w:p>
+        </w:tc>
+        <w:tc>
+          <w:tcPr>
+            <w:tcW w:w="2400" w:type="dxa"/>
+            <w:tcBorders>
+              <w:top w:val="single" w:sz="4" w:space="0" w:color="000000"/>
+              <w:left w:val="single" w:sz="4" w:space="0" w:color="000000"/>
+              <w:bottom w:val="single" w:sz="4" w:space="0" w:color="000000"/>
+            </w:tcBorders>
+            <w:vAlign w:val="center"/>
+          </w:tcPr>
+          <w:p>
+            <w:pPr>
+              <w:pStyle w:val="RUPInstrues"/>
+              <w:snapToGrid w:val="0"/>
+              <w:spacing w:before="0"/>
+              <w:jc w:val="center"/>
+              <w:rPr>
+                <w:rFonts w:cs="Arial"/>
+                <w:i w:val="0"/>
+                <w:color w:val="auto"/>
+                <w:sz w:val="24"/>
+              </w:rPr>
+            </w:pPr>
+            <w:r>
+              <w:rPr>
+                <w:rFonts w:cs="Arial"/>
+                <w:i w:val="0"/>
+                <w:color w:val="auto"/>
+                <w:sz w:val="24"/>
+              </w:rPr>
+              <w:t>Cliente/</w:t>
+            </w:r>
+            <w:proofErr w:type="spellStart"/>
+            <w:r>
+              <w:rPr>
+                <w:rFonts w:cs="Arial"/>
+                <w:i w:val="0"/>
+                <w:color w:val="auto"/>
+                <w:sz w:val="24"/>
+              </w:rPr>
+              <w:t>Distri</w:t>
+            </w:r>
+            <w:proofErr w:type="spellEnd"/>
+            <w:r>
+              <w:rPr>
+                <w:rFonts w:cs="Arial"/>
+                <w:i w:val="0"/>
+                <w:color w:val="auto"/>
+                <w:sz w:val="24"/>
+              </w:rPr>
+              <w:t>.</w:t>
+            </w:r>
+          </w:p>
+        </w:tc>
+        <w:tc>
+          <w:tcPr>
+            <w:tcW w:w="4110" w:type="dxa"/>
+            <w:tcBorders>
+              <w:top w:val="single" w:sz="4" w:space="0" w:color="000000"/>
+              <w:left w:val="single" w:sz="4" w:space="0" w:color="000000"/>
+              <w:bottom w:val="single" w:sz="4" w:space="0" w:color="000000"/>
+            </w:tcBorders>
+            <w:vAlign w:val="center"/>
+          </w:tcPr>
+          <w:p>
+            <w:pPr>
+              <w:pStyle w:val="RUPInstrues"/>
+              <w:snapToGrid w:val="0"/>
+              <w:spacing w:before="0" w:after="120"/>
+              <w:jc w:val="center"/>
+              <w:rPr>
+                <w:rFonts w:cs="Arial"/>
+                <w:i w:val="0"/>
+                <w:color w:val="auto"/>
+                <w:sz w:val="24"/>
+              </w:rPr>
+            </w:pPr>
+            <w:r>
+              <w:rPr>
+                <w:rFonts w:cs="Arial"/>
+                <w:i w:val="0"/>
+                <w:color w:val="auto"/>
+                <w:sz w:val="24"/>
+              </w:rPr>
+              <w:t>Acessar informações sobre pedidos e histórico de compras</w:t>
+            </w:r>
+            <w:r>
+              <w:rPr>
+                <w:rFonts w:cs="Arial"/>
+                <w:i w:val="0"/>
+                <w:color w:val="auto"/>
+                <w:sz w:val="24"/>
+              </w:rPr>
+              <w:t>.</w:t>
+            </w:r>
+          </w:p>
+        </w:tc>
+        <w:tc>
+          <w:tcPr>
+            <w:tcW w:w="1448" w:type="dxa"/>
+            <w:tcBorders>
+              <w:top w:val="single" w:sz="4" w:space="0" w:color="000000"/>
+              <w:left w:val="single" w:sz="4" w:space="0" w:color="000000"/>
+              <w:bottom w:val="single" w:sz="4" w:space="0" w:color="000000"/>
+              <w:right w:val="single" w:sz="4" w:space="0" w:color="000000"/>
+            </w:tcBorders>
+            <w:vAlign w:val="center"/>
+          </w:tcPr>
+          <w:p>
+            <w:pPr>
+              <w:tabs>
+                <w:tab w:val="center" w:pos="1522"/>
+                <w:tab w:val="right" w:pos="3044"/>
+              </w:tabs>
+              <w:snapToGrid w:val="0"/>
+              <w:spacing w:before="100" w:after="100"/>
+              <w:jc w:val="center"/>
+              <w:rPr>
+                <w:rFonts w:ascii="Arial" w:hAnsi="Arial" w:cs="Arial"/>
+                <w:sz w:val="24"/>
+                <w:szCs w:val="24"/>
+              </w:rPr>
+            </w:pPr>
+            <w:r>
+              <w:rPr>
+                <w:rFonts w:ascii="Arial" w:hAnsi="Arial" w:cs="Arial"/>
+                <w:sz w:val="24"/>
+                <w:szCs w:val="24"/>
+              </w:rPr>
+              <w:t>Média</w:t>
+            </w:r>
+          </w:p>
+        </w:tc>
+      </w:tr>
+    </w:tbl>
     <w:p>
       <w:pPr>
         <w:pBdr>
@@ -9441,6 +12926,26 @@
         <w:spacing w:after="100"/>
         <w:rPr>
           <w:rFonts w:ascii="Arial" w:eastAsia="Arial" w:hAnsi="Arial" w:cs="Arial"/>
+          <w:sz w:val="24"/>
+          <w:szCs w:val="24"/>
+        </w:rPr>
+      </w:pPr>
+    </w:p>
+    <w:p>
+      <w:pPr>
+        <w:pBdr>
+          <w:top w:val="nil"/>
+          <w:left w:val="nil"/>
+          <w:bottom w:val="nil"/>
+          <w:right w:val="nil"/>
+          <w:between w:val="nil"/>
+        </w:pBdr>
+        <w:tabs>
+          <w:tab w:val="right" w:pos="9061"/>
+        </w:tabs>
+        <w:spacing w:after="100"/>
+        <w:rPr>
+          <w:rFonts w:ascii="Arial" w:eastAsia="Arial" w:hAnsi="Arial" w:cs="Arial"/>
           <w:color w:val="000000"/>
           <w:sz w:val="24"/>
           <w:szCs w:val="24"/>
@@ -9454,8 +12959,17 @@
           <w:sz w:val="24"/>
           <w:szCs w:val="24"/>
         </w:rPr>
-        <w:lastRenderedPageBreak/>
-        <w:t>5. Documentação e análise</w:t>
+        <w:t>5. D</w:t>
+      </w:r>
+      <w:r>
+        <w:rPr>
+          <w:rFonts w:ascii="Arial" w:eastAsia="Arial" w:hAnsi="Arial" w:cs="Arial"/>
+          <w:b/>
+          <w:color w:val="000000"/>
+          <w:sz w:val="24"/>
+          <w:szCs w:val="24"/>
+        </w:rPr>
+        <w:t>iagramas</w:t>
       </w:r>
       <w:r>
         <w:rPr>
@@ -9552,7 +13066,7 @@
                     <pic:cNvPicPr/>
                   </pic:nvPicPr>
                   <pic:blipFill>
-                    <a:blip r:embed="rId15">
+                    <a:blip r:embed="rId11">
                       <a:extLst>
                         <a:ext uri="{28A0092B-C50C-407E-A947-70E740481C1C}">
                           <a14:useLocalDpi xmlns:a14="http://schemas.microsoft.com/office/drawing/2010/main" val="0"/>
@@ -9934,15 +13448,6 @@
           <w:szCs w:val="24"/>
         </w:rPr>
       </w:pPr>
-      <w:r>
-        <w:rPr>
-          <w:rFonts w:ascii="Arial" w:eastAsia="Arial" w:hAnsi="Arial" w:cs="Arial"/>
-          <w:color w:val="000000"/>
-          <w:sz w:val="24"/>
-          <w:szCs w:val="24"/>
-        </w:rPr>
-        <w:t>5.2 Diagramas de Caso de Uso Específicos</w:t>
-      </w:r>
     </w:p>
     <w:p>
       <w:pPr>
@@ -9964,15 +13469,6 @@
           <w:szCs w:val="24"/>
         </w:rPr>
       </w:pPr>
-      <w:r>
-        <w:rPr>
-          <w:rFonts w:ascii="Arial" w:eastAsia="Arial" w:hAnsi="Arial" w:cs="Arial"/>
-          <w:color w:val="000000"/>
-          <w:sz w:val="24"/>
-          <w:szCs w:val="24"/>
-        </w:rPr>
-        <w:t>5.2.1 Diagrama de Caso de Uso Manter Perfil</w:t>
-      </w:r>
     </w:p>
     <w:p>
       <w:pPr>
@@ -9994,6 +13490,109 @@
           <w:szCs w:val="24"/>
         </w:rPr>
       </w:pPr>
+    </w:p>
+    <w:p>
+      <w:pPr>
+        <w:pBdr>
+          <w:top w:val="nil"/>
+          <w:left w:val="nil"/>
+          <w:bottom w:val="nil"/>
+          <w:right w:val="nil"/>
+          <w:between w:val="nil"/>
+        </w:pBdr>
+        <w:tabs>
+          <w:tab w:val="right" w:pos="9061"/>
+        </w:tabs>
+        <w:spacing w:after="100"/>
+        <w:rPr>
+          <w:rFonts w:ascii="Arial" w:eastAsia="Arial" w:hAnsi="Arial" w:cs="Arial"/>
+          <w:color w:val="000000"/>
+          <w:sz w:val="24"/>
+          <w:szCs w:val="24"/>
+        </w:rPr>
+      </w:pPr>
+    </w:p>
+    <w:p>
+      <w:pPr>
+        <w:pBdr>
+          <w:top w:val="nil"/>
+          <w:left w:val="nil"/>
+          <w:bottom w:val="nil"/>
+          <w:right w:val="nil"/>
+          <w:between w:val="nil"/>
+        </w:pBdr>
+        <w:tabs>
+          <w:tab w:val="right" w:pos="9061"/>
+        </w:tabs>
+        <w:spacing w:after="100"/>
+        <w:rPr>
+          <w:rFonts w:ascii="Arial" w:eastAsia="Arial" w:hAnsi="Arial" w:cs="Arial"/>
+          <w:color w:val="000000"/>
+          <w:sz w:val="24"/>
+          <w:szCs w:val="24"/>
+        </w:rPr>
+      </w:pPr>
+      <w:r>
+        <w:rPr>
+          <w:rFonts w:ascii="Arial" w:eastAsia="Arial" w:hAnsi="Arial" w:cs="Arial"/>
+          <w:color w:val="000000"/>
+          <w:sz w:val="24"/>
+          <w:szCs w:val="24"/>
+        </w:rPr>
+        <w:lastRenderedPageBreak/>
+        <w:t>5.2 Diagramas de Caso de Uso Específicos</w:t>
+      </w:r>
+    </w:p>
+    <w:p>
+      <w:pPr>
+        <w:pBdr>
+          <w:top w:val="nil"/>
+          <w:left w:val="nil"/>
+          <w:bottom w:val="nil"/>
+          <w:right w:val="nil"/>
+          <w:between w:val="nil"/>
+        </w:pBdr>
+        <w:tabs>
+          <w:tab w:val="right" w:pos="9061"/>
+        </w:tabs>
+        <w:spacing w:after="100"/>
+        <w:rPr>
+          <w:rFonts w:ascii="Arial" w:eastAsia="Arial" w:hAnsi="Arial" w:cs="Arial"/>
+          <w:color w:val="000000"/>
+          <w:sz w:val="24"/>
+          <w:szCs w:val="24"/>
+        </w:rPr>
+      </w:pPr>
+      <w:r>
+        <w:rPr>
+          <w:rFonts w:ascii="Arial" w:eastAsia="Arial" w:hAnsi="Arial" w:cs="Arial"/>
+          <w:color w:val="000000"/>
+          <w:sz w:val="24"/>
+          <w:szCs w:val="24"/>
+        </w:rPr>
+        <w:t>5.2.1 Diagrama de Caso de Uso Manter Perfil</w:t>
+      </w:r>
+    </w:p>
+    <w:p>
+      <w:pPr>
+        <w:pBdr>
+          <w:top w:val="nil"/>
+          <w:left w:val="nil"/>
+          <w:bottom w:val="nil"/>
+          <w:right w:val="nil"/>
+          <w:between w:val="nil"/>
+        </w:pBdr>
+        <w:tabs>
+          <w:tab w:val="right" w:pos="9061"/>
+        </w:tabs>
+        <w:spacing w:after="100"/>
+        <w:rPr>
+          <w:rFonts w:ascii="Arial" w:eastAsia="Arial" w:hAnsi="Arial" w:cs="Arial"/>
+          <w:color w:val="000000"/>
+          <w:sz w:val="24"/>
+          <w:szCs w:val="24"/>
+        </w:rPr>
+      </w:pPr>
       <w:r>
         <w:rPr>
           <w:rFonts w:ascii="Arial" w:eastAsia="Arial" w:hAnsi="Arial" w:cs="Arial"/>
@@ -10003,7 +13602,7 @@
           <w:szCs w:val="26"/>
         </w:rPr>
         <w:drawing>
-          <wp:anchor distT="0" distB="0" distL="114300" distR="114300" simplePos="0" relativeHeight="251664384" behindDoc="0" locked="0" layoutInCell="1" allowOverlap="1" wp14:anchorId="6887FD13" wp14:editId="0261F5B4">
+          <wp:anchor distT="0" distB="0" distL="114300" distR="114300" simplePos="0" relativeHeight="251664384" behindDoc="0" locked="0" layoutInCell="1" allowOverlap="1" wp14:anchorId="6887FD13" wp14:editId="1CEE99F3">
             <wp:simplePos x="0" y="0"/>
             <wp:positionH relativeFrom="page">
               <wp:posOffset>1486894</wp:posOffset>
@@ -10024,7 +13623,7 @@
                     <pic:cNvPicPr preferRelativeResize="0"/>
                   </pic:nvPicPr>
                   <pic:blipFill>
-                    <a:blip r:embed="rId16">
+                    <a:blip r:embed="rId12">
                       <a:extLst>
                         <a:ext uri="{28A0092B-C50C-407E-A947-70E740481C1C}">
                           <a14:useLocalDpi xmlns:a14="http://schemas.microsoft.com/office/drawing/2010/main" val="0"/>
@@ -10039,7 +13638,7 @@
                   <pic:spPr>
                     <a:xfrm>
                       <a:off x="0" y="0"/>
-                      <a:ext cx="4702259" cy="3397631"/>
+                      <a:ext cx="4675367" cy="3378200"/>
                     </a:xfrm>
                     <a:prstGeom prst="rect">
                       <a:avLst/>
@@ -10246,6 +13845,20 @@
     </w:p>
     <w:p>
       <w:pPr>
+        <w:tabs>
+          <w:tab w:val="right" w:pos="9061"/>
+        </w:tabs>
+        <w:spacing w:after="100"/>
+        <w:rPr>
+          <w:rFonts w:ascii="Arial" w:eastAsia="Arial" w:hAnsi="Arial" w:cs="Arial"/>
+          <w:color w:val="000000"/>
+          <w:sz w:val="24"/>
+          <w:szCs w:val="24"/>
+        </w:rPr>
+      </w:pPr>
+    </w:p>
+    <w:p>
+      <w:pPr>
         <w:keepNext/>
         <w:keepLines/>
         <w:pBdr>
@@ -10259,6 +13872,27 @@
         <w:jc w:val="both"/>
         <w:rPr>
           <w:rFonts w:ascii="Arial" w:eastAsia="Arial" w:hAnsi="Arial" w:cs="Arial"/>
+          <w:color w:val="000000"/>
+          <w:sz w:val="24"/>
+          <w:szCs w:val="24"/>
+        </w:rPr>
+      </w:pPr>
+    </w:p>
+    <w:p>
+      <w:pPr>
+        <w:keepNext/>
+        <w:keepLines/>
+        <w:pBdr>
+          <w:top w:val="nil"/>
+          <w:left w:val="nil"/>
+          <w:bottom w:val="nil"/>
+          <w:right w:val="nil"/>
+          <w:between w:val="nil"/>
+        </w:pBdr>
+        <w:spacing w:before="240" w:after="0" w:line="360" w:lineRule="auto"/>
+        <w:jc w:val="both"/>
+        <w:rPr>
+          <w:rFonts w:ascii="Arial" w:eastAsia="Arial" w:hAnsi="Arial" w:cs="Arial"/>
           <w:bCs/>
           <w:sz w:val="24"/>
           <w:szCs w:val="24"/>
@@ -10271,8 +13905,18 @@
           <w:sz w:val="24"/>
           <w:szCs w:val="24"/>
         </w:rPr>
-        <w:lastRenderedPageBreak/>
-        <w:t>5.2.2 Diagrama de Caso de Uso Manter Menu</w:t>
+        <w:t xml:space="preserve">5.2.2 Diagrama de Caso de Uso Manter </w:t>
+      </w:r>
+      <w:bookmarkStart w:id="4" w:name="_heading=h.bmuhjwxdtqmi" w:colFirst="0" w:colLast="0"/>
+      <w:bookmarkEnd w:id="4"/>
+      <w:r>
+        <w:rPr>
+          <w:rFonts w:ascii="Arial" w:eastAsia="Arial" w:hAnsi="Arial" w:cs="Arial"/>
+          <w:bCs/>
+          <w:sz w:val="24"/>
+          <w:szCs w:val="24"/>
+        </w:rPr>
+        <w:t>Menu</w:t>
       </w:r>
     </w:p>
     <w:p>
@@ -10285,8 +13929,6 @@
           <w:bCs/>
         </w:rPr>
       </w:pPr>
-      <w:bookmarkStart w:id="7" w:name="_heading=h.bmuhjwxdtqmi" w:colFirst="0" w:colLast="0"/>
-      <w:bookmarkEnd w:id="7"/>
       <w:r>
         <w:rPr>
           <w:rFonts w:ascii="Arial" w:eastAsia="Arial" w:hAnsi="Arial" w:cs="Arial"/>
@@ -10309,7 +13951,7 @@
                     <pic:cNvPicPr preferRelativeResize="0"/>
                   </pic:nvPicPr>
                   <pic:blipFill>
-                    <a:blip r:embed="rId17"/>
+                    <a:blip r:embed="rId13"/>
                     <a:srcRect/>
                     <a:stretch>
                       <a:fillRect/>
@@ -10331,10 +13973,10 @@
           </wp:inline>
         </w:drawing>
       </w:r>
-      <w:bookmarkStart w:id="8" w:name="_heading=h.2bn6wsx" w:colFirst="0" w:colLast="0"/>
-      <w:bookmarkStart w:id="9" w:name="_heading=h.tyjcwt" w:colFirst="0" w:colLast="0"/>
-      <w:bookmarkEnd w:id="8"/>
-      <w:bookmarkEnd w:id="9"/>
+      <w:bookmarkStart w:id="5" w:name="_heading=h.2bn6wsx" w:colFirst="0" w:colLast="0"/>
+      <w:bookmarkStart w:id="6" w:name="_heading=h.tyjcwt" w:colFirst="0" w:colLast="0"/>
+      <w:bookmarkEnd w:id="5"/>
+      <w:bookmarkEnd w:id="6"/>
     </w:p>
     <w:p>
       <w:pPr>
@@ -10372,8 +14014,8 @@
         <w:keepLines/>
         <w:spacing w:before="240" w:after="240" w:line="360" w:lineRule="auto"/>
       </w:pPr>
-      <w:bookmarkStart w:id="10" w:name="_heading=h.nys0mpgkvah7" w:colFirst="0" w:colLast="0"/>
-      <w:bookmarkEnd w:id="10"/>
+      <w:bookmarkStart w:id="7" w:name="_heading=h.nys0mpgkvah7" w:colFirst="0" w:colLast="0"/>
+      <w:bookmarkEnd w:id="7"/>
       <w:r>
         <w:rPr>
           <w:rFonts w:ascii="Arial" w:eastAsia="Arial" w:hAnsi="Arial" w:cs="Arial"/>
@@ -10404,7 +14046,7 @@
                     <pic:cNvPicPr preferRelativeResize="0"/>
                   </pic:nvPicPr>
                   <pic:blipFill>
-                    <a:blip r:embed="rId18">
+                    <a:blip r:embed="rId14">
                       <a:extLst>
                         <a:ext uri="{28A0092B-C50C-407E-A947-70E740481C1C}">
                           <a14:useLocalDpi xmlns:a14="http://schemas.microsoft.com/office/drawing/2010/main" val="0"/>
@@ -10456,10 +14098,10 @@
           <w:szCs w:val="18"/>
         </w:rPr>
       </w:pPr>
-      <w:bookmarkStart w:id="11" w:name="_heading=h.49x2ik5" w:colFirst="0" w:colLast="0"/>
-      <w:bookmarkStart w:id="12" w:name="_heading=h.3dy6vkm" w:colFirst="0" w:colLast="0"/>
-      <w:bookmarkEnd w:id="11"/>
-      <w:bookmarkEnd w:id="12"/>
+      <w:bookmarkStart w:id="8" w:name="_heading=h.49x2ik5" w:colFirst="0" w:colLast="0"/>
+      <w:bookmarkStart w:id="9" w:name="_heading=h.3dy6vkm" w:colFirst="0" w:colLast="0"/>
+      <w:bookmarkEnd w:id="8"/>
+      <w:bookmarkEnd w:id="9"/>
     </w:p>
     <w:p>
       <w:pPr>
@@ -10559,7 +14201,7 @@
           <w:szCs w:val="26"/>
         </w:rPr>
         <w:drawing>
-          <wp:anchor distT="0" distB="0" distL="114300" distR="114300" simplePos="0" relativeHeight="251666432" behindDoc="0" locked="0" layoutInCell="1" allowOverlap="1" wp14:anchorId="4955FAC7" wp14:editId="018372F1">
+          <wp:anchor distT="0" distB="0" distL="114300" distR="114300" simplePos="0" relativeHeight="251666432" behindDoc="0" locked="0" layoutInCell="1" allowOverlap="1" wp14:anchorId="4955FAC7" wp14:editId="7345618F">
             <wp:simplePos x="0" y="0"/>
             <wp:positionH relativeFrom="margin">
               <wp:posOffset>891789</wp:posOffset>
@@ -10580,7 +14222,7 @@
                     <pic:cNvPicPr preferRelativeResize="0"/>
                   </pic:nvPicPr>
                   <pic:blipFill>
-                    <a:blip r:embed="rId19">
+                    <a:blip r:embed="rId15">
                       <a:extLst>
                         <a:ext uri="{28A0092B-C50C-407E-A947-70E740481C1C}">
                           <a14:useLocalDpi xmlns:a14="http://schemas.microsoft.com/office/drawing/2010/main" val="0"/>
@@ -10595,7 +14237,7 @@
                   <pic:spPr>
                     <a:xfrm>
                       <a:off x="0" y="0"/>
-                      <a:ext cx="3989355" cy="3948323"/>
+                      <a:ext cx="3980790" cy="3939846"/>
                     </a:xfrm>
                     <a:prstGeom prst="rect">
                       <a:avLst/>
@@ -10690,8 +14332,8 @@
           <w:szCs w:val="24"/>
         </w:rPr>
       </w:pPr>
-      <w:bookmarkStart w:id="13" w:name="_heading=h.1h4123rffdu1" w:colFirst="0" w:colLast="0"/>
-      <w:bookmarkEnd w:id="13"/>
+      <w:bookmarkStart w:id="10" w:name="_heading=h.1h4123rffdu1" w:colFirst="0" w:colLast="0"/>
+      <w:bookmarkEnd w:id="10"/>
     </w:p>
     <w:p>
       <w:pPr>
@@ -10720,8 +14362,8 @@
           <w:szCs w:val="18"/>
         </w:rPr>
       </w:pPr>
-      <w:bookmarkStart w:id="14" w:name="_heading=h.147n2zr" w:colFirst="0" w:colLast="0"/>
-      <w:bookmarkEnd w:id="14"/>
+      <w:bookmarkStart w:id="11" w:name="_heading=h.147n2zr" w:colFirst="0" w:colLast="0"/>
+      <w:bookmarkEnd w:id="11"/>
     </w:p>
     <w:p>
       <w:pPr>
@@ -10822,12 +14464,12 @@
         <w:keepLines/>
         <w:spacing w:before="200" w:line="360" w:lineRule="auto"/>
       </w:pPr>
-      <w:bookmarkStart w:id="15" w:name="_heading=h.bnvb9e9v9n9k" w:colFirst="0" w:colLast="0"/>
-      <w:bookmarkStart w:id="16" w:name="_heading=h.3o7alnk" w:colFirst="0" w:colLast="0"/>
-      <w:bookmarkStart w:id="17" w:name="_heading=h.26in1rg" w:colFirst="0" w:colLast="0"/>
-      <w:bookmarkEnd w:id="15"/>
-      <w:bookmarkEnd w:id="16"/>
-      <w:bookmarkEnd w:id="17"/>
+      <w:bookmarkStart w:id="12" w:name="_heading=h.bnvb9e9v9n9k" w:colFirst="0" w:colLast="0"/>
+      <w:bookmarkStart w:id="13" w:name="_heading=h.3o7alnk" w:colFirst="0" w:colLast="0"/>
+      <w:bookmarkStart w:id="14" w:name="_heading=h.26in1rg" w:colFirst="0" w:colLast="0"/>
+      <w:bookmarkEnd w:id="12"/>
+      <w:bookmarkEnd w:id="13"/>
+      <w:bookmarkEnd w:id="14"/>
       <w:r>
         <w:rPr>
           <w:rFonts w:ascii="Arial" w:eastAsia="Arial" w:hAnsi="Arial" w:cs="Arial"/>
@@ -10858,7 +14500,7 @@
                     <pic:cNvPicPr preferRelativeResize="0"/>
                   </pic:nvPicPr>
                   <pic:blipFill>
-                    <a:blip r:embed="rId20">
+                    <a:blip r:embed="rId16">
                       <a:extLst>
                         <a:ext uri="{28A0092B-C50C-407E-A947-70E740481C1C}">
                           <a14:useLocalDpi xmlns:a14="http://schemas.microsoft.com/office/drawing/2010/main" val="0"/>
@@ -11114,10 +14756,10 @@
         <w:spacing w:before="200" w:line="360" w:lineRule="auto"/>
         <w:jc w:val="center"/>
       </w:pPr>
-      <w:bookmarkStart w:id="18" w:name="_heading=h.jxcp9euekrfd" w:colFirst="0" w:colLast="0"/>
-      <w:bookmarkStart w:id="19" w:name="_heading=h.23ckvvd" w:colFirst="0" w:colLast="0"/>
-      <w:bookmarkEnd w:id="18"/>
-      <w:bookmarkEnd w:id="19"/>
+      <w:bookmarkStart w:id="15" w:name="_heading=h.jxcp9euekrfd" w:colFirst="0" w:colLast="0"/>
+      <w:bookmarkStart w:id="16" w:name="_heading=h.23ckvvd" w:colFirst="0" w:colLast="0"/>
+      <w:bookmarkEnd w:id="15"/>
+      <w:bookmarkEnd w:id="16"/>
       <w:r>
         <w:rPr>
           <w:rFonts w:ascii="Arial" w:eastAsia="Arial" w:hAnsi="Arial" w:cs="Arial"/>
@@ -11148,7 +14790,7 @@
                     <pic:cNvPicPr preferRelativeResize="0"/>
                   </pic:nvPicPr>
                   <pic:blipFill>
-                    <a:blip r:embed="rId21">
+                    <a:blip r:embed="rId17">
                       <a:extLst>
                         <a:ext uri="{28A0092B-C50C-407E-A947-70E740481C1C}">
                           <a14:useLocalDpi xmlns:a14="http://schemas.microsoft.com/office/drawing/2010/main" val="0"/>
@@ -11437,7 +15079,7 @@
                     <pic:cNvPicPr preferRelativeResize="0"/>
                   </pic:nvPicPr>
                   <pic:blipFill>
-                    <a:blip r:embed="rId22" cstate="print">
+                    <a:blip r:embed="rId18" cstate="print">
                       <a:extLst>
                         <a:ext uri="{28A0092B-C50C-407E-A947-70E740481C1C}">
                           <a14:useLocalDpi xmlns:a14="http://schemas.microsoft.com/office/drawing/2010/main" val="0"/>
@@ -11482,8 +15124,8 @@
       </w:r>
     </w:p>
     <w:sectPr>
-      <w:headerReference w:type="default" r:id="rId23"/>
-      <w:footerReference w:type="default" r:id="rId24"/>
+      <w:headerReference w:type="default" r:id="rId19"/>
+      <w:footerReference w:type="default" r:id="rId20"/>
       <w:pgSz w:w="11906" w:h="16838"/>
       <w:pgMar w:top="1701" w:right="1134" w:bottom="1134" w:left="1701" w:header="708" w:footer="708" w:gutter="0"/>
       <w:pgNumType w:start="1"/>
@@ -11492,83 +15134,6 @@
     </w:sectPr>
   </w:body>
 </w:document>
-</file>
-
-<file path=word/comments.xml><?xml version="1.0" encoding="utf-8"?>
-<w:comments xmlns:wpc="http://schemas.microsoft.com/office/word/2010/wordprocessingCanvas" xmlns:cx="http://schemas.microsoft.com/office/drawing/2014/chartex" xmlns:cx1="http://schemas.microsoft.com/office/drawing/2015/9/8/chartex" xmlns:cx2="http://schemas.microsoft.com/office/drawing/2015/10/21/chartex" xmlns:cx3="http://schemas.microsoft.com/office/drawing/2016/5/9/chartex" xmlns:cx4="http://schemas.microsoft.com/office/drawing/2016/5/10/chartex" xmlns:cx5="http://schemas.microsoft.com/office/drawing/2016/5/11/chartex" xmlns:cx6="http://schemas.microsoft.com/office/drawing/2016/5/12/chartex" xmlns:cx7="http://schemas.microsoft.com/office/drawing/2016/5/13/chartex" xmlns:cx8="http://schemas.microsoft.com/office/drawing/2016/5/14/chartex" xmlns:mc="http://schemas.openxmlformats.org/markup-compatibility/2006" xmlns:aink="http://schemas.microsoft.com/office/drawing/2016/ink" xmlns:am3d="http://schemas.microsoft.com/office/drawing/2017/model3d" xmlns:o="urn:schemas-microsoft-com:office:office" xmlns:oel="http://schemas.microsoft.com/office/2019/extlst" xmlns:r="http://schemas.openxmlformats.org/officeDocument/2006/relationships" xmlns:m="http://schemas.openxmlformats.org/officeDocument/2006/math" xmlns:v="urn:schemas-microsoft-com:vml" xmlns:wp14="http://schemas.microsoft.com/office/word/2010/wordprocessingDrawing" xmlns:wp="http://schemas.openxmlformats.org/drawingml/2006/wordprocessingDrawing" xmlns:w10="urn:schemas-microsoft-com:office:word" xmlns:w="http://schemas.openxmlformats.org/wordprocessingml/2006/main" xmlns:w14="http://schemas.microsoft.com/office/word/2010/wordml" xmlns:w15="http://schemas.microsoft.com/office/word/2012/wordml" xmlns:w16cex="http://schemas.microsoft.com/office/word/2018/wordml/cex" xmlns:w16cid="http://schemas.microsoft.com/office/word/2016/wordml/cid" xmlns:w16="http://schemas.microsoft.com/office/word/2018/wordml" xmlns:w16du="http://schemas.microsoft.com/office/word/2023/wordml/word16du" xmlns:w16sdtdh="http://schemas.microsoft.com/office/word/2020/wordml/sdtdatahash" xmlns:w16sdtfl="http://schemas.microsoft.com/office/word/2024/wordml/sdtformatlock" xmlns:w16se="http://schemas.microsoft.com/office/word/2015/wordml/symex" xmlns:wpg="http://schemas.microsoft.com/office/word/2010/wordprocessingGroup" xmlns:wpi="http://schemas.microsoft.com/office/word/2010/wordprocessingInk" xmlns:wne="http://schemas.microsoft.com/office/word/2006/wordml" xmlns:wps="http://schemas.microsoft.com/office/word/2010/wordprocessingShape" mc:Ignorable="w14 w15 w16se w16cid w16 w16cex w16sdtdh w16sdtfl w16du wp14">
-  <w:comment w:id="4" w:author="Ana Beatriz Chaves" w:date="2025-04-02T21:41:00Z" w:initials="AC">
-    <w:p>
-      <w:pPr>
-        <w:pStyle w:val="Textodecomentrio"/>
-      </w:pPr>
-      <w:r>
-        <w:rPr>
-          <w:rStyle w:val="Refdecomentrio"/>
-        </w:rPr>
-        <w:annotationRef/>
-      </w:r>
-      <w:r>
-        <w:t>AVALIAR</w:t>
-      </w:r>
-    </w:p>
-  </w:comment>
-  <w:comment w:id="5" w:author="Ana Beatriz Chaves" w:date="2025-04-02T21:41:00Z" w:initials="AC">
-    <w:p>
-      <w:pPr>
-        <w:pStyle w:val="Textodecomentrio"/>
-      </w:pPr>
-      <w:r>
-        <w:rPr>
-          <w:rStyle w:val="Refdecomentrio"/>
-        </w:rPr>
-        <w:annotationRef/>
-      </w:r>
-      <w:r>
-        <w:t>TERÁ MSG DE ATENÇÃO?</w:t>
-      </w:r>
-    </w:p>
-  </w:comment>
-  <w:comment w:id="6" w:author="Ana Beatriz Chaves" w:date="2025-04-02T21:42:00Z" w:initials="AC">
-    <w:p>
-      <w:pPr>
-        <w:pStyle w:val="Textodecomentrio"/>
-      </w:pPr>
-      <w:r>
-        <w:rPr>
-          <w:rStyle w:val="Refdecomentrio"/>
-        </w:rPr>
-        <w:annotationRef/>
-      </w:r>
-      <w:r>
-        <w:t xml:space="preserve">AVALIAR </w:t>
-      </w:r>
-    </w:p>
-  </w:comment>
-</w:comments>
-</file>
-
-<file path=word/commentsExtended.xml><?xml version="1.0" encoding="utf-8"?>
-<w15:commentsEx xmlns:wpc="http://schemas.microsoft.com/office/word/2010/wordprocessingCanvas" xmlns:cx="http://schemas.microsoft.com/office/drawing/2014/chartex" xmlns:cx1="http://schemas.microsoft.com/office/drawing/2015/9/8/chartex" xmlns:cx2="http://schemas.microsoft.com/office/drawing/2015/10/21/chartex" xmlns:cx3="http://schemas.microsoft.com/office/drawing/2016/5/9/chartex" xmlns:cx4="http://schemas.microsoft.com/office/drawing/2016/5/10/chartex" xmlns:cx5="http://schemas.microsoft.com/office/drawing/2016/5/11/chartex" xmlns:cx6="http://schemas.microsoft.com/office/drawing/2016/5/12/chartex" xmlns:cx7="http://schemas.microsoft.com/office/drawing/2016/5/13/chartex" xmlns:cx8="http://schemas.microsoft.com/office/drawing/2016/5/14/chartex" xmlns:mc="http://schemas.openxmlformats.org/markup-compatibility/2006" xmlns:aink="http://schemas.microsoft.com/office/drawing/2016/ink" xmlns:am3d="http://schemas.microsoft.com/office/drawing/2017/model3d" xmlns:o="urn:schemas-microsoft-com:office:office" xmlns:oel="http://schemas.microsoft.com/office/2019/extlst" xmlns:r="http://schemas.openxmlformats.org/officeDocument/2006/relationships" xmlns:m="http://schemas.openxmlformats.org/officeDocument/2006/math" xmlns:v="urn:schemas-microsoft-com:vml" xmlns:wp14="http://schemas.microsoft.com/office/word/2010/wordprocessingDrawing" xmlns:wp="http://schemas.openxmlformats.org/drawingml/2006/wordprocessingDrawing" xmlns:w10="urn:schemas-microsoft-com:office:word" xmlns:w="http://schemas.openxmlformats.org/wordprocessingml/2006/main" xmlns:w14="http://schemas.microsoft.com/office/word/2010/wordml" xmlns:w15="http://schemas.microsoft.com/office/word/2012/wordml" xmlns:w16cex="http://schemas.microsoft.com/office/word/2018/wordml/cex" xmlns:w16cid="http://schemas.microsoft.com/office/word/2016/wordml/cid" xmlns:w16="http://schemas.microsoft.com/office/word/2018/wordml" xmlns:w16du="http://schemas.microsoft.com/office/word/2023/wordml/word16du" xmlns:w16sdtdh="http://schemas.microsoft.com/office/word/2020/wordml/sdtdatahash" xmlns:w16sdtfl="http://schemas.microsoft.com/office/word/2024/wordml/sdtformatlock" xmlns:w16se="http://schemas.microsoft.com/office/word/2015/wordml/symex" xmlns:wpg="http://schemas.microsoft.com/office/word/2010/wordprocessingGroup" xmlns:wpi="http://schemas.microsoft.com/office/word/2010/wordprocessingInk" xmlns:wne="http://schemas.microsoft.com/office/word/2006/wordml" xmlns:wps="http://schemas.microsoft.com/office/word/2010/wordprocessingShape" mc:Ignorable="w14 w15 w16se w16cid w16 w16cex w16sdtdh w16sdtfl w16du wp14">
-  <w15:commentEx w15:paraId="780757C8" w15:done="0"/>
-  <w15:commentEx w15:paraId="37CB9F52" w15:done="0"/>
-  <w15:commentEx w15:paraId="2FE7F11A" w15:done="0"/>
-</w15:commentsEx>
-</file>
-
-<file path=word/commentsExtensible.xml><?xml version="1.0" encoding="utf-8"?>
-<w16cex:commentsExtensible xmlns:wpc="http://schemas.microsoft.com/office/word/2010/wordprocessingCanvas" xmlns:cx="http://schemas.microsoft.com/office/drawing/2014/chartex" xmlns:cx1="http://schemas.microsoft.com/office/drawing/2015/9/8/chartex" xmlns:cx2="http://schemas.microsoft.com/office/drawing/2015/10/21/chartex" xmlns:cx3="http://schemas.microsoft.com/office/drawing/2016/5/9/chartex" xmlns:cx4="http://schemas.microsoft.com/office/drawing/2016/5/10/chartex" xmlns:cx5="http://schemas.microsoft.com/office/drawing/2016/5/11/chartex" xmlns:cx6="http://schemas.microsoft.com/office/drawing/2016/5/12/chartex" xmlns:cx7="http://schemas.microsoft.com/office/drawing/2016/5/13/chartex" xmlns:cx8="http://schemas.microsoft.com/office/drawing/2016/5/14/chartex" xmlns:cr="http://schemas.microsoft.com/office/comments/2020/reactions" xmlns:mc="http://schemas.openxmlformats.org/markup-compatibility/2006" xmlns:aink="http://schemas.microsoft.com/office/drawing/2016/ink" xmlns:am3d="http://schemas.microsoft.com/office/drawing/2017/model3d" xmlns:o="urn:schemas-microsoft-com:office:office" xmlns:oel="http://schemas.microsoft.com/office/2019/extlst" xmlns:r="http://schemas.openxmlformats.org/officeDocument/2006/relationships" xmlns:m="http://schemas.openxmlformats.org/officeDocument/2006/math" xmlns:v="urn:schemas-microsoft-com:vml" xmlns:wp14="http://schemas.microsoft.com/office/word/2010/wordprocessingDrawing" xmlns:wp="http://schemas.openxmlformats.org/drawingml/2006/wordprocessingDrawing" xmlns:w10="urn:schemas-microsoft-com:office:word" xmlns:w="http://schemas.openxmlformats.org/wordprocessingml/2006/main" xmlns:w14="http://schemas.microsoft.com/office/word/2010/wordml" xmlns:w15="http://schemas.microsoft.com/office/word/2012/wordml" xmlns:w16cex="http://schemas.microsoft.com/office/word/2018/wordml/cex" xmlns:w16cid="http://schemas.microsoft.com/office/word/2016/wordml/cid" xmlns:w16="http://schemas.microsoft.com/office/word/2018/wordml" xmlns:w16du="http://schemas.microsoft.com/office/word/2023/wordml/word16du" xmlns:w16sdtdh="http://schemas.microsoft.com/office/word/2020/wordml/sdtdatahash" xmlns:w16sdtfl="http://schemas.microsoft.com/office/word/2024/wordml/sdtformatlock" xmlns:w16se="http://schemas.microsoft.com/office/word/2015/wordml/symex" xmlns:wpg="http://schemas.microsoft.com/office/word/2010/wordprocessingGroup" xmlns:wpi="http://schemas.microsoft.com/office/word/2010/wordprocessingInk" xmlns:wne="http://schemas.microsoft.com/office/word/2006/wordml" xmlns:wps="http://schemas.microsoft.com/office/word/2010/wordprocessingShape" mc:Ignorable="w14 w15 w16se w16cid w16 w16cex w16sdtdh w16sdtfl cr w16du wp14">
-  <w16cex:commentExtensible w16cex:durableId="076DE5DE" w16cex:dateUtc="2025-04-03T00:41:00Z"/>
-  <w16cex:commentExtensible w16cex:durableId="53F8F31B" w16cex:dateUtc="2025-04-03T00:41:00Z"/>
-  <w16cex:commentExtensible w16cex:durableId="0730E06E" w16cex:dateUtc="2025-04-03T00:42:00Z"/>
-</w16cex:commentsExtensible>
-</file>
-
-<file path=word/commentsIds.xml><?xml version="1.0" encoding="utf-8"?>
-<w16cid:commentsIds xmlns:wpc="http://schemas.microsoft.com/office/word/2010/wordprocessingCanvas" xmlns:cx="http://schemas.microsoft.com/office/drawing/2014/chartex" xmlns:cx1="http://schemas.microsoft.com/office/drawing/2015/9/8/chartex" xmlns:cx2="http://schemas.microsoft.com/office/drawing/2015/10/21/chartex" xmlns:cx3="http://schemas.microsoft.com/office/drawing/2016/5/9/chartex" xmlns:cx4="http://schemas.microsoft.com/office/drawing/2016/5/10/chartex" xmlns:cx5="http://schemas.microsoft.com/office/drawing/2016/5/11/chartex" xmlns:cx6="http://schemas.microsoft.com/office/drawing/2016/5/12/chartex" xmlns:cx7="http://schemas.microsoft.com/office/drawing/2016/5/13/chartex" xmlns:cx8="http://schemas.microsoft.com/office/drawing/2016/5/14/chartex" xmlns:mc="http://schemas.openxmlformats.org/markup-compatibility/2006" xmlns:aink="http://schemas.microsoft.com/office/drawing/2016/ink" xmlns:am3d="http://schemas.microsoft.com/office/drawing/2017/model3d" xmlns:o="urn:schemas-microsoft-com:office:office" xmlns:oel="http://schemas.microsoft.com/office/2019/extlst" xmlns:r="http://schemas.openxmlformats.org/officeDocument/2006/relationships" xmlns:m="http://schemas.openxmlformats.org/officeDocument/2006/math" xmlns:v="urn:schemas-microsoft-com:vml" xmlns:wp14="http://schemas.microsoft.com/office/word/2010/wordprocessingDrawing" xmlns:wp="http://schemas.openxmlformats.org/drawingml/2006/wordprocessingDrawing" xmlns:w10="urn:schemas-microsoft-com:office:word" xmlns:w="http://schemas.openxmlformats.org/wordprocessingml/2006/main" xmlns:w14="http://schemas.microsoft.com/office/word/2010/wordml" xmlns:w15="http://schemas.microsoft.com/office/word/2012/wordml" xmlns:w16cex="http://schemas.microsoft.com/office/word/2018/wordml/cex" xmlns:w16cid="http://schemas.microsoft.com/office/word/2016/wordml/cid" xmlns:w16="http://schemas.microsoft.com/office/word/2018/wordml" xmlns:w16du="http://schemas.microsoft.com/office/word/2023/wordml/word16du" xmlns:w16sdtdh="http://schemas.microsoft.com/office/word/2020/wordml/sdtdatahash" xmlns:w16sdtfl="http://schemas.microsoft.com/office/word/2024/wordml/sdtformatlock" xmlns:w16se="http://schemas.microsoft.com/office/word/2015/wordml/symex" xmlns:wpg="http://schemas.microsoft.com/office/word/2010/wordprocessingGroup" xmlns:wpi="http://schemas.microsoft.com/office/word/2010/wordprocessingInk" xmlns:wne="http://schemas.microsoft.com/office/word/2006/wordml" xmlns:wps="http://schemas.microsoft.com/office/word/2010/wordprocessingShape" mc:Ignorable="w14 w15 w16se w16cid w16 w16cex w16sdtdh w16sdtfl w16du wp14">
-  <w16cid:commentId w16cid:paraId="780757C8" w16cid:durableId="076DE5DE"/>
-  <w16cid:commentId w16cid:paraId="37CB9F52" w16cid:durableId="53F8F31B"/>
-  <w16cid:commentId w16cid:paraId="2FE7F11A" w16cid:durableId="0730E06E"/>
-</w16cid:commentsIds>
 </file>
 
 <file path=word/endnotes.xml><?xml version="1.0" encoding="utf-8"?>
@@ -11703,7 +15268,7 @@
             </wp:anchor>
           </w:drawing>
         </mc:Choice>
-        <mc:Fallback xmlns:sl="http://schemas.openxmlformats.org/schemaLibrary/2006/main" xmlns:a="http://schemas.openxmlformats.org/drawingml/2006/main" xmlns:pic="http://schemas.openxmlformats.org/drawingml/2006/picture" xmlns:c="http://schemas.openxmlformats.org/drawingml/2006/chart" xmlns:lc="http://schemas.openxmlformats.org/drawingml/2006/lockedCanvas" xmlns:dgm="http://schemas.openxmlformats.org/drawingml/2006/diagram" xmlns="http://schemas.microsoft.com/office/tasks/2019/documenttasks" xmlns:cr="http://schemas.microsoft.com/office/comments/2020/reactions">
+        <mc:Fallback xmlns:cr="http://schemas.microsoft.com/office/comments/2020/reactions" xmlns="http://schemas.microsoft.com/office/tasks/2019/documenttasks" xmlns:dgm="http://schemas.openxmlformats.org/drawingml/2006/diagram" xmlns:lc="http://schemas.openxmlformats.org/drawingml/2006/lockedCanvas" xmlns:c="http://schemas.openxmlformats.org/drawingml/2006/chart" xmlns:pic="http://schemas.openxmlformats.org/drawingml/2006/picture" xmlns:a="http://schemas.openxmlformats.org/drawingml/2006/main" xmlns:sl="http://schemas.openxmlformats.org/schemaLibrary/2006/main">
           <w:drawing>
             <wp:anchor allowOverlap="1" behindDoc="0" distB="4294967295" distT="4294967295" distL="114300" distR="114300" hidden="0" layoutInCell="1" locked="0" relativeHeight="0" simplePos="0">
               <wp:simplePos x="0" y="0"/>
@@ -11856,6 +15421,123 @@
 <file path=word/numbering.xml><?xml version="1.0" encoding="utf-8"?>
 <w:numbering xmlns:wpc="http://schemas.microsoft.com/office/word/2010/wordprocessingCanvas" xmlns:cx="http://schemas.microsoft.com/office/drawing/2014/chartex" xmlns:cx1="http://schemas.microsoft.com/office/drawing/2015/9/8/chartex" xmlns:cx2="http://schemas.microsoft.com/office/drawing/2015/10/21/chartex" xmlns:cx3="http://schemas.microsoft.com/office/drawing/2016/5/9/chartex" xmlns:cx4="http://schemas.microsoft.com/office/drawing/2016/5/10/chartex" xmlns:cx5="http://schemas.microsoft.com/office/drawing/2016/5/11/chartex" xmlns:cx6="http://schemas.microsoft.com/office/drawing/2016/5/12/chartex" xmlns:cx7="http://schemas.microsoft.com/office/drawing/2016/5/13/chartex" xmlns:cx8="http://schemas.microsoft.com/office/drawing/2016/5/14/chartex" xmlns:mc="http://schemas.openxmlformats.org/markup-compatibility/2006" xmlns:aink="http://schemas.microsoft.com/office/drawing/2016/ink" xmlns:am3d="http://schemas.microsoft.com/office/drawing/2017/model3d" xmlns:o="urn:schemas-microsoft-com:office:office" xmlns:oel="http://schemas.microsoft.com/office/2019/extlst" xmlns:r="http://schemas.openxmlformats.org/officeDocument/2006/relationships" xmlns:m="http://schemas.openxmlformats.org/officeDocument/2006/math" xmlns:v="urn:schemas-microsoft-com:vml" xmlns:wp14="http://schemas.microsoft.com/office/word/2010/wordprocessingDrawing" xmlns:wp="http://schemas.openxmlformats.org/drawingml/2006/wordprocessingDrawing" xmlns:w10="urn:schemas-microsoft-com:office:word" xmlns:w="http://schemas.openxmlformats.org/wordprocessingml/2006/main" xmlns:w14="http://schemas.microsoft.com/office/word/2010/wordml" xmlns:w15="http://schemas.microsoft.com/office/word/2012/wordml" xmlns:w16cex="http://schemas.microsoft.com/office/word/2018/wordml/cex" xmlns:w16cid="http://schemas.microsoft.com/office/word/2016/wordml/cid" xmlns:w16="http://schemas.microsoft.com/office/word/2018/wordml" xmlns:w16du="http://schemas.microsoft.com/office/word/2023/wordml/word16du" xmlns:w16sdtdh="http://schemas.microsoft.com/office/word/2020/wordml/sdtdatahash" xmlns:w16sdtfl="http://schemas.microsoft.com/office/word/2024/wordml/sdtformatlock" xmlns:w16se="http://schemas.microsoft.com/office/word/2015/wordml/symex" xmlns:wpg="http://schemas.microsoft.com/office/word/2010/wordprocessingGroup" xmlns:wpi="http://schemas.microsoft.com/office/word/2010/wordprocessingInk" xmlns:wne="http://schemas.microsoft.com/office/word/2006/wordml" xmlns:wps="http://schemas.microsoft.com/office/word/2010/wordprocessingShape" mc:Ignorable="w14 w15 w16se w16cid w16 w16cex w16sdtdh w16sdtfl w16du wp14">
   <w:abstractNum w:abstractNumId="0" w15:restartNumberingAfterBreak="0">
+    <w:nsid w:val="00000002"/>
+    <w:multiLevelType w:val="multilevel"/>
+    <w:tmpl w:val="93C8F80E"/>
+    <w:name w:val="WW8Num3"/>
+    <w:lvl w:ilvl="0">
+      <w:start w:val="1"/>
+      <w:numFmt w:val="decimal"/>
+      <w:lvlText w:val="%1."/>
+      <w:lvlJc w:val="left"/>
+      <w:pPr>
+        <w:tabs>
+          <w:tab w:val="num" w:pos="720"/>
+        </w:tabs>
+        <w:ind w:left="720" w:hanging="360"/>
+      </w:pPr>
+      <w:rPr>
+        <w:color w:val="auto"/>
+      </w:rPr>
+    </w:lvl>
+    <w:lvl w:ilvl="1">
+      <w:start w:val="1"/>
+      <w:numFmt w:val="lowerLetter"/>
+      <w:lvlText w:val="%2."/>
+      <w:lvlJc w:val="left"/>
+      <w:pPr>
+        <w:tabs>
+          <w:tab w:val="num" w:pos="1080"/>
+        </w:tabs>
+        <w:ind w:left="1080" w:hanging="360"/>
+      </w:pPr>
+    </w:lvl>
+    <w:lvl w:ilvl="2">
+      <w:start w:val="1"/>
+      <w:numFmt w:val="lowerRoman"/>
+      <w:lvlText w:val="%3."/>
+      <w:lvlJc w:val="left"/>
+      <w:pPr>
+        <w:tabs>
+          <w:tab w:val="num" w:pos="1440"/>
+        </w:tabs>
+        <w:ind w:left="1440" w:hanging="360"/>
+      </w:pPr>
+    </w:lvl>
+    <w:lvl w:ilvl="3">
+      <w:start w:val="1"/>
+      <w:numFmt w:val="decimal"/>
+      <w:lvlText w:val="%4."/>
+      <w:lvlJc w:val="left"/>
+      <w:pPr>
+        <w:tabs>
+          <w:tab w:val="num" w:pos="1800"/>
+        </w:tabs>
+        <w:ind w:left="1800" w:hanging="360"/>
+      </w:pPr>
+    </w:lvl>
+    <w:lvl w:ilvl="4">
+      <w:start w:val="1"/>
+      <w:numFmt w:val="lowerLetter"/>
+      <w:lvlText w:val="%5."/>
+      <w:lvlJc w:val="left"/>
+      <w:pPr>
+        <w:tabs>
+          <w:tab w:val="num" w:pos="2160"/>
+        </w:tabs>
+        <w:ind w:left="2160" w:hanging="360"/>
+      </w:pPr>
+    </w:lvl>
+    <w:lvl w:ilvl="5">
+      <w:start w:val="1"/>
+      <w:numFmt w:val="lowerRoman"/>
+      <w:lvlText w:val="%6."/>
+      <w:lvlJc w:val="left"/>
+      <w:pPr>
+        <w:tabs>
+          <w:tab w:val="num" w:pos="2520"/>
+        </w:tabs>
+        <w:ind w:left="2520" w:hanging="360"/>
+      </w:pPr>
+    </w:lvl>
+    <w:lvl w:ilvl="6">
+      <w:start w:val="1"/>
+      <w:numFmt w:val="decimal"/>
+      <w:lvlText w:val="%7."/>
+      <w:lvlJc w:val="left"/>
+      <w:pPr>
+        <w:tabs>
+          <w:tab w:val="num" w:pos="2880"/>
+        </w:tabs>
+        <w:ind w:left="2880" w:hanging="360"/>
+      </w:pPr>
+    </w:lvl>
+    <w:lvl w:ilvl="7">
+      <w:start w:val="1"/>
+      <w:numFmt w:val="lowerLetter"/>
+      <w:lvlText w:val="%8."/>
+      <w:lvlJc w:val="left"/>
+      <w:pPr>
+        <w:tabs>
+          <w:tab w:val="num" w:pos="3240"/>
+        </w:tabs>
+        <w:ind w:left="3240" w:hanging="360"/>
+      </w:pPr>
+    </w:lvl>
+    <w:lvl w:ilvl="8">
+      <w:start w:val="1"/>
+      <w:numFmt w:val="lowerRoman"/>
+      <w:lvlText w:val="%9."/>
+      <w:lvlJc w:val="left"/>
+      <w:pPr>
+        <w:tabs>
+          <w:tab w:val="num" w:pos="3600"/>
+        </w:tabs>
+        <w:ind w:left="3600" w:hanging="360"/>
+      </w:pPr>
+    </w:lvl>
+  </w:abstractNum>
+  <w:abstractNum w:abstractNumId="1" w15:restartNumberingAfterBreak="0">
     <w:nsid w:val="016812AF"/>
     <w:multiLevelType w:val="multilevel"/>
     <w:tmpl w:val="F5F8AFE0"/>
@@ -11977,7 +15659,120 @@
       </w:rPr>
     </w:lvl>
   </w:abstractNum>
-  <w:abstractNum w:abstractNumId="1" w15:restartNumberingAfterBreak="0">
+  <w:abstractNum w:abstractNumId="2" w15:restartNumberingAfterBreak="0">
+    <w:nsid w:val="14506672"/>
+    <w:multiLevelType w:val="multilevel"/>
+    <w:tmpl w:val="FC38AC10"/>
+    <w:lvl w:ilvl="0">
+      <w:start w:val="4"/>
+      <w:numFmt w:val="decimal"/>
+      <w:lvlText w:val="%1"/>
+      <w:lvlJc w:val="left"/>
+      <w:pPr>
+        <w:ind w:left="468" w:hanging="468"/>
+      </w:pPr>
+      <w:rPr>
+        <w:rFonts w:hint="default"/>
+      </w:rPr>
+    </w:lvl>
+    <w:lvl w:ilvl="1">
+      <w:start w:val="10"/>
+      <w:numFmt w:val="decimal"/>
+      <w:lvlText w:val="%1.%2"/>
+      <w:lvlJc w:val="left"/>
+      <w:pPr>
+        <w:ind w:left="468" w:hanging="468"/>
+      </w:pPr>
+      <w:rPr>
+        <w:rFonts w:hint="default"/>
+      </w:rPr>
+    </w:lvl>
+    <w:lvl w:ilvl="2">
+      <w:start w:val="1"/>
+      <w:numFmt w:val="decimal"/>
+      <w:lvlText w:val="%1.%2.%3"/>
+      <w:lvlJc w:val="left"/>
+      <w:pPr>
+        <w:ind w:left="720" w:hanging="720"/>
+      </w:pPr>
+      <w:rPr>
+        <w:rFonts w:hint="default"/>
+      </w:rPr>
+    </w:lvl>
+    <w:lvl w:ilvl="3">
+      <w:start w:val="1"/>
+      <w:numFmt w:val="decimal"/>
+      <w:lvlText w:val="%1.%2.%3.%4"/>
+      <w:lvlJc w:val="left"/>
+      <w:pPr>
+        <w:ind w:left="1080" w:hanging="1080"/>
+      </w:pPr>
+      <w:rPr>
+        <w:rFonts w:hint="default"/>
+      </w:rPr>
+    </w:lvl>
+    <w:lvl w:ilvl="4">
+      <w:start w:val="1"/>
+      <w:numFmt w:val="decimal"/>
+      <w:lvlText w:val="%1.%2.%3.%4.%5"/>
+      <w:lvlJc w:val="left"/>
+      <w:pPr>
+        <w:ind w:left="1080" w:hanging="1080"/>
+      </w:pPr>
+      <w:rPr>
+        <w:rFonts w:hint="default"/>
+      </w:rPr>
+    </w:lvl>
+    <w:lvl w:ilvl="5">
+      <w:start w:val="1"/>
+      <w:numFmt w:val="decimal"/>
+      <w:lvlText w:val="%1.%2.%3.%4.%5.%6"/>
+      <w:lvlJc w:val="left"/>
+      <w:pPr>
+        <w:ind w:left="1440" w:hanging="1440"/>
+      </w:pPr>
+      <w:rPr>
+        <w:rFonts w:hint="default"/>
+      </w:rPr>
+    </w:lvl>
+    <w:lvl w:ilvl="6">
+      <w:start w:val="1"/>
+      <w:numFmt w:val="decimal"/>
+      <w:lvlText w:val="%1.%2.%3.%4.%5.%6.%7"/>
+      <w:lvlJc w:val="left"/>
+      <w:pPr>
+        <w:ind w:left="1440" w:hanging="1440"/>
+      </w:pPr>
+      <w:rPr>
+        <w:rFonts w:hint="default"/>
+      </w:rPr>
+    </w:lvl>
+    <w:lvl w:ilvl="7">
+      <w:start w:val="1"/>
+      <w:numFmt w:val="decimal"/>
+      <w:lvlText w:val="%1.%2.%3.%4.%5.%6.%7.%8"/>
+      <w:lvlJc w:val="left"/>
+      <w:pPr>
+        <w:ind w:left="1800" w:hanging="1800"/>
+      </w:pPr>
+      <w:rPr>
+        <w:rFonts w:hint="default"/>
+      </w:rPr>
+    </w:lvl>
+    <w:lvl w:ilvl="8">
+      <w:start w:val="1"/>
+      <w:numFmt w:val="decimal"/>
+      <w:lvlText w:val="%1.%2.%3.%4.%5.%6.%7.%8.%9"/>
+      <w:lvlJc w:val="left"/>
+      <w:pPr>
+        <w:ind w:left="1800" w:hanging="1800"/>
+      </w:pPr>
+      <w:rPr>
+        <w:rFonts w:hint="default"/>
+      </w:rPr>
+    </w:lvl>
+  </w:abstractNum>
+  <w:abstractNum w:abstractNumId="3" w15:restartNumberingAfterBreak="0">
     <w:nsid w:val="15493652"/>
     <w:multiLevelType w:val="multilevel"/>
     <w:tmpl w:val="5C128B1E"/>
@@ -12090,7 +15885,7 @@
       </w:rPr>
     </w:lvl>
   </w:abstractNum>
-  <w:abstractNum w:abstractNumId="2" w15:restartNumberingAfterBreak="0">
+  <w:abstractNum w:abstractNumId="4" w15:restartNumberingAfterBreak="0">
     <w:nsid w:val="1AF436F1"/>
     <w:multiLevelType w:val="multilevel"/>
     <w:tmpl w:val="036A4016"/>
@@ -12203,7 +15998,7 @@
       </w:rPr>
     </w:lvl>
   </w:abstractNum>
-  <w:abstractNum w:abstractNumId="3" w15:restartNumberingAfterBreak="0">
+  <w:abstractNum w:abstractNumId="5" w15:restartNumberingAfterBreak="0">
     <w:nsid w:val="1B652A3E"/>
     <w:multiLevelType w:val="multilevel"/>
     <w:tmpl w:val="AE0A42EC"/>
@@ -12334,7 +16129,7 @@
       </w:rPr>
     </w:lvl>
   </w:abstractNum>
-  <w:abstractNum w:abstractNumId="4" w15:restartNumberingAfterBreak="0">
+  <w:abstractNum w:abstractNumId="6" w15:restartNumberingAfterBreak="0">
     <w:nsid w:val="2F0B0278"/>
     <w:multiLevelType w:val="multilevel"/>
     <w:tmpl w:val="D1068100"/>
@@ -12447,7 +16242,120 @@
       </w:pPr>
     </w:lvl>
   </w:abstractNum>
-  <w:abstractNum w:abstractNumId="5" w15:restartNumberingAfterBreak="0">
+  <w:abstractNum w:abstractNumId="7" w15:restartNumberingAfterBreak="0">
+    <w:nsid w:val="378E7515"/>
+    <w:multiLevelType w:val="multilevel"/>
+    <w:tmpl w:val="E1DC32FE"/>
+    <w:lvl w:ilvl="0">
+      <w:start w:val="4"/>
+      <w:numFmt w:val="decimal"/>
+      <w:lvlText w:val="%1"/>
+      <w:lvlJc w:val="left"/>
+      <w:pPr>
+        <w:ind w:left="468" w:hanging="468"/>
+      </w:pPr>
+      <w:rPr>
+        <w:rFonts w:hint="default"/>
+      </w:rPr>
+    </w:lvl>
+    <w:lvl w:ilvl="1">
+      <w:start w:val="10"/>
+      <w:numFmt w:val="decimal"/>
+      <w:lvlText w:val="%1.%2"/>
+      <w:lvlJc w:val="left"/>
+      <w:pPr>
+        <w:ind w:left="468" w:hanging="468"/>
+      </w:pPr>
+      <w:rPr>
+        <w:rFonts w:hint="default"/>
+      </w:rPr>
+    </w:lvl>
+    <w:lvl w:ilvl="2">
+      <w:start w:val="1"/>
+      <w:numFmt w:val="decimal"/>
+      <w:lvlText w:val="%1.%2.%3"/>
+      <w:lvlJc w:val="left"/>
+      <w:pPr>
+        <w:ind w:left="720" w:hanging="720"/>
+      </w:pPr>
+      <w:rPr>
+        <w:rFonts w:hint="default"/>
+      </w:rPr>
+    </w:lvl>
+    <w:lvl w:ilvl="3">
+      <w:start w:val="1"/>
+      <w:numFmt w:val="decimal"/>
+      <w:lvlText w:val="%1.%2.%3.%4"/>
+      <w:lvlJc w:val="left"/>
+      <w:pPr>
+        <w:ind w:left="1080" w:hanging="1080"/>
+      </w:pPr>
+      <w:rPr>
+        <w:rFonts w:hint="default"/>
+      </w:rPr>
+    </w:lvl>
+    <w:lvl w:ilvl="4">
+      <w:start w:val="1"/>
+      <w:numFmt w:val="decimal"/>
+      <w:lvlText w:val="%1.%2.%3.%4.%5"/>
+      <w:lvlJc w:val="left"/>
+      <w:pPr>
+        <w:ind w:left="1080" w:hanging="1080"/>
+      </w:pPr>
+      <w:rPr>
+        <w:rFonts w:hint="default"/>
+      </w:rPr>
+    </w:lvl>
+    <w:lvl w:ilvl="5">
+      <w:start w:val="1"/>
+      <w:numFmt w:val="decimal"/>
+      <w:lvlText w:val="%1.%2.%3.%4.%5.%6"/>
+      <w:lvlJc w:val="left"/>
+      <w:pPr>
+        <w:ind w:left="1440" w:hanging="1440"/>
+      </w:pPr>
+      <w:rPr>
+        <w:rFonts w:hint="default"/>
+      </w:rPr>
+    </w:lvl>
+    <w:lvl w:ilvl="6">
+      <w:start w:val="1"/>
+      <w:numFmt w:val="decimal"/>
+      <w:lvlText w:val="%1.%2.%3.%4.%5.%6.%7"/>
+      <w:lvlJc w:val="left"/>
+      <w:pPr>
+        <w:ind w:left="1440" w:hanging="1440"/>
+      </w:pPr>
+      <w:rPr>
+        <w:rFonts w:hint="default"/>
+      </w:rPr>
+    </w:lvl>
+    <w:lvl w:ilvl="7">
+      <w:start w:val="1"/>
+      <w:numFmt w:val="decimal"/>
+      <w:lvlText w:val="%1.%2.%3.%4.%5.%6.%7.%8"/>
+      <w:lvlJc w:val="left"/>
+      <w:pPr>
+        <w:ind w:left="1800" w:hanging="1800"/>
+      </w:pPr>
+      <w:rPr>
+        <w:rFonts w:hint="default"/>
+      </w:rPr>
+    </w:lvl>
+    <w:lvl w:ilvl="8">
+      <w:start w:val="1"/>
+      <w:numFmt w:val="decimal"/>
+      <w:lvlText w:val="%1.%2.%3.%4.%5.%6.%7.%8.%9"/>
+      <w:lvlJc w:val="left"/>
+      <w:pPr>
+        <w:ind w:left="1800" w:hanging="1800"/>
+      </w:pPr>
+      <w:rPr>
+        <w:rFonts w:hint="default"/>
+      </w:rPr>
+    </w:lvl>
+  </w:abstractNum>
+  <w:abstractNum w:abstractNumId="8" w15:restartNumberingAfterBreak="0">
     <w:nsid w:val="3943726C"/>
     <w:multiLevelType w:val="hybridMultilevel"/>
     <w:tmpl w:val="F6E67BE0"/>
@@ -12560,7 +16468,7 @@
       </w:rPr>
     </w:lvl>
   </w:abstractNum>
-  <w:abstractNum w:abstractNumId="6" w15:restartNumberingAfterBreak="0">
+  <w:abstractNum w:abstractNumId="9" w15:restartNumberingAfterBreak="0">
     <w:nsid w:val="39E837B3"/>
     <w:multiLevelType w:val="hybridMultilevel"/>
     <w:tmpl w:val="90801986"/>
@@ -12649,36 +16557,242 @@
       </w:pPr>
     </w:lvl>
   </w:abstractNum>
+  <w:abstractNum w:abstractNumId="10" w15:restartNumberingAfterBreak="0">
+    <w:nsid w:val="5CD764A8"/>
+    <w:multiLevelType w:val="hybridMultilevel"/>
+    <w:tmpl w:val="BF6C1636"/>
+    <w:lvl w:ilvl="0" w:tplc="04160001">
+      <w:start w:val="1"/>
+      <w:numFmt w:val="bullet"/>
+      <w:lvlText w:val=""/>
+      <w:lvlJc w:val="left"/>
+      <w:pPr>
+        <w:ind w:left="720" w:hanging="360"/>
+      </w:pPr>
+      <w:rPr>
+        <w:rFonts w:ascii="Symbol" w:hAnsi="Symbol" w:hint="default"/>
+      </w:rPr>
+    </w:lvl>
+    <w:lvl w:ilvl="1" w:tplc="04160003" w:tentative="1">
+      <w:start w:val="1"/>
+      <w:numFmt w:val="bullet"/>
+      <w:lvlText w:val="o"/>
+      <w:lvlJc w:val="left"/>
+      <w:pPr>
+        <w:ind w:left="1440" w:hanging="360"/>
+      </w:pPr>
+      <w:rPr>
+        <w:rFonts w:ascii="Courier New" w:hAnsi="Courier New" w:cs="Courier New" w:hint="default"/>
+      </w:rPr>
+    </w:lvl>
+    <w:lvl w:ilvl="2" w:tplc="04160005" w:tentative="1">
+      <w:start w:val="1"/>
+      <w:numFmt w:val="bullet"/>
+      <w:lvlText w:val=""/>
+      <w:lvlJc w:val="left"/>
+      <w:pPr>
+        <w:ind w:left="2160" w:hanging="360"/>
+      </w:pPr>
+      <w:rPr>
+        <w:rFonts w:ascii="Wingdings" w:hAnsi="Wingdings" w:hint="default"/>
+      </w:rPr>
+    </w:lvl>
+    <w:lvl w:ilvl="3" w:tplc="04160001" w:tentative="1">
+      <w:start w:val="1"/>
+      <w:numFmt w:val="bullet"/>
+      <w:lvlText w:val=""/>
+      <w:lvlJc w:val="left"/>
+      <w:pPr>
+        <w:ind w:left="2880" w:hanging="360"/>
+      </w:pPr>
+      <w:rPr>
+        <w:rFonts w:ascii="Symbol" w:hAnsi="Symbol" w:hint="default"/>
+      </w:rPr>
+    </w:lvl>
+    <w:lvl w:ilvl="4" w:tplc="04160003" w:tentative="1">
+      <w:start w:val="1"/>
+      <w:numFmt w:val="bullet"/>
+      <w:lvlText w:val="o"/>
+      <w:lvlJc w:val="left"/>
+      <w:pPr>
+        <w:ind w:left="3600" w:hanging="360"/>
+      </w:pPr>
+      <w:rPr>
+        <w:rFonts w:ascii="Courier New" w:hAnsi="Courier New" w:cs="Courier New" w:hint="default"/>
+      </w:rPr>
+    </w:lvl>
+    <w:lvl w:ilvl="5" w:tplc="04160005" w:tentative="1">
+      <w:start w:val="1"/>
+      <w:numFmt w:val="bullet"/>
+      <w:lvlText w:val=""/>
+      <w:lvlJc w:val="left"/>
+      <w:pPr>
+        <w:ind w:left="4320" w:hanging="360"/>
+      </w:pPr>
+      <w:rPr>
+        <w:rFonts w:ascii="Wingdings" w:hAnsi="Wingdings" w:hint="default"/>
+      </w:rPr>
+    </w:lvl>
+    <w:lvl w:ilvl="6" w:tplc="04160001" w:tentative="1">
+      <w:start w:val="1"/>
+      <w:numFmt w:val="bullet"/>
+      <w:lvlText w:val=""/>
+      <w:lvlJc w:val="left"/>
+      <w:pPr>
+        <w:ind w:left="5040" w:hanging="360"/>
+      </w:pPr>
+      <w:rPr>
+        <w:rFonts w:ascii="Symbol" w:hAnsi="Symbol" w:hint="default"/>
+      </w:rPr>
+    </w:lvl>
+    <w:lvl w:ilvl="7" w:tplc="04160003" w:tentative="1">
+      <w:start w:val="1"/>
+      <w:numFmt w:val="bullet"/>
+      <w:lvlText w:val="o"/>
+      <w:lvlJc w:val="left"/>
+      <w:pPr>
+        <w:ind w:left="5760" w:hanging="360"/>
+      </w:pPr>
+      <w:rPr>
+        <w:rFonts w:ascii="Courier New" w:hAnsi="Courier New" w:cs="Courier New" w:hint="default"/>
+      </w:rPr>
+    </w:lvl>
+    <w:lvl w:ilvl="8" w:tplc="04160005" w:tentative="1">
+      <w:start w:val="1"/>
+      <w:numFmt w:val="bullet"/>
+      <w:lvlText w:val=""/>
+      <w:lvlJc w:val="left"/>
+      <w:pPr>
+        <w:ind w:left="6480" w:hanging="360"/>
+      </w:pPr>
+      <w:rPr>
+        <w:rFonts w:ascii="Wingdings" w:hAnsi="Wingdings" w:hint="default"/>
+      </w:rPr>
+    </w:lvl>
+  </w:abstractNum>
+  <w:abstractNum w:abstractNumId="11" w15:restartNumberingAfterBreak="0">
+    <w:nsid w:val="5F76754F"/>
+    <w:multiLevelType w:val="hybridMultilevel"/>
+    <w:tmpl w:val="3ACAB5F6"/>
+    <w:lvl w:ilvl="0" w:tplc="0416000F">
+      <w:start w:val="1"/>
+      <w:numFmt w:val="decimal"/>
+      <w:lvlText w:val="%1."/>
+      <w:lvlJc w:val="left"/>
+      <w:pPr>
+        <w:ind w:left="720" w:hanging="360"/>
+      </w:pPr>
+    </w:lvl>
+    <w:lvl w:ilvl="1" w:tplc="04160019" w:tentative="1">
+      <w:start w:val="1"/>
+      <w:numFmt w:val="lowerLetter"/>
+      <w:lvlText w:val="%2."/>
+      <w:lvlJc w:val="left"/>
+      <w:pPr>
+        <w:ind w:left="1440" w:hanging="360"/>
+      </w:pPr>
+    </w:lvl>
+    <w:lvl w:ilvl="2" w:tplc="0416001B" w:tentative="1">
+      <w:start w:val="1"/>
+      <w:numFmt w:val="lowerRoman"/>
+      <w:lvlText w:val="%3."/>
+      <w:lvlJc w:val="right"/>
+      <w:pPr>
+        <w:ind w:left="2160" w:hanging="180"/>
+      </w:pPr>
+    </w:lvl>
+    <w:lvl w:ilvl="3" w:tplc="0416000F" w:tentative="1">
+      <w:start w:val="1"/>
+      <w:numFmt w:val="decimal"/>
+      <w:lvlText w:val="%4."/>
+      <w:lvlJc w:val="left"/>
+      <w:pPr>
+        <w:ind w:left="2880" w:hanging="360"/>
+      </w:pPr>
+    </w:lvl>
+    <w:lvl w:ilvl="4" w:tplc="04160019" w:tentative="1">
+      <w:start w:val="1"/>
+      <w:numFmt w:val="lowerLetter"/>
+      <w:lvlText w:val="%5."/>
+      <w:lvlJc w:val="left"/>
+      <w:pPr>
+        <w:ind w:left="3600" w:hanging="360"/>
+      </w:pPr>
+    </w:lvl>
+    <w:lvl w:ilvl="5" w:tplc="0416001B" w:tentative="1">
+      <w:start w:val="1"/>
+      <w:numFmt w:val="lowerRoman"/>
+      <w:lvlText w:val="%6."/>
+      <w:lvlJc w:val="right"/>
+      <w:pPr>
+        <w:ind w:left="4320" w:hanging="180"/>
+      </w:pPr>
+    </w:lvl>
+    <w:lvl w:ilvl="6" w:tplc="0416000F" w:tentative="1">
+      <w:start w:val="1"/>
+      <w:numFmt w:val="decimal"/>
+      <w:lvlText w:val="%7."/>
+      <w:lvlJc w:val="left"/>
+      <w:pPr>
+        <w:ind w:left="5040" w:hanging="360"/>
+      </w:pPr>
+    </w:lvl>
+    <w:lvl w:ilvl="7" w:tplc="04160019" w:tentative="1">
+      <w:start w:val="1"/>
+      <w:numFmt w:val="lowerLetter"/>
+      <w:lvlText w:val="%8."/>
+      <w:lvlJc w:val="left"/>
+      <w:pPr>
+        <w:ind w:left="5760" w:hanging="360"/>
+      </w:pPr>
+    </w:lvl>
+    <w:lvl w:ilvl="8" w:tplc="0416001B" w:tentative="1">
+      <w:start w:val="1"/>
+      <w:numFmt w:val="lowerRoman"/>
+      <w:lvlText w:val="%9."/>
+      <w:lvlJc w:val="right"/>
+      <w:pPr>
+        <w:ind w:left="6480" w:hanging="180"/>
+      </w:pPr>
+    </w:lvl>
+  </w:abstractNum>
   <w:num w:numId="1" w16cid:durableId="109863628">
+    <w:abstractNumId w:val="1"/>
+  </w:num>
+  <w:num w:numId="2" w16cid:durableId="79329343">
+    <w:abstractNumId w:val="3"/>
+  </w:num>
+  <w:num w:numId="3" w16cid:durableId="1573466001">
+    <w:abstractNumId w:val="4"/>
+  </w:num>
+  <w:num w:numId="4" w16cid:durableId="290868040">
+    <w:abstractNumId w:val="9"/>
+  </w:num>
+  <w:num w:numId="5" w16cid:durableId="2034188490">
+    <w:abstractNumId w:val="8"/>
+  </w:num>
+  <w:num w:numId="6" w16cid:durableId="1101946727">
+    <w:abstractNumId w:val="6"/>
+  </w:num>
+  <w:num w:numId="7" w16cid:durableId="1969971178">
+    <w:abstractNumId w:val="5"/>
+  </w:num>
+  <w:num w:numId="8" w16cid:durableId="393159177">
     <w:abstractNumId w:val="0"/>
   </w:num>
-  <w:num w:numId="2" w16cid:durableId="79329343">
-    <w:abstractNumId w:val="1"/>
+  <w:num w:numId="9" w16cid:durableId="1888957348">
+    <w:abstractNumId w:val="11"/>
   </w:num>
-  <w:num w:numId="3" w16cid:durableId="1573466001">
+  <w:num w:numId="10" w16cid:durableId="61026983">
+    <w:abstractNumId w:val="10"/>
+  </w:num>
+  <w:num w:numId="11" w16cid:durableId="741408944">
     <w:abstractNumId w:val="2"/>
   </w:num>
-  <w:num w:numId="4" w16cid:durableId="290868040">
-    <w:abstractNumId w:val="6"/>
-  </w:num>
-  <w:num w:numId="5" w16cid:durableId="2034188490">
-    <w:abstractNumId w:val="5"/>
-  </w:num>
-  <w:num w:numId="6" w16cid:durableId="1101946727">
-    <w:abstractNumId w:val="4"/>
-  </w:num>
-  <w:num w:numId="7" w16cid:durableId="1969971178">
-    <w:abstractNumId w:val="3"/>
+  <w:num w:numId="12" w16cid:durableId="1171019366">
+    <w:abstractNumId w:val="7"/>
   </w:num>
 </w:numbering>
-</file>
-
-<file path=word/people.xml><?xml version="1.0" encoding="utf-8"?>
-<w15:people xmlns:wpc="http://schemas.microsoft.com/office/word/2010/wordprocessingCanvas" xmlns:cx="http://schemas.microsoft.com/office/drawing/2014/chartex" xmlns:cx1="http://schemas.microsoft.com/office/drawing/2015/9/8/chartex" xmlns:cx2="http://schemas.microsoft.com/office/drawing/2015/10/21/chartex" xmlns:cx3="http://schemas.microsoft.com/office/drawing/2016/5/9/chartex" xmlns:cx4="http://schemas.microsoft.com/office/drawing/2016/5/10/chartex" xmlns:cx5="http://schemas.microsoft.com/office/drawing/2016/5/11/chartex" xmlns:cx6="http://schemas.microsoft.com/office/drawing/2016/5/12/chartex" xmlns:cx7="http://schemas.microsoft.com/office/drawing/2016/5/13/chartex" xmlns:cx8="http://schemas.microsoft.com/office/drawing/2016/5/14/chartex" xmlns:mc="http://schemas.openxmlformats.org/markup-compatibility/2006" xmlns:aink="http://schemas.microsoft.com/office/drawing/2016/ink" xmlns:am3d="http://schemas.microsoft.com/office/drawing/2017/model3d" xmlns:o="urn:schemas-microsoft-com:office:office" xmlns:oel="http://schemas.microsoft.com/office/2019/extlst" xmlns:r="http://schemas.openxmlformats.org/officeDocument/2006/relationships" xmlns:m="http://schemas.openxmlformats.org/officeDocument/2006/math" xmlns:v="urn:schemas-microsoft-com:vml" xmlns:wp14="http://schemas.microsoft.com/office/word/2010/wordprocessingDrawing" xmlns:wp="http://schemas.openxmlformats.org/drawingml/2006/wordprocessingDrawing" xmlns:w10="urn:schemas-microsoft-com:office:word" xmlns:w="http://schemas.openxmlformats.org/wordprocessingml/2006/main" xmlns:w14="http://schemas.microsoft.com/office/word/2010/wordml" xmlns:w15="http://schemas.microsoft.com/office/word/2012/wordml" xmlns:w16cex="http://schemas.microsoft.com/office/word/2018/wordml/cex" xmlns:w16cid="http://schemas.microsoft.com/office/word/2016/wordml/cid" xmlns:w16="http://schemas.microsoft.com/office/word/2018/wordml" xmlns:w16du="http://schemas.microsoft.com/office/word/2023/wordml/word16du" xmlns:w16sdtdh="http://schemas.microsoft.com/office/word/2020/wordml/sdtdatahash" xmlns:w16sdtfl="http://schemas.microsoft.com/office/word/2024/wordml/sdtformatlock" xmlns:w16se="http://schemas.microsoft.com/office/word/2015/wordml/symex" xmlns:wpg="http://schemas.microsoft.com/office/word/2010/wordprocessingGroup" xmlns:wpi="http://schemas.microsoft.com/office/word/2010/wordprocessingInk" xmlns:wne="http://schemas.microsoft.com/office/word/2006/wordml" xmlns:wps="http://schemas.microsoft.com/office/word/2010/wordprocessingShape" mc:Ignorable="w14 w15 w16se w16cid w16 w16cex w16sdtdh w16sdtfl w16du wp14">
-  <w15:person w15:author="Ana Beatriz Chaves">
-    <w15:presenceInfo w15:providerId="Windows Live" w15:userId="4f65efff0760ce10"/>
-  </w15:person>
-</w15:people>
 </file>
 
 <file path=word/styles.xml><?xml version="1.0" encoding="utf-8"?>
@@ -13079,7 +17193,7 @@
   <w:style w:type="paragraph" w:default="1" w:styleId="Normal">
     <w:name w:val="Normal"/>
     <w:qFormat/>
-    <w:rsid w:val="004D2BF4"/>
+    <w:rsid w:val="001F17B6"/>
   </w:style>
   <w:style w:type="paragraph" w:styleId="Ttulo1">
     <w:name w:val="heading 1"/>
@@ -13323,7 +17437,6 @@
   <w:style w:type="character" w:default="1" w:styleId="Fontepargpadro">
     <w:name w:val="Default Paragraph Font"/>
     <w:uiPriority w:val="1"/>
-    <w:semiHidden/>
     <w:unhideWhenUsed/>
   </w:style>
   <w:style w:type="table" w:default="1" w:styleId="Tabelanormal">
@@ -15224,6 +19337,7 @@
   </w:style>
   <w:style w:type="character" w:styleId="Forte">
     <w:name w:val="Strong"/>
+    <w:uiPriority w:val="22"/>
     <w:qFormat/>
     <w:rsid w:val="00C50028"/>
     <w:rPr>
@@ -17486,6 +21600,40 @@
       <w:bCs/>
       <w:sz w:val="20"/>
       <w:szCs w:val="20"/>
+    </w:rPr>
+  </w:style>
+  <w:style w:type="paragraph" w:customStyle="1" w:styleId="Contedodetabela">
+    <w:name w:val="Conteúdo de tabela"/>
+    <w:basedOn w:val="Normal"/>
+    <w:rsid w:val="00487034"/>
+    <w:pPr>
+      <w:suppressLineNumbers/>
+      <w:suppressAutoHyphens/>
+      <w:spacing w:after="0" w:line="100" w:lineRule="atLeast"/>
+    </w:pPr>
+    <w:rPr>
+      <w:rFonts w:ascii="Times New Roman" w:eastAsia="Lucida Sans Unicode" w:hAnsi="Times New Roman" w:cs="Tahoma"/>
+      <w:kern w:val="1"/>
+      <w:sz w:val="24"/>
+      <w:szCs w:val="24"/>
+      <w:lang w:eastAsia="hi-IN" w:bidi="hi-IN"/>
+    </w:rPr>
+  </w:style>
+  <w:style w:type="paragraph" w:customStyle="1" w:styleId="RUPInstrues">
+    <w:name w:val="RUP Instruções"/>
+    <w:rsid w:val="00B070EE"/>
+    <w:pPr>
+      <w:suppressAutoHyphens/>
+      <w:spacing w:before="60" w:after="60" w:line="240" w:lineRule="auto"/>
+      <w:jc w:val="both"/>
+    </w:pPr>
+    <w:rPr>
+      <w:rFonts w:ascii="Arial" w:eastAsia="DejaVu Sans" w:hAnsi="Arial" w:cs="Times New Roman"/>
+      <w:i/>
+      <w:color w:val="0000FF"/>
+      <w:sz w:val="18"/>
+      <w:szCs w:val="24"/>
+      <w:lang/>
     </w:rPr>
   </w:style>
 </w:styles>

--- a/doc/Documentação_NUUH12.docx
+++ b/doc/Documentação_NUUH12.docx
@@ -1949,7 +1949,15 @@
           <w:sz w:val="24"/>
           <w:szCs w:val="24"/>
         </w:rPr>
-        <w:t>15</w:t>
+        <w:t>1</w:t>
+      </w:r>
+      <w:r>
+        <w:rPr>
+          <w:rFonts w:ascii="Arial" w:eastAsia="Arial" w:hAnsi="Arial" w:cs="Arial"/>
+          <w:sz w:val="24"/>
+          <w:szCs w:val="24"/>
+        </w:rPr>
+        <w:t>7</w:t>
       </w:r>
       <w:r>
         <w:rPr>
@@ -2280,7 +2288,23 @@
           <w:sz w:val="24"/>
           <w:szCs w:val="24"/>
         </w:rPr>
-        <w:t xml:space="preserve"> Rodrigues de Amorim; Freitas, </w:t>
+        <w:t xml:space="preserve"> Rodrigues de</w:t>
+      </w:r>
+      <w:r>
+        <w:rPr>
+          <w:rFonts w:ascii="Arial" w:eastAsia="Arial" w:hAnsi="Arial" w:cs="Arial"/>
+          <w:sz w:val="24"/>
+          <w:szCs w:val="24"/>
+        </w:rPr>
+        <w:t xml:space="preserve"> </w:t>
+      </w:r>
+      <w:r>
+        <w:rPr>
+          <w:rFonts w:ascii="Arial" w:eastAsia="Arial" w:hAnsi="Arial" w:cs="Arial"/>
+          <w:sz w:val="24"/>
+          <w:szCs w:val="24"/>
+        </w:rPr>
+        <w:t xml:space="preserve">Amorim; Freitas, </w:t>
       </w:r>
       <w:r>
         <w:rPr>
@@ -2336,7 +2360,32 @@
           <w:sz w:val="24"/>
           <w:szCs w:val="24"/>
         </w:rPr>
-        <w:t xml:space="preserve">. 50 </w:t>
+        <w:t>.</w:t>
+      </w:r>
+      <w:r>
+        <w:rPr>
+          <w:rFonts w:ascii="Arial" w:eastAsia="Arial" w:hAnsi="Arial" w:cs="Arial"/>
+          <w:sz w:val="24"/>
+          <w:szCs w:val="24"/>
+        </w:rPr>
+        <w:t xml:space="preserve"> </w:t>
+      </w:r>
+      <w:proofErr w:type="gramStart"/>
+      <w:r>
+        <w:rPr>
+          <w:rFonts w:ascii="Arial" w:eastAsia="Arial" w:hAnsi="Arial" w:cs="Arial"/>
+          <w:sz w:val="24"/>
+          <w:szCs w:val="24"/>
+        </w:rPr>
+        <w:t>17</w:t>
+      </w:r>
+      <w:r>
+        <w:rPr>
+          <w:rFonts w:ascii="Arial" w:eastAsia="Arial" w:hAnsi="Arial" w:cs="Arial"/>
+          <w:sz w:val="24"/>
+          <w:szCs w:val="24"/>
+        </w:rPr>
+        <w:t xml:space="preserve">  </w:t>
       </w:r>
       <w:proofErr w:type="spellStart"/>
       <w:r>
@@ -2348,6 +2397,7 @@
         <w:t>pages</w:t>
       </w:r>
       <w:proofErr w:type="spellEnd"/>
+      <w:proofErr w:type="gramEnd"/>
       <w:r>
         <w:rPr>
           <w:rFonts w:ascii="Arial" w:eastAsia="Arial" w:hAnsi="Arial" w:cs="Arial"/>
@@ -6098,15 +6148,11 @@
         <w:jc w:val="both"/>
       </w:pPr>
       <w:r>
-        <w:rPr>
-          <w:noProof/>
-          <w:color w:val="FF0000"/>
-        </w:rPr>
         <w:drawing>
-          <wp:inline distT="0" distB="0" distL="0" distR="0" wp14:anchorId="22D44BA6" wp14:editId="5F412ABB">
-            <wp:extent cx="5760085" cy="3301365"/>
-            <wp:effectExtent l="0" t="0" r="0" b="0"/>
-            <wp:docPr id="212150159" name="Imagem 8" descr="Interface gráfica do usuário, Aplicativo&#10;&#10;O conteúdo gerado por IA pode estar incorreto."/>
+          <wp:inline distT="0" distB="0" distL="0" distR="0" wp14:anchorId="314F58D4" wp14:editId="1ECB630C">
+            <wp:extent cx="5760085" cy="3308985"/>
+            <wp:effectExtent l="0" t="0" r="0" b="5715"/>
+            <wp:docPr id="782630413" name="Imagem 1" descr="Diagrama&#10;&#10;O conteúdo gerado por IA pode estar incorreto."/>
             <wp:cNvGraphicFramePr>
               <a:graphicFrameLocks xmlns:a="http://schemas.openxmlformats.org/drawingml/2006/main" noChangeAspect="1"/>
             </wp:cNvGraphicFramePr>
@@ -6114,17 +6160,11 @@
               <a:graphicData uri="http://schemas.openxmlformats.org/drawingml/2006/picture">
                 <pic:pic xmlns:pic="http://schemas.openxmlformats.org/drawingml/2006/picture">
                   <pic:nvPicPr>
-                    <pic:cNvPr id="212150159" name="Imagem 8" descr="Interface gráfica do usuário, Aplicativo&#10;&#10;O conteúdo gerado por IA pode estar incorreto."/>
+                    <pic:cNvPr id="782630413" name="Imagem 1" descr="Diagrama&#10;&#10;O conteúdo gerado por IA pode estar incorreto."/>
                     <pic:cNvPicPr/>
                   </pic:nvPicPr>
                   <pic:blipFill>
-                    <a:blip r:embed="rId10">
-                      <a:extLst>
-                        <a:ext uri="{28A0092B-C50C-407E-A947-70E740481C1C}">
-                          <a14:useLocalDpi xmlns:a14="http://schemas.microsoft.com/office/drawing/2010/main" val="0"/>
-                        </a:ext>
-                      </a:extLst>
-                    </a:blip>
+                    <a:blip r:embed="rId10"/>
                     <a:stretch>
                       <a:fillRect/>
                     </a:stretch>
@@ -6132,7 +6172,7 @@
                   <pic:spPr>
                     <a:xfrm>
                       <a:off x="0" y="0"/>
-                      <a:ext cx="5760085" cy="3301365"/>
+                      <a:ext cx="5760085" cy="3308985"/>
                     </a:xfrm>
                     <a:prstGeom prst="rect">
                       <a:avLst/>
@@ -15053,30 +15093,34 @@
       </w:pPr>
       <w:r>
         <w:rPr>
+          <w:rFonts w:ascii="Arial" w:eastAsia="Arial" w:hAnsi="Arial" w:cs="Arial"/>
           <w:noProof/>
-          <w:sz w:val="18"/>
-          <w:szCs w:val="18"/>
+          <w:color w:val="000000"/>
+          <w:sz w:val="24"/>
+          <w:szCs w:val="24"/>
         </w:rPr>
         <w:drawing>
-          <wp:anchor distT="0" distB="0" distL="114300" distR="114300" simplePos="0" relativeHeight="251669504" behindDoc="0" locked="0" layoutInCell="1" allowOverlap="1" wp14:anchorId="6FC886DF" wp14:editId="56A57BD8">
+          <wp:anchor distT="0" distB="0" distL="114300" distR="114300" simplePos="0" relativeHeight="251669504" behindDoc="0" locked="0" layoutInCell="1" allowOverlap="1" wp14:anchorId="4D878073" wp14:editId="47C8049F">
             <wp:simplePos x="0" y="0"/>
-            <wp:positionH relativeFrom="page">
+            <wp:positionH relativeFrom="margin">
               <wp:align>center</wp:align>
             </wp:positionH>
             <wp:positionV relativeFrom="paragraph">
-              <wp:posOffset>158198</wp:posOffset>
+              <wp:posOffset>335280</wp:posOffset>
             </wp:positionV>
-            <wp:extent cx="6836026" cy="3856024"/>
-            <wp:effectExtent l="0" t="0" r="3175" b="0"/>
+            <wp:extent cx="6750686" cy="2930680"/>
+            <wp:effectExtent l="0" t="0" r="0" b="3175"/>
             <wp:wrapNone/>
-            <wp:docPr id="990709327" name="image55.png" descr="Linha do tempo&#10;&#10;O conteúdo gerado por IA pode estar incorreto."/>
-            <wp:cNvGraphicFramePr/>
+            <wp:docPr id="1643668760" name="Imagem 9" descr="Diagrama&#10;&#10;O conteúdo gerado por IA pode estar incorreto."/>
+            <wp:cNvGraphicFramePr>
+              <a:graphicFrameLocks xmlns:a="http://schemas.openxmlformats.org/drawingml/2006/main" noChangeAspect="1"/>
+            </wp:cNvGraphicFramePr>
             <a:graphic xmlns:a="http://schemas.openxmlformats.org/drawingml/2006/main">
               <a:graphicData uri="http://schemas.openxmlformats.org/drawingml/2006/picture">
                 <pic:pic xmlns:pic="http://schemas.openxmlformats.org/drawingml/2006/picture">
                   <pic:nvPicPr>
-                    <pic:cNvPr id="990709327" name="image55.png" descr="Linha do tempo&#10;&#10;O conteúdo gerado por IA pode estar incorreto."/>
-                    <pic:cNvPicPr preferRelativeResize="0"/>
+                    <pic:cNvPr id="1643668760" name="Imagem 9" descr="Diagrama&#10;&#10;O conteúdo gerado por IA pode estar incorreto."/>
+                    <pic:cNvPicPr/>
                   </pic:nvPicPr>
                   <pic:blipFill>
                     <a:blip r:embed="rId18" cstate="print">
@@ -15086,7 +15130,6 @@
                         </a:ext>
                       </a:extLst>
                     </a:blip>
-                    <a:srcRect/>
                     <a:stretch>
                       <a:fillRect/>
                     </a:stretch>
@@ -15094,12 +15137,11 @@
                   <pic:spPr>
                     <a:xfrm>
                       <a:off x="0" y="0"/>
-                      <a:ext cx="6836026" cy="3856024"/>
+                      <a:ext cx="6750686" cy="2930680"/>
                     </a:xfrm>
                     <a:prstGeom prst="rect">
                       <a:avLst/>
                     </a:prstGeom>
-                    <a:ln/>
                   </pic:spPr>
                 </pic:pic>
               </a:graphicData>
@@ -15268,7 +15310,7 @@
             </wp:anchor>
           </w:drawing>
         </mc:Choice>
-        <mc:Fallback xmlns:cr="http://schemas.microsoft.com/office/comments/2020/reactions" xmlns="http://schemas.microsoft.com/office/tasks/2019/documenttasks" xmlns:dgm="http://schemas.openxmlformats.org/drawingml/2006/diagram" xmlns:lc="http://schemas.openxmlformats.org/drawingml/2006/lockedCanvas" xmlns:c="http://schemas.openxmlformats.org/drawingml/2006/chart" xmlns:pic="http://schemas.openxmlformats.org/drawingml/2006/picture" xmlns:a="http://schemas.openxmlformats.org/drawingml/2006/main" xmlns:sl="http://schemas.openxmlformats.org/schemaLibrary/2006/main">
+        <mc:Fallback xmlns:sl="http://schemas.openxmlformats.org/schemaLibrary/2006/main" xmlns:a="http://schemas.openxmlformats.org/drawingml/2006/main" xmlns:pic="http://schemas.openxmlformats.org/drawingml/2006/picture" xmlns:c="http://schemas.openxmlformats.org/drawingml/2006/chart" xmlns:lc="http://schemas.openxmlformats.org/drawingml/2006/lockedCanvas" xmlns:dgm="http://schemas.openxmlformats.org/drawingml/2006/diagram" xmlns="http://schemas.microsoft.com/office/tasks/2019/documenttasks" xmlns:cr="http://schemas.microsoft.com/office/comments/2020/reactions">
           <w:drawing>
             <wp:anchor allowOverlap="1" behindDoc="0" distB="4294967295" distT="4294967295" distL="114300" distR="114300" hidden="0" layoutInCell="1" locked="0" relativeHeight="0" simplePos="0">
               <wp:simplePos x="0" y="0"/>
@@ -17437,6 +17479,7 @@
   <w:style w:type="character" w:default="1" w:styleId="Fontepargpadro">
     <w:name w:val="Default Paragraph Font"/>
     <w:uiPriority w:val="1"/>
+    <w:semiHidden/>
     <w:unhideWhenUsed/>
   </w:style>
   <w:style w:type="table" w:default="1" w:styleId="Tabelanormal">
@@ -21633,7 +21676,6 @@
       <w:color w:val="0000FF"/>
       <w:sz w:val="18"/>
       <w:szCs w:val="24"/>
-      <w:lang/>
     </w:rPr>
   </w:style>
 </w:styles>

--- a/doc/Documentação_NUUH12.docx
+++ b/doc/Documentação_NUUH12.docx
@@ -1,6 +1,6 @@
 
 <file path=word/document.xml><?xml version="1.0" encoding="utf-8"?>
-<w:document xmlns:wpc="http://schemas.microsoft.com/office/word/2010/wordprocessingCanvas" xmlns:cx="http://schemas.microsoft.com/office/drawing/2014/chartex" xmlns:cx1="http://schemas.microsoft.com/office/drawing/2015/9/8/chartex" xmlns:cx2="http://schemas.microsoft.com/office/drawing/2015/10/21/chartex" xmlns:cx3="http://schemas.microsoft.com/office/drawing/2016/5/9/chartex" xmlns:cx4="http://schemas.microsoft.com/office/drawing/2016/5/10/chartex" xmlns:cx5="http://schemas.microsoft.com/office/drawing/2016/5/11/chartex" xmlns:cx6="http://schemas.microsoft.com/office/drawing/2016/5/12/chartex" xmlns:cx7="http://schemas.microsoft.com/office/drawing/2016/5/13/chartex" xmlns:cx8="http://schemas.microsoft.com/office/drawing/2016/5/14/chartex" xmlns:mc="http://schemas.openxmlformats.org/markup-compatibility/2006" xmlns:aink="http://schemas.microsoft.com/office/drawing/2016/ink" xmlns:am3d="http://schemas.microsoft.com/office/drawing/2017/model3d" xmlns:o="urn:schemas-microsoft-com:office:office" xmlns:oel="http://schemas.microsoft.com/office/2019/extlst" xmlns:r="http://schemas.openxmlformats.org/officeDocument/2006/relationships" xmlns:m="http://schemas.openxmlformats.org/officeDocument/2006/math" xmlns:v="urn:schemas-microsoft-com:vml" xmlns:wp14="http://schemas.microsoft.com/office/word/2010/wordprocessingDrawing" xmlns:wp="http://schemas.openxmlformats.org/drawingml/2006/wordprocessingDrawing" xmlns:w10="urn:schemas-microsoft-com:office:word" xmlns:w="http://schemas.openxmlformats.org/wordprocessingml/2006/main" xmlns:w14="http://schemas.microsoft.com/office/word/2010/wordml" xmlns:w15="http://schemas.microsoft.com/office/word/2012/wordml" xmlns:w16cex="http://schemas.microsoft.com/office/word/2018/wordml/cex" xmlns:w16cid="http://schemas.microsoft.com/office/word/2016/wordml/cid" xmlns:w16="http://schemas.microsoft.com/office/word/2018/wordml" xmlns:w16du="http://schemas.microsoft.com/office/word/2023/wordml/word16du" xmlns:w16sdtdh="http://schemas.microsoft.com/office/word/2020/wordml/sdtdatahash" xmlns:w16sdtfl="http://schemas.microsoft.com/office/word/2024/wordml/sdtformatlock" xmlns:w16se="http://schemas.microsoft.com/office/word/2015/wordml/symex" xmlns:wpg="http://schemas.microsoft.com/office/word/2010/wordprocessingGroup" xmlns:wpi="http://schemas.microsoft.com/office/word/2010/wordprocessingInk" xmlns:wne="http://schemas.microsoft.com/office/word/2006/wordml" xmlns:wps="http://schemas.microsoft.com/office/word/2010/wordprocessingShape" mc:Ignorable="w14 w15 w16se w16cid w16 w16cex w16sdtdh w16sdtfl w16du wp14">
+<w:document xmlns:wpc="http://schemas.microsoft.com/office/word/2010/wordprocessingCanvas" xmlns:cx="http://schemas.microsoft.com/office/drawing/2014/chartex" xmlns:cx1="http://schemas.microsoft.com/office/drawing/2015/9/8/chartex" xmlns:mc="http://schemas.openxmlformats.org/markup-compatibility/2006" xmlns:o="urn:schemas-microsoft-com:office:office" xmlns:r="http://schemas.openxmlformats.org/officeDocument/2006/relationships" xmlns:m="http://schemas.openxmlformats.org/officeDocument/2006/math" xmlns:v="urn:schemas-microsoft-com:vml" xmlns:wp14="http://schemas.microsoft.com/office/word/2010/wordprocessingDrawing" xmlns:wp="http://schemas.openxmlformats.org/drawingml/2006/wordprocessingDrawing" xmlns:w10="urn:schemas-microsoft-com:office:word" xmlns:w="http://schemas.openxmlformats.org/wordprocessingml/2006/main" xmlns:w14="http://schemas.microsoft.com/office/word/2010/wordml" xmlns:w15="http://schemas.microsoft.com/office/word/2012/wordml" xmlns:w16se="http://schemas.microsoft.com/office/word/2015/wordml/symex" xmlns:wpg="http://schemas.microsoft.com/office/word/2010/wordprocessingGroup" xmlns:wpi="http://schemas.microsoft.com/office/word/2010/wordprocessingInk" xmlns:wne="http://schemas.microsoft.com/office/word/2006/wordml" xmlns:wps="http://schemas.microsoft.com/office/word/2010/wordprocessingShape" mc:Ignorable="w14 w15 w16se wp14">
   <w:body>
     <w:p>
       <w:pPr>
@@ -156,7 +156,7 @@
               </wp:anchor>
             </w:drawing>
           </mc:Choice>
-          <mc:Fallback>
+          <mc:Fallback xmlns:w16sdtfl="http://schemas.microsoft.com/office/word/2024/wordml/sdtformatlock" xmlns:w16sdtdh="http://schemas.microsoft.com/office/word/2020/wordml/sdtdatahash" xmlns:w16du="http://schemas.microsoft.com/office/word/2023/wordml/word16du" xmlns:w16="http://schemas.microsoft.com/office/word/2018/wordml" xmlns:w16cid="http://schemas.microsoft.com/office/word/2016/wordml/cid" xmlns:w16cex="http://schemas.microsoft.com/office/word/2018/wordml/cex" xmlns:oel="http://schemas.microsoft.com/office/2019/extlst" xmlns:am3d="http://schemas.microsoft.com/office/drawing/2017/model3d" xmlns:aink="http://schemas.microsoft.com/office/drawing/2016/ink" xmlns:cx8="http://schemas.microsoft.com/office/drawing/2016/5/14/chartex" xmlns:cx7="http://schemas.microsoft.com/office/drawing/2016/5/13/chartex" xmlns:cx6="http://schemas.microsoft.com/office/drawing/2016/5/12/chartex" xmlns:cx5="http://schemas.microsoft.com/office/drawing/2016/5/11/chartex" xmlns:cx4="http://schemas.microsoft.com/office/drawing/2016/5/10/chartex" xmlns:cx3="http://schemas.microsoft.com/office/drawing/2016/5/9/chartex" xmlns:cx2="http://schemas.microsoft.com/office/drawing/2015/10/21/chartex">
             <w:pict>
               <v:rect w14:anchorId="462755B0" id="Retângulo 90" o:spid="_x0000_s1026" style="position:absolute;left:0;text-align:left;margin-left:140.05pt;margin-top:644pt;width:180.3pt;height:52.35pt;z-index:251659264;visibility:visible;mso-wrap-style:square;mso-wrap-distance-left:9.05pt;mso-wrap-distance-top:0;mso-wrap-distance-right:9.05pt;mso-wrap-distance-bottom:0;mso-position-horizontal:absolute;mso-position-horizontal-relative:text;mso-position-vertical:absolute;mso-position-vertical-relative:text;v-text-anchor:top" o:gfxdata="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" stroked="f">
                 <v:fill opacity="0"/>
@@ -390,7 +390,7 @@
               </wp:anchor>
             </w:drawing>
           </mc:Choice>
-          <mc:Fallback>
+          <mc:Fallback xmlns:w16sdtfl="http://schemas.microsoft.com/office/word/2024/wordml/sdtformatlock" xmlns:w16sdtdh="http://schemas.microsoft.com/office/word/2020/wordml/sdtdatahash" xmlns:w16du="http://schemas.microsoft.com/office/word/2023/wordml/word16du" xmlns:w16="http://schemas.microsoft.com/office/word/2018/wordml" xmlns:w16cid="http://schemas.microsoft.com/office/word/2016/wordml/cid" xmlns:w16cex="http://schemas.microsoft.com/office/word/2018/wordml/cex" xmlns:oel="http://schemas.microsoft.com/office/2019/extlst" xmlns:am3d="http://schemas.microsoft.com/office/drawing/2017/model3d" xmlns:aink="http://schemas.microsoft.com/office/drawing/2016/ink" xmlns:cx8="http://schemas.microsoft.com/office/drawing/2016/5/14/chartex" xmlns:cx7="http://schemas.microsoft.com/office/drawing/2016/5/13/chartex" xmlns:cx6="http://schemas.microsoft.com/office/drawing/2016/5/12/chartex" xmlns:cx5="http://schemas.microsoft.com/office/drawing/2016/5/11/chartex" xmlns:cx4="http://schemas.microsoft.com/office/drawing/2016/5/10/chartex" xmlns:cx3="http://schemas.microsoft.com/office/drawing/2016/5/9/chartex" xmlns:cx2="http://schemas.microsoft.com/office/drawing/2015/10/21/chartex">
             <w:pict>
               <v:rect w14:anchorId="53D0DDFB" id="Retângulo 89" o:spid="_x0000_s1027" style="position:absolute;left:0;text-align:left;margin-left:-48.95pt;margin-top:12pt;width:537pt;height:231.75pt;z-index:251660288;visibility:visible;mso-wrap-style:square;mso-wrap-distance-left:9.05pt;mso-wrap-distance-top:0;mso-wrap-distance-right:9.05pt;mso-wrap-distance-bottom:0;mso-position-horizontal:absolute;mso-position-horizontal-relative:text;mso-position-vertical:absolute;mso-position-vertical-relative:text;v-text-anchor:top" o:gfxdata="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" stroked="f">
                 <v:fill opacity="0"/>
@@ -613,7 +613,7 @@
               </wp:anchor>
             </w:drawing>
           </mc:Choice>
-          <mc:Fallback>
+          <mc:Fallback xmlns:w16sdtfl="http://schemas.microsoft.com/office/word/2024/wordml/sdtformatlock" xmlns:w16sdtdh="http://schemas.microsoft.com/office/word/2020/wordml/sdtdatahash" xmlns:w16du="http://schemas.microsoft.com/office/word/2023/wordml/word16du" xmlns:w16="http://schemas.microsoft.com/office/word/2018/wordml" xmlns:w16cid="http://schemas.microsoft.com/office/word/2016/wordml/cid" xmlns:w16cex="http://schemas.microsoft.com/office/word/2018/wordml/cex" xmlns:oel="http://schemas.microsoft.com/office/2019/extlst" xmlns:am3d="http://schemas.microsoft.com/office/drawing/2017/model3d" xmlns:aink="http://schemas.microsoft.com/office/drawing/2016/ink" xmlns:cx8="http://schemas.microsoft.com/office/drawing/2016/5/14/chartex" xmlns:cx7="http://schemas.microsoft.com/office/drawing/2016/5/13/chartex" xmlns:cx6="http://schemas.microsoft.com/office/drawing/2016/5/12/chartex" xmlns:cx5="http://schemas.microsoft.com/office/drawing/2016/5/11/chartex" xmlns:cx4="http://schemas.microsoft.com/office/drawing/2016/5/10/chartex" xmlns:cx3="http://schemas.microsoft.com/office/drawing/2016/5/9/chartex" xmlns:cx2="http://schemas.microsoft.com/office/drawing/2015/10/21/chartex">
             <w:pict>
               <v:rect w14:anchorId="62EDCCEA" id="Retângulo 92" o:spid="_x0000_s1028" style="position:absolute;left:0;text-align:left;margin-left:-6.7pt;margin-top:8.65pt;width:452.9pt;height:66.1pt;z-index:251661312;visibility:visible;mso-wrap-style:square;mso-wrap-distance-left:9.05pt;mso-wrap-distance-top:0;mso-wrap-distance-right:9.05pt;mso-wrap-distance-bottom:0;mso-position-horizontal:absolute;mso-position-horizontal-relative:text;mso-position-vertical:absolute;mso-position-vertical-relative:text;v-text-anchor:top" o:gfxdata="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" stroked="f">
                 <v:fill opacity="0"/>
@@ -820,7 +820,7 @@
               </wp:anchor>
             </w:drawing>
           </mc:Choice>
-          <mc:Fallback>
+          <mc:Fallback xmlns:w16sdtfl="http://schemas.microsoft.com/office/word/2024/wordml/sdtformatlock" xmlns:w16sdtdh="http://schemas.microsoft.com/office/word/2020/wordml/sdtdatahash" xmlns:w16du="http://schemas.microsoft.com/office/word/2023/wordml/word16du" xmlns:w16="http://schemas.microsoft.com/office/word/2018/wordml" xmlns:w16cid="http://schemas.microsoft.com/office/word/2016/wordml/cid" xmlns:w16cex="http://schemas.microsoft.com/office/word/2018/wordml/cex" xmlns:oel="http://schemas.microsoft.com/office/2019/extlst" xmlns:am3d="http://schemas.microsoft.com/office/drawing/2017/model3d" xmlns:aink="http://schemas.microsoft.com/office/drawing/2016/ink" xmlns:cx8="http://schemas.microsoft.com/office/drawing/2016/5/14/chartex" xmlns:cx7="http://schemas.microsoft.com/office/drawing/2016/5/13/chartex" xmlns:cx6="http://schemas.microsoft.com/office/drawing/2016/5/12/chartex" xmlns:cx5="http://schemas.microsoft.com/office/drawing/2016/5/11/chartex" xmlns:cx4="http://schemas.microsoft.com/office/drawing/2016/5/10/chartex" xmlns:cx3="http://schemas.microsoft.com/office/drawing/2016/5/9/chartex" xmlns:cx2="http://schemas.microsoft.com/office/drawing/2015/10/21/chartex">
             <w:pict>
               <v:rect w14:anchorId="0A7FAF0A" id="Retângulo 91" o:spid="_x0000_s1029" style="position:absolute;left:0;text-align:left;margin-left:31.05pt;margin-top:5pt;width:456.55pt;height:110.2pt;z-index:251662336;visibility:visible;mso-wrap-style:square;mso-wrap-distance-left:9.05pt;mso-wrap-distance-top:0;mso-wrap-distance-right:9.05pt;mso-wrap-distance-bottom:0;mso-position-horizontal:absolute;mso-position-horizontal-relative:text;mso-position-vertical:absolute;mso-position-vertical-relative:text;v-text-anchor:top" o:gfxdata="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" stroked="f">
                 <v:fill opacity="0"/>
@@ -2649,7 +2649,7 @@
           <w:sz w:val="24"/>
           <w:szCs w:val="24"/>
         </w:rPr>
-        <w:t xml:space="preserve"> a delivery management system for </w:t>
+        <w:t xml:space="preserve"> a delivery management system for a </w:t>
       </w:r>
       <w:proofErr w:type="spellStart"/>
       <w:r>
@@ -2658,7 +2658,7 @@
           <w:sz w:val="24"/>
           <w:szCs w:val="24"/>
         </w:rPr>
-        <w:t>a</w:t>
+        <w:t>beverage</w:t>
       </w:r>
       <w:proofErr w:type="spellEnd"/>
       <w:r>
@@ -2676,7 +2676,7 @@
           <w:sz w:val="24"/>
           <w:szCs w:val="24"/>
         </w:rPr>
-        <w:t>beverage</w:t>
+        <w:t>distributor</w:t>
       </w:r>
       <w:proofErr w:type="spellEnd"/>
       <w:r>
@@ -2685,6 +2685,24 @@
           <w:sz w:val="24"/>
           <w:szCs w:val="24"/>
         </w:rPr>
+        <w:t xml:space="preserve">. </w:t>
+      </w:r>
+      <w:proofErr w:type="spellStart"/>
+      <w:r>
+        <w:rPr>
+          <w:rFonts w:ascii="Arial" w:eastAsia="Arial" w:hAnsi="Arial" w:cs="Arial"/>
+          <w:sz w:val="24"/>
+          <w:szCs w:val="24"/>
+        </w:rPr>
+        <w:t>This</w:t>
+      </w:r>
+      <w:proofErr w:type="spellEnd"/>
+      <w:r>
+        <w:rPr>
+          <w:rFonts w:ascii="Arial" w:eastAsia="Arial" w:hAnsi="Arial" w:cs="Arial"/>
+          <w:sz w:val="24"/>
+          <w:szCs w:val="24"/>
+        </w:rPr>
         <w:t xml:space="preserve"> </w:t>
       </w:r>
       <w:proofErr w:type="spellStart"/>
@@ -2694,7 +2712,7 @@
           <w:sz w:val="24"/>
           <w:szCs w:val="24"/>
         </w:rPr>
-        <w:t>distributor</w:t>
+        <w:t>innovative</w:t>
       </w:r>
       <w:proofErr w:type="spellEnd"/>
       <w:r>
@@ -2703,7 +2721,7 @@
           <w:sz w:val="24"/>
           <w:szCs w:val="24"/>
         </w:rPr>
-        <w:t xml:space="preserve">. </w:t>
+        <w:t xml:space="preserve"> </w:t>
       </w:r>
       <w:proofErr w:type="spellStart"/>
       <w:r>
@@ -2712,7 +2730,7 @@
           <w:sz w:val="24"/>
           <w:szCs w:val="24"/>
         </w:rPr>
-        <w:t>This</w:t>
+        <w:t>feature</w:t>
       </w:r>
       <w:proofErr w:type="spellEnd"/>
       <w:r>
@@ -2730,7 +2748,7 @@
           <w:sz w:val="24"/>
           <w:szCs w:val="24"/>
         </w:rPr>
-        <w:t>innovative</w:t>
+        <w:t>will</w:t>
       </w:r>
       <w:proofErr w:type="spellEnd"/>
       <w:r>
@@ -2739,7 +2757,7 @@
           <w:sz w:val="24"/>
           <w:szCs w:val="24"/>
         </w:rPr>
-        <w:t xml:space="preserve"> feature </w:t>
+        <w:t xml:space="preserve"> </w:t>
       </w:r>
       <w:proofErr w:type="spellStart"/>
       <w:r>
@@ -2748,7 +2766,7 @@
           <w:sz w:val="24"/>
           <w:szCs w:val="24"/>
         </w:rPr>
-        <w:t>will</w:t>
+        <w:t>be</w:t>
       </w:r>
       <w:proofErr w:type="spellEnd"/>
       <w:r>
@@ -2766,7 +2784,7 @@
           <w:sz w:val="24"/>
           <w:szCs w:val="24"/>
         </w:rPr>
-        <w:t>be</w:t>
+        <w:t>responsible</w:t>
       </w:r>
       <w:proofErr w:type="spellEnd"/>
       <w:r>
@@ -2775,6 +2793,24 @@
           <w:sz w:val="24"/>
           <w:szCs w:val="24"/>
         </w:rPr>
+        <w:t xml:space="preserve"> for </w:t>
+      </w:r>
+      <w:proofErr w:type="spellStart"/>
+      <w:r>
+        <w:rPr>
+          <w:rFonts w:ascii="Arial" w:eastAsia="Arial" w:hAnsi="Arial" w:cs="Arial"/>
+          <w:sz w:val="24"/>
+          <w:szCs w:val="24"/>
+        </w:rPr>
+        <w:t>managing</w:t>
+      </w:r>
+      <w:proofErr w:type="spellEnd"/>
+      <w:r>
+        <w:rPr>
+          <w:rFonts w:ascii="Arial" w:eastAsia="Arial" w:hAnsi="Arial" w:cs="Arial"/>
+          <w:sz w:val="24"/>
+          <w:szCs w:val="24"/>
+        </w:rPr>
         <w:t xml:space="preserve"> </w:t>
       </w:r>
       <w:proofErr w:type="spellStart"/>
@@ -2784,7 +2820,7 @@
           <w:sz w:val="24"/>
           <w:szCs w:val="24"/>
         </w:rPr>
-        <w:t>responsible</w:t>
+        <w:t>orders</w:t>
       </w:r>
       <w:proofErr w:type="spellEnd"/>
       <w:r>
@@ -2793,7 +2829,7 @@
           <w:sz w:val="24"/>
           <w:szCs w:val="24"/>
         </w:rPr>
-        <w:t xml:space="preserve"> for </w:t>
+        <w:t xml:space="preserve"> </w:t>
       </w:r>
       <w:proofErr w:type="spellStart"/>
       <w:r>
@@ -2802,7 +2838,7 @@
           <w:sz w:val="24"/>
           <w:szCs w:val="24"/>
         </w:rPr>
-        <w:t>managing</w:t>
+        <w:t>placed</w:t>
       </w:r>
       <w:proofErr w:type="spellEnd"/>
       <w:r>
@@ -2811,6 +2847,24 @@
           <w:sz w:val="24"/>
           <w:szCs w:val="24"/>
         </w:rPr>
+        <w:t xml:space="preserve"> online. It </w:t>
+      </w:r>
+      <w:proofErr w:type="spellStart"/>
+      <w:r>
+        <w:rPr>
+          <w:rFonts w:ascii="Arial" w:eastAsia="Arial" w:hAnsi="Arial" w:cs="Arial"/>
+          <w:sz w:val="24"/>
+          <w:szCs w:val="24"/>
+        </w:rPr>
+        <w:t>is</w:t>
+      </w:r>
+      <w:proofErr w:type="spellEnd"/>
+      <w:r>
+        <w:rPr>
+          <w:rFonts w:ascii="Arial" w:eastAsia="Arial" w:hAnsi="Arial" w:cs="Arial"/>
+          <w:sz w:val="24"/>
+          <w:szCs w:val="24"/>
+        </w:rPr>
         <w:t xml:space="preserve"> </w:t>
       </w:r>
       <w:proofErr w:type="spellStart"/>
@@ -2820,7 +2874,7 @@
           <w:sz w:val="24"/>
           <w:szCs w:val="24"/>
         </w:rPr>
-        <w:t>orders</w:t>
+        <w:t>an</w:t>
       </w:r>
       <w:proofErr w:type="spellEnd"/>
       <w:r>
@@ -2838,7 +2892,7 @@
           <w:sz w:val="24"/>
           <w:szCs w:val="24"/>
         </w:rPr>
-        <w:t>placed</w:t>
+        <w:t>essential</w:t>
       </w:r>
       <w:proofErr w:type="spellEnd"/>
       <w:r>
@@ -2847,7 +2901,7 @@
           <w:sz w:val="24"/>
           <w:szCs w:val="24"/>
         </w:rPr>
-        <w:t xml:space="preserve"> online. It </w:t>
+        <w:t xml:space="preserve"> tool for </w:t>
       </w:r>
       <w:proofErr w:type="spellStart"/>
       <w:r>
@@ -2856,7 +2910,7 @@
           <w:sz w:val="24"/>
           <w:szCs w:val="24"/>
         </w:rPr>
-        <w:t>is</w:t>
+        <w:t>anyone</w:t>
       </w:r>
       <w:proofErr w:type="spellEnd"/>
       <w:r>
@@ -2874,7 +2928,7 @@
           <w:sz w:val="24"/>
           <w:szCs w:val="24"/>
         </w:rPr>
-        <w:t>an</w:t>
+        <w:t>looking</w:t>
       </w:r>
       <w:proofErr w:type="spellEnd"/>
       <w:r>
@@ -2892,7 +2946,7 @@
           <w:sz w:val="24"/>
           <w:szCs w:val="24"/>
         </w:rPr>
-        <w:t>essential</w:t>
+        <w:t>to</w:t>
       </w:r>
       <w:proofErr w:type="spellEnd"/>
       <w:r>
@@ -2901,7 +2955,7 @@
           <w:sz w:val="24"/>
           <w:szCs w:val="24"/>
         </w:rPr>
-        <w:t xml:space="preserve"> tool for </w:t>
+        <w:t xml:space="preserve"> </w:t>
       </w:r>
       <w:proofErr w:type="spellStart"/>
       <w:r>
@@ -2910,7 +2964,7 @@
           <w:sz w:val="24"/>
           <w:szCs w:val="24"/>
         </w:rPr>
-        <w:t>anyone</w:t>
+        <w:t>win</w:t>
       </w:r>
       <w:proofErr w:type="spellEnd"/>
       <w:r>
@@ -2919,6 +2973,24 @@
           <w:sz w:val="24"/>
           <w:szCs w:val="24"/>
         </w:rPr>
+        <w:t xml:space="preserve"> new </w:t>
+      </w:r>
+      <w:proofErr w:type="spellStart"/>
+      <w:r>
+        <w:rPr>
+          <w:rFonts w:ascii="Arial" w:eastAsia="Arial" w:hAnsi="Arial" w:cs="Arial"/>
+          <w:sz w:val="24"/>
+          <w:szCs w:val="24"/>
+        </w:rPr>
+        <w:t>customers</w:t>
+      </w:r>
+      <w:proofErr w:type="spellEnd"/>
+      <w:r>
+        <w:rPr>
+          <w:rFonts w:ascii="Arial" w:eastAsia="Arial" w:hAnsi="Arial" w:cs="Arial"/>
+          <w:sz w:val="24"/>
+          <w:szCs w:val="24"/>
+        </w:rPr>
         <w:t xml:space="preserve"> </w:t>
       </w:r>
       <w:proofErr w:type="spellStart"/>
@@ -2928,7 +3000,7 @@
           <w:sz w:val="24"/>
           <w:szCs w:val="24"/>
         </w:rPr>
-        <w:t>looking</w:t>
+        <w:t>and</w:t>
       </w:r>
       <w:proofErr w:type="spellEnd"/>
       <w:r>
@@ -2946,7 +3018,7 @@
           <w:sz w:val="24"/>
           <w:szCs w:val="24"/>
         </w:rPr>
-        <w:t>to</w:t>
+        <w:t>make</w:t>
       </w:r>
       <w:proofErr w:type="spellEnd"/>
       <w:r>
@@ -2955,61 +3027,7 @@
           <w:sz w:val="24"/>
           <w:szCs w:val="24"/>
         </w:rPr>
-        <w:t xml:space="preserve"> </w:t>
-      </w:r>
-      <w:proofErr w:type="spellStart"/>
-      <w:r>
-        <w:rPr>
-          <w:rFonts w:ascii="Arial" w:eastAsia="Arial" w:hAnsi="Arial" w:cs="Arial"/>
-          <w:sz w:val="24"/>
-          <w:szCs w:val="24"/>
-        </w:rPr>
-        <w:t>win</w:t>
-      </w:r>
-      <w:proofErr w:type="spellEnd"/>
-      <w:r>
-        <w:rPr>
-          <w:rFonts w:ascii="Arial" w:eastAsia="Arial" w:hAnsi="Arial" w:cs="Arial"/>
-          <w:sz w:val="24"/>
-          <w:szCs w:val="24"/>
-        </w:rPr>
-        <w:t xml:space="preserve"> new </w:t>
-      </w:r>
-      <w:proofErr w:type="spellStart"/>
-      <w:r>
-        <w:rPr>
-          <w:rFonts w:ascii="Arial" w:eastAsia="Arial" w:hAnsi="Arial" w:cs="Arial"/>
-          <w:sz w:val="24"/>
-          <w:szCs w:val="24"/>
-        </w:rPr>
-        <w:t>customers</w:t>
-      </w:r>
-      <w:proofErr w:type="spellEnd"/>
-      <w:r>
-        <w:rPr>
-          <w:rFonts w:ascii="Arial" w:eastAsia="Arial" w:hAnsi="Arial" w:cs="Arial"/>
-          <w:sz w:val="24"/>
-          <w:szCs w:val="24"/>
-        </w:rPr>
-        <w:t xml:space="preserve"> </w:t>
-      </w:r>
-      <w:proofErr w:type="spellStart"/>
-      <w:r>
-        <w:rPr>
-          <w:rFonts w:ascii="Arial" w:eastAsia="Arial" w:hAnsi="Arial" w:cs="Arial"/>
-          <w:sz w:val="24"/>
-          <w:szCs w:val="24"/>
-        </w:rPr>
-        <w:t>and</w:t>
-      </w:r>
-      <w:proofErr w:type="spellEnd"/>
-      <w:r>
-        <w:rPr>
-          <w:rFonts w:ascii="Arial" w:eastAsia="Arial" w:hAnsi="Arial" w:cs="Arial"/>
-          <w:sz w:val="24"/>
-          <w:szCs w:val="24"/>
-        </w:rPr>
-        <w:t xml:space="preserve"> make more </w:t>
+        <w:t xml:space="preserve"> more </w:t>
       </w:r>
       <w:proofErr w:type="spellStart"/>
       <w:r>
@@ -3675,6 +3693,15 @@
           <w:szCs w:val="24"/>
         </w:rPr>
       </w:pPr>
+      <w:r>
+        <w:rPr>
+          <w:rFonts w:ascii="Arial" w:eastAsia="Arial" w:hAnsi="Arial" w:cs="Arial"/>
+          <w:b/>
+          <w:sz w:val="24"/>
+          <w:szCs w:val="24"/>
+        </w:rPr>
+        <w:t>Key-</w:t>
+      </w:r>
       <w:proofErr w:type="spellStart"/>
       <w:r>
         <w:rPr>
@@ -3683,7 +3710,7 @@
           <w:sz w:val="24"/>
           <w:szCs w:val="24"/>
         </w:rPr>
-        <w:t>Key-words</w:t>
+        <w:t>words</w:t>
       </w:r>
       <w:proofErr w:type="spellEnd"/>
       <w:r>
@@ -3891,6 +3918,7 @@
           <w:docPartUnique/>
         </w:docPartObj>
       </w:sdtPr>
+      <w:sdtEndPr/>
       <w:sdtContent>
         <w:p>
           <w:pPr>
@@ -5652,7 +5680,27 @@
           <w:sz w:val="24"/>
           <w:szCs w:val="24"/>
         </w:rPr>
-        <w:t>RN06. Quanto a erros de finalização de pedidos: Caso ocorra algum erro o sistema deve exibir mensagem.</w:t>
+        <w:t xml:space="preserve">RN06. Quanto a erros de finalização de pedidos: Caso ocorra algum erro o sistema deve exibir </w:t>
+      </w:r>
+      <w:proofErr w:type="spellStart"/>
+      <w:r>
+        <w:rPr>
+          <w:rFonts w:ascii="Arial" w:eastAsia="Arial" w:hAnsi="Arial" w:cs="Arial"/>
+          <w:bCs/>
+          <w:sz w:val="24"/>
+          <w:szCs w:val="24"/>
+        </w:rPr>
+        <w:t>mensagem</w:t>
+      </w:r>
+      <w:proofErr w:type="spellEnd"/>
+      <w:r>
+        <w:rPr>
+          <w:rFonts w:ascii="Arial" w:eastAsia="Arial" w:hAnsi="Arial" w:cs="Arial"/>
+          <w:bCs/>
+          <w:sz w:val="24"/>
+          <w:szCs w:val="24"/>
+        </w:rPr>
+        <w:t>.</w:t>
       </w:r>
     </w:p>
     <w:p>
@@ -5920,7 +5968,25 @@
           <w:sz w:val="24"/>
           <w:szCs w:val="24"/>
         </w:rPr>
-        <w:t>● Manter Menus: permite cadastrar, alterar, listar, ativar e desativar itens do menu (painel administrativo) no sistema.</w:t>
+        <w:t xml:space="preserve">● </w:t>
+      </w:r>
+      <w:r>
+        <w:rPr>
+          <w:rFonts w:ascii="Arial" w:eastAsia="Arial" w:hAnsi="Arial" w:cs="Arial"/>
+          <w:bCs/>
+          <w:sz w:val="24"/>
+          <w:szCs w:val="24"/>
+        </w:rPr>
+        <w:t>Menu</w:t>
+      </w:r>
+      <w:r>
+        <w:rPr>
+          <w:rFonts w:ascii="Arial" w:eastAsia="Arial" w:hAnsi="Arial" w:cs="Arial"/>
+          <w:bCs/>
+          <w:sz w:val="24"/>
+          <w:szCs w:val="24"/>
+        </w:rPr>
+        <w:t>: permite cadastrar, alterar, listar, ativar e desativar itens do menu (painel administrativo) no sistema.</w:t>
       </w:r>
     </w:p>
     <w:p>
@@ -5949,7 +6015,25 @@
           <w:sz w:val="24"/>
           <w:szCs w:val="24"/>
         </w:rPr>
-        <w:t>● Manter Perfis: permite cadastrar, alterar, listar, ativar, desativar perfis de usuários, e vincular e desvincular menus a determinado perfil no sistema.</w:t>
+        <w:t xml:space="preserve">● </w:t>
+      </w:r>
+      <w:r>
+        <w:rPr>
+          <w:rFonts w:ascii="Arial" w:eastAsia="Arial" w:hAnsi="Arial" w:cs="Arial"/>
+          <w:bCs/>
+          <w:sz w:val="24"/>
+          <w:szCs w:val="24"/>
+        </w:rPr>
+        <w:t>Perfil</w:t>
+      </w:r>
+      <w:r>
+        <w:rPr>
+          <w:rFonts w:ascii="Arial" w:eastAsia="Arial" w:hAnsi="Arial" w:cs="Arial"/>
+          <w:bCs/>
+          <w:sz w:val="24"/>
+          <w:szCs w:val="24"/>
+        </w:rPr>
+        <w:t>: permite cadastrar, alterar, listar, ativar, desativar perfis de usuários, e vincular e desvincular menus a determinado perfil no sistema.</w:t>
       </w:r>
     </w:p>
     <w:p>
@@ -5978,7 +6062,27 @@
           <w:sz w:val="24"/>
           <w:szCs w:val="24"/>
         </w:rPr>
-        <w:t xml:space="preserve">● Manter Usuário: permite efetuar login, efetuar </w:t>
+        <w:t xml:space="preserve">● Usuário: permite efetuar </w:t>
+      </w:r>
+      <w:proofErr w:type="spellStart"/>
+      <w:r>
+        <w:rPr>
+          <w:rFonts w:ascii="Arial" w:eastAsia="Arial" w:hAnsi="Arial" w:cs="Arial"/>
+          <w:bCs/>
+          <w:sz w:val="24"/>
+          <w:szCs w:val="24"/>
+        </w:rPr>
+        <w:t>login</w:t>
+      </w:r>
+      <w:proofErr w:type="spellEnd"/>
+      <w:r>
+        <w:rPr>
+          <w:rFonts w:ascii="Arial" w:eastAsia="Arial" w:hAnsi="Arial" w:cs="Arial"/>
+          <w:bCs/>
+          <w:sz w:val="24"/>
+          <w:szCs w:val="24"/>
+        </w:rPr>
+        <w:t xml:space="preserve">, efetuar </w:t>
       </w:r>
       <w:proofErr w:type="spellStart"/>
       <w:r>
@@ -6027,7 +6131,16 @@
           <w:sz w:val="24"/>
           <w:szCs w:val="24"/>
         </w:rPr>
-        <w:t>● Manter Cliente: permite cadastrar, alterar, listar, ativar e desativar clientes no sistema.</w:t>
+        <w:t xml:space="preserve">● </w:t>
+      </w:r>
+      <w:r>
+        <w:rPr>
+          <w:rFonts w:ascii="Arial" w:eastAsia="Arial" w:hAnsi="Arial" w:cs="Arial"/>
+          <w:bCs/>
+          <w:sz w:val="24"/>
+          <w:szCs w:val="24"/>
+        </w:rPr>
+        <w:t>Cliente: permite cadastrar, alterar, listar, ativar e desativar clientes no sistema.</w:t>
       </w:r>
     </w:p>
     <w:p>
@@ -6056,7 +6169,7 @@
           <w:sz w:val="24"/>
           <w:szCs w:val="24"/>
         </w:rPr>
-        <w:t>● Manter Produto: permite cadastrar, alterar, listar, ativar e desativar produto no sistema.</w:t>
+        <w:t>● Produto: permite cadastrar, alterar, listar, ativar e desativar produto no sistema.</w:t>
       </w:r>
     </w:p>
     <w:p>
@@ -6085,7 +6198,7 @@
           <w:sz w:val="24"/>
           <w:szCs w:val="24"/>
         </w:rPr>
-        <w:t xml:space="preserve">● Manter Venda: permite registrar, listar, classificar como entregue e não entregue. </w:t>
+        <w:t xml:space="preserve">● Venda: permite registrar, listar, classificar como entregue e não entregue. </w:t>
       </w:r>
     </w:p>
     <w:p>
@@ -6148,6 +6261,9 @@
         <w:jc w:val="both"/>
       </w:pPr>
       <w:r>
+        <w:rPr>
+          <w:noProof/>
+        </w:rPr>
         <w:drawing>
           <wp:inline distT="0" distB="0" distL="0" distR="0" wp14:anchorId="314F58D4" wp14:editId="1ECB630C">
             <wp:extent cx="5760085" cy="3308985"/>
@@ -6184,6 +6300,21 @@
           </wp:inline>
         </w:drawing>
       </w:r>
+    </w:p>
+    <w:p>
+      <w:pPr>
+        <w:tabs>
+          <w:tab w:val="right" w:pos="9061"/>
+        </w:tabs>
+        <w:spacing w:after="100"/>
+        <w:rPr>
+          <w:rFonts w:ascii="Arial" w:eastAsia="Arial" w:hAnsi="Arial" w:cs="Arial"/>
+          <w:b/>
+          <w:bCs/>
+          <w:sz w:val="24"/>
+          <w:szCs w:val="24"/>
+        </w:rPr>
+      </w:pPr>
     </w:p>
     <w:p>
       <w:pPr>
@@ -7794,7 +7925,6 @@
           <w:sz w:val="24"/>
           <w:szCs w:val="24"/>
         </w:rPr>
-        <w:lastRenderedPageBreak/>
         <w:t>4.3</w:t>
       </w:r>
       <w:r>
@@ -9236,7 +9366,6 @@
           <w:sz w:val="24"/>
           <w:szCs w:val="24"/>
         </w:rPr>
-        <w:lastRenderedPageBreak/>
         <w:t>4.6</w:t>
       </w:r>
       <w:r>
@@ -10722,6 +10851,7 @@
           <w:sz w:val="24"/>
           <w:szCs w:val="24"/>
         </w:rPr>
+        <w:lastRenderedPageBreak/>
         <w:t>O cliente poderá realizar seu cadastro, acessar o catálogo de bebidas disponíveis, escolher seus produtos, selecionar a forma de pagamento e acompanhar o status do pedid</w:t>
       </w:r>
       <w:r>
@@ -10760,7 +10890,6 @@
           <w:sz w:val="24"/>
           <w:szCs w:val="24"/>
         </w:rPr>
-        <w:lastRenderedPageBreak/>
         <w:t>Já o administrador terá controle total sobre os dados de vendas, cadastro de produtos, gestão de clientes, promoções e acompanhamento logístico das entregas. Com isso, o sistema proporcionará uma gestão mais eficiente e estratégica, ampliando a competitividade da empresa no mercado.</w:t>
       </w:r>
     </w:p>
@@ -10957,7 +11086,15 @@
                 <w:sz w:val="24"/>
                 <w:szCs w:val="24"/>
               </w:rPr>
-              <w:t>Cadastro, edição e exclusão de produtos (admin)</w:t>
+              <w:t xml:space="preserve">Cadastro, </w:t>
+            </w:r>
+            <w:r>
+              <w:rPr>
+                <w:rFonts w:ascii="Arial" w:hAnsi="Arial" w:cs="Arial"/>
+                <w:sz w:val="24"/>
+                <w:szCs w:val="24"/>
+              </w:rPr>
+              <w:t>edição e exclusão de produtos (admin)</w:t>
             </w:r>
           </w:p>
           <w:p>
@@ -10982,7 +11119,7 @@
                 <w:sz w:val="24"/>
                 <w:szCs w:val="24"/>
               </w:rPr>
-              <w:t>Gestão de clientes, funcionários e entregadores</w:t>
+              <w:t>Ges</w:t>
             </w:r>
             <w:r>
               <w:rPr>
@@ -10990,7 +11127,33 @@
                 <w:sz w:val="24"/>
                 <w:szCs w:val="24"/>
               </w:rPr>
-              <w:t xml:space="preserve"> (admin)</w:t>
+              <w:t xml:space="preserve">tão de clientes, funcionários </w:t>
+            </w:r>
+            <w:r>
+              <w:rPr>
+                <w:rFonts w:ascii="Arial" w:hAnsi="Arial" w:cs="Arial"/>
+                <w:sz w:val="24"/>
+                <w:szCs w:val="24"/>
+              </w:rPr>
+              <w:t>(</w:t>
+            </w:r>
+            <w:proofErr w:type="spellStart"/>
+            <w:r>
+              <w:rPr>
+                <w:rFonts w:ascii="Arial" w:hAnsi="Arial" w:cs="Arial"/>
+                <w:sz w:val="24"/>
+                <w:szCs w:val="24"/>
+              </w:rPr>
+              <w:t>admin</w:t>
+            </w:r>
+            <w:proofErr w:type="spellEnd"/>
+            <w:r>
+              <w:rPr>
+                <w:rFonts w:ascii="Arial" w:hAnsi="Arial" w:cs="Arial"/>
+                <w:sz w:val="24"/>
+                <w:szCs w:val="24"/>
+              </w:rPr>
+              <w:t>)</w:t>
             </w:r>
           </w:p>
           <w:p>
@@ -11015,7 +11178,33 @@
                 <w:sz w:val="24"/>
                 <w:szCs w:val="24"/>
               </w:rPr>
-              <w:t>Controle de estoque e promoções (admin)</w:t>
+              <w:t xml:space="preserve">Controle de estoque </w:t>
+            </w:r>
+            <w:r>
+              <w:rPr>
+                <w:rFonts w:ascii="Arial" w:hAnsi="Arial" w:cs="Arial"/>
+                <w:sz w:val="24"/>
+                <w:szCs w:val="24"/>
+              </w:rPr>
+              <w:t>(</w:t>
+            </w:r>
+            <w:proofErr w:type="spellStart"/>
+            <w:r>
+              <w:rPr>
+                <w:rFonts w:ascii="Arial" w:hAnsi="Arial" w:cs="Arial"/>
+                <w:sz w:val="24"/>
+                <w:szCs w:val="24"/>
+              </w:rPr>
+              <w:t>admin</w:t>
+            </w:r>
+            <w:proofErr w:type="spellEnd"/>
+            <w:r>
+              <w:rPr>
+                <w:rFonts w:ascii="Arial" w:hAnsi="Arial" w:cs="Arial"/>
+                <w:sz w:val="24"/>
+                <w:szCs w:val="24"/>
+              </w:rPr>
+              <w:t>)</w:t>
             </w:r>
           </w:p>
         </w:tc>
@@ -11926,70 +12115,6 @@
           <w:tab w:val="right" w:pos="9061"/>
         </w:tabs>
         <w:spacing w:after="100"/>
-        <w:jc w:val="both"/>
-        <w:rPr>
-          <w:rFonts w:ascii="Arial" w:eastAsia="Arial" w:hAnsi="Arial" w:cs="Arial"/>
-          <w:sz w:val="24"/>
-          <w:szCs w:val="24"/>
-        </w:rPr>
-      </w:pPr>
-    </w:p>
-    <w:p>
-      <w:pPr>
-        <w:pStyle w:val="PargrafodaLista"/>
-        <w:tabs>
-          <w:tab w:val="right" w:pos="9061"/>
-        </w:tabs>
-        <w:spacing w:after="100"/>
-        <w:ind w:left="468"/>
-        <w:jc w:val="both"/>
-        <w:rPr>
-          <w:rFonts w:ascii="Arial" w:eastAsia="Arial" w:hAnsi="Arial" w:cs="Arial"/>
-          <w:sz w:val="24"/>
-          <w:szCs w:val="24"/>
-        </w:rPr>
-      </w:pPr>
-    </w:p>
-    <w:p>
-      <w:pPr>
-        <w:pStyle w:val="PargrafodaLista"/>
-        <w:tabs>
-          <w:tab w:val="right" w:pos="9061"/>
-        </w:tabs>
-        <w:spacing w:after="100"/>
-        <w:ind w:left="468"/>
-        <w:jc w:val="both"/>
-        <w:rPr>
-          <w:rFonts w:ascii="Arial" w:eastAsia="Arial" w:hAnsi="Arial" w:cs="Arial"/>
-          <w:sz w:val="24"/>
-          <w:szCs w:val="24"/>
-        </w:rPr>
-      </w:pPr>
-    </w:p>
-    <w:p>
-      <w:pPr>
-        <w:pStyle w:val="PargrafodaLista"/>
-        <w:tabs>
-          <w:tab w:val="right" w:pos="9061"/>
-        </w:tabs>
-        <w:spacing w:after="100"/>
-        <w:ind w:left="468"/>
-        <w:jc w:val="both"/>
-        <w:rPr>
-          <w:rFonts w:ascii="Arial" w:eastAsia="Arial" w:hAnsi="Arial" w:cs="Arial"/>
-          <w:sz w:val="24"/>
-          <w:szCs w:val="24"/>
-        </w:rPr>
-      </w:pPr>
-    </w:p>
-    <w:p>
-      <w:pPr>
-        <w:pStyle w:val="PargrafodaLista"/>
-        <w:tabs>
-          <w:tab w:val="right" w:pos="9061"/>
-        </w:tabs>
-        <w:spacing w:after="100"/>
-        <w:ind w:left="468"/>
         <w:jc w:val="both"/>
         <w:rPr>
           <w:rFonts w:ascii="Arial" w:eastAsia="Arial" w:hAnsi="Arial" w:cs="Arial"/>
@@ -12787,7 +12912,6 @@
               </w:rPr>
             </w:pPr>
             <w:proofErr w:type="spellStart"/>
-            <w:proofErr w:type="gramStart"/>
             <w:r>
               <w:rPr>
                 <w:rFonts w:ascii="Arial" w:hAnsi="Arial" w:cs="Arial"/>
@@ -12803,16 +12927,7 @@
                 <w:sz w:val="24"/>
                 <w:szCs w:val="24"/>
               </w:rPr>
-              <w:t>./</w:t>
-            </w:r>
-            <w:proofErr w:type="gramEnd"/>
-            <w:r>
-              <w:rPr>
-                <w:rFonts w:ascii="Arial" w:hAnsi="Arial" w:cs="Arial"/>
-                <w:sz w:val="24"/>
-                <w:szCs w:val="24"/>
-              </w:rPr>
-              <w:t xml:space="preserve"> Profis.</w:t>
+              <w:t>./ Profis.</w:t>
             </w:r>
           </w:p>
         </w:tc>
@@ -13610,7 +13725,7 @@
           <w:sz w:val="24"/>
           <w:szCs w:val="24"/>
         </w:rPr>
-        <w:t>5.2.1 Diagrama de Caso de Uso Manter Perfil</w:t>
+        <w:t>5.2.1 Diagrama de Caso de Uso Perfil</w:t>
       </w:r>
     </w:p>
     <w:p>
@@ -13857,48 +13972,6 @@
     </w:p>
     <w:p>
       <w:pPr>
-        <w:tabs>
-          <w:tab w:val="right" w:pos="9061"/>
-        </w:tabs>
-        <w:spacing w:after="100"/>
-        <w:rPr>
-          <w:rFonts w:ascii="Arial" w:eastAsia="Arial" w:hAnsi="Arial" w:cs="Arial"/>
-          <w:color w:val="000000"/>
-          <w:sz w:val="24"/>
-          <w:szCs w:val="24"/>
-        </w:rPr>
-      </w:pPr>
-    </w:p>
-    <w:p>
-      <w:pPr>
-        <w:tabs>
-          <w:tab w:val="right" w:pos="9061"/>
-        </w:tabs>
-        <w:spacing w:after="100"/>
-        <w:rPr>
-          <w:rFonts w:ascii="Arial" w:eastAsia="Arial" w:hAnsi="Arial" w:cs="Arial"/>
-          <w:color w:val="000000"/>
-          <w:sz w:val="24"/>
-          <w:szCs w:val="24"/>
-        </w:rPr>
-      </w:pPr>
-    </w:p>
-    <w:p>
-      <w:pPr>
-        <w:tabs>
-          <w:tab w:val="right" w:pos="9061"/>
-        </w:tabs>
-        <w:spacing w:after="100"/>
-        <w:rPr>
-          <w:rFonts w:ascii="Arial" w:eastAsia="Arial" w:hAnsi="Arial" w:cs="Arial"/>
-          <w:color w:val="000000"/>
-          <w:sz w:val="24"/>
-          <w:szCs w:val="24"/>
-        </w:rPr>
-      </w:pPr>
-    </w:p>
-    <w:p>
-      <w:pPr>
         <w:keepNext/>
         <w:keepLines/>
         <w:pBdr>
@@ -13945,7 +14018,7 @@
           <w:sz w:val="24"/>
           <w:szCs w:val="24"/>
         </w:rPr>
-        <w:t xml:space="preserve">5.2.2 Diagrama de Caso de Uso Manter </w:t>
+        <w:t xml:space="preserve">5.2.2 Diagrama de Caso de Uso </w:t>
       </w:r>
       <w:bookmarkStart w:id="4" w:name="_heading=h.bmuhjwxdtqmi" w:colFirst="0" w:colLast="0"/>
       <w:bookmarkEnd w:id="4"/>
@@ -14045,7 +14118,25 @@
           <w:sz w:val="24"/>
           <w:szCs w:val="24"/>
         </w:rPr>
-        <w:t>5.2.3 Diagrama de Caso de Uma Manter Usuário</w:t>
+        <w:t xml:space="preserve">5.2.3 Diagrama de Caso de </w:t>
+      </w:r>
+      <w:r>
+        <w:rPr>
+          <w:rFonts w:ascii="Arial" w:eastAsia="Arial" w:hAnsi="Arial" w:cs="Arial"/>
+          <w:bCs/>
+          <w:sz w:val="24"/>
+          <w:szCs w:val="24"/>
+        </w:rPr>
+        <w:t>uso</w:t>
+      </w:r>
+      <w:r>
+        <w:rPr>
+          <w:rFonts w:ascii="Arial" w:eastAsia="Arial" w:hAnsi="Arial" w:cs="Arial"/>
+          <w:bCs/>
+          <w:sz w:val="24"/>
+          <w:szCs w:val="24"/>
+        </w:rPr>
+        <w:t xml:space="preserve"> Usuário</w:t>
       </w:r>
     </w:p>
     <w:p>
@@ -14209,7 +14300,7 @@
           <w:szCs w:val="24"/>
         </w:rPr>
         <w:lastRenderedPageBreak/>
-        <w:t>5.2.4 Diagrama de Caso de Uso Manter Cliente</w:t>
+        <w:t>5.2.4 Diagrama de Caso de Uso Cliente</w:t>
       </w:r>
     </w:p>
     <w:p>
@@ -14495,7 +14586,7 @@
           <w:sz w:val="24"/>
           <w:szCs w:val="24"/>
         </w:rPr>
-        <w:t>5.2.5 Diagrama de Caso de Uso Manter Venda</w:t>
+        <w:t>5.2.5 Diagrama de Caso de Uso Venda</w:t>
       </w:r>
     </w:p>
     <w:p>
@@ -14786,7 +14877,18 @@
           <w:szCs w:val="24"/>
         </w:rPr>
         <w:lastRenderedPageBreak/>
-        <w:t>5.2.6 Diagrama de Caso de Uso Manter Produto</w:t>
+        <w:t xml:space="preserve">5.2.6 Diagrama de Caso de Uso </w:t>
+      </w:r>
+      <w:bookmarkStart w:id="15" w:name="_GoBack"/>
+      <w:bookmarkEnd w:id="15"/>
+      <w:r>
+        <w:rPr>
+          <w:rFonts w:ascii="Arial" w:eastAsia="Arial" w:hAnsi="Arial" w:cs="Arial"/>
+          <w:bCs/>
+          <w:sz w:val="24"/>
+          <w:szCs w:val="24"/>
+        </w:rPr>
+        <w:t>Produto</w:t>
       </w:r>
     </w:p>
     <w:p>
@@ -14796,10 +14898,10 @@
         <w:spacing w:before="200" w:line="360" w:lineRule="auto"/>
         <w:jc w:val="center"/>
       </w:pPr>
-      <w:bookmarkStart w:id="15" w:name="_heading=h.jxcp9euekrfd" w:colFirst="0" w:colLast="0"/>
-      <w:bookmarkStart w:id="16" w:name="_heading=h.23ckvvd" w:colFirst="0" w:colLast="0"/>
-      <w:bookmarkEnd w:id="15"/>
+      <w:bookmarkStart w:id="16" w:name="_heading=h.jxcp9euekrfd" w:colFirst="0" w:colLast="0"/>
+      <w:bookmarkStart w:id="17" w:name="_heading=h.23ckvvd" w:colFirst="0" w:colLast="0"/>
       <w:bookmarkEnd w:id="16"/>
+      <w:bookmarkEnd w:id="17"/>
       <w:r>
         <w:rPr>
           <w:rFonts w:ascii="Arial" w:eastAsia="Arial" w:hAnsi="Arial" w:cs="Arial"/>
@@ -15179,7 +15281,7 @@
 </file>
 
 <file path=word/endnotes.xml><?xml version="1.0" encoding="utf-8"?>
-<w:endnotes xmlns:wpc="http://schemas.microsoft.com/office/word/2010/wordprocessingCanvas" xmlns:cx="http://schemas.microsoft.com/office/drawing/2014/chartex" xmlns:cx1="http://schemas.microsoft.com/office/drawing/2015/9/8/chartex" xmlns:cx2="http://schemas.microsoft.com/office/drawing/2015/10/21/chartex" xmlns:cx3="http://schemas.microsoft.com/office/drawing/2016/5/9/chartex" xmlns:cx4="http://schemas.microsoft.com/office/drawing/2016/5/10/chartex" xmlns:cx5="http://schemas.microsoft.com/office/drawing/2016/5/11/chartex" xmlns:cx6="http://schemas.microsoft.com/office/drawing/2016/5/12/chartex" xmlns:cx7="http://schemas.microsoft.com/office/drawing/2016/5/13/chartex" xmlns:cx8="http://schemas.microsoft.com/office/drawing/2016/5/14/chartex" xmlns:mc="http://schemas.openxmlformats.org/markup-compatibility/2006" xmlns:aink="http://schemas.microsoft.com/office/drawing/2016/ink" xmlns:am3d="http://schemas.microsoft.com/office/drawing/2017/model3d" xmlns:o="urn:schemas-microsoft-com:office:office" xmlns:oel="http://schemas.microsoft.com/office/2019/extlst" xmlns:r="http://schemas.openxmlformats.org/officeDocument/2006/relationships" xmlns:m="http://schemas.openxmlformats.org/officeDocument/2006/math" xmlns:v="urn:schemas-microsoft-com:vml" xmlns:wp14="http://schemas.microsoft.com/office/word/2010/wordprocessingDrawing" xmlns:wp="http://schemas.openxmlformats.org/drawingml/2006/wordprocessingDrawing" xmlns:w10="urn:schemas-microsoft-com:office:word" xmlns:w="http://schemas.openxmlformats.org/wordprocessingml/2006/main" xmlns:w14="http://schemas.microsoft.com/office/word/2010/wordml" xmlns:w15="http://schemas.microsoft.com/office/word/2012/wordml" xmlns:w16cex="http://schemas.microsoft.com/office/word/2018/wordml/cex" xmlns:w16cid="http://schemas.microsoft.com/office/word/2016/wordml/cid" xmlns:w16="http://schemas.microsoft.com/office/word/2018/wordml" xmlns:w16du="http://schemas.microsoft.com/office/word/2023/wordml/word16du" xmlns:w16sdtdh="http://schemas.microsoft.com/office/word/2020/wordml/sdtdatahash" xmlns:w16sdtfl="http://schemas.microsoft.com/office/word/2024/wordml/sdtformatlock" xmlns:w16se="http://schemas.microsoft.com/office/word/2015/wordml/symex" xmlns:wpg="http://schemas.microsoft.com/office/word/2010/wordprocessingGroup" xmlns:wpi="http://schemas.microsoft.com/office/word/2010/wordprocessingInk" xmlns:wne="http://schemas.microsoft.com/office/word/2006/wordml" xmlns:wps="http://schemas.microsoft.com/office/word/2010/wordprocessingShape" mc:Ignorable="w14 w15 w16se w16cid w16 w16cex w16sdtdh w16sdtfl w16du wp14">
+<w:endnotes xmlns:wpc="http://schemas.microsoft.com/office/word/2010/wordprocessingCanvas" xmlns:cx="http://schemas.microsoft.com/office/drawing/2014/chartex" xmlns:cx1="http://schemas.microsoft.com/office/drawing/2015/9/8/chartex" xmlns:mc="http://schemas.openxmlformats.org/markup-compatibility/2006" xmlns:o="urn:schemas-microsoft-com:office:office" xmlns:r="http://schemas.openxmlformats.org/officeDocument/2006/relationships" xmlns:m="http://schemas.openxmlformats.org/officeDocument/2006/math" xmlns:v="urn:schemas-microsoft-com:vml" xmlns:wp14="http://schemas.microsoft.com/office/word/2010/wordprocessingDrawing" xmlns:wp="http://schemas.openxmlformats.org/drawingml/2006/wordprocessingDrawing" xmlns:w10="urn:schemas-microsoft-com:office:word" xmlns:w="http://schemas.openxmlformats.org/wordprocessingml/2006/main" xmlns:w14="http://schemas.microsoft.com/office/word/2010/wordml" xmlns:w15="http://schemas.microsoft.com/office/word/2012/wordml" xmlns:w16se="http://schemas.microsoft.com/office/word/2015/wordml/symex" xmlns:wpg="http://schemas.microsoft.com/office/word/2010/wordprocessingGroup" xmlns:wpi="http://schemas.microsoft.com/office/word/2010/wordprocessingInk" xmlns:wne="http://schemas.microsoft.com/office/word/2006/wordml" xmlns:wps="http://schemas.microsoft.com/office/word/2010/wordprocessingShape" mc:Ignorable="w14 w15 w16se wp14">
   <w:endnote w:type="separator" w:id="-1">
     <w:p>
       <w:pPr>
@@ -15204,7 +15306,7 @@
 </file>
 
 <file path=word/footer1.xml><?xml version="1.0" encoding="utf-8"?>
-<w:ftr xmlns:wpc="http://schemas.microsoft.com/office/word/2010/wordprocessingCanvas" xmlns:cx="http://schemas.microsoft.com/office/drawing/2014/chartex" xmlns:cx1="http://schemas.microsoft.com/office/drawing/2015/9/8/chartex" xmlns:cx2="http://schemas.microsoft.com/office/drawing/2015/10/21/chartex" xmlns:cx3="http://schemas.microsoft.com/office/drawing/2016/5/9/chartex" xmlns:cx4="http://schemas.microsoft.com/office/drawing/2016/5/10/chartex" xmlns:cx5="http://schemas.microsoft.com/office/drawing/2016/5/11/chartex" xmlns:cx6="http://schemas.microsoft.com/office/drawing/2016/5/12/chartex" xmlns:cx7="http://schemas.microsoft.com/office/drawing/2016/5/13/chartex" xmlns:cx8="http://schemas.microsoft.com/office/drawing/2016/5/14/chartex" xmlns:mc="http://schemas.openxmlformats.org/markup-compatibility/2006" xmlns:aink="http://schemas.microsoft.com/office/drawing/2016/ink" xmlns:am3d="http://schemas.microsoft.com/office/drawing/2017/model3d" xmlns:o="urn:schemas-microsoft-com:office:office" xmlns:oel="http://schemas.microsoft.com/office/2019/extlst" xmlns:r="http://schemas.openxmlformats.org/officeDocument/2006/relationships" xmlns:m="http://schemas.openxmlformats.org/officeDocument/2006/math" xmlns:v="urn:schemas-microsoft-com:vml" xmlns:wp14="http://schemas.microsoft.com/office/word/2010/wordprocessingDrawing" xmlns:wp="http://schemas.openxmlformats.org/drawingml/2006/wordprocessingDrawing" xmlns:w10="urn:schemas-microsoft-com:office:word" xmlns:w="http://schemas.openxmlformats.org/wordprocessingml/2006/main" xmlns:w14="http://schemas.microsoft.com/office/word/2010/wordml" xmlns:w15="http://schemas.microsoft.com/office/word/2012/wordml" xmlns:w16cex="http://schemas.microsoft.com/office/word/2018/wordml/cex" xmlns:w16cid="http://schemas.microsoft.com/office/word/2016/wordml/cid" xmlns:w16="http://schemas.microsoft.com/office/word/2018/wordml" xmlns:w16du="http://schemas.microsoft.com/office/word/2023/wordml/word16du" xmlns:w16sdtdh="http://schemas.microsoft.com/office/word/2020/wordml/sdtdatahash" xmlns:w16sdtfl="http://schemas.microsoft.com/office/word/2024/wordml/sdtformatlock" xmlns:w16se="http://schemas.microsoft.com/office/word/2015/wordml/symex" xmlns:wpg="http://schemas.microsoft.com/office/word/2010/wordprocessingGroup" xmlns:wpi="http://schemas.microsoft.com/office/word/2010/wordprocessingInk" xmlns:wne="http://schemas.microsoft.com/office/word/2006/wordml" xmlns:wps="http://schemas.microsoft.com/office/word/2010/wordprocessingShape" mc:Ignorable="w14 w15 w16se w16cid w16 w16cex w16sdtdh w16sdtfl w16du wp14">
+<w:ftr xmlns:wpc="http://schemas.microsoft.com/office/word/2010/wordprocessingCanvas" xmlns:cx="http://schemas.microsoft.com/office/drawing/2014/chartex" xmlns:cx1="http://schemas.microsoft.com/office/drawing/2015/9/8/chartex" xmlns:mc="http://schemas.openxmlformats.org/markup-compatibility/2006" xmlns:o="urn:schemas-microsoft-com:office:office" xmlns:r="http://schemas.openxmlformats.org/officeDocument/2006/relationships" xmlns:m="http://schemas.openxmlformats.org/officeDocument/2006/math" xmlns:v="urn:schemas-microsoft-com:vml" xmlns:wp14="http://schemas.microsoft.com/office/word/2010/wordprocessingDrawing" xmlns:wp="http://schemas.openxmlformats.org/drawingml/2006/wordprocessingDrawing" xmlns:w10="urn:schemas-microsoft-com:office:word" xmlns:w="http://schemas.openxmlformats.org/wordprocessingml/2006/main" xmlns:w14="http://schemas.microsoft.com/office/word/2010/wordml" xmlns:w15="http://schemas.microsoft.com/office/word/2012/wordml" xmlns:w16se="http://schemas.microsoft.com/office/word/2015/wordml/symex" xmlns:wpg="http://schemas.microsoft.com/office/word/2010/wordprocessingGroup" xmlns:wpi="http://schemas.microsoft.com/office/word/2010/wordprocessingInk" xmlns:wne="http://schemas.microsoft.com/office/word/2006/wordml" xmlns:wps="http://schemas.microsoft.com/office/word/2010/wordprocessingShape" mc:Ignorable="w14 w15 w16se wp14">
   <w:p>
     <w:pPr>
       <w:pBdr>
@@ -15310,7 +15412,7 @@
             </wp:anchor>
           </w:drawing>
         </mc:Choice>
-        <mc:Fallback xmlns:sl="http://schemas.openxmlformats.org/schemaLibrary/2006/main" xmlns:a="http://schemas.openxmlformats.org/drawingml/2006/main" xmlns:pic="http://schemas.openxmlformats.org/drawingml/2006/picture" xmlns:c="http://schemas.openxmlformats.org/drawingml/2006/chart" xmlns:lc="http://schemas.openxmlformats.org/drawingml/2006/lockedCanvas" xmlns:dgm="http://schemas.openxmlformats.org/drawingml/2006/diagram" xmlns="http://schemas.microsoft.com/office/tasks/2019/documenttasks" xmlns:cr="http://schemas.microsoft.com/office/comments/2020/reactions">
+        <mc:Fallback xmlns:cr="http://schemas.microsoft.com/office/comments/2020/reactions" xmlns="http://schemas.microsoft.com/office/tasks/2019/documenttasks" xmlns:dgm="http://schemas.openxmlformats.org/drawingml/2006/diagram" xmlns:lc="http://schemas.openxmlformats.org/drawingml/2006/lockedCanvas" xmlns:c="http://schemas.openxmlformats.org/drawingml/2006/chart" xmlns:pic="http://schemas.openxmlformats.org/drawingml/2006/picture" xmlns:a="http://schemas.openxmlformats.org/drawingml/2006/main" xmlns:sl="http://schemas.openxmlformats.org/schemaLibrary/2006/main" xmlns:w16sdtfl="http://schemas.microsoft.com/office/word/2024/wordml/sdtformatlock" xmlns:w16sdtdh="http://schemas.microsoft.com/office/word/2020/wordml/sdtdatahash" xmlns:w16du="http://schemas.microsoft.com/office/word/2023/wordml/word16du" xmlns:w16="http://schemas.microsoft.com/office/word/2018/wordml" xmlns:w16cid="http://schemas.microsoft.com/office/word/2016/wordml/cid" xmlns:w16cex="http://schemas.microsoft.com/office/word/2018/wordml/cex" xmlns:oel="http://schemas.microsoft.com/office/2019/extlst" xmlns:am3d="http://schemas.microsoft.com/office/drawing/2017/model3d" xmlns:aink="http://schemas.microsoft.com/office/drawing/2016/ink" xmlns:cx8="http://schemas.microsoft.com/office/drawing/2016/5/14/chartex" xmlns:cx7="http://schemas.microsoft.com/office/drawing/2016/5/13/chartex" xmlns:cx6="http://schemas.microsoft.com/office/drawing/2016/5/12/chartex" xmlns:cx5="http://schemas.microsoft.com/office/drawing/2016/5/11/chartex" xmlns:cx4="http://schemas.microsoft.com/office/drawing/2016/5/10/chartex" xmlns:cx3="http://schemas.microsoft.com/office/drawing/2016/5/9/chartex" xmlns:cx2="http://schemas.microsoft.com/office/drawing/2015/10/21/chartex">
           <w:drawing>
             <wp:anchor allowOverlap="1" behindDoc="0" distB="4294967295" distT="4294967295" distL="114300" distR="114300" hidden="0" layoutInCell="1" locked="0" relativeHeight="0" simplePos="0">
               <wp:simplePos x="0" y="0"/>
@@ -15359,7 +15461,7 @@
 </file>
 
 <file path=word/footnotes.xml><?xml version="1.0" encoding="utf-8"?>
-<w:footnotes xmlns:wpc="http://schemas.microsoft.com/office/word/2010/wordprocessingCanvas" xmlns:cx="http://schemas.microsoft.com/office/drawing/2014/chartex" xmlns:cx1="http://schemas.microsoft.com/office/drawing/2015/9/8/chartex" xmlns:cx2="http://schemas.microsoft.com/office/drawing/2015/10/21/chartex" xmlns:cx3="http://schemas.microsoft.com/office/drawing/2016/5/9/chartex" xmlns:cx4="http://schemas.microsoft.com/office/drawing/2016/5/10/chartex" xmlns:cx5="http://schemas.microsoft.com/office/drawing/2016/5/11/chartex" xmlns:cx6="http://schemas.microsoft.com/office/drawing/2016/5/12/chartex" xmlns:cx7="http://schemas.microsoft.com/office/drawing/2016/5/13/chartex" xmlns:cx8="http://schemas.microsoft.com/office/drawing/2016/5/14/chartex" xmlns:mc="http://schemas.openxmlformats.org/markup-compatibility/2006" xmlns:aink="http://schemas.microsoft.com/office/drawing/2016/ink" xmlns:am3d="http://schemas.microsoft.com/office/drawing/2017/model3d" xmlns:o="urn:schemas-microsoft-com:office:office" xmlns:oel="http://schemas.microsoft.com/office/2019/extlst" xmlns:r="http://schemas.openxmlformats.org/officeDocument/2006/relationships" xmlns:m="http://schemas.openxmlformats.org/officeDocument/2006/math" xmlns:v="urn:schemas-microsoft-com:vml" xmlns:wp14="http://schemas.microsoft.com/office/word/2010/wordprocessingDrawing" xmlns:wp="http://schemas.openxmlformats.org/drawingml/2006/wordprocessingDrawing" xmlns:w10="urn:schemas-microsoft-com:office:word" xmlns:w="http://schemas.openxmlformats.org/wordprocessingml/2006/main" xmlns:w14="http://schemas.microsoft.com/office/word/2010/wordml" xmlns:w15="http://schemas.microsoft.com/office/word/2012/wordml" xmlns:w16cex="http://schemas.microsoft.com/office/word/2018/wordml/cex" xmlns:w16cid="http://schemas.microsoft.com/office/word/2016/wordml/cid" xmlns:w16="http://schemas.microsoft.com/office/word/2018/wordml" xmlns:w16du="http://schemas.microsoft.com/office/word/2023/wordml/word16du" xmlns:w16sdtdh="http://schemas.microsoft.com/office/word/2020/wordml/sdtdatahash" xmlns:w16sdtfl="http://schemas.microsoft.com/office/word/2024/wordml/sdtformatlock" xmlns:w16se="http://schemas.microsoft.com/office/word/2015/wordml/symex" xmlns:wpg="http://schemas.microsoft.com/office/word/2010/wordprocessingGroup" xmlns:wpi="http://schemas.microsoft.com/office/word/2010/wordprocessingInk" xmlns:wne="http://schemas.microsoft.com/office/word/2006/wordml" xmlns:wps="http://schemas.microsoft.com/office/word/2010/wordprocessingShape" mc:Ignorable="w14 w15 w16se w16cid w16 w16cex w16sdtdh w16sdtfl w16du wp14">
+<w:footnotes xmlns:wpc="http://schemas.microsoft.com/office/word/2010/wordprocessingCanvas" xmlns:cx="http://schemas.microsoft.com/office/drawing/2014/chartex" xmlns:cx1="http://schemas.microsoft.com/office/drawing/2015/9/8/chartex" xmlns:mc="http://schemas.openxmlformats.org/markup-compatibility/2006" xmlns:o="urn:schemas-microsoft-com:office:office" xmlns:r="http://schemas.openxmlformats.org/officeDocument/2006/relationships" xmlns:m="http://schemas.openxmlformats.org/officeDocument/2006/math" xmlns:v="urn:schemas-microsoft-com:vml" xmlns:wp14="http://schemas.microsoft.com/office/word/2010/wordprocessingDrawing" xmlns:wp="http://schemas.openxmlformats.org/drawingml/2006/wordprocessingDrawing" xmlns:w10="urn:schemas-microsoft-com:office:word" xmlns:w="http://schemas.openxmlformats.org/wordprocessingml/2006/main" xmlns:w14="http://schemas.microsoft.com/office/word/2010/wordml" xmlns:w15="http://schemas.microsoft.com/office/word/2012/wordml" xmlns:w16se="http://schemas.microsoft.com/office/word/2015/wordml/symex" xmlns:wpg="http://schemas.microsoft.com/office/word/2010/wordprocessingGroup" xmlns:wpi="http://schemas.microsoft.com/office/word/2010/wordprocessingInk" xmlns:wne="http://schemas.microsoft.com/office/word/2006/wordml" xmlns:wps="http://schemas.microsoft.com/office/word/2010/wordprocessingShape" mc:Ignorable="w14 w15 w16se wp14">
   <w:footnote w:type="separator" w:id="-1">
     <w:p>
       <w:pPr>
@@ -15384,7 +15486,7 @@
 </file>
 
 <file path=word/header1.xml><?xml version="1.0" encoding="utf-8"?>
-<w:hdr xmlns:wpc="http://schemas.microsoft.com/office/word/2010/wordprocessingCanvas" xmlns:cx="http://schemas.microsoft.com/office/drawing/2014/chartex" xmlns:cx1="http://schemas.microsoft.com/office/drawing/2015/9/8/chartex" xmlns:cx2="http://schemas.microsoft.com/office/drawing/2015/10/21/chartex" xmlns:cx3="http://schemas.microsoft.com/office/drawing/2016/5/9/chartex" xmlns:cx4="http://schemas.microsoft.com/office/drawing/2016/5/10/chartex" xmlns:cx5="http://schemas.microsoft.com/office/drawing/2016/5/11/chartex" xmlns:cx6="http://schemas.microsoft.com/office/drawing/2016/5/12/chartex" xmlns:cx7="http://schemas.microsoft.com/office/drawing/2016/5/13/chartex" xmlns:cx8="http://schemas.microsoft.com/office/drawing/2016/5/14/chartex" xmlns:mc="http://schemas.openxmlformats.org/markup-compatibility/2006" xmlns:aink="http://schemas.microsoft.com/office/drawing/2016/ink" xmlns:am3d="http://schemas.microsoft.com/office/drawing/2017/model3d" xmlns:o="urn:schemas-microsoft-com:office:office" xmlns:oel="http://schemas.microsoft.com/office/2019/extlst" xmlns:r="http://schemas.openxmlformats.org/officeDocument/2006/relationships" xmlns:m="http://schemas.openxmlformats.org/officeDocument/2006/math" xmlns:v="urn:schemas-microsoft-com:vml" xmlns:wp14="http://schemas.microsoft.com/office/word/2010/wordprocessingDrawing" xmlns:wp="http://schemas.openxmlformats.org/drawingml/2006/wordprocessingDrawing" xmlns:w10="urn:schemas-microsoft-com:office:word" xmlns:w="http://schemas.openxmlformats.org/wordprocessingml/2006/main" xmlns:w14="http://schemas.microsoft.com/office/word/2010/wordml" xmlns:w15="http://schemas.microsoft.com/office/word/2012/wordml" xmlns:w16cex="http://schemas.microsoft.com/office/word/2018/wordml/cex" xmlns:w16cid="http://schemas.microsoft.com/office/word/2016/wordml/cid" xmlns:w16="http://schemas.microsoft.com/office/word/2018/wordml" xmlns:w16du="http://schemas.microsoft.com/office/word/2023/wordml/word16du" xmlns:w16sdtdh="http://schemas.microsoft.com/office/word/2020/wordml/sdtdatahash" xmlns:w16sdtfl="http://schemas.microsoft.com/office/word/2024/wordml/sdtformatlock" xmlns:w16se="http://schemas.microsoft.com/office/word/2015/wordml/symex" xmlns:wpg="http://schemas.microsoft.com/office/word/2010/wordprocessingGroup" xmlns:wpi="http://schemas.microsoft.com/office/word/2010/wordprocessingInk" xmlns:wne="http://schemas.microsoft.com/office/word/2006/wordml" xmlns:wps="http://schemas.microsoft.com/office/word/2010/wordprocessingShape" mc:Ignorable="w14 w15 w16se w16cid w16 w16cex w16sdtdh w16sdtfl w16du wp14">
+<w:hdr xmlns:wpc="http://schemas.microsoft.com/office/word/2010/wordprocessingCanvas" xmlns:cx="http://schemas.microsoft.com/office/drawing/2014/chartex" xmlns:cx1="http://schemas.microsoft.com/office/drawing/2015/9/8/chartex" xmlns:mc="http://schemas.openxmlformats.org/markup-compatibility/2006" xmlns:o="urn:schemas-microsoft-com:office:office" xmlns:r="http://schemas.openxmlformats.org/officeDocument/2006/relationships" xmlns:m="http://schemas.openxmlformats.org/officeDocument/2006/math" xmlns:v="urn:schemas-microsoft-com:vml" xmlns:wp14="http://schemas.microsoft.com/office/word/2010/wordprocessingDrawing" xmlns:wp="http://schemas.openxmlformats.org/drawingml/2006/wordprocessingDrawing" xmlns:w10="urn:schemas-microsoft-com:office:word" xmlns:w="http://schemas.openxmlformats.org/wordprocessingml/2006/main" xmlns:w14="http://schemas.microsoft.com/office/word/2010/wordml" xmlns:w15="http://schemas.microsoft.com/office/word/2012/wordml" xmlns:w16se="http://schemas.microsoft.com/office/word/2015/wordml/symex" xmlns:wpg="http://schemas.microsoft.com/office/word/2010/wordprocessingGroup" xmlns:wpi="http://schemas.microsoft.com/office/word/2010/wordprocessingInk" xmlns:wne="http://schemas.microsoft.com/office/word/2006/wordml" xmlns:wps="http://schemas.microsoft.com/office/word/2010/wordprocessingShape" mc:Ignorable="w14 w15 w16se wp14">
   <w:p>
     <w:pPr>
       <w:jc w:val="right"/>
@@ -15425,7 +15527,7 @@
         <w:sz w:val="24"/>
         <w:szCs w:val="24"/>
       </w:rPr>
-      <w:t>2</w:t>
+      <w:t>17</w:t>
     </w:r>
     <w:r>
       <w:rPr>
@@ -15461,7 +15563,7 @@
 </file>
 
 <file path=word/numbering.xml><?xml version="1.0" encoding="utf-8"?>
-<w:numbering xmlns:wpc="http://schemas.microsoft.com/office/word/2010/wordprocessingCanvas" xmlns:cx="http://schemas.microsoft.com/office/drawing/2014/chartex" xmlns:cx1="http://schemas.microsoft.com/office/drawing/2015/9/8/chartex" xmlns:cx2="http://schemas.microsoft.com/office/drawing/2015/10/21/chartex" xmlns:cx3="http://schemas.microsoft.com/office/drawing/2016/5/9/chartex" xmlns:cx4="http://schemas.microsoft.com/office/drawing/2016/5/10/chartex" xmlns:cx5="http://schemas.microsoft.com/office/drawing/2016/5/11/chartex" xmlns:cx6="http://schemas.microsoft.com/office/drawing/2016/5/12/chartex" xmlns:cx7="http://schemas.microsoft.com/office/drawing/2016/5/13/chartex" xmlns:cx8="http://schemas.microsoft.com/office/drawing/2016/5/14/chartex" xmlns:mc="http://schemas.openxmlformats.org/markup-compatibility/2006" xmlns:aink="http://schemas.microsoft.com/office/drawing/2016/ink" xmlns:am3d="http://schemas.microsoft.com/office/drawing/2017/model3d" xmlns:o="urn:schemas-microsoft-com:office:office" xmlns:oel="http://schemas.microsoft.com/office/2019/extlst" xmlns:r="http://schemas.openxmlformats.org/officeDocument/2006/relationships" xmlns:m="http://schemas.openxmlformats.org/officeDocument/2006/math" xmlns:v="urn:schemas-microsoft-com:vml" xmlns:wp14="http://schemas.microsoft.com/office/word/2010/wordprocessingDrawing" xmlns:wp="http://schemas.openxmlformats.org/drawingml/2006/wordprocessingDrawing" xmlns:w10="urn:schemas-microsoft-com:office:word" xmlns:w="http://schemas.openxmlformats.org/wordprocessingml/2006/main" xmlns:w14="http://schemas.microsoft.com/office/word/2010/wordml" xmlns:w15="http://schemas.microsoft.com/office/word/2012/wordml" xmlns:w16cex="http://schemas.microsoft.com/office/word/2018/wordml/cex" xmlns:w16cid="http://schemas.microsoft.com/office/word/2016/wordml/cid" xmlns:w16="http://schemas.microsoft.com/office/word/2018/wordml" xmlns:w16du="http://schemas.microsoft.com/office/word/2023/wordml/word16du" xmlns:w16sdtdh="http://schemas.microsoft.com/office/word/2020/wordml/sdtdatahash" xmlns:w16sdtfl="http://schemas.microsoft.com/office/word/2024/wordml/sdtformatlock" xmlns:w16se="http://schemas.microsoft.com/office/word/2015/wordml/symex" xmlns:wpg="http://schemas.microsoft.com/office/word/2010/wordprocessingGroup" xmlns:wpi="http://schemas.microsoft.com/office/word/2010/wordprocessingInk" xmlns:wne="http://schemas.microsoft.com/office/word/2006/wordml" xmlns:wps="http://schemas.microsoft.com/office/word/2010/wordprocessingShape" mc:Ignorable="w14 w15 w16se w16cid w16 w16cex w16sdtdh w16sdtfl w16du wp14">
+<w:numbering xmlns:wpc="http://schemas.microsoft.com/office/word/2010/wordprocessingCanvas" xmlns:cx="http://schemas.microsoft.com/office/drawing/2014/chartex" xmlns:cx1="http://schemas.microsoft.com/office/drawing/2015/9/8/chartex" xmlns:mc="http://schemas.openxmlformats.org/markup-compatibility/2006" xmlns:o="urn:schemas-microsoft-com:office:office" xmlns:r="http://schemas.openxmlformats.org/officeDocument/2006/relationships" xmlns:m="http://schemas.openxmlformats.org/officeDocument/2006/math" xmlns:v="urn:schemas-microsoft-com:vml" xmlns:wp14="http://schemas.microsoft.com/office/word/2010/wordprocessingDrawing" xmlns:wp="http://schemas.openxmlformats.org/drawingml/2006/wordprocessingDrawing" xmlns:w10="urn:schemas-microsoft-com:office:word" xmlns:w="http://schemas.openxmlformats.org/wordprocessingml/2006/main" xmlns:w14="http://schemas.microsoft.com/office/word/2010/wordml" xmlns:w15="http://schemas.microsoft.com/office/word/2012/wordml" xmlns:w16se="http://schemas.microsoft.com/office/word/2015/wordml/symex" xmlns:wpg="http://schemas.microsoft.com/office/word/2010/wordprocessingGroup" xmlns:wpi="http://schemas.microsoft.com/office/word/2010/wordprocessingInk" xmlns:wne="http://schemas.microsoft.com/office/word/2006/wordml" xmlns:wps="http://schemas.microsoft.com/office/word/2010/wordprocessingShape" mc:Ignorable="w14 w15 w16se wp14">
   <w:abstractNum w:abstractNumId="0" w15:restartNumberingAfterBreak="0">
     <w:nsid w:val="00000002"/>
     <w:multiLevelType w:val="multilevel"/>
@@ -16798,47 +16900,47 @@
       </w:pPr>
     </w:lvl>
   </w:abstractNum>
-  <w:num w:numId="1" w16cid:durableId="109863628">
+  <w:num w:numId="1">
     <w:abstractNumId w:val="1"/>
   </w:num>
-  <w:num w:numId="2" w16cid:durableId="79329343">
+  <w:num w:numId="2">
     <w:abstractNumId w:val="3"/>
   </w:num>
-  <w:num w:numId="3" w16cid:durableId="1573466001">
+  <w:num w:numId="3">
     <w:abstractNumId w:val="4"/>
   </w:num>
-  <w:num w:numId="4" w16cid:durableId="290868040">
+  <w:num w:numId="4">
     <w:abstractNumId w:val="9"/>
   </w:num>
-  <w:num w:numId="5" w16cid:durableId="2034188490">
+  <w:num w:numId="5">
     <w:abstractNumId w:val="8"/>
   </w:num>
-  <w:num w:numId="6" w16cid:durableId="1101946727">
+  <w:num w:numId="6">
     <w:abstractNumId w:val="6"/>
   </w:num>
-  <w:num w:numId="7" w16cid:durableId="1969971178">
+  <w:num w:numId="7">
     <w:abstractNumId w:val="5"/>
   </w:num>
-  <w:num w:numId="8" w16cid:durableId="393159177">
+  <w:num w:numId="8">
     <w:abstractNumId w:val="0"/>
   </w:num>
-  <w:num w:numId="9" w16cid:durableId="1888957348">
+  <w:num w:numId="9">
     <w:abstractNumId w:val="11"/>
   </w:num>
-  <w:num w:numId="10" w16cid:durableId="61026983">
+  <w:num w:numId="10">
     <w:abstractNumId w:val="10"/>
   </w:num>
-  <w:num w:numId="11" w16cid:durableId="741408944">
+  <w:num w:numId="11">
     <w:abstractNumId w:val="2"/>
   </w:num>
-  <w:num w:numId="12" w16cid:durableId="1171019366">
+  <w:num w:numId="12">
     <w:abstractNumId w:val="7"/>
   </w:num>
 </w:numbering>
 </file>
 
 <file path=word/styles.xml><?xml version="1.0" encoding="utf-8"?>
-<w:styles xmlns:mc="http://schemas.openxmlformats.org/markup-compatibility/2006" xmlns:r="http://schemas.openxmlformats.org/officeDocument/2006/relationships" xmlns:w="http://schemas.openxmlformats.org/wordprocessingml/2006/main" xmlns:w14="http://schemas.microsoft.com/office/word/2010/wordml" xmlns:w15="http://schemas.microsoft.com/office/word/2012/wordml" xmlns:w16cex="http://schemas.microsoft.com/office/word/2018/wordml/cex" xmlns:w16cid="http://schemas.microsoft.com/office/word/2016/wordml/cid" xmlns:w16="http://schemas.microsoft.com/office/word/2018/wordml" xmlns:w16du="http://schemas.microsoft.com/office/word/2023/wordml/word16du" xmlns:w16sdtdh="http://schemas.microsoft.com/office/word/2020/wordml/sdtdatahash" xmlns:w16sdtfl="http://schemas.microsoft.com/office/word/2024/wordml/sdtformatlock" xmlns:w16se="http://schemas.microsoft.com/office/word/2015/wordml/symex" mc:Ignorable="w14 w15 w16se w16cid w16 w16cex w16sdtdh w16sdtfl w16du">
+<w:styles xmlns:mc="http://schemas.openxmlformats.org/markup-compatibility/2006" xmlns:r="http://schemas.openxmlformats.org/officeDocument/2006/relationships" xmlns:w="http://schemas.openxmlformats.org/wordprocessingml/2006/main" xmlns:w14="http://schemas.microsoft.com/office/word/2010/wordml" xmlns:w15="http://schemas.microsoft.com/office/word/2012/wordml" xmlns:w16se="http://schemas.microsoft.com/office/word/2015/wordml/symex" mc:Ignorable="w14 w15 w16se">
   <w:docDefaults>
     <w:rPrDefault>
       <w:rPr>
@@ -16854,7 +16956,7 @@
       </w:pPr>
     </w:pPrDefault>
   </w:docDefaults>
-  <w:latentStyles w:defLockedState="0" w:defUIPriority="99" w:defSemiHidden="0" w:defUnhideWhenUsed="0" w:defQFormat="0" w:count="376">
+  <w:latentStyles w:defLockedState="0" w:defUIPriority="99" w:defSemiHidden="0" w:defUnhideWhenUsed="0" w:defQFormat="0" w:count="371">
     <w:lsdException w:name="Normal" w:uiPriority="0" w:qFormat="1"/>
     <w:lsdException w:name="heading 1" w:uiPriority="9" w:qFormat="1"/>
     <w:lsdException w:name="heading 2" w:semiHidden="1" w:uiPriority="9" w:unhideWhenUsed="1" w:qFormat="1"/>
@@ -17226,11 +17328,6 @@
     <w:lsdException w:name="List Table 5 Dark Accent 6" w:uiPriority="50"/>
     <w:lsdException w:name="List Table 6 Colorful Accent 6" w:uiPriority="51"/>
     <w:lsdException w:name="List Table 7 Colorful Accent 6" w:uiPriority="52"/>
-    <w:lsdException w:name="Mention" w:semiHidden="1" w:unhideWhenUsed="1"/>
-    <w:lsdException w:name="Smart Hyperlink" w:semiHidden="1" w:unhideWhenUsed="1"/>
-    <w:lsdException w:name="Hashtag" w:semiHidden="1" w:unhideWhenUsed="1"/>
-    <w:lsdException w:name="Unresolved Mention" w:semiHidden="1" w:unhideWhenUsed="1"/>
-    <w:lsdException w:name="Smart Link" w:semiHidden="1" w:unhideWhenUsed="1"/>
   </w:latentStyles>
   <w:style w:type="paragraph" w:default="1" w:styleId="Normal">
     <w:name w:val="Normal"/>
@@ -21567,7 +21664,7 @@
       </w:tblCellMar>
     </w:tblPr>
   </w:style>
-  <w:style w:type="character" w:styleId="MenoPendente">
+  <w:style w:type="character" w:customStyle="1" w:styleId="UnresolvedMention">
     <w:name w:val="Unresolved Mention"/>
     <w:basedOn w:val="Fontepargpadro"/>
     <w:uiPriority w:val="99"/>
